--- a/NBD_project_Valeri.docx
+++ b/NBD_project_Valeri.docx
@@ -554,7 +554,7 @@
             </w:rPr>
             <w:fldChar w:fldCharType="separate"/>
           </w:r>
-          <w:hyperlink w:anchor="_Toc223447927" w:history="1">
+          <w:hyperlink w:anchor="_Toc224570138" w:history="1">
             <w:r>
               <w:rPr>
                 <w:rStyle w:val="Hyperlink"/>
@@ -592,7 +592,7 @@
               <w:rPr>
                 <w:webHidden/>
               </w:rPr>
-              <w:instrText xml:space="preserve"> PAGEREF _Toc223447927 \h </w:instrText>
+              <w:instrText xml:space="preserve"> PAGEREF _Toc224570138 \h </w:instrText>
             </w:r>
             <w:r>
               <w:rPr>
@@ -609,7 +609,7 @@
               <w:rPr>
                 <w:webHidden/>
               </w:rPr>
-              <w:t>3</w:t>
+              <w:t>4</w:t>
             </w:r>
             <w:r>
               <w:rPr>
@@ -629,7 +629,7 @@
               <w14:ligatures w14:val="standardContextual"/>
             </w:rPr>
           </w:pPr>
-          <w:hyperlink w:anchor="_Toc223447928" w:history="1">
+          <w:hyperlink w:anchor="_Toc224570139" w:history="1">
             <w:r>
               <w:rPr>
                 <w:rStyle w:val="Hyperlink"/>
@@ -652,7 +652,7 @@
               <w:rPr>
                 <w:webHidden/>
               </w:rPr>
-              <w:instrText xml:space="preserve"> PAGEREF _Toc223447928 \h </w:instrText>
+              <w:instrText xml:space="preserve"> PAGEREF _Toc224570139 \h </w:instrText>
             </w:r>
             <w:r>
               <w:rPr>
@@ -669,7 +669,7 @@
               <w:rPr>
                 <w:webHidden/>
               </w:rPr>
-              <w:t>3</w:t>
+              <w:t>4</w:t>
             </w:r>
             <w:r>
               <w:rPr>
@@ -689,7 +689,7 @@
               <w14:ligatures w14:val="standardContextual"/>
             </w:rPr>
           </w:pPr>
-          <w:hyperlink w:anchor="_Toc223447929" w:history="1">
+          <w:hyperlink w:anchor="_Toc224570140" w:history="1">
             <w:r>
               <w:rPr>
                 <w:rStyle w:val="Hyperlink"/>
@@ -712,7 +712,7 @@
               <w:rPr>
                 <w:webHidden/>
               </w:rPr>
-              <w:instrText xml:space="preserve"> PAGEREF _Toc223447929 \h </w:instrText>
+              <w:instrText xml:space="preserve"> PAGEREF _Toc224570140 \h </w:instrText>
             </w:r>
             <w:r>
               <w:rPr>
@@ -729,7 +729,7 @@
               <w:rPr>
                 <w:webHidden/>
               </w:rPr>
-              <w:t>4</w:t>
+              <w:t>5</w:t>
             </w:r>
             <w:r>
               <w:rPr>
@@ -754,7 +754,7 @@
               <w14:ligatures w14:val="standardContextual"/>
             </w:rPr>
           </w:pPr>
-          <w:hyperlink w:anchor="_Toc223447930" w:history="1">
+          <w:hyperlink w:anchor="_Toc224570141" w:history="1">
             <w:r>
               <w:rPr>
                 <w:rStyle w:val="Hyperlink"/>
@@ -781,7 +781,7 @@
                 <w:noProof/>
                 <w:webHidden/>
               </w:rPr>
-              <w:instrText xml:space="preserve"> PAGEREF _Toc223447930 \h </w:instrText>
+              <w:instrText xml:space="preserve"> PAGEREF _Toc224570141 \h </w:instrText>
             </w:r>
             <w:r>
               <w:rPr>
@@ -801,7 +801,7 @@
                 <w:noProof/>
                 <w:webHidden/>
               </w:rPr>
-              <w:t>5</w:t>
+              <w:t>6</w:t>
             </w:r>
             <w:r>
               <w:rPr>
@@ -822,7 +822,7 @@
               <w14:ligatures w14:val="standardContextual"/>
             </w:rPr>
           </w:pPr>
-          <w:hyperlink w:anchor="_Toc223447931" w:history="1">
+          <w:hyperlink w:anchor="_Toc224570142" w:history="1">
             <w:r>
               <w:rPr>
                 <w:rStyle w:val="Hyperlink"/>
@@ -845,7 +845,7 @@
               <w:rPr>
                 <w:webHidden/>
               </w:rPr>
-              <w:instrText xml:space="preserve"> PAGEREF _Toc223447931 \h </w:instrText>
+              <w:instrText xml:space="preserve"> PAGEREF _Toc224570142 \h </w:instrText>
             </w:r>
             <w:r>
               <w:rPr>
@@ -862,7 +862,7 @@
               <w:rPr>
                 <w:webHidden/>
               </w:rPr>
-              <w:t>5</w:t>
+              <w:t>6</w:t>
             </w:r>
             <w:r>
               <w:rPr>
@@ -882,7 +882,7 @@
               <w14:ligatures w14:val="standardContextual"/>
             </w:rPr>
           </w:pPr>
-          <w:hyperlink w:anchor="_Toc223447932" w:history="1">
+          <w:hyperlink w:anchor="_Toc224570143" w:history="1">
             <w:r>
               <w:rPr>
                 <w:rStyle w:val="Hyperlink"/>
@@ -905,7 +905,7 @@
               <w:rPr>
                 <w:webHidden/>
               </w:rPr>
-              <w:instrText xml:space="preserve"> PAGEREF _Toc223447932 \h </w:instrText>
+              <w:instrText xml:space="preserve"> PAGEREF _Toc224570143 \h </w:instrText>
             </w:r>
             <w:r>
               <w:rPr>
@@ -922,7 +922,7 @@
               <w:rPr>
                 <w:webHidden/>
               </w:rPr>
-              <w:t>6</w:t>
+              <w:t>7</w:t>
             </w:r>
             <w:r>
               <w:rPr>
@@ -942,7 +942,7 @@
               <w14:ligatures w14:val="standardContextual"/>
             </w:rPr>
           </w:pPr>
-          <w:hyperlink w:anchor="_Toc223447933" w:history="1">
+          <w:hyperlink w:anchor="_Toc224570144" w:history="1">
             <w:r>
               <w:rPr>
                 <w:rStyle w:val="Hyperlink"/>
@@ -980,7 +980,7 @@
               <w:rPr>
                 <w:webHidden/>
               </w:rPr>
-              <w:instrText xml:space="preserve"> PAGEREF _Toc223447933 \h </w:instrText>
+              <w:instrText xml:space="preserve"> PAGEREF _Toc224570144 \h </w:instrText>
             </w:r>
             <w:r>
               <w:rPr>
@@ -997,7 +997,7 @@
               <w:rPr>
                 <w:webHidden/>
               </w:rPr>
-              <w:t>7</w:t>
+              <w:t>8</w:t>
             </w:r>
             <w:r>
               <w:rPr>
@@ -1017,7 +1017,7 @@
               <w14:ligatures w14:val="standardContextual"/>
             </w:rPr>
           </w:pPr>
-          <w:hyperlink w:anchor="_Toc223447934" w:history="1">
+          <w:hyperlink w:anchor="_Toc224570145" w:history="1">
             <w:r>
               <w:rPr>
                 <w:rStyle w:val="Hyperlink"/>
@@ -1040,7 +1040,7 @@
               <w:rPr>
                 <w:webHidden/>
               </w:rPr>
-              <w:instrText xml:space="preserve"> PAGEREF _Toc223447934 \h </w:instrText>
+              <w:instrText xml:space="preserve"> PAGEREF _Toc224570145 \h </w:instrText>
             </w:r>
             <w:r>
               <w:rPr>
@@ -1057,7 +1057,7 @@
               <w:rPr>
                 <w:webHidden/>
               </w:rPr>
-              <w:t>8</w:t>
+              <w:t>9</w:t>
             </w:r>
             <w:r>
               <w:rPr>
@@ -1082,7 +1082,7 @@
               <w14:ligatures w14:val="standardContextual"/>
             </w:rPr>
           </w:pPr>
-          <w:hyperlink w:anchor="_Toc223447935" w:history="1">
+          <w:hyperlink w:anchor="_Toc224570146" w:history="1">
             <w:r>
               <w:rPr>
                 <w:rStyle w:val="Hyperlink"/>
@@ -1109,7 +1109,7 @@
                 <w:noProof/>
                 <w:webHidden/>
               </w:rPr>
-              <w:instrText xml:space="preserve"> PAGEREF _Toc223447935 \h </w:instrText>
+              <w:instrText xml:space="preserve"> PAGEREF _Toc224570146 \h </w:instrText>
             </w:r>
             <w:r>
               <w:rPr>
@@ -1129,7 +1129,7 @@
                 <w:noProof/>
                 <w:webHidden/>
               </w:rPr>
-              <w:t>8</w:t>
+              <w:t>9</w:t>
             </w:r>
             <w:r>
               <w:rPr>
@@ -1155,7 +1155,7 @@
               <w14:ligatures w14:val="standardContextual"/>
             </w:rPr>
           </w:pPr>
-          <w:hyperlink w:anchor="_Toc223447936" w:history="1">
+          <w:hyperlink w:anchor="_Toc224570147" w:history="1">
             <w:r>
               <w:rPr>
                 <w:rStyle w:val="Hyperlink"/>
@@ -1182,7 +1182,7 @@
                 <w:noProof/>
                 <w:webHidden/>
               </w:rPr>
-              <w:instrText xml:space="preserve"> PAGEREF _Toc223447936 \h </w:instrText>
+              <w:instrText xml:space="preserve"> PAGEREF _Toc224570147 \h </w:instrText>
             </w:r>
             <w:r>
               <w:rPr>
@@ -1202,7 +1202,7 @@
                 <w:noProof/>
                 <w:webHidden/>
               </w:rPr>
-              <w:t>8</w:t>
+              <w:t>9</w:t>
             </w:r>
             <w:r>
               <w:rPr>
@@ -1223,7 +1223,7 @@
               <w14:ligatures w14:val="standardContextual"/>
             </w:rPr>
           </w:pPr>
-          <w:hyperlink w:anchor="_Toc223447937" w:history="1">
+          <w:hyperlink w:anchor="_Toc224570148" w:history="1">
             <w:r>
               <w:rPr>
                 <w:rStyle w:val="Hyperlink"/>
@@ -1246,7 +1246,7 @@
               <w:rPr>
                 <w:webHidden/>
               </w:rPr>
-              <w:instrText xml:space="preserve"> PAGEREF _Toc223447937 \h </w:instrText>
+              <w:instrText xml:space="preserve"> PAGEREF _Toc224570148 \h </w:instrText>
             </w:r>
             <w:r>
               <w:rPr>
@@ -1263,7 +1263,7 @@
               <w:rPr>
                 <w:webHidden/>
               </w:rPr>
-              <w:t>9</w:t>
+              <w:t>10</w:t>
             </w:r>
             <w:r>
               <w:rPr>
@@ -1283,7 +1283,7 @@
               <w14:ligatures w14:val="standardContextual"/>
             </w:rPr>
           </w:pPr>
-          <w:hyperlink w:anchor="_Toc223447939" w:history="1">
+          <w:hyperlink w:anchor="_Toc224570150" w:history="1">
             <w:r>
               <w:rPr>
                 <w:rStyle w:val="Hyperlink"/>
@@ -1306,7 +1306,7 @@
               <w:rPr>
                 <w:webHidden/>
               </w:rPr>
-              <w:instrText xml:space="preserve"> PAGEREF _Toc223447939 \h </w:instrText>
+              <w:instrText xml:space="preserve"> PAGEREF _Toc224570150 \h </w:instrText>
             </w:r>
             <w:r>
               <w:rPr>
@@ -1323,7 +1323,7 @@
               <w:rPr>
                 <w:webHidden/>
               </w:rPr>
-              <w:t>9</w:t>
+              <w:t>10</w:t>
             </w:r>
             <w:r>
               <w:rPr>
@@ -1343,11 +1343,10 @@
               <w14:ligatures w14:val="standardContextual"/>
             </w:rPr>
           </w:pPr>
-          <w:hyperlink w:anchor="_Toc223447940" w:history="1">
+          <w:hyperlink w:anchor="_Toc224570151" w:history="1">
             <w:r>
               <w:rPr>
                 <w:rStyle w:val="Hyperlink"/>
-                <w:bCs/>
               </w:rPr>
               <w:t>3.</w:t>
             </w:r>
@@ -1382,7 +1381,7 @@
               <w:rPr>
                 <w:webHidden/>
               </w:rPr>
-              <w:instrText xml:space="preserve"> PAGEREF _Toc223447940 \h </w:instrText>
+              <w:instrText xml:space="preserve"> PAGEREF _Toc224570151 \h </w:instrText>
             </w:r>
             <w:r>
               <w:rPr>
@@ -1399,7 +1398,949 @@
               <w:rPr>
                 <w:webHidden/>
               </w:rPr>
-              <w:t>11</w:t>
+              <w:t>13</w:t>
+            </w:r>
+            <w:r>
+              <w:rPr>
+                <w:webHidden/>
+              </w:rPr>
+              <w:fldChar w:fldCharType="end"/>
+            </w:r>
+          </w:hyperlink>
+        </w:p>
+        <w:p>
+          <w:pPr>
+            <w:pStyle w:val="TOC2"/>
+            <w:rPr>
+              <w:rFonts w:asciiTheme="minorHAnsi" w:eastAsiaTheme="minorEastAsia" w:hAnsiTheme="minorHAnsi" w:cstheme="minorBidi"/>
+              <w:kern w:val="2"/>
+              <w:lang w:val="en-US" w:eastAsia="en-US"/>
+              <w14:ligatures w14:val="standardContextual"/>
+            </w:rPr>
+          </w:pPr>
+          <w:hyperlink w:anchor="_Toc224570152" w:history="1">
+            <w:r>
+              <w:rPr>
+                <w:rStyle w:val="Hyperlink"/>
+                <w:lang w:val="en-US"/>
+              </w:rPr>
+              <w:t xml:space="preserve">3.1. </w:t>
+            </w:r>
+            <w:r>
+              <w:rPr>
+                <w:rStyle w:val="Hyperlink"/>
+              </w:rPr>
+              <w:t>Структура на данните</w:t>
+            </w:r>
+            <w:r>
+              <w:rPr>
+                <w:webHidden/>
+              </w:rPr>
+              <w:tab/>
+            </w:r>
+            <w:r>
+              <w:rPr>
+                <w:webHidden/>
+              </w:rPr>
+              <w:fldChar w:fldCharType="begin"/>
+            </w:r>
+            <w:r>
+              <w:rPr>
+                <w:webHidden/>
+              </w:rPr>
+              <w:instrText xml:space="preserve"> PAGEREF _Toc224570152 \h </w:instrText>
+            </w:r>
+            <w:r>
+              <w:rPr>
+                <w:webHidden/>
+              </w:rPr>
+            </w:r>
+            <w:r>
+              <w:rPr>
+                <w:webHidden/>
+              </w:rPr>
+              <w:fldChar w:fldCharType="separate"/>
+            </w:r>
+            <w:r>
+              <w:rPr>
+                <w:webHidden/>
+              </w:rPr>
+              <w:t>13</w:t>
+            </w:r>
+            <w:r>
+              <w:rPr>
+                <w:webHidden/>
+              </w:rPr>
+              <w:fldChar w:fldCharType="end"/>
+            </w:r>
+          </w:hyperlink>
+        </w:p>
+        <w:p>
+          <w:pPr>
+            <w:pStyle w:val="TOC3"/>
+            <w:tabs>
+              <w:tab w:val="right" w:pos="9396"/>
+            </w:tabs>
+            <w:rPr>
+              <w:rFonts w:asciiTheme="minorHAnsi" w:eastAsiaTheme="minorEastAsia" w:hAnsiTheme="minorHAnsi" w:cstheme="minorBidi"/>
+              <w:noProof/>
+              <w:kern w:val="2"/>
+              <w:szCs w:val="24"/>
+              <w:lang w:val="en-US" w:eastAsia="en-US"/>
+              <w14:ligatures w14:val="standardContextual"/>
+            </w:rPr>
+          </w:pPr>
+          <w:hyperlink w:anchor="_Toc224570153" w:history="1">
+            <w:r>
+              <w:rPr>
+                <w:rStyle w:val="Hyperlink"/>
+                <w:noProof/>
+                <w:lang w:val="en-US"/>
+              </w:rPr>
+              <w:t>Колекция Users</w:t>
+            </w:r>
+            <w:r>
+              <w:rPr>
+                <w:noProof/>
+                <w:webHidden/>
+              </w:rPr>
+              <w:tab/>
+            </w:r>
+            <w:r>
+              <w:rPr>
+                <w:noProof/>
+                <w:webHidden/>
+              </w:rPr>
+              <w:fldChar w:fldCharType="begin"/>
+            </w:r>
+            <w:r>
+              <w:rPr>
+                <w:noProof/>
+                <w:webHidden/>
+              </w:rPr>
+              <w:instrText xml:space="preserve"> PAGEREF _Toc224570153 \h </w:instrText>
+            </w:r>
+            <w:r>
+              <w:rPr>
+                <w:noProof/>
+                <w:webHidden/>
+              </w:rPr>
+            </w:r>
+            <w:r>
+              <w:rPr>
+                <w:noProof/>
+                <w:webHidden/>
+              </w:rPr>
+              <w:fldChar w:fldCharType="separate"/>
+            </w:r>
+            <w:r>
+              <w:rPr>
+                <w:noProof/>
+                <w:webHidden/>
+              </w:rPr>
+              <w:t>13</w:t>
+            </w:r>
+            <w:r>
+              <w:rPr>
+                <w:noProof/>
+                <w:webHidden/>
+              </w:rPr>
+              <w:fldChar w:fldCharType="end"/>
+            </w:r>
+          </w:hyperlink>
+        </w:p>
+        <w:p>
+          <w:pPr>
+            <w:pStyle w:val="TOC3"/>
+            <w:tabs>
+              <w:tab w:val="right" w:pos="9396"/>
+            </w:tabs>
+            <w:rPr>
+              <w:rFonts w:asciiTheme="minorHAnsi" w:eastAsiaTheme="minorEastAsia" w:hAnsiTheme="minorHAnsi" w:cstheme="minorBidi"/>
+              <w:noProof/>
+              <w:kern w:val="2"/>
+              <w:szCs w:val="24"/>
+              <w:lang w:val="en-US" w:eastAsia="en-US"/>
+              <w14:ligatures w14:val="standardContextual"/>
+            </w:rPr>
+          </w:pPr>
+          <w:hyperlink w:anchor="_Toc224570154" w:history="1">
+            <w:r>
+              <w:rPr>
+                <w:rStyle w:val="Hyperlink"/>
+                <w:noProof/>
+                <w:lang w:val="en-US"/>
+              </w:rPr>
+              <w:t>Колекция Lifts</w:t>
+            </w:r>
+            <w:r>
+              <w:rPr>
+                <w:noProof/>
+                <w:webHidden/>
+              </w:rPr>
+              <w:tab/>
+            </w:r>
+            <w:r>
+              <w:rPr>
+                <w:noProof/>
+                <w:webHidden/>
+              </w:rPr>
+              <w:fldChar w:fldCharType="begin"/>
+            </w:r>
+            <w:r>
+              <w:rPr>
+                <w:noProof/>
+                <w:webHidden/>
+              </w:rPr>
+              <w:instrText xml:space="preserve"> PAGEREF _Toc224570154 \h </w:instrText>
+            </w:r>
+            <w:r>
+              <w:rPr>
+                <w:noProof/>
+                <w:webHidden/>
+              </w:rPr>
+            </w:r>
+            <w:r>
+              <w:rPr>
+                <w:noProof/>
+                <w:webHidden/>
+              </w:rPr>
+              <w:fldChar w:fldCharType="separate"/>
+            </w:r>
+            <w:r>
+              <w:rPr>
+                <w:noProof/>
+                <w:webHidden/>
+              </w:rPr>
+              <w:t>14</w:t>
+            </w:r>
+            <w:r>
+              <w:rPr>
+                <w:noProof/>
+                <w:webHidden/>
+              </w:rPr>
+              <w:fldChar w:fldCharType="end"/>
+            </w:r>
+          </w:hyperlink>
+        </w:p>
+        <w:p>
+          <w:pPr>
+            <w:pStyle w:val="TOC3"/>
+            <w:tabs>
+              <w:tab w:val="right" w:pos="9396"/>
+            </w:tabs>
+            <w:rPr>
+              <w:rFonts w:asciiTheme="minorHAnsi" w:eastAsiaTheme="minorEastAsia" w:hAnsiTheme="minorHAnsi" w:cstheme="minorBidi"/>
+              <w:noProof/>
+              <w:kern w:val="2"/>
+              <w:szCs w:val="24"/>
+              <w:lang w:val="en-US" w:eastAsia="en-US"/>
+              <w14:ligatures w14:val="standardContextual"/>
+            </w:rPr>
+          </w:pPr>
+          <w:hyperlink w:anchor="_Toc224570155" w:history="1">
+            <w:r>
+              <w:rPr>
+                <w:rStyle w:val="Hyperlink"/>
+                <w:noProof/>
+                <w:lang w:val="en-US"/>
+              </w:rPr>
+              <w:t>Колекция Slopes</w:t>
+            </w:r>
+            <w:r>
+              <w:rPr>
+                <w:noProof/>
+                <w:webHidden/>
+              </w:rPr>
+              <w:tab/>
+            </w:r>
+            <w:r>
+              <w:rPr>
+                <w:noProof/>
+                <w:webHidden/>
+              </w:rPr>
+              <w:fldChar w:fldCharType="begin"/>
+            </w:r>
+            <w:r>
+              <w:rPr>
+                <w:noProof/>
+                <w:webHidden/>
+              </w:rPr>
+              <w:instrText xml:space="preserve"> PAGEREF _Toc224570155 \h </w:instrText>
+            </w:r>
+            <w:r>
+              <w:rPr>
+                <w:noProof/>
+                <w:webHidden/>
+              </w:rPr>
+            </w:r>
+            <w:r>
+              <w:rPr>
+                <w:noProof/>
+                <w:webHidden/>
+              </w:rPr>
+              <w:fldChar w:fldCharType="separate"/>
+            </w:r>
+            <w:r>
+              <w:rPr>
+                <w:noProof/>
+                <w:webHidden/>
+              </w:rPr>
+              <w:t>15</w:t>
+            </w:r>
+            <w:r>
+              <w:rPr>
+                <w:noProof/>
+                <w:webHidden/>
+              </w:rPr>
+              <w:fldChar w:fldCharType="end"/>
+            </w:r>
+          </w:hyperlink>
+        </w:p>
+        <w:p>
+          <w:pPr>
+            <w:pStyle w:val="TOC3"/>
+            <w:tabs>
+              <w:tab w:val="right" w:pos="9396"/>
+            </w:tabs>
+            <w:rPr>
+              <w:rFonts w:asciiTheme="minorHAnsi" w:eastAsiaTheme="minorEastAsia" w:hAnsiTheme="minorHAnsi" w:cstheme="minorBidi"/>
+              <w:noProof/>
+              <w:kern w:val="2"/>
+              <w:szCs w:val="24"/>
+              <w:lang w:val="en-US" w:eastAsia="en-US"/>
+              <w14:ligatures w14:val="standardContextual"/>
+            </w:rPr>
+          </w:pPr>
+          <w:hyperlink w:anchor="_Toc224570156" w:history="1">
+            <w:r>
+              <w:rPr>
+                <w:rStyle w:val="Hyperlink"/>
+                <w:noProof/>
+                <w:lang w:val="en-US"/>
+              </w:rPr>
+              <w:t>Колекция skiPasses</w:t>
+            </w:r>
+            <w:r>
+              <w:rPr>
+                <w:noProof/>
+                <w:webHidden/>
+              </w:rPr>
+              <w:tab/>
+            </w:r>
+            <w:r>
+              <w:rPr>
+                <w:noProof/>
+                <w:webHidden/>
+              </w:rPr>
+              <w:fldChar w:fldCharType="begin"/>
+            </w:r>
+            <w:r>
+              <w:rPr>
+                <w:noProof/>
+                <w:webHidden/>
+              </w:rPr>
+              <w:instrText xml:space="preserve"> PAGEREF _Toc224570156 \h </w:instrText>
+            </w:r>
+            <w:r>
+              <w:rPr>
+                <w:noProof/>
+                <w:webHidden/>
+              </w:rPr>
+            </w:r>
+            <w:r>
+              <w:rPr>
+                <w:noProof/>
+                <w:webHidden/>
+              </w:rPr>
+              <w:fldChar w:fldCharType="separate"/>
+            </w:r>
+            <w:r>
+              <w:rPr>
+                <w:noProof/>
+                <w:webHidden/>
+              </w:rPr>
+              <w:t>15</w:t>
+            </w:r>
+            <w:r>
+              <w:rPr>
+                <w:noProof/>
+                <w:webHidden/>
+              </w:rPr>
+              <w:fldChar w:fldCharType="end"/>
+            </w:r>
+          </w:hyperlink>
+        </w:p>
+        <w:p>
+          <w:pPr>
+            <w:pStyle w:val="TOC3"/>
+            <w:tabs>
+              <w:tab w:val="right" w:pos="9396"/>
+            </w:tabs>
+            <w:rPr>
+              <w:rFonts w:asciiTheme="minorHAnsi" w:eastAsiaTheme="minorEastAsia" w:hAnsiTheme="minorHAnsi" w:cstheme="minorBidi"/>
+              <w:noProof/>
+              <w:kern w:val="2"/>
+              <w:szCs w:val="24"/>
+              <w:lang w:val="en-US" w:eastAsia="en-US"/>
+              <w14:ligatures w14:val="standardContextual"/>
+            </w:rPr>
+          </w:pPr>
+          <w:hyperlink w:anchor="_Toc224570157" w:history="1">
+            <w:r>
+              <w:rPr>
+                <w:rStyle w:val="Hyperlink"/>
+                <w:noProof/>
+                <w:lang w:val="en-US"/>
+              </w:rPr>
+              <w:t>Колекция Reservations</w:t>
+            </w:r>
+            <w:r>
+              <w:rPr>
+                <w:noProof/>
+                <w:webHidden/>
+              </w:rPr>
+              <w:tab/>
+            </w:r>
+            <w:r>
+              <w:rPr>
+                <w:noProof/>
+                <w:webHidden/>
+              </w:rPr>
+              <w:fldChar w:fldCharType="begin"/>
+            </w:r>
+            <w:r>
+              <w:rPr>
+                <w:noProof/>
+                <w:webHidden/>
+              </w:rPr>
+              <w:instrText xml:space="preserve"> PAGEREF _Toc224570157 \h </w:instrText>
+            </w:r>
+            <w:r>
+              <w:rPr>
+                <w:noProof/>
+                <w:webHidden/>
+              </w:rPr>
+            </w:r>
+            <w:r>
+              <w:rPr>
+                <w:noProof/>
+                <w:webHidden/>
+              </w:rPr>
+              <w:fldChar w:fldCharType="separate"/>
+            </w:r>
+            <w:r>
+              <w:rPr>
+                <w:noProof/>
+                <w:webHidden/>
+              </w:rPr>
+              <w:t>16</w:t>
+            </w:r>
+            <w:r>
+              <w:rPr>
+                <w:noProof/>
+                <w:webHidden/>
+              </w:rPr>
+              <w:fldChar w:fldCharType="end"/>
+            </w:r>
+          </w:hyperlink>
+        </w:p>
+        <w:p>
+          <w:pPr>
+            <w:pStyle w:val="TOC3"/>
+            <w:tabs>
+              <w:tab w:val="right" w:pos="9396"/>
+            </w:tabs>
+            <w:rPr>
+              <w:rFonts w:asciiTheme="minorHAnsi" w:eastAsiaTheme="minorEastAsia" w:hAnsiTheme="minorHAnsi" w:cstheme="minorBidi"/>
+              <w:noProof/>
+              <w:kern w:val="2"/>
+              <w:szCs w:val="24"/>
+              <w:lang w:val="en-US" w:eastAsia="en-US"/>
+              <w14:ligatures w14:val="standardContextual"/>
+            </w:rPr>
+          </w:pPr>
+          <w:hyperlink w:anchor="_Toc224570158" w:history="1">
+            <w:r>
+              <w:rPr>
+                <w:rStyle w:val="Hyperlink"/>
+                <w:noProof/>
+                <w:lang w:val="en-US"/>
+              </w:rPr>
+              <w:t>Колекция maintenanceReports</w:t>
+            </w:r>
+            <w:r>
+              <w:rPr>
+                <w:noProof/>
+                <w:webHidden/>
+              </w:rPr>
+              <w:tab/>
+            </w:r>
+            <w:r>
+              <w:rPr>
+                <w:noProof/>
+                <w:webHidden/>
+              </w:rPr>
+              <w:fldChar w:fldCharType="begin"/>
+            </w:r>
+            <w:r>
+              <w:rPr>
+                <w:noProof/>
+                <w:webHidden/>
+              </w:rPr>
+              <w:instrText xml:space="preserve"> PAGEREF _Toc224570158 \h </w:instrText>
+            </w:r>
+            <w:r>
+              <w:rPr>
+                <w:noProof/>
+                <w:webHidden/>
+              </w:rPr>
+            </w:r>
+            <w:r>
+              <w:rPr>
+                <w:noProof/>
+                <w:webHidden/>
+              </w:rPr>
+              <w:fldChar w:fldCharType="separate"/>
+            </w:r>
+            <w:r>
+              <w:rPr>
+                <w:noProof/>
+                <w:webHidden/>
+              </w:rPr>
+              <w:t>17</w:t>
+            </w:r>
+            <w:r>
+              <w:rPr>
+                <w:noProof/>
+                <w:webHidden/>
+              </w:rPr>
+              <w:fldChar w:fldCharType="end"/>
+            </w:r>
+          </w:hyperlink>
+        </w:p>
+        <w:p>
+          <w:pPr>
+            <w:pStyle w:val="TOC2"/>
+            <w:rPr>
+              <w:rFonts w:asciiTheme="minorHAnsi" w:eastAsiaTheme="minorEastAsia" w:hAnsiTheme="minorHAnsi" w:cstheme="minorBidi"/>
+              <w:kern w:val="2"/>
+              <w:lang w:val="en-US" w:eastAsia="en-US"/>
+              <w14:ligatures w14:val="standardContextual"/>
+            </w:rPr>
+          </w:pPr>
+          <w:hyperlink w:anchor="_Toc224570159" w:history="1">
+            <w:r>
+              <w:rPr>
+                <w:rStyle w:val="Hyperlink"/>
+                <w:lang w:val="en-US"/>
+              </w:rPr>
+              <w:t>4.2 Операции върху данните</w:t>
+            </w:r>
+            <w:r>
+              <w:rPr>
+                <w:webHidden/>
+              </w:rPr>
+              <w:tab/>
+            </w:r>
+            <w:r>
+              <w:rPr>
+                <w:webHidden/>
+              </w:rPr>
+              <w:fldChar w:fldCharType="begin"/>
+            </w:r>
+            <w:r>
+              <w:rPr>
+                <w:webHidden/>
+              </w:rPr>
+              <w:instrText xml:space="preserve"> PAGEREF _Toc224570159 \h </w:instrText>
+            </w:r>
+            <w:r>
+              <w:rPr>
+                <w:webHidden/>
+              </w:rPr>
+            </w:r>
+            <w:r>
+              <w:rPr>
+                <w:webHidden/>
+              </w:rPr>
+              <w:fldChar w:fldCharType="separate"/>
+            </w:r>
+            <w:r>
+              <w:rPr>
+                <w:webHidden/>
+              </w:rPr>
+              <w:t>17</w:t>
+            </w:r>
+            <w:r>
+              <w:rPr>
+                <w:webHidden/>
+              </w:rPr>
+              <w:fldChar w:fldCharType="end"/>
+            </w:r>
+          </w:hyperlink>
+        </w:p>
+        <w:p>
+          <w:pPr>
+            <w:pStyle w:val="TOC3"/>
+            <w:tabs>
+              <w:tab w:val="right" w:pos="9396"/>
+            </w:tabs>
+            <w:rPr>
+              <w:rFonts w:asciiTheme="minorHAnsi" w:eastAsiaTheme="minorEastAsia" w:hAnsiTheme="minorHAnsi" w:cstheme="minorBidi"/>
+              <w:noProof/>
+              <w:kern w:val="2"/>
+              <w:szCs w:val="24"/>
+              <w:lang w:val="en-US" w:eastAsia="en-US"/>
+              <w14:ligatures w14:val="standardContextual"/>
+            </w:rPr>
+          </w:pPr>
+          <w:hyperlink w:anchor="_Toc224570160" w:history="1">
+            <w:r>
+              <w:rPr>
+                <w:rStyle w:val="Hyperlink"/>
+                <w:noProof/>
+                <w:lang w:val="en-US"/>
+              </w:rPr>
+              <w:t>Създаване на записи (Create)</w:t>
+            </w:r>
+            <w:r>
+              <w:rPr>
+                <w:noProof/>
+                <w:webHidden/>
+              </w:rPr>
+              <w:tab/>
+            </w:r>
+            <w:r>
+              <w:rPr>
+                <w:noProof/>
+                <w:webHidden/>
+              </w:rPr>
+              <w:fldChar w:fldCharType="begin"/>
+            </w:r>
+            <w:r>
+              <w:rPr>
+                <w:noProof/>
+                <w:webHidden/>
+              </w:rPr>
+              <w:instrText xml:space="preserve"> PAGEREF _Toc224570160 \h </w:instrText>
+            </w:r>
+            <w:r>
+              <w:rPr>
+                <w:noProof/>
+                <w:webHidden/>
+              </w:rPr>
+            </w:r>
+            <w:r>
+              <w:rPr>
+                <w:noProof/>
+                <w:webHidden/>
+              </w:rPr>
+              <w:fldChar w:fldCharType="separate"/>
+            </w:r>
+            <w:r>
+              <w:rPr>
+                <w:noProof/>
+                <w:webHidden/>
+              </w:rPr>
+              <w:t>17</w:t>
+            </w:r>
+            <w:r>
+              <w:rPr>
+                <w:noProof/>
+                <w:webHidden/>
+              </w:rPr>
+              <w:fldChar w:fldCharType="end"/>
+            </w:r>
+          </w:hyperlink>
+        </w:p>
+        <w:p>
+          <w:pPr>
+            <w:pStyle w:val="TOC3"/>
+            <w:tabs>
+              <w:tab w:val="right" w:pos="9396"/>
+            </w:tabs>
+            <w:rPr>
+              <w:rFonts w:asciiTheme="minorHAnsi" w:eastAsiaTheme="minorEastAsia" w:hAnsiTheme="minorHAnsi" w:cstheme="minorBidi"/>
+              <w:noProof/>
+              <w:kern w:val="2"/>
+              <w:szCs w:val="24"/>
+              <w:lang w:val="en-US" w:eastAsia="en-US"/>
+              <w14:ligatures w14:val="standardContextual"/>
+            </w:rPr>
+          </w:pPr>
+          <w:hyperlink w:anchor="_Toc224570161" w:history="1">
+            <w:r>
+              <w:rPr>
+                <w:rStyle w:val="Hyperlink"/>
+                <w:noProof/>
+                <w:lang w:val="en-US"/>
+              </w:rPr>
+              <w:t>Четене на данни (Read)</w:t>
+            </w:r>
+            <w:r>
+              <w:rPr>
+                <w:noProof/>
+                <w:webHidden/>
+              </w:rPr>
+              <w:tab/>
+            </w:r>
+            <w:r>
+              <w:rPr>
+                <w:noProof/>
+                <w:webHidden/>
+              </w:rPr>
+              <w:fldChar w:fldCharType="begin"/>
+            </w:r>
+            <w:r>
+              <w:rPr>
+                <w:noProof/>
+                <w:webHidden/>
+              </w:rPr>
+              <w:instrText xml:space="preserve"> PAGEREF _Toc224570161 \h </w:instrText>
+            </w:r>
+            <w:r>
+              <w:rPr>
+                <w:noProof/>
+                <w:webHidden/>
+              </w:rPr>
+            </w:r>
+            <w:r>
+              <w:rPr>
+                <w:noProof/>
+                <w:webHidden/>
+              </w:rPr>
+              <w:fldChar w:fldCharType="separate"/>
+            </w:r>
+            <w:r>
+              <w:rPr>
+                <w:noProof/>
+                <w:webHidden/>
+              </w:rPr>
+              <w:t>18</w:t>
+            </w:r>
+            <w:r>
+              <w:rPr>
+                <w:noProof/>
+                <w:webHidden/>
+              </w:rPr>
+              <w:fldChar w:fldCharType="end"/>
+            </w:r>
+          </w:hyperlink>
+        </w:p>
+        <w:p>
+          <w:pPr>
+            <w:pStyle w:val="TOC3"/>
+            <w:tabs>
+              <w:tab w:val="right" w:pos="9396"/>
+            </w:tabs>
+            <w:rPr>
+              <w:rFonts w:asciiTheme="minorHAnsi" w:eastAsiaTheme="minorEastAsia" w:hAnsiTheme="minorHAnsi" w:cstheme="minorBidi"/>
+              <w:noProof/>
+              <w:kern w:val="2"/>
+              <w:szCs w:val="24"/>
+              <w:lang w:val="en-US" w:eastAsia="en-US"/>
+              <w14:ligatures w14:val="standardContextual"/>
+            </w:rPr>
+          </w:pPr>
+          <w:hyperlink w:anchor="_Toc224570162" w:history="1">
+            <w:r>
+              <w:rPr>
+                <w:rStyle w:val="Hyperlink"/>
+                <w:noProof/>
+                <w:lang w:val="en-US"/>
+              </w:rPr>
+              <w:t>Актуализиране на записи (Update)</w:t>
+            </w:r>
+            <w:r>
+              <w:rPr>
+                <w:noProof/>
+                <w:webHidden/>
+              </w:rPr>
+              <w:tab/>
+            </w:r>
+            <w:r>
+              <w:rPr>
+                <w:noProof/>
+                <w:webHidden/>
+              </w:rPr>
+              <w:fldChar w:fldCharType="begin"/>
+            </w:r>
+            <w:r>
+              <w:rPr>
+                <w:noProof/>
+                <w:webHidden/>
+              </w:rPr>
+              <w:instrText xml:space="preserve"> PAGEREF _Toc224570162 \h </w:instrText>
+            </w:r>
+            <w:r>
+              <w:rPr>
+                <w:noProof/>
+                <w:webHidden/>
+              </w:rPr>
+            </w:r>
+            <w:r>
+              <w:rPr>
+                <w:noProof/>
+                <w:webHidden/>
+              </w:rPr>
+              <w:fldChar w:fldCharType="separate"/>
+            </w:r>
+            <w:r>
+              <w:rPr>
+                <w:noProof/>
+                <w:webHidden/>
+              </w:rPr>
+              <w:t>18</w:t>
+            </w:r>
+            <w:r>
+              <w:rPr>
+                <w:noProof/>
+                <w:webHidden/>
+              </w:rPr>
+              <w:fldChar w:fldCharType="end"/>
+            </w:r>
+          </w:hyperlink>
+        </w:p>
+        <w:p>
+          <w:pPr>
+            <w:pStyle w:val="TOC3"/>
+            <w:tabs>
+              <w:tab w:val="right" w:pos="9396"/>
+            </w:tabs>
+            <w:rPr>
+              <w:rFonts w:asciiTheme="minorHAnsi" w:eastAsiaTheme="minorEastAsia" w:hAnsiTheme="minorHAnsi" w:cstheme="minorBidi"/>
+              <w:noProof/>
+              <w:kern w:val="2"/>
+              <w:szCs w:val="24"/>
+              <w:lang w:val="en-US" w:eastAsia="en-US"/>
+              <w14:ligatures w14:val="standardContextual"/>
+            </w:rPr>
+          </w:pPr>
+          <w:hyperlink w:anchor="_Toc224570163" w:history="1">
+            <w:r>
+              <w:rPr>
+                <w:rStyle w:val="Hyperlink"/>
+                <w:noProof/>
+                <w:lang w:val="en-US"/>
+              </w:rPr>
+              <w:t>Изтриване на записи (Delete)</w:t>
+            </w:r>
+            <w:r>
+              <w:rPr>
+                <w:noProof/>
+                <w:webHidden/>
+              </w:rPr>
+              <w:tab/>
+            </w:r>
+            <w:r>
+              <w:rPr>
+                <w:noProof/>
+                <w:webHidden/>
+              </w:rPr>
+              <w:fldChar w:fldCharType="begin"/>
+            </w:r>
+            <w:r>
+              <w:rPr>
+                <w:noProof/>
+                <w:webHidden/>
+              </w:rPr>
+              <w:instrText xml:space="preserve"> PAGEREF _Toc224570163 \h </w:instrText>
+            </w:r>
+            <w:r>
+              <w:rPr>
+                <w:noProof/>
+                <w:webHidden/>
+              </w:rPr>
+            </w:r>
+            <w:r>
+              <w:rPr>
+                <w:noProof/>
+                <w:webHidden/>
+              </w:rPr>
+              <w:fldChar w:fldCharType="separate"/>
+            </w:r>
+            <w:r>
+              <w:rPr>
+                <w:noProof/>
+                <w:webHidden/>
+              </w:rPr>
+              <w:t>19</w:t>
+            </w:r>
+            <w:r>
+              <w:rPr>
+                <w:noProof/>
+                <w:webHidden/>
+              </w:rPr>
+              <w:fldChar w:fldCharType="end"/>
+            </w:r>
+          </w:hyperlink>
+        </w:p>
+        <w:p>
+          <w:pPr>
+            <w:pStyle w:val="TOC2"/>
+            <w:rPr>
+              <w:rFonts w:asciiTheme="minorHAnsi" w:eastAsiaTheme="minorEastAsia" w:hAnsiTheme="minorHAnsi" w:cstheme="minorBidi"/>
+              <w:kern w:val="2"/>
+              <w:lang w:val="en-US" w:eastAsia="en-US"/>
+              <w14:ligatures w14:val="standardContextual"/>
+            </w:rPr>
+          </w:pPr>
+          <w:hyperlink w:anchor="_Toc224570164" w:history="1">
+            <w:r>
+              <w:rPr>
+                <w:rStyle w:val="Hyperlink"/>
+                <w:lang w:val="en-US"/>
+              </w:rPr>
+              <w:t xml:space="preserve">Допълнителни </w:t>
+            </w:r>
+            <w:r>
+              <w:rPr>
+                <w:rStyle w:val="Hyperlink"/>
+              </w:rPr>
+              <w:t>агрегиращи</w:t>
+            </w:r>
+            <w:r>
+              <w:rPr>
+                <w:rStyle w:val="Hyperlink"/>
+                <w:lang w:val="en-US"/>
+              </w:rPr>
+              <w:t xml:space="preserve"> заявки (Aggregation)</w:t>
+            </w:r>
+            <w:r>
+              <w:rPr>
+                <w:webHidden/>
+              </w:rPr>
+              <w:tab/>
+            </w:r>
+            <w:r>
+              <w:rPr>
+                <w:webHidden/>
+              </w:rPr>
+              <w:fldChar w:fldCharType="begin"/>
+            </w:r>
+            <w:r>
+              <w:rPr>
+                <w:webHidden/>
+              </w:rPr>
+              <w:instrText xml:space="preserve"> PAGEREF _Toc224570164 \h </w:instrText>
+            </w:r>
+            <w:r>
+              <w:rPr>
+                <w:webHidden/>
+              </w:rPr>
+            </w:r>
+            <w:r>
+              <w:rPr>
+                <w:webHidden/>
+              </w:rPr>
+              <w:fldChar w:fldCharType="separate"/>
+            </w:r>
+            <w:r>
+              <w:rPr>
+                <w:webHidden/>
+              </w:rPr>
+              <w:t>19</w:t>
             </w:r>
             <w:r>
               <w:rPr>
@@ -1419,7 +2360,251 @@
               <w14:ligatures w14:val="standardContextual"/>
             </w:rPr>
           </w:pPr>
-          <w:hyperlink w:anchor="_Toc223447941" w:history="1">
+          <w:hyperlink w:anchor="_Toc224570165" w:history="1">
+            <w:r>
+              <w:rPr>
+                <w:rStyle w:val="Hyperlink"/>
+                <w:lang w:val="en-US"/>
+              </w:rPr>
+              <w:t>Role-Based Access Control (RBAC)</w:t>
+            </w:r>
+            <w:r>
+              <w:rPr>
+                <w:webHidden/>
+              </w:rPr>
+              <w:tab/>
+            </w:r>
+            <w:r>
+              <w:rPr>
+                <w:webHidden/>
+              </w:rPr>
+              <w:fldChar w:fldCharType="begin"/>
+            </w:r>
+            <w:r>
+              <w:rPr>
+                <w:webHidden/>
+              </w:rPr>
+              <w:instrText xml:space="preserve"> PAGEREF _Toc224570165 \h </w:instrText>
+            </w:r>
+            <w:r>
+              <w:rPr>
+                <w:webHidden/>
+              </w:rPr>
+            </w:r>
+            <w:r>
+              <w:rPr>
+                <w:webHidden/>
+              </w:rPr>
+              <w:fldChar w:fldCharType="separate"/>
+            </w:r>
+            <w:r>
+              <w:rPr>
+                <w:webHidden/>
+              </w:rPr>
+              <w:t>20</w:t>
+            </w:r>
+            <w:r>
+              <w:rPr>
+                <w:webHidden/>
+              </w:rPr>
+              <w:fldChar w:fldCharType="end"/>
+            </w:r>
+          </w:hyperlink>
+        </w:p>
+        <w:p>
+          <w:pPr>
+            <w:pStyle w:val="TOC2"/>
+            <w:rPr>
+              <w:rFonts w:asciiTheme="minorHAnsi" w:eastAsiaTheme="minorEastAsia" w:hAnsiTheme="minorHAnsi" w:cstheme="minorBidi"/>
+              <w:kern w:val="2"/>
+              <w:lang w:val="en-US" w:eastAsia="en-US"/>
+              <w14:ligatures w14:val="standardContextual"/>
+            </w:rPr>
+          </w:pPr>
+          <w:hyperlink w:anchor="_Toc224570166" w:history="1">
+            <w:r>
+              <w:rPr>
+                <w:rStyle w:val="Hyperlink"/>
+                <w:lang w:val="en-US"/>
+              </w:rPr>
+              <w:t>Администратор (resortAdmin)</w:t>
+            </w:r>
+            <w:r>
+              <w:rPr>
+                <w:webHidden/>
+              </w:rPr>
+              <w:tab/>
+            </w:r>
+            <w:r>
+              <w:rPr>
+                <w:webHidden/>
+              </w:rPr>
+              <w:fldChar w:fldCharType="begin"/>
+            </w:r>
+            <w:r>
+              <w:rPr>
+                <w:webHidden/>
+              </w:rPr>
+              <w:instrText xml:space="preserve"> PAGEREF _Toc224570166 \h </w:instrText>
+            </w:r>
+            <w:r>
+              <w:rPr>
+                <w:webHidden/>
+              </w:rPr>
+            </w:r>
+            <w:r>
+              <w:rPr>
+                <w:webHidden/>
+              </w:rPr>
+              <w:fldChar w:fldCharType="separate"/>
+            </w:r>
+            <w:r>
+              <w:rPr>
+                <w:webHidden/>
+              </w:rPr>
+              <w:t>20</w:t>
+            </w:r>
+            <w:r>
+              <w:rPr>
+                <w:webHidden/>
+              </w:rPr>
+              <w:fldChar w:fldCharType="end"/>
+            </w:r>
+          </w:hyperlink>
+        </w:p>
+        <w:p>
+          <w:pPr>
+            <w:pStyle w:val="TOC2"/>
+            <w:rPr>
+              <w:rFonts w:asciiTheme="minorHAnsi" w:eastAsiaTheme="minorEastAsia" w:hAnsiTheme="minorHAnsi" w:cstheme="minorBidi"/>
+              <w:kern w:val="2"/>
+              <w:lang w:val="en-US" w:eastAsia="en-US"/>
+              <w14:ligatures w14:val="standardContextual"/>
+            </w:rPr>
+          </w:pPr>
+          <w:hyperlink w:anchor="_Toc224570167" w:history="1">
+            <w:r>
+              <w:rPr>
+                <w:rStyle w:val="Hyperlink"/>
+                <w:lang w:val="en-US"/>
+              </w:rPr>
+              <w:t>Оператор (resortOperator)</w:t>
+            </w:r>
+            <w:r>
+              <w:rPr>
+                <w:webHidden/>
+              </w:rPr>
+              <w:tab/>
+            </w:r>
+            <w:r>
+              <w:rPr>
+                <w:webHidden/>
+              </w:rPr>
+              <w:fldChar w:fldCharType="begin"/>
+            </w:r>
+            <w:r>
+              <w:rPr>
+                <w:webHidden/>
+              </w:rPr>
+              <w:instrText xml:space="preserve"> PAGEREF _Toc224570167 \h </w:instrText>
+            </w:r>
+            <w:r>
+              <w:rPr>
+                <w:webHidden/>
+              </w:rPr>
+            </w:r>
+            <w:r>
+              <w:rPr>
+                <w:webHidden/>
+              </w:rPr>
+              <w:fldChar w:fldCharType="separate"/>
+            </w:r>
+            <w:r>
+              <w:rPr>
+                <w:webHidden/>
+              </w:rPr>
+              <w:t>20</w:t>
+            </w:r>
+            <w:r>
+              <w:rPr>
+                <w:webHidden/>
+              </w:rPr>
+              <w:fldChar w:fldCharType="end"/>
+            </w:r>
+          </w:hyperlink>
+        </w:p>
+        <w:p>
+          <w:pPr>
+            <w:pStyle w:val="TOC2"/>
+            <w:rPr>
+              <w:rFonts w:asciiTheme="minorHAnsi" w:eastAsiaTheme="minorEastAsia" w:hAnsiTheme="minorHAnsi" w:cstheme="minorBidi"/>
+              <w:kern w:val="2"/>
+              <w:lang w:val="en-US" w:eastAsia="en-US"/>
+              <w14:ligatures w14:val="standardContextual"/>
+            </w:rPr>
+          </w:pPr>
+          <w:hyperlink w:anchor="_Toc224570168" w:history="1">
+            <w:r>
+              <w:rPr>
+                <w:rStyle w:val="Hyperlink"/>
+                <w:lang w:val="en-US"/>
+              </w:rPr>
+              <w:t>Наблюдател (resortViewer)</w:t>
+            </w:r>
+            <w:r>
+              <w:rPr>
+                <w:webHidden/>
+              </w:rPr>
+              <w:tab/>
+            </w:r>
+            <w:r>
+              <w:rPr>
+                <w:webHidden/>
+              </w:rPr>
+              <w:fldChar w:fldCharType="begin"/>
+            </w:r>
+            <w:r>
+              <w:rPr>
+                <w:webHidden/>
+              </w:rPr>
+              <w:instrText xml:space="preserve"> PAGEREF _Toc224570168 \h </w:instrText>
+            </w:r>
+            <w:r>
+              <w:rPr>
+                <w:webHidden/>
+              </w:rPr>
+            </w:r>
+            <w:r>
+              <w:rPr>
+                <w:webHidden/>
+              </w:rPr>
+              <w:fldChar w:fldCharType="separate"/>
+            </w:r>
+            <w:r>
+              <w:rPr>
+                <w:webHidden/>
+              </w:rPr>
+              <w:t>21</w:t>
+            </w:r>
+            <w:r>
+              <w:rPr>
+                <w:webHidden/>
+              </w:rPr>
+              <w:fldChar w:fldCharType="end"/>
+            </w:r>
+          </w:hyperlink>
+        </w:p>
+        <w:p>
+          <w:pPr>
+            <w:pStyle w:val="TOC1"/>
+            <w:rPr>
+              <w:rFonts w:asciiTheme="minorHAnsi" w:eastAsiaTheme="minorEastAsia" w:hAnsiTheme="minorHAnsi" w:cstheme="minorBidi"/>
+              <w:kern w:val="2"/>
+              <w:lang w:val="en-US" w:eastAsia="en-US"/>
+              <w14:ligatures w14:val="standardContextual"/>
+            </w:rPr>
+          </w:pPr>
+          <w:hyperlink w:anchor="_Toc224570169" w:history="1">
             <w:r>
               <w:rPr>
                 <w:rStyle w:val="Hyperlink"/>
@@ -1457,7 +2642,7 @@
               <w:rPr>
                 <w:webHidden/>
               </w:rPr>
-              <w:instrText xml:space="preserve"> PAGEREF _Toc223447941 \h </w:instrText>
+              <w:instrText xml:space="preserve"> PAGEREF _Toc224570169 \h </w:instrText>
             </w:r>
             <w:r>
               <w:rPr>
@@ -1474,7 +2659,7 @@
               <w:rPr>
                 <w:webHidden/>
               </w:rPr>
-              <w:t>12</w:t>
+              <w:t>21</w:t>
             </w:r>
             <w:r>
               <w:rPr>
@@ -1497,7 +2682,7 @@
               <w14:ligatures w14:val="standardContextual"/>
             </w:rPr>
           </w:pPr>
-          <w:hyperlink w:anchor="_Toc223447942" w:history="1">
+          <w:hyperlink w:anchor="_Toc224570170" w:history="1">
             <w:r>
               <w:rPr>
                 <w:rStyle w:val="Hyperlink"/>
@@ -1535,7 +2720,7 @@
               <w:rPr>
                 <w:webHidden/>
               </w:rPr>
-              <w:instrText xml:space="preserve"> PAGEREF _Toc223447942 \h </w:instrText>
+              <w:instrText xml:space="preserve"> PAGEREF _Toc224570170 \h </w:instrText>
             </w:r>
             <w:r>
               <w:rPr>
@@ -1552,7 +2737,82 @@
               <w:rPr>
                 <w:webHidden/>
               </w:rPr>
-              <w:t>12</w:t>
+              <w:t>21</w:t>
+            </w:r>
+            <w:r>
+              <w:rPr>
+                <w:webHidden/>
+              </w:rPr>
+              <w:fldChar w:fldCharType="end"/>
+            </w:r>
+          </w:hyperlink>
+        </w:p>
+        <w:p>
+          <w:pPr>
+            <w:pStyle w:val="TOC1"/>
+            <w:rPr>
+              <w:rFonts w:asciiTheme="minorHAnsi" w:eastAsiaTheme="minorEastAsia" w:hAnsiTheme="minorHAnsi" w:cstheme="minorBidi"/>
+              <w:kern w:val="2"/>
+              <w:lang w:val="en-US" w:eastAsia="en-US"/>
+              <w14:ligatures w14:val="standardContextual"/>
+            </w:rPr>
+          </w:pPr>
+          <w:hyperlink w:anchor="_Toc224570171" w:history="1">
+            <w:r>
+              <w:rPr>
+                <w:rStyle w:val="Hyperlink"/>
+              </w:rPr>
+              <w:t>5.</w:t>
+            </w:r>
+            <w:r>
+              <w:rPr>
+                <w:rFonts w:asciiTheme="minorHAnsi" w:eastAsiaTheme="minorEastAsia" w:hAnsiTheme="minorHAnsi" w:cstheme="minorBidi"/>
+                <w:kern w:val="2"/>
+                <w:lang w:val="en-US" w:eastAsia="en-US"/>
+                <w14:ligatures w14:val="standardContextual"/>
+              </w:rPr>
+              <w:tab/>
+            </w:r>
+            <w:r>
+              <w:rPr>
+                <w:rStyle w:val="Hyperlink"/>
+              </w:rPr>
+              <w:t>За рефериране</w:t>
+            </w:r>
+            <w:r>
+              <w:rPr>
+                <w:webHidden/>
+              </w:rPr>
+              <w:tab/>
+            </w:r>
+            <w:r>
+              <w:rPr>
+                <w:webHidden/>
+              </w:rPr>
+              <w:fldChar w:fldCharType="begin"/>
+            </w:r>
+            <w:r>
+              <w:rPr>
+                <w:webHidden/>
+              </w:rPr>
+              <w:instrText xml:space="preserve"> PAGEREF _Toc224570171 \h </w:instrText>
+            </w:r>
+            <w:r>
+              <w:rPr>
+                <w:webHidden/>
+              </w:rPr>
+            </w:r>
+            <w:r>
+              <w:rPr>
+                <w:webHidden/>
+              </w:rPr>
+              <w:fldChar w:fldCharType="separate"/>
+            </w:r>
+            <w:r>
+              <w:rPr>
+                <w:webHidden/>
+              </w:rPr>
+              <w:t>22</w:t>
             </w:r>
             <w:r>
               <w:rPr>
@@ -1632,7 +2892,7 @@
           <w:szCs w:val="36"/>
         </w:rPr>
       </w:pPr>
-      <w:bookmarkStart w:id="2" w:name="_Toc223447927"/>
+      <w:bookmarkStart w:id="2" w:name="_Toc224570138"/>
       <w:r>
         <w:rPr>
           <w:rFonts w:eastAsia="Times New Roman" w:cs="Times New Roman"/>
@@ -1921,7 +3181,7 @@
       <w:pPr>
         <w:pStyle w:val="Heading2"/>
       </w:pPr>
-      <w:bookmarkStart w:id="3" w:name="_Toc223447928"/>
+      <w:bookmarkStart w:id="3" w:name="_Toc224570139"/>
       <w:r>
         <w:t xml:space="preserve">1.1. </w:t>
       </w:r>
@@ -2110,7 +3370,7 @@
       <w:pPr>
         <w:pStyle w:val="Heading2"/>
       </w:pPr>
-      <w:bookmarkStart w:id="4" w:name="_Toc223447929"/>
+      <w:bookmarkStart w:id="4" w:name="_Toc224570140"/>
       <w:r>
         <w:t>1.2. Бизнес проблем</w:t>
       </w:r>
@@ -2442,7 +3702,7 @@
       <w:pPr>
         <w:pStyle w:val="Heading3"/>
       </w:pPr>
-      <w:bookmarkStart w:id="5" w:name="_Toc223447930"/>
+      <w:bookmarkStart w:id="5" w:name="_Toc224570141"/>
       <w:r>
         <w:t>Защо традиционният подход не е оптимален?</w:t>
       </w:r>
@@ -2495,7 +3755,7 @@
       <w:pPr>
         <w:pStyle w:val="Heading2"/>
       </w:pPr>
-      <w:bookmarkStart w:id="6" w:name="_Toc223447931"/>
+      <w:bookmarkStart w:id="6" w:name="_Toc224570142"/>
       <w:r>
         <w:t>1.3. Цели на проекта</w:t>
       </w:r>
@@ -2705,7 +3965,7 @@
       <w:pPr>
         <w:pStyle w:val="Heading2"/>
       </w:pPr>
-      <w:bookmarkStart w:id="7" w:name="_Toc223447932"/>
+      <w:bookmarkStart w:id="7" w:name="_Toc224570143"/>
       <w:r>
         <w:t>1.4. Причини за избор на нерелационна база данни</w:t>
       </w:r>
@@ -2940,7 +4200,7 @@
           <w:szCs w:val="36"/>
         </w:rPr>
       </w:pPr>
-      <w:bookmarkStart w:id="8" w:name="_Toc223447933"/>
+      <w:bookmarkStart w:id="8" w:name="_Toc224570144"/>
       <w:r>
         <w:rPr>
           <w:rFonts w:eastAsia="Times New Roman" w:cs="Times New Roman"/>
@@ -3070,7 +4330,7 @@
       <w:pPr>
         <w:pStyle w:val="Heading2"/>
       </w:pPr>
-      <w:bookmarkStart w:id="9" w:name="_Toc223447934"/>
+      <w:bookmarkStart w:id="9" w:name="_Toc224570145"/>
       <w:r>
         <w:lastRenderedPageBreak/>
         <w:t>2.2. Използван модел на данни</w:t>
@@ -3108,7 +4368,7 @@
       <w:pPr>
         <w:pStyle w:val="Heading3"/>
       </w:pPr>
-      <w:bookmarkStart w:id="10" w:name="_Toc223447935"/>
+      <w:bookmarkStart w:id="10" w:name="_Toc224570146"/>
       <w:r>
         <w:t>Основни причини за избора:</w:t>
       </w:r>
@@ -3248,7 +4508,7 @@
       <w:pPr>
         <w:pStyle w:val="Heading3"/>
       </w:pPr>
-      <w:bookmarkStart w:id="11" w:name="_Toc223447936"/>
+      <w:bookmarkStart w:id="11" w:name="_Toc224570147"/>
       <w:r>
         <w:t>Допълнителни предимства в контекста на проекта:</w:t>
       </w:r>
@@ -3342,7 +4602,7 @@
       <w:pPr>
         <w:pStyle w:val="Heading2"/>
       </w:pPr>
-      <w:bookmarkStart w:id="12" w:name="_Toc223447937"/>
+      <w:bookmarkStart w:id="12" w:name="_Toc224570148"/>
       <w:r>
         <w:rPr>
           <w:rFonts w:cs="Times New Roman"/>
@@ -3595,6 +4855,9 @@
         </w:rPr>
       </w:pPr>
       <w:bookmarkStart w:id="13" w:name="_Toc223447938"/>
+      <w:bookmarkStart w:id="14" w:name="_Toc224567576"/>
+      <w:bookmarkStart w:id="15" w:name="_Toc224567606"/>
+      <w:bookmarkStart w:id="16" w:name="_Toc224570149"/>
       <w:r>
         <w:rPr>
           <w:rFonts w:cs="Times New Roman"/>
@@ -3678,6 +4941,9 @@
         </w:drawing>
       </w:r>
       <w:bookmarkEnd w:id="13"/>
+      <w:bookmarkEnd w:id="14"/>
+      <w:bookmarkEnd w:id="15"/>
+      <w:bookmarkEnd w:id="16"/>
     </w:p>
     <w:p/>
     <w:p/>
@@ -3687,20 +4953,11 @@
       <w:pPr>
         <w:pStyle w:val="Heading2"/>
       </w:pPr>
-      <w:bookmarkStart w:id="14" w:name="_Toc223447939"/>
-      <w:r>
-        <w:t xml:space="preserve">2.4. Сравнение с </w:t>
-      </w:r>
-      <w:r>
-        <w:t xml:space="preserve">релационна база данни (напр. </w:t>
-      </w:r>
-      <w:r>
-        <w:t>PostgreSQL</w:t>
-      </w:r>
-      <w:r>
-        <w:t>)</w:t>
-      </w:r>
-      <w:bookmarkEnd w:id="14"/>
+      <w:bookmarkStart w:id="17" w:name="_Toc224570150"/>
+      <w:r>
+        <w:t>2.4. Сравнение с релационна база данни (напр. PostgreSQL)</w:t>
+      </w:r>
+      <w:bookmarkEnd w:id="17"/>
     </w:p>
     <w:p>
       <w:pPr>
@@ -3803,14 +5060,7 @@
           <w:b/>
           <w:bCs/>
         </w:rPr>
-        <w:t>н</w:t>
-      </w:r>
-      <w:r>
-        <w:rPr>
-          <w:b/>
-          <w:bCs/>
-        </w:rPr>
-        <w:t>едостатъци:</w:t>
+        <w:t>недостатъци:</w:t>
       </w:r>
     </w:p>
     <w:p>
@@ -3887,7 +5137,17 @@
     <w:p/>
     <w:p>
       <w:r>
-        <w:t>На фигура 1, 2 и 3 е показано</w:t>
+        <w:t xml:space="preserve">На </w:t>
+      </w:r>
+      <w:r>
+        <w:rPr>
+          <w:b/>
+          <w:bCs/>
+        </w:rPr>
+        <w:t>фигура 1, 2 и 3</w:t>
+      </w:r>
+      <w:r>
+        <w:t xml:space="preserve"> е показано</w:t>
       </w:r>
       <w:r>
         <w:t xml:space="preserve"> детайлно</w:t>
@@ -3912,7 +5172,7 @@
           <w:noProof/>
         </w:rPr>
         <w:drawing>
-          <wp:inline distT="0" distB="0" distL="0" distR="0" wp14:anchorId="6C4DAC0F" wp14:editId="00B139AA">
+          <wp:inline distT="0" distB="0" distL="0" distR="0" wp14:anchorId="6C4DAC0F" wp14:editId="0A86BC90">
             <wp:extent cx="5118100" cy="2783232"/>
             <wp:effectExtent l="0" t="0" r="6350" b="0"/>
             <wp:docPr id="1255437773" name="Picture 4"/>
@@ -4079,14 +5339,32 @@
     <w:p>
       <w:pPr>
         <w:jc w:val="center"/>
-      </w:pPr>
-      <w:r>
         <w:rPr>
           <w:noProof/>
+          <w:lang w:val="en-US"/>
+        </w:rPr>
+      </w:pPr>
+    </w:p>
+    <w:p>
+      <w:pPr>
+        <w:jc w:val="center"/>
+        <w:rPr>
+          <w:noProof/>
+          <w:lang w:val="en-US"/>
+        </w:rPr>
+      </w:pPr>
+    </w:p>
+    <w:p>
+      <w:pPr>
+        <w:jc w:val="center"/>
+      </w:pPr>
+      <w:r>
+        <w:rPr>
+          <w:noProof/>
         </w:rPr>
         <w:drawing>
-          <wp:inline distT="0" distB="0" distL="0" distR="0" wp14:anchorId="1B7545C9" wp14:editId="4E4960C4">
-            <wp:extent cx="4368584" cy="2863850"/>
+          <wp:inline distT="0" distB="0" distL="0" distR="0" wp14:anchorId="1B7545C9" wp14:editId="1E5B8DC9">
+            <wp:extent cx="4368165" cy="2787650"/>
             <wp:effectExtent l="0" t="0" r="0" b="0"/>
             <wp:docPr id="1861692311" name="Picture 6"/>
             <wp:cNvGraphicFramePr>
@@ -4107,7 +5385,7 @@
                         </a:ext>
                       </a:extLst>
                     </a:blip>
-                    <a:srcRect l="2708" t="2846" r="3542" b="3859"/>
+                    <a:srcRect l="2708" t="4087" r="3542" b="5092"/>
                     <a:stretch>
                       <a:fillRect/>
                     </a:stretch>
@@ -4115,7 +5393,7 @@
                   <pic:spPr bwMode="auto">
                     <a:xfrm>
                       <a:off x="0" y="0"/>
-                      <a:ext cx="4379750" cy="2871170"/>
+                      <a:ext cx="4368584" cy="2787917"/>
                     </a:xfrm>
                     <a:prstGeom prst="rect">
                       <a:avLst/>
@@ -4164,110 +5442,5158 @@
           <w:ilvl w:val="0"/>
           <w:numId w:val="2"/>
         </w:numPr>
-        <w:rPr>
-          <w:bCs/>
-          <w:sz w:val="24"/>
-          <w:szCs w:val="22"/>
-        </w:rPr>
-      </w:pPr>
-      <w:bookmarkStart w:id="15" w:name="_Toc223447940"/>
-      <w:r>
+      </w:pPr>
+      <w:bookmarkStart w:id="18" w:name="_Toc224570151"/>
+      <w:r>
+        <w:lastRenderedPageBreak/>
         <w:t>Архитектура и реализация</w:t>
       </w:r>
-      <w:bookmarkEnd w:id="15"/>
-    </w:p>
-    <w:p>
-      <w:pPr>
-        <w:rPr>
-          <w:rFonts w:cs="Times New Roman"/>
-          <w:szCs w:val="24"/>
-        </w:rPr>
-      </w:pPr>
-      <w:r>
-        <w:rPr>
-          <w:rFonts w:cs="Times New Roman"/>
-          <w:szCs w:val="24"/>
-        </w:rPr>
-        <w:t>Тази глава трябва да представя техническите аспекти на проекта, включително структурата на данните и основните операции, които ще бъдат изпълнявани.</w:t>
-      </w:r>
-    </w:p>
-    <w:p>
-      <w:pPr>
-        <w:rPr>
-          <w:rFonts w:cs="Times New Roman"/>
-          <w:szCs w:val="24"/>
-        </w:rPr>
-      </w:pPr>
-      <w:r>
-        <w:rPr>
-          <w:rFonts w:cs="Times New Roman"/>
-          <w:b/>
-          <w:bCs/>
-          <w:szCs w:val="24"/>
-        </w:rPr>
-        <w:t>Как ще структурирате данните си?</w:t>
-      </w:r>
-      <w:r>
-        <w:rPr>
-          <w:rFonts w:cs="Times New Roman"/>
-          <w:szCs w:val="24"/>
-        </w:rPr>
-        <w:t xml:space="preserve"> - </w:t>
-      </w:r>
-      <w:r>
-        <w:rPr>
-          <w:rFonts w:cs="Times New Roman"/>
-          <w:szCs w:val="24"/>
-        </w:rPr>
-        <w:t>Опишете как ще изглеждат основните записи в базата. Ако използвате документо-ориентирана база, покажете примерен JSON документ. Ако проектът включва графова база, опишете връзките между възлите.</w:t>
-      </w:r>
-    </w:p>
-    <w:p>
-      <w:pPr>
-        <w:rPr>
-          <w:rFonts w:cs="Times New Roman"/>
-          <w:szCs w:val="24"/>
-        </w:rPr>
-      </w:pPr>
-      <w:r>
-        <w:rPr>
-          <w:rFonts w:cs="Times New Roman"/>
-          <w:b/>
-          <w:bCs/>
-          <w:szCs w:val="24"/>
-        </w:rPr>
-        <w:t>Какви операции изпълнявате върху данните?</w:t>
-      </w:r>
-      <w:r>
-        <w:rPr>
-          <w:rFonts w:cs="Times New Roman"/>
-          <w:szCs w:val="24"/>
-        </w:rPr>
-        <w:t xml:space="preserve"> - </w:t>
-      </w:r>
-      <w:r>
-        <w:rPr>
-          <w:rFonts w:cs="Times New Roman"/>
-          <w:szCs w:val="24"/>
-        </w:rPr>
-        <w:t xml:space="preserve">Дайте примери за </w:t>
-      </w:r>
-      <w:r>
-        <w:rPr>
-          <w:rFonts w:cs="Times New Roman"/>
-          <w:szCs w:val="24"/>
-        </w:rPr>
-        <w:t>операциите, които изпълнявате съгласно заданието.</w:t>
-      </w:r>
-      <w:r>
-        <w:rPr>
-          <w:rFonts w:cs="Times New Roman"/>
-          <w:b/>
-          <w:sz w:val="36"/>
-          <w:szCs w:val="36"/>
-        </w:rPr>
-        <w:br w:type="page"/>
-      </w:r>
+      <w:bookmarkEnd w:id="18"/>
+    </w:p>
+    <w:p>
+      <w:pPr>
+        <w:rPr>
+          <w:b/>
+          <w:bCs/>
+        </w:rPr>
+      </w:pPr>
+      <w:r>
+        <w:rPr>
+          <w:b/>
+          <w:bCs/>
+        </w:rPr>
+        <w:t>Схема (диаграма) на структурата на базата данни, която сме проектирали:</w:t>
+      </w:r>
+      <w:r>
+        <w:rPr>
+          <w:noProof/>
+          <w:lang w:val="en-US"/>
+        </w:rPr>
+        <w:drawing>
+          <wp:inline distT="0" distB="0" distL="0" distR="0" wp14:anchorId="3C61A7D9" wp14:editId="3E508B13">
+            <wp:extent cx="5972810" cy="4121150"/>
+            <wp:effectExtent l="0" t="0" r="8890" b="0"/>
+            <wp:docPr id="442686696" name="Picture 1"/>
+            <wp:cNvGraphicFramePr>
+              <a:graphicFrameLocks xmlns:a="http://schemas.openxmlformats.org/drawingml/2006/main" noChangeAspect="1"/>
+            </wp:cNvGraphicFramePr>
+            <a:graphic xmlns:a="http://schemas.openxmlformats.org/drawingml/2006/main">
+              <a:graphicData uri="http://schemas.openxmlformats.org/drawingml/2006/picture">
+                <pic:pic xmlns:pic="http://schemas.openxmlformats.org/drawingml/2006/picture">
+                  <pic:nvPicPr>
+                    <pic:cNvPr id="442686696" name="Picture 442686696"/>
+                    <pic:cNvPicPr/>
+                  </pic:nvPicPr>
+                  <pic:blipFill>
+                    <a:blip r:embed="rId15">
+                      <a:extLst>
+                        <a:ext uri="{28A0092B-C50C-407E-A947-70E740481C1C}">
+                          <a14:useLocalDpi xmlns:a14="http://schemas.microsoft.com/office/drawing/2010/main" val="0"/>
+                        </a:ext>
+                      </a:extLst>
+                    </a:blip>
+                    <a:stretch>
+                      <a:fillRect/>
+                    </a:stretch>
+                  </pic:blipFill>
+                  <pic:spPr>
+                    <a:xfrm>
+                      <a:off x="0" y="0"/>
+                      <a:ext cx="5972810" cy="4121150"/>
+                    </a:xfrm>
+                    <a:prstGeom prst="rect">
+                      <a:avLst/>
+                    </a:prstGeom>
+                  </pic:spPr>
+                </pic:pic>
+              </a:graphicData>
+            </a:graphic>
+          </wp:inline>
+        </w:drawing>
+      </w:r>
+    </w:p>
+    <w:p>
+      <w:pPr>
+        <w:jc w:val="center"/>
+        <w:rPr>
+          <w:b/>
+          <w:bCs/>
+        </w:rPr>
+      </w:pPr>
+      <w:r>
+        <w:rPr>
+          <w:b/>
+          <w:bCs/>
+        </w:rPr>
+        <w:t>Фиг. 4</w:t>
+      </w:r>
+    </w:p>
+    <w:p>
+      <w:pPr>
+        <w:pStyle w:val="Heading2"/>
+      </w:pPr>
+      <w:bookmarkStart w:id="19" w:name="_Toc224570152"/>
+      <w:r>
+        <w:rPr>
+          <w:lang w:val="en-US"/>
+        </w:rPr>
+        <w:t xml:space="preserve">3.1. </w:t>
+      </w:r>
+      <w:r>
+        <w:t>Структура на данните</w:t>
+      </w:r>
+      <w:bookmarkEnd w:id="19"/>
+    </w:p>
+    <w:p>
+      <w:pPr>
+        <w:rPr>
+          <w:lang w:val="en-US"/>
+        </w:rPr>
+      </w:pPr>
+      <w:r>
+        <w:rPr>
+          <w:lang w:val="en-US"/>
+        </w:rPr>
+        <w:t>В системата са дефинирани няколко основни колекции:</w:t>
+      </w:r>
+    </w:p>
+    <w:p>
+      <w:pPr>
+        <w:numPr>
+          <w:ilvl w:val="0"/>
+          <w:numId w:val="39"/>
+        </w:numPr>
+        <w:spacing w:line="240" w:lineRule="auto"/>
+        <w:rPr>
+          <w:lang w:val="en-US"/>
+        </w:rPr>
+      </w:pPr>
+      <w:r>
+        <w:rPr>
+          <w:b/>
+          <w:bCs/>
+          <w:lang w:val="en-US"/>
+        </w:rPr>
+        <w:t>users</w:t>
+      </w:r>
+    </w:p>
+    <w:p>
+      <w:pPr>
+        <w:numPr>
+          <w:ilvl w:val="0"/>
+          <w:numId w:val="39"/>
+        </w:numPr>
+        <w:spacing w:line="240" w:lineRule="auto"/>
+        <w:rPr>
+          <w:lang w:val="en-US"/>
+        </w:rPr>
+      </w:pPr>
+      <w:r>
+        <w:rPr>
+          <w:b/>
+          <w:bCs/>
+          <w:lang w:val="en-US"/>
+        </w:rPr>
+        <w:t>lifts</w:t>
+      </w:r>
+    </w:p>
+    <w:p>
+      <w:pPr>
+        <w:numPr>
+          <w:ilvl w:val="0"/>
+          <w:numId w:val="39"/>
+        </w:numPr>
+        <w:spacing w:line="240" w:lineRule="auto"/>
+        <w:rPr>
+          <w:lang w:val="en-US"/>
+        </w:rPr>
+      </w:pPr>
+      <w:r>
+        <w:rPr>
+          <w:b/>
+          <w:bCs/>
+          <w:lang w:val="en-US"/>
+        </w:rPr>
+        <w:t>slopes</w:t>
+      </w:r>
+    </w:p>
+    <w:p>
+      <w:pPr>
+        <w:numPr>
+          <w:ilvl w:val="0"/>
+          <w:numId w:val="39"/>
+        </w:numPr>
+        <w:spacing w:line="240" w:lineRule="auto"/>
+        <w:rPr>
+          <w:lang w:val="en-US"/>
+        </w:rPr>
+      </w:pPr>
+      <w:r>
+        <w:rPr>
+          <w:b/>
+          <w:bCs/>
+          <w:lang w:val="en-US"/>
+        </w:rPr>
+        <w:t>skiPasses</w:t>
+      </w:r>
+    </w:p>
+    <w:p>
+      <w:pPr>
+        <w:numPr>
+          <w:ilvl w:val="0"/>
+          <w:numId w:val="39"/>
+        </w:numPr>
+        <w:spacing w:line="240" w:lineRule="auto"/>
+        <w:rPr>
+          <w:lang w:val="en-US"/>
+        </w:rPr>
+      </w:pPr>
+      <w:r>
+        <w:rPr>
+          <w:b/>
+          <w:bCs/>
+          <w:lang w:val="en-US"/>
+        </w:rPr>
+        <w:t>reservations</w:t>
+      </w:r>
+    </w:p>
+    <w:p>
+      <w:pPr>
+        <w:numPr>
+          <w:ilvl w:val="0"/>
+          <w:numId w:val="39"/>
+        </w:numPr>
+        <w:spacing w:line="240" w:lineRule="auto"/>
+        <w:rPr>
+          <w:lang w:val="en-US"/>
+        </w:rPr>
+      </w:pPr>
+      <w:r>
+        <w:rPr>
+          <w:b/>
+          <w:bCs/>
+          <w:lang w:val="en-US"/>
+        </w:rPr>
+        <w:t>maintenanceReports</w:t>
+      </w:r>
+    </w:p>
+    <w:p>
+      <w:pPr>
+        <w:rPr>
+          <w:lang w:val="en-US"/>
+        </w:rPr>
+      </w:pPr>
+      <w:r>
+        <w:rPr>
+          <w:lang w:val="en-US"/>
+        </w:rPr>
+        <w:t>Всеки документ в тези колекции представлява реален обект от бизнес логиката на курорта.</w:t>
+      </w:r>
+    </w:p>
+    <w:p>
+      <w:pPr>
+        <w:pStyle w:val="Heading3"/>
+        <w:rPr>
+          <w:lang w:val="en-US"/>
+        </w:rPr>
+      </w:pPr>
+      <w:bookmarkStart w:id="20" w:name="_Toc224570153"/>
+      <w:r>
+        <w:rPr>
+          <w:lang w:val="en-US"/>
+        </w:rPr>
+        <w:t>Колекция Users</w:t>
+      </w:r>
+      <w:bookmarkEnd w:id="20"/>
+    </w:p>
+    <w:p>
+      <w:pPr>
+        <w:ind w:firstLine="720"/>
+        <w:rPr>
+          <w:rFonts w:cs="Times New Roman"/>
+          <w:szCs w:val="24"/>
+          <w:lang w:val="en-US"/>
+        </w:rPr>
+      </w:pPr>
+      <w:r>
+        <w:rPr>
+          <w:rFonts w:cs="Times New Roman"/>
+          <w:szCs w:val="24"/>
+          <w:lang w:val="en-US"/>
+        </w:rPr>
+        <w:t xml:space="preserve">Колекцията </w:t>
+      </w:r>
+      <w:r>
+        <w:rPr>
+          <w:rFonts w:cs="Times New Roman"/>
+          <w:b/>
+          <w:bCs/>
+          <w:szCs w:val="24"/>
+          <w:lang w:val="en-US"/>
+        </w:rPr>
+        <w:t>users</w:t>
+      </w:r>
+      <w:r>
+        <w:rPr>
+          <w:rFonts w:cs="Times New Roman"/>
+          <w:szCs w:val="24"/>
+          <w:lang w:val="en-US"/>
+        </w:rPr>
+        <w:t xml:space="preserve"> съхранява информация за всички потребители в системата. Това могат да бъдат туристи, инструктори или технически персонал.</w:t>
+      </w:r>
+    </w:p>
+    <w:p>
+      <w:pPr>
+        <w:rPr>
+          <w:rFonts w:cs="Times New Roman"/>
+          <w:b/>
+          <w:bCs/>
+          <w:szCs w:val="24"/>
+          <w:lang w:val="en-US"/>
+        </w:rPr>
+      </w:pPr>
+      <w:r>
+        <w:rPr>
+          <w:rFonts w:cs="Times New Roman"/>
+          <w:b/>
+          <w:bCs/>
+          <w:szCs w:val="24"/>
+          <w:lang w:val="en-US"/>
+        </w:rPr>
+        <w:lastRenderedPageBreak/>
+        <w:t>Основните атрибути са:</w:t>
+      </w:r>
+    </w:p>
+    <w:p>
+      <w:pPr>
+        <w:numPr>
+          <w:ilvl w:val="0"/>
+          <w:numId w:val="40"/>
+        </w:numPr>
+        <w:spacing w:line="240" w:lineRule="auto"/>
+        <w:rPr>
+          <w:rFonts w:cs="Times New Roman"/>
+          <w:szCs w:val="24"/>
+          <w:lang w:val="en-US"/>
+        </w:rPr>
+      </w:pPr>
+      <w:r>
+        <w:rPr>
+          <w:rFonts w:cs="Times New Roman"/>
+          <w:szCs w:val="24"/>
+          <w:lang w:val="en-US"/>
+        </w:rPr>
+        <w:t>име на потребителя</w:t>
+      </w:r>
+      <w:r>
+        <w:rPr>
+          <w:rFonts w:cs="Times New Roman"/>
+          <w:szCs w:val="24"/>
+          <w:lang w:val="en-US"/>
+        </w:rPr>
+        <w:t xml:space="preserve"> </w:t>
+      </w:r>
+      <w:r>
+        <w:rPr>
+          <w:rFonts w:cs="Times New Roman"/>
+          <w:szCs w:val="24"/>
+        </w:rPr>
+        <w:t>(</w:t>
+      </w:r>
+      <w:r>
+        <w:rPr>
+          <w:rFonts w:cs="Times New Roman"/>
+          <w:b/>
+          <w:bCs/>
+          <w:szCs w:val="24"/>
+          <w:lang w:val="en-US"/>
+        </w:rPr>
+        <w:t>name</w:t>
+      </w:r>
+      <w:r>
+        <w:rPr>
+          <w:rFonts w:cs="Times New Roman"/>
+          <w:szCs w:val="24"/>
+        </w:rPr>
+        <w:t>)</w:t>
+      </w:r>
+    </w:p>
+    <w:p>
+      <w:pPr>
+        <w:numPr>
+          <w:ilvl w:val="0"/>
+          <w:numId w:val="40"/>
+        </w:numPr>
+        <w:spacing w:line="240" w:lineRule="auto"/>
+        <w:rPr>
+          <w:rFonts w:cs="Times New Roman"/>
+          <w:szCs w:val="24"/>
+          <w:lang w:val="en-US"/>
+        </w:rPr>
+      </w:pPr>
+      <w:r>
+        <w:rPr>
+          <w:rFonts w:cs="Times New Roman"/>
+          <w:szCs w:val="24"/>
+          <w:lang w:val="en-US"/>
+        </w:rPr>
+        <w:t>електронна поща</w:t>
+      </w:r>
+      <w:r>
+        <w:rPr>
+          <w:rFonts w:cs="Times New Roman"/>
+          <w:szCs w:val="24"/>
+          <w:lang w:val="en-US"/>
+        </w:rPr>
+        <w:t xml:space="preserve"> (</w:t>
+      </w:r>
+      <w:r>
+        <w:rPr>
+          <w:rFonts w:cs="Times New Roman"/>
+          <w:b/>
+          <w:bCs/>
+          <w:szCs w:val="24"/>
+          <w:lang w:val="en-US"/>
+        </w:rPr>
+        <w:t>email</w:t>
+      </w:r>
+      <w:r>
+        <w:rPr>
+          <w:rFonts w:cs="Times New Roman"/>
+          <w:szCs w:val="24"/>
+          <w:lang w:val="en-US"/>
+        </w:rPr>
+        <w:t>)</w:t>
+      </w:r>
+    </w:p>
+    <w:p>
+      <w:pPr>
+        <w:numPr>
+          <w:ilvl w:val="0"/>
+          <w:numId w:val="40"/>
+        </w:numPr>
+        <w:spacing w:line="240" w:lineRule="auto"/>
+        <w:rPr>
+          <w:rFonts w:cs="Times New Roman"/>
+          <w:szCs w:val="24"/>
+          <w:lang w:val="en-US"/>
+        </w:rPr>
+      </w:pPr>
+      <w:r>
+        <w:rPr>
+          <w:rFonts w:cs="Times New Roman"/>
+          <w:szCs w:val="24"/>
+          <w:lang w:val="en-US"/>
+        </w:rPr>
+        <w:t>парола (съхранявана като SHA-256 хеш)</w:t>
+      </w:r>
+      <w:r>
+        <w:rPr>
+          <w:rFonts w:cs="Times New Roman"/>
+          <w:szCs w:val="24"/>
+          <w:lang w:val="en-US"/>
+        </w:rPr>
+        <w:t xml:space="preserve"> (</w:t>
+      </w:r>
+      <w:r>
+        <w:rPr>
+          <w:rFonts w:cs="Times New Roman"/>
+          <w:b/>
+          <w:bCs/>
+          <w:szCs w:val="24"/>
+          <w:lang w:val="en-US"/>
+        </w:rPr>
+        <w:t>password</w:t>
+      </w:r>
+      <w:r>
+        <w:rPr>
+          <w:rFonts w:cs="Times New Roman"/>
+          <w:szCs w:val="24"/>
+          <w:lang w:val="en-US"/>
+        </w:rPr>
+        <w:t>)</w:t>
+      </w:r>
+    </w:p>
+    <w:p>
+      <w:pPr>
+        <w:numPr>
+          <w:ilvl w:val="0"/>
+          <w:numId w:val="40"/>
+        </w:numPr>
+        <w:spacing w:line="240" w:lineRule="auto"/>
+        <w:rPr>
+          <w:rFonts w:cs="Times New Roman"/>
+          <w:szCs w:val="24"/>
+          <w:lang w:val="en-US"/>
+        </w:rPr>
+      </w:pPr>
+      <w:r>
+        <w:rPr>
+          <w:rFonts w:cs="Times New Roman"/>
+          <w:szCs w:val="24"/>
+          <w:lang w:val="en-US"/>
+        </w:rPr>
+        <w:t>роля в системата</w:t>
+      </w:r>
+      <w:r>
+        <w:rPr>
+          <w:rFonts w:cs="Times New Roman"/>
+          <w:szCs w:val="24"/>
+          <w:lang w:val="en-US"/>
+        </w:rPr>
+        <w:t xml:space="preserve"> (</w:t>
+      </w:r>
+      <w:r>
+        <w:rPr>
+          <w:rFonts w:cs="Times New Roman"/>
+          <w:b/>
+          <w:bCs/>
+          <w:szCs w:val="24"/>
+          <w:lang w:val="en-US"/>
+        </w:rPr>
+        <w:t>role</w:t>
+      </w:r>
+      <w:r>
+        <w:rPr>
+          <w:rFonts w:cs="Times New Roman"/>
+          <w:szCs w:val="24"/>
+          <w:lang w:val="en-US"/>
+        </w:rPr>
+        <w:t>)</w:t>
+      </w:r>
+    </w:p>
+    <w:p>
+      <w:pPr>
+        <w:numPr>
+          <w:ilvl w:val="0"/>
+          <w:numId w:val="40"/>
+        </w:numPr>
+        <w:spacing w:line="240" w:lineRule="auto"/>
+        <w:rPr>
+          <w:rFonts w:cs="Times New Roman"/>
+          <w:szCs w:val="24"/>
+          <w:lang w:val="en-US"/>
+        </w:rPr>
+      </w:pPr>
+      <w:r>
+        <w:rPr>
+          <w:rFonts w:cs="Times New Roman"/>
+          <w:szCs w:val="24"/>
+          <w:lang w:val="en-US"/>
+        </w:rPr>
+        <w:t>ниво на умения при ски</w:t>
+      </w:r>
+      <w:r>
+        <w:rPr>
+          <w:rFonts w:cs="Times New Roman"/>
+          <w:szCs w:val="24"/>
+          <w:lang w:val="en-US"/>
+        </w:rPr>
+        <w:t xml:space="preserve"> </w:t>
+      </w:r>
+      <w:r>
+        <w:rPr>
+          <w:rFonts w:cs="Times New Roman"/>
+          <w:szCs w:val="24"/>
+          <w:lang w:val="en-US"/>
+        </w:rPr>
+        <w:t>(</w:t>
+      </w:r>
+      <w:r>
+        <w:rPr>
+          <w:rFonts w:cs="Times New Roman"/>
+          <w:b/>
+          <w:bCs/>
+          <w:szCs w:val="24"/>
+        </w:rPr>
+        <w:t>skillLevel</w:t>
+      </w:r>
+      <w:r>
+        <w:rPr>
+          <w:rFonts w:cs="Times New Roman"/>
+          <w:szCs w:val="24"/>
+          <w:lang w:val="en-US"/>
+        </w:rPr>
+        <w:t>)</w:t>
+      </w:r>
+    </w:p>
+    <w:p>
+      <w:pPr>
+        <w:numPr>
+          <w:ilvl w:val="0"/>
+          <w:numId w:val="40"/>
+        </w:numPr>
+        <w:spacing w:line="240" w:lineRule="auto"/>
+        <w:rPr>
+          <w:rFonts w:cs="Times New Roman"/>
+          <w:szCs w:val="24"/>
+          <w:lang w:val="en-US"/>
+        </w:rPr>
+      </w:pPr>
+      <w:r>
+        <w:rPr>
+          <w:rFonts w:cs="Times New Roman"/>
+          <w:szCs w:val="24"/>
+          <w:lang w:val="en-US"/>
+        </w:rPr>
+        <w:t>дата на регистрация</w:t>
+      </w:r>
+      <w:r>
+        <w:rPr>
+          <w:rFonts w:cs="Times New Roman"/>
+          <w:szCs w:val="24"/>
+          <w:lang w:val="en-US"/>
+        </w:rPr>
+        <w:t xml:space="preserve"> (</w:t>
+      </w:r>
+      <w:r>
+        <w:rPr>
+          <w:rFonts w:cs="Times New Roman"/>
+          <w:b/>
+          <w:bCs/>
+          <w:szCs w:val="24"/>
+        </w:rPr>
+        <w:t>registeredAt</w:t>
+      </w:r>
+      <w:r>
+        <w:rPr>
+          <w:rFonts w:cs="Times New Roman"/>
+          <w:szCs w:val="24"/>
+          <w:lang w:val="en-US"/>
+        </w:rPr>
+        <w:t>)</w:t>
+      </w:r>
+    </w:p>
+    <w:p>
+      <w:pPr>
+        <w:numPr>
+          <w:ilvl w:val="0"/>
+          <w:numId w:val="40"/>
+        </w:numPr>
+        <w:spacing w:line="240" w:lineRule="auto"/>
+        <w:rPr>
+          <w:rFonts w:cs="Times New Roman"/>
+          <w:szCs w:val="24"/>
+          <w:lang w:val="en-US"/>
+        </w:rPr>
+      </w:pPr>
+      <w:r>
+        <w:rPr>
+          <w:rFonts w:cs="Times New Roman"/>
+          <w:szCs w:val="24"/>
+          <w:lang w:val="en-US"/>
+        </w:rPr>
+        <w:t>статус на активност</w:t>
+      </w:r>
+      <w:r>
+        <w:rPr>
+          <w:rFonts w:cs="Times New Roman"/>
+          <w:szCs w:val="24"/>
+          <w:lang w:val="en-US"/>
+        </w:rPr>
+        <w:t xml:space="preserve"> (</w:t>
+      </w:r>
+      <w:r>
+        <w:rPr>
+          <w:rFonts w:cs="Times New Roman"/>
+          <w:b/>
+          <w:bCs/>
+          <w:szCs w:val="24"/>
+          <w:lang w:val="en-US"/>
+        </w:rPr>
+        <w:t>active</w:t>
+      </w:r>
+      <w:r>
+        <w:rPr>
+          <w:rFonts w:cs="Times New Roman"/>
+          <w:szCs w:val="24"/>
+          <w:lang w:val="en-US"/>
+        </w:rPr>
+        <w:t>)</w:t>
+      </w:r>
+    </w:p>
+    <w:p>
+      <w:pPr>
+        <w:spacing w:line="240" w:lineRule="auto"/>
+        <w:rPr>
+          <w:rFonts w:cs="Times New Roman"/>
+          <w:b/>
+          <w:bCs/>
+          <w:szCs w:val="24"/>
+          <w:lang w:val="en-US"/>
+        </w:rPr>
+      </w:pPr>
+    </w:p>
+    <w:p>
+      <w:pPr>
+        <w:spacing w:line="240" w:lineRule="auto"/>
+        <w:rPr>
+          <w:rFonts w:cs="Times New Roman"/>
+          <w:b/>
+          <w:bCs/>
+          <w:szCs w:val="24"/>
+          <w:lang w:val="en-US"/>
+        </w:rPr>
+      </w:pPr>
+      <w:r>
+        <w:rPr>
+          <w:rFonts w:cs="Times New Roman"/>
+          <w:b/>
+          <w:bCs/>
+          <w:szCs w:val="24"/>
+        </w:rPr>
+        <w:t>Примерен JSON документ</w:t>
+      </w:r>
+    </w:p>
+    <w:p>
+      <w:pPr>
+        <w:spacing w:line="240" w:lineRule="auto"/>
+        <w:rPr>
+          <w:rFonts w:cs="Times New Roman"/>
+          <w:b/>
+          <w:bCs/>
+          <w:szCs w:val="24"/>
+          <w:lang w:val="en-US"/>
+        </w:rPr>
+      </w:pPr>
+      <w:r>
+        <w:rPr>
+          <w:noProof/>
+        </w:rPr>
+        <w:drawing>
+          <wp:inline distT="0" distB="0" distL="0" distR="0" wp14:anchorId="39EC1603" wp14:editId="7FF41401">
+            <wp:extent cx="5972810" cy="1518285"/>
+            <wp:effectExtent l="0" t="0" r="8890" b="5715"/>
+            <wp:docPr id="1646999735" name="Picture 1"/>
+            <wp:cNvGraphicFramePr>
+              <a:graphicFrameLocks xmlns:a="http://schemas.openxmlformats.org/drawingml/2006/main" noChangeAspect="1"/>
+            </wp:cNvGraphicFramePr>
+            <a:graphic xmlns:a="http://schemas.openxmlformats.org/drawingml/2006/main">
+              <a:graphicData uri="http://schemas.openxmlformats.org/drawingml/2006/picture">
+                <pic:pic xmlns:pic="http://schemas.openxmlformats.org/drawingml/2006/picture">
+                  <pic:nvPicPr>
+                    <pic:cNvPr id="1646999735" name=""/>
+                    <pic:cNvPicPr/>
+                  </pic:nvPicPr>
+                  <pic:blipFill>
+                    <a:blip r:embed="rId16"/>
+                    <a:stretch>
+                      <a:fillRect/>
+                    </a:stretch>
+                  </pic:blipFill>
+                  <pic:spPr>
+                    <a:xfrm>
+                      <a:off x="0" y="0"/>
+                      <a:ext cx="5972810" cy="1518285"/>
+                    </a:xfrm>
+                    <a:prstGeom prst="rect">
+                      <a:avLst/>
+                    </a:prstGeom>
+                  </pic:spPr>
+                </pic:pic>
+              </a:graphicData>
+            </a:graphic>
+          </wp:inline>
+        </w:drawing>
+      </w:r>
+    </w:p>
+    <w:p>
+      <w:pPr>
+        <w:spacing w:line="240" w:lineRule="auto"/>
+        <w:rPr>
+          <w:rFonts w:cs="Times New Roman"/>
+          <w:b/>
+          <w:bCs/>
+          <w:szCs w:val="24"/>
+        </w:rPr>
+      </w:pPr>
+      <w:r>
+        <w:rPr>
+          <w:rFonts w:cs="Times New Roman"/>
+          <w:b/>
+          <w:bCs/>
+          <w:szCs w:val="24"/>
+        </w:rPr>
+        <w:t>Забележка:</w:t>
+      </w:r>
+    </w:p>
+    <w:p>
+      <w:pPr>
+        <w:spacing w:line="240" w:lineRule="auto"/>
+        <w:ind w:firstLine="360"/>
+        <w:rPr>
+          <w:rFonts w:cs="Times New Roman"/>
+          <w:szCs w:val="24"/>
+        </w:rPr>
+      </w:pPr>
+      <w:r>
+        <w:rPr>
+          <w:rFonts w:cs="Times New Roman"/>
+          <w:szCs w:val="24"/>
+        </w:rPr>
+        <w:t>Паролите не се съхраняват в plaintext. Преди записването им в базата данни се прилага SHA-256 хеширане, което гарантира по-високо ниво на сигурност.</w:t>
+      </w:r>
+    </w:p>
+    <w:p>
+      <w:pPr>
+        <w:spacing w:line="240" w:lineRule="auto"/>
+        <w:rPr>
+          <w:rFonts w:cs="Times New Roman"/>
+          <w:szCs w:val="24"/>
+        </w:rPr>
+      </w:pPr>
+    </w:p>
+    <w:p>
+      <w:pPr>
+        <w:pStyle w:val="Heading3"/>
+        <w:rPr>
+          <w:lang w:val="en-US"/>
+        </w:rPr>
+      </w:pPr>
+      <w:bookmarkStart w:id="21" w:name="_Toc224570154"/>
+      <w:r>
+        <w:rPr>
+          <w:lang w:val="en-US"/>
+        </w:rPr>
+        <w:t>Колекция Lifts</w:t>
+      </w:r>
+      <w:bookmarkEnd w:id="21"/>
+    </w:p>
+    <w:p>
+      <w:pPr>
+        <w:spacing w:line="240" w:lineRule="auto"/>
+        <w:ind w:firstLine="720"/>
+        <w:rPr>
+          <w:rFonts w:cs="Times New Roman"/>
+          <w:szCs w:val="24"/>
+          <w:lang w:val="en-US"/>
+        </w:rPr>
+      </w:pPr>
+      <w:r>
+        <w:rPr>
+          <w:rFonts w:cs="Times New Roman"/>
+          <w:szCs w:val="24"/>
+          <w:lang w:val="en-US"/>
+        </w:rPr>
+        <w:t xml:space="preserve">Колекцията </w:t>
+      </w:r>
+      <w:r>
+        <w:rPr>
+          <w:rFonts w:cs="Times New Roman"/>
+          <w:b/>
+          <w:bCs/>
+          <w:szCs w:val="24"/>
+          <w:lang w:val="en-US"/>
+        </w:rPr>
+        <w:t>lifts</w:t>
+      </w:r>
+      <w:r>
+        <w:rPr>
+          <w:rFonts w:cs="Times New Roman"/>
+          <w:szCs w:val="24"/>
+          <w:lang w:val="en-US"/>
+        </w:rPr>
+        <w:t xml:space="preserve"> съдържа информация за лифтовете в курорта.</w:t>
+      </w:r>
+    </w:p>
+    <w:p>
+      <w:pPr>
+        <w:spacing w:line="240" w:lineRule="auto"/>
+        <w:rPr>
+          <w:rFonts w:cs="Times New Roman"/>
+          <w:b/>
+          <w:bCs/>
+          <w:szCs w:val="24"/>
+          <w:lang w:val="en-US"/>
+        </w:rPr>
+      </w:pPr>
+      <w:r>
+        <w:rPr>
+          <w:rFonts w:cs="Times New Roman"/>
+          <w:b/>
+          <w:bCs/>
+          <w:szCs w:val="24"/>
+          <w:lang w:val="en-US"/>
+        </w:rPr>
+        <w:t>Основни атрибути:</w:t>
+      </w:r>
+    </w:p>
+    <w:p>
+      <w:pPr>
+        <w:numPr>
+          <w:ilvl w:val="0"/>
+          <w:numId w:val="41"/>
+        </w:numPr>
+        <w:spacing w:line="240" w:lineRule="auto"/>
+        <w:rPr>
+          <w:rFonts w:cs="Times New Roman"/>
+          <w:szCs w:val="24"/>
+          <w:lang w:val="en-US"/>
+        </w:rPr>
+      </w:pPr>
+      <w:r>
+        <w:rPr>
+          <w:rFonts w:cs="Times New Roman"/>
+          <w:szCs w:val="24"/>
+          <w:lang w:val="en-US"/>
+        </w:rPr>
+        <w:t>име на лифта</w:t>
+      </w:r>
+      <w:r>
+        <w:rPr>
+          <w:rFonts w:cs="Times New Roman"/>
+          <w:szCs w:val="24"/>
+        </w:rPr>
+        <w:t xml:space="preserve"> (</w:t>
+      </w:r>
+      <w:r>
+        <w:rPr>
+          <w:rFonts w:cs="Times New Roman"/>
+          <w:b/>
+          <w:bCs/>
+          <w:szCs w:val="24"/>
+          <w:lang w:val="en-US"/>
+        </w:rPr>
+        <w:t>name</w:t>
+      </w:r>
+      <w:r>
+        <w:rPr>
+          <w:rFonts w:cs="Times New Roman"/>
+          <w:szCs w:val="24"/>
+        </w:rPr>
+        <w:t>)</w:t>
+      </w:r>
+    </w:p>
+    <w:p>
+      <w:pPr>
+        <w:numPr>
+          <w:ilvl w:val="0"/>
+          <w:numId w:val="41"/>
+        </w:numPr>
+        <w:spacing w:line="240" w:lineRule="auto"/>
+        <w:rPr>
+          <w:rFonts w:cs="Times New Roman"/>
+          <w:szCs w:val="24"/>
+          <w:lang w:val="en-US"/>
+        </w:rPr>
+      </w:pPr>
+      <w:r>
+        <w:rPr>
+          <w:rFonts w:cs="Times New Roman"/>
+          <w:szCs w:val="24"/>
+          <w:lang w:val="en-US"/>
+        </w:rPr>
+        <w:t>тип лифт</w:t>
+      </w:r>
+      <w:r>
+        <w:rPr>
+          <w:rFonts w:cs="Times New Roman"/>
+          <w:szCs w:val="24"/>
+        </w:rPr>
+        <w:t xml:space="preserve"> (</w:t>
+      </w:r>
+      <w:r>
+        <w:rPr>
+          <w:rFonts w:cs="Times New Roman"/>
+          <w:b/>
+          <w:bCs/>
+          <w:szCs w:val="24"/>
+          <w:lang w:val="en-US"/>
+        </w:rPr>
+        <w:t>type</w:t>
+      </w:r>
+      <w:r>
+        <w:rPr>
+          <w:rFonts w:cs="Times New Roman"/>
+          <w:szCs w:val="24"/>
+        </w:rPr>
+        <w:t>)</w:t>
+      </w:r>
+    </w:p>
+    <w:p>
+      <w:pPr>
+        <w:numPr>
+          <w:ilvl w:val="0"/>
+          <w:numId w:val="41"/>
+        </w:numPr>
+        <w:spacing w:line="240" w:lineRule="auto"/>
+        <w:rPr>
+          <w:rFonts w:cs="Times New Roman"/>
+          <w:szCs w:val="24"/>
+          <w:lang w:val="en-US"/>
+        </w:rPr>
+      </w:pPr>
+      <w:r>
+        <w:rPr>
+          <w:rFonts w:cs="Times New Roman"/>
+          <w:szCs w:val="24"/>
+          <w:lang w:val="en-US"/>
+        </w:rPr>
+        <w:t>капацитет на час</w:t>
+      </w:r>
+      <w:r>
+        <w:rPr>
+          <w:rFonts w:cs="Times New Roman"/>
+          <w:szCs w:val="24"/>
+        </w:rPr>
+        <w:t xml:space="preserve"> (</w:t>
+      </w:r>
+      <w:r>
+        <w:rPr>
+          <w:rFonts w:cs="Times New Roman"/>
+          <w:b/>
+          <w:bCs/>
+          <w:szCs w:val="24"/>
+          <w:lang w:val="en-US"/>
+        </w:rPr>
+        <w:t>capacityPerHr</w:t>
+      </w:r>
+      <w:r>
+        <w:rPr>
+          <w:rFonts w:cs="Times New Roman"/>
+          <w:szCs w:val="24"/>
+        </w:rPr>
+        <w:t>)</w:t>
+      </w:r>
+    </w:p>
+    <w:p>
+      <w:pPr>
+        <w:numPr>
+          <w:ilvl w:val="0"/>
+          <w:numId w:val="41"/>
+        </w:numPr>
+        <w:spacing w:line="240" w:lineRule="auto"/>
+        <w:rPr>
+          <w:rFonts w:cs="Times New Roman"/>
+          <w:szCs w:val="24"/>
+          <w:lang w:val="en-US"/>
+        </w:rPr>
+      </w:pPr>
+      <w:r>
+        <w:rPr>
+          <w:rFonts w:cs="Times New Roman"/>
+          <w:szCs w:val="24"/>
+          <w:lang w:val="en-US"/>
+        </w:rPr>
+        <w:t>текущ статус</w:t>
+      </w:r>
+      <w:r>
+        <w:rPr>
+          <w:rFonts w:cs="Times New Roman"/>
+          <w:szCs w:val="24"/>
+        </w:rPr>
+        <w:t xml:space="preserve"> (</w:t>
+      </w:r>
+      <w:r>
+        <w:rPr>
+          <w:rFonts w:cs="Times New Roman"/>
+          <w:b/>
+          <w:bCs/>
+          <w:szCs w:val="24"/>
+          <w:lang w:val="en-US"/>
+        </w:rPr>
+        <w:t>status</w:t>
+      </w:r>
+      <w:r>
+        <w:rPr>
+          <w:rFonts w:cs="Times New Roman"/>
+          <w:szCs w:val="24"/>
+        </w:rPr>
+        <w:t>)</w:t>
+      </w:r>
+    </w:p>
+    <w:p>
+      <w:pPr>
+        <w:numPr>
+          <w:ilvl w:val="0"/>
+          <w:numId w:val="41"/>
+        </w:numPr>
+        <w:spacing w:line="240" w:lineRule="auto"/>
+        <w:rPr>
+          <w:rFonts w:cs="Times New Roman"/>
+          <w:szCs w:val="24"/>
+          <w:lang w:val="en-US"/>
+        </w:rPr>
+      </w:pPr>
+      <w:r>
+        <w:rPr>
+          <w:rFonts w:cs="Times New Roman"/>
+          <w:szCs w:val="24"/>
+          <w:lang w:val="en-US"/>
+        </w:rPr>
+        <w:t>история на поддръжката</w:t>
+      </w:r>
+      <w:r>
+        <w:rPr>
+          <w:rFonts w:cs="Times New Roman"/>
+          <w:szCs w:val="24"/>
+        </w:rPr>
+        <w:t xml:space="preserve"> (</w:t>
+      </w:r>
+      <w:r>
+        <w:rPr>
+          <w:rFonts w:cs="Times New Roman"/>
+          <w:b/>
+          <w:bCs/>
+          <w:szCs w:val="24"/>
+          <w:lang w:val="en-US"/>
+        </w:rPr>
+        <w:t>maintenance</w:t>
+      </w:r>
+      <w:r>
+        <w:rPr>
+          <w:rFonts w:cs="Times New Roman"/>
+          <w:szCs w:val="24"/>
+        </w:rPr>
+        <w:t>)</w:t>
+      </w:r>
+    </w:p>
+    <w:p>
+      <w:pPr>
+        <w:spacing w:line="240" w:lineRule="auto"/>
+        <w:rPr>
+          <w:rFonts w:cs="Times New Roman"/>
+          <w:szCs w:val="24"/>
+        </w:rPr>
+      </w:pPr>
+    </w:p>
+    <w:p>
+      <w:pPr>
+        <w:spacing w:line="240" w:lineRule="auto"/>
+        <w:rPr>
+          <w:rFonts w:cs="Times New Roman"/>
+          <w:b/>
+          <w:bCs/>
+          <w:szCs w:val="24"/>
+        </w:rPr>
+      </w:pPr>
+      <w:r>
+        <w:rPr>
+          <w:rFonts w:cs="Times New Roman"/>
+          <w:b/>
+          <w:bCs/>
+          <w:szCs w:val="24"/>
+        </w:rPr>
+        <w:t>Примерен JSON документ</w:t>
+      </w:r>
+    </w:p>
+    <w:p>
+      <w:pPr>
+        <w:spacing w:line="240" w:lineRule="auto"/>
+        <w:rPr>
+          <w:rFonts w:cs="Times New Roman"/>
+          <w:b/>
+          <w:bCs/>
+          <w:szCs w:val="24"/>
+        </w:rPr>
+      </w:pPr>
+      <w:r>
+        <w:rPr>
+          <w:noProof/>
+        </w:rPr>
+        <w:lastRenderedPageBreak/>
+        <w:drawing>
+          <wp:inline distT="0" distB="0" distL="0" distR="0" wp14:anchorId="19D392AD" wp14:editId="01ADC58B">
+            <wp:extent cx="5972810" cy="1470025"/>
+            <wp:effectExtent l="0" t="0" r="8890" b="0"/>
+            <wp:docPr id="2033180022" name="Picture 1"/>
+            <wp:cNvGraphicFramePr>
+              <a:graphicFrameLocks xmlns:a="http://schemas.openxmlformats.org/drawingml/2006/main" noChangeAspect="1"/>
+            </wp:cNvGraphicFramePr>
+            <a:graphic xmlns:a="http://schemas.openxmlformats.org/drawingml/2006/main">
+              <a:graphicData uri="http://schemas.openxmlformats.org/drawingml/2006/picture">
+                <pic:pic xmlns:pic="http://schemas.openxmlformats.org/drawingml/2006/picture">
+                  <pic:nvPicPr>
+                    <pic:cNvPr id="2033180022" name=""/>
+                    <pic:cNvPicPr/>
+                  </pic:nvPicPr>
+                  <pic:blipFill>
+                    <a:blip r:embed="rId17"/>
+                    <a:stretch>
+                      <a:fillRect/>
+                    </a:stretch>
+                  </pic:blipFill>
+                  <pic:spPr>
+                    <a:xfrm>
+                      <a:off x="0" y="0"/>
+                      <a:ext cx="5972810" cy="1470025"/>
+                    </a:xfrm>
+                    <a:prstGeom prst="rect">
+                      <a:avLst/>
+                    </a:prstGeom>
+                  </pic:spPr>
+                </pic:pic>
+              </a:graphicData>
+            </a:graphic>
+          </wp:inline>
+        </w:drawing>
+      </w:r>
+    </w:p>
+    <w:p>
+      <w:pPr>
+        <w:spacing w:line="240" w:lineRule="auto"/>
+        <w:rPr>
+          <w:rFonts w:cs="Times New Roman"/>
+          <w:b/>
+          <w:bCs/>
+          <w:szCs w:val="24"/>
+        </w:rPr>
+      </w:pPr>
+    </w:p>
+    <w:p>
+      <w:pPr>
+        <w:pStyle w:val="Heading3"/>
+        <w:rPr>
+          <w:lang w:val="en-US"/>
+        </w:rPr>
+      </w:pPr>
+      <w:bookmarkStart w:id="22" w:name="_Toc224570155"/>
+      <w:r>
+        <w:rPr>
+          <w:lang w:val="en-US"/>
+        </w:rPr>
+        <w:t>Колекция Slopes</w:t>
+      </w:r>
+      <w:bookmarkEnd w:id="22"/>
+    </w:p>
+    <w:p>
+      <w:pPr>
+        <w:spacing w:line="240" w:lineRule="auto"/>
+        <w:ind w:firstLine="720"/>
+        <w:rPr>
+          <w:rFonts w:cs="Times New Roman"/>
+          <w:szCs w:val="24"/>
+          <w:lang w:val="en-US"/>
+        </w:rPr>
+      </w:pPr>
+      <w:r>
+        <w:rPr>
+          <w:rFonts w:cs="Times New Roman"/>
+          <w:szCs w:val="24"/>
+          <w:lang w:val="en-US"/>
+        </w:rPr>
+        <w:t xml:space="preserve">Колекцията </w:t>
+      </w:r>
+      <w:r>
+        <w:rPr>
+          <w:rFonts w:cs="Times New Roman"/>
+          <w:b/>
+          <w:bCs/>
+          <w:szCs w:val="24"/>
+          <w:lang w:val="en-US"/>
+        </w:rPr>
+        <w:t>slopes</w:t>
+      </w:r>
+      <w:r>
+        <w:rPr>
+          <w:rFonts w:cs="Times New Roman"/>
+          <w:szCs w:val="24"/>
+          <w:lang w:val="en-US"/>
+        </w:rPr>
+        <w:t xml:space="preserve"> съхранява информация за ски пистите.</w:t>
+      </w:r>
+    </w:p>
+    <w:p>
+      <w:pPr>
+        <w:spacing w:line="240" w:lineRule="auto"/>
+        <w:rPr>
+          <w:rFonts w:cs="Times New Roman"/>
+          <w:b/>
+          <w:bCs/>
+          <w:szCs w:val="24"/>
+          <w:lang w:val="en-US"/>
+        </w:rPr>
+      </w:pPr>
+      <w:r>
+        <w:rPr>
+          <w:rFonts w:cs="Times New Roman"/>
+          <w:b/>
+          <w:bCs/>
+          <w:szCs w:val="24"/>
+          <w:lang w:val="en-US"/>
+        </w:rPr>
+        <w:t>Основни атрибути:</w:t>
+      </w:r>
+    </w:p>
+    <w:p>
+      <w:pPr>
+        <w:numPr>
+          <w:ilvl w:val="0"/>
+          <w:numId w:val="42"/>
+        </w:numPr>
+        <w:spacing w:line="240" w:lineRule="auto"/>
+        <w:rPr>
+          <w:rFonts w:cs="Times New Roman"/>
+          <w:szCs w:val="24"/>
+          <w:lang w:val="en-US"/>
+        </w:rPr>
+      </w:pPr>
+      <w:r>
+        <w:rPr>
+          <w:rFonts w:cs="Times New Roman"/>
+          <w:szCs w:val="24"/>
+          <w:lang w:val="en-US"/>
+        </w:rPr>
+        <w:t>име на пистата</w:t>
+      </w:r>
+      <w:r>
+        <w:rPr>
+          <w:rFonts w:cs="Times New Roman"/>
+          <w:szCs w:val="24"/>
+          <w:lang w:val="en-US"/>
+        </w:rPr>
+        <w:t xml:space="preserve"> (</w:t>
+      </w:r>
+      <w:r>
+        <w:rPr>
+          <w:rFonts w:cs="Times New Roman"/>
+          <w:b/>
+          <w:bCs/>
+          <w:szCs w:val="24"/>
+        </w:rPr>
+        <w:t>name</w:t>
+      </w:r>
+      <w:r>
+        <w:rPr>
+          <w:rFonts w:cs="Times New Roman"/>
+          <w:szCs w:val="24"/>
+          <w:lang w:val="en-US"/>
+        </w:rPr>
+        <w:t>)</w:t>
+      </w:r>
+    </w:p>
+    <w:p>
+      <w:pPr>
+        <w:numPr>
+          <w:ilvl w:val="0"/>
+          <w:numId w:val="42"/>
+        </w:numPr>
+        <w:spacing w:line="240" w:lineRule="auto"/>
+        <w:rPr>
+          <w:rFonts w:cs="Times New Roman"/>
+          <w:szCs w:val="24"/>
+          <w:lang w:val="en-US"/>
+        </w:rPr>
+      </w:pPr>
+      <w:r>
+        <w:rPr>
+          <w:rFonts w:cs="Times New Roman"/>
+          <w:szCs w:val="24"/>
+          <w:lang w:val="en-US"/>
+        </w:rPr>
+        <w:t>трудност</w:t>
+      </w:r>
+      <w:r>
+        <w:rPr>
+          <w:rFonts w:cs="Times New Roman"/>
+          <w:szCs w:val="24"/>
+          <w:lang w:val="en-US"/>
+        </w:rPr>
+        <w:t xml:space="preserve"> (</w:t>
+      </w:r>
+      <w:r>
+        <w:rPr>
+          <w:rFonts w:cs="Times New Roman"/>
+          <w:b/>
+          <w:bCs/>
+          <w:szCs w:val="24"/>
+        </w:rPr>
+        <w:t>difficulty</w:t>
+      </w:r>
+      <w:r>
+        <w:rPr>
+          <w:rFonts w:cs="Times New Roman"/>
+          <w:szCs w:val="24"/>
+          <w:lang w:val="en-US"/>
+        </w:rPr>
+        <w:t>)</w:t>
+      </w:r>
+    </w:p>
+    <w:p>
+      <w:pPr>
+        <w:numPr>
+          <w:ilvl w:val="0"/>
+          <w:numId w:val="42"/>
+        </w:numPr>
+        <w:spacing w:line="240" w:lineRule="auto"/>
+        <w:rPr>
+          <w:rFonts w:cs="Times New Roman"/>
+          <w:szCs w:val="24"/>
+          <w:lang w:val="en-US"/>
+        </w:rPr>
+      </w:pPr>
+      <w:r>
+        <w:rPr>
+          <w:rFonts w:cs="Times New Roman"/>
+          <w:szCs w:val="24"/>
+          <w:lang w:val="en-US"/>
+        </w:rPr>
+        <w:t>дължина</w:t>
+      </w:r>
+      <w:r>
+        <w:rPr>
+          <w:rFonts w:cs="Times New Roman"/>
+          <w:szCs w:val="24"/>
+          <w:lang w:val="en-US"/>
+        </w:rPr>
+        <w:t xml:space="preserve"> (</w:t>
+      </w:r>
+      <w:r>
+        <w:rPr>
+          <w:rFonts w:cs="Times New Roman"/>
+          <w:b/>
+          <w:bCs/>
+          <w:szCs w:val="24"/>
+        </w:rPr>
+        <w:t>lengthKm</w:t>
+      </w:r>
+      <w:r>
+        <w:rPr>
+          <w:rFonts w:cs="Times New Roman"/>
+          <w:szCs w:val="24"/>
+          <w:lang w:val="en-US"/>
+        </w:rPr>
+        <w:t>)</w:t>
+      </w:r>
+    </w:p>
+    <w:p>
+      <w:pPr>
+        <w:numPr>
+          <w:ilvl w:val="0"/>
+          <w:numId w:val="42"/>
+        </w:numPr>
+        <w:spacing w:line="240" w:lineRule="auto"/>
+        <w:rPr>
+          <w:rFonts w:cs="Times New Roman"/>
+          <w:szCs w:val="24"/>
+          <w:lang w:val="en-US"/>
+        </w:rPr>
+      </w:pPr>
+      <w:r>
+        <w:rPr>
+          <w:rFonts w:cs="Times New Roman"/>
+          <w:szCs w:val="24"/>
+          <w:lang w:val="en-US"/>
+        </w:rPr>
+        <w:t>статус (отворена или затворена)</w:t>
+      </w:r>
+      <w:r>
+        <w:rPr>
+          <w:rFonts w:cs="Times New Roman"/>
+          <w:szCs w:val="24"/>
+          <w:lang w:val="en-US"/>
+        </w:rPr>
+        <w:t xml:space="preserve"> (</w:t>
+      </w:r>
+      <w:r>
+        <w:rPr>
+          <w:rFonts w:cs="Times New Roman"/>
+          <w:b/>
+          <w:bCs/>
+          <w:szCs w:val="24"/>
+        </w:rPr>
+        <w:t>status</w:t>
+      </w:r>
+      <w:r>
+        <w:rPr>
+          <w:rFonts w:cs="Times New Roman"/>
+          <w:szCs w:val="24"/>
+          <w:lang w:val="en-US"/>
+        </w:rPr>
+        <w:t>)</w:t>
+      </w:r>
+    </w:p>
+    <w:p>
+      <w:pPr>
+        <w:numPr>
+          <w:ilvl w:val="0"/>
+          <w:numId w:val="42"/>
+        </w:numPr>
+        <w:spacing w:line="240" w:lineRule="auto"/>
+        <w:rPr>
+          <w:rFonts w:cs="Times New Roman"/>
+          <w:szCs w:val="24"/>
+          <w:lang w:val="en-US"/>
+        </w:rPr>
+      </w:pPr>
+      <w:r>
+        <w:rPr>
+          <w:rFonts w:cs="Times New Roman"/>
+          <w:szCs w:val="24"/>
+          <w:lang w:val="en-US"/>
+        </w:rPr>
+        <w:t>инциденти</w:t>
+      </w:r>
+      <w:r>
+        <w:rPr>
+          <w:rFonts w:cs="Times New Roman"/>
+          <w:szCs w:val="24"/>
+          <w:lang w:val="en-US"/>
+        </w:rPr>
+        <w:t xml:space="preserve"> (</w:t>
+      </w:r>
+      <w:r>
+        <w:rPr>
+          <w:rFonts w:cs="Times New Roman"/>
+          <w:b/>
+          <w:bCs/>
+          <w:szCs w:val="24"/>
+        </w:rPr>
+        <w:t>incidents</w:t>
+      </w:r>
+      <w:r>
+        <w:rPr>
+          <w:rFonts w:cs="Times New Roman"/>
+          <w:szCs w:val="24"/>
+          <w:lang w:val="en-US"/>
+        </w:rPr>
+        <w:t>)</w:t>
+      </w:r>
+    </w:p>
+    <w:p>
+      <w:pPr>
+        <w:spacing w:line="240" w:lineRule="auto"/>
+        <w:ind w:left="720"/>
+        <w:rPr>
+          <w:rFonts w:cs="Times New Roman"/>
+          <w:szCs w:val="24"/>
+          <w:lang w:val="en-US"/>
+        </w:rPr>
+      </w:pPr>
+    </w:p>
+    <w:p>
+      <w:pPr>
+        <w:spacing w:line="240" w:lineRule="auto"/>
+        <w:rPr>
+          <w:rFonts w:cs="Times New Roman"/>
+          <w:b/>
+          <w:bCs/>
+          <w:szCs w:val="24"/>
+          <w:lang w:val="en-US"/>
+        </w:rPr>
+      </w:pPr>
+      <w:r>
+        <w:rPr>
+          <w:rFonts w:cs="Times New Roman"/>
+          <w:b/>
+          <w:bCs/>
+          <w:szCs w:val="24"/>
+          <w:lang w:val="en-US"/>
+        </w:rPr>
+        <w:t xml:space="preserve">Примерен </w:t>
+      </w:r>
+      <w:r>
+        <w:rPr>
+          <w:rFonts w:cs="Times New Roman"/>
+          <w:b/>
+          <w:bCs/>
+          <w:szCs w:val="24"/>
+          <w:lang w:val="en-US"/>
+        </w:rPr>
+        <w:t xml:space="preserve">JSON </w:t>
+      </w:r>
+      <w:r>
+        <w:rPr>
+          <w:rFonts w:cs="Times New Roman"/>
+          <w:b/>
+          <w:bCs/>
+          <w:szCs w:val="24"/>
+          <w:lang w:val="en-US"/>
+        </w:rPr>
+        <w:t>документ</w:t>
+      </w:r>
+    </w:p>
+    <w:p>
+      <w:pPr>
+        <w:spacing w:line="240" w:lineRule="auto"/>
+        <w:rPr>
+          <w:rFonts w:cs="Times New Roman"/>
+          <w:b/>
+          <w:bCs/>
+          <w:szCs w:val="24"/>
+          <w:lang w:val="en-US"/>
+        </w:rPr>
+      </w:pPr>
+      <w:r>
+        <w:rPr>
+          <w:noProof/>
+        </w:rPr>
+        <w:drawing>
+          <wp:inline distT="0" distB="0" distL="0" distR="0" wp14:anchorId="4511F2D0" wp14:editId="5C9CF432">
+            <wp:extent cx="5409524" cy="1733333"/>
+            <wp:effectExtent l="0" t="0" r="1270" b="635"/>
+            <wp:docPr id="197295701" name="Picture 1"/>
+            <wp:cNvGraphicFramePr>
+              <a:graphicFrameLocks xmlns:a="http://schemas.openxmlformats.org/drawingml/2006/main" noChangeAspect="1"/>
+            </wp:cNvGraphicFramePr>
+            <a:graphic xmlns:a="http://schemas.openxmlformats.org/drawingml/2006/main">
+              <a:graphicData uri="http://schemas.openxmlformats.org/drawingml/2006/picture">
+                <pic:pic xmlns:pic="http://schemas.openxmlformats.org/drawingml/2006/picture">
+                  <pic:nvPicPr>
+                    <pic:cNvPr id="197295701" name=""/>
+                    <pic:cNvPicPr/>
+                  </pic:nvPicPr>
+                  <pic:blipFill>
+                    <a:blip r:embed="rId18"/>
+                    <a:stretch>
+                      <a:fillRect/>
+                    </a:stretch>
+                  </pic:blipFill>
+                  <pic:spPr>
+                    <a:xfrm>
+                      <a:off x="0" y="0"/>
+                      <a:ext cx="5409524" cy="1733333"/>
+                    </a:xfrm>
+                    <a:prstGeom prst="rect">
+                      <a:avLst/>
+                    </a:prstGeom>
+                  </pic:spPr>
+                </pic:pic>
+              </a:graphicData>
+            </a:graphic>
+          </wp:inline>
+        </w:drawing>
+      </w:r>
+    </w:p>
+    <w:p>
+      <w:pPr>
+        <w:spacing w:line="240" w:lineRule="auto"/>
+        <w:rPr>
+          <w:rFonts w:cs="Times New Roman"/>
+          <w:b/>
+          <w:bCs/>
+          <w:szCs w:val="24"/>
+          <w:lang w:val="en-US"/>
+        </w:rPr>
+      </w:pPr>
+    </w:p>
+    <w:p>
+      <w:pPr>
+        <w:pStyle w:val="Heading3"/>
+        <w:rPr>
+          <w:lang w:val="en-US"/>
+        </w:rPr>
+      </w:pPr>
+      <w:bookmarkStart w:id="23" w:name="_Toc224570156"/>
+      <w:r>
+        <w:rPr>
+          <w:lang w:val="en-US"/>
+        </w:rPr>
+        <w:t xml:space="preserve">Колекция </w:t>
+      </w:r>
+      <w:r>
+        <w:rPr>
+          <w:lang w:val="en-US"/>
+        </w:rPr>
+        <w:t>s</w:t>
+      </w:r>
+      <w:r>
+        <w:rPr>
+          <w:lang w:val="en-US"/>
+        </w:rPr>
+        <w:t>kiPasses</w:t>
+      </w:r>
+      <w:bookmarkEnd w:id="23"/>
+    </w:p>
+    <w:p>
+      <w:pPr>
+        <w:spacing w:line="240" w:lineRule="auto"/>
+        <w:ind w:firstLine="720"/>
+        <w:rPr>
+          <w:rFonts w:cs="Times New Roman"/>
+          <w:szCs w:val="24"/>
+          <w:lang w:val="en-US"/>
+        </w:rPr>
+      </w:pPr>
+      <w:r>
+        <w:rPr>
+          <w:rFonts w:cs="Times New Roman"/>
+          <w:szCs w:val="24"/>
+          <w:lang w:val="en-US"/>
+        </w:rPr>
+        <w:t xml:space="preserve">Колекцията </w:t>
+      </w:r>
+      <w:r>
+        <w:rPr>
+          <w:rFonts w:cs="Times New Roman"/>
+          <w:b/>
+          <w:bCs/>
+          <w:szCs w:val="24"/>
+          <w:lang w:val="en-US"/>
+        </w:rPr>
+        <w:t>skiPasses</w:t>
+      </w:r>
+      <w:r>
+        <w:rPr>
+          <w:rFonts w:cs="Times New Roman"/>
+          <w:szCs w:val="24"/>
+          <w:lang w:val="en-US"/>
+        </w:rPr>
+        <w:t xml:space="preserve"> съхранява информация за издадените ски карти.</w:t>
+      </w:r>
+    </w:p>
+    <w:p>
+      <w:pPr>
+        <w:spacing w:line="240" w:lineRule="auto"/>
+        <w:rPr>
+          <w:rFonts w:cs="Times New Roman"/>
+          <w:b/>
+          <w:bCs/>
+          <w:szCs w:val="24"/>
+          <w:lang w:val="en-US"/>
+        </w:rPr>
+      </w:pPr>
+      <w:r>
+        <w:rPr>
+          <w:rFonts w:cs="Times New Roman"/>
+          <w:b/>
+          <w:bCs/>
+          <w:szCs w:val="24"/>
+          <w:lang w:val="en-US"/>
+        </w:rPr>
+        <w:t>Основни атрибути:</w:t>
+      </w:r>
+    </w:p>
+    <w:p>
+      <w:pPr>
+        <w:numPr>
+          <w:ilvl w:val="0"/>
+          <w:numId w:val="43"/>
+        </w:numPr>
+        <w:spacing w:line="240" w:lineRule="auto"/>
+        <w:rPr>
+          <w:rFonts w:cs="Times New Roman"/>
+          <w:szCs w:val="24"/>
+          <w:lang w:val="en-US"/>
+        </w:rPr>
+      </w:pPr>
+      <w:r>
+        <w:rPr>
+          <w:rFonts w:cs="Times New Roman"/>
+          <w:szCs w:val="24"/>
+          <w:lang w:val="en-US"/>
+        </w:rPr>
+        <w:t>идентификатор на потребителя</w:t>
+      </w:r>
+      <w:r>
+        <w:rPr>
+          <w:rFonts w:cs="Times New Roman"/>
+          <w:szCs w:val="24"/>
+          <w:lang w:val="en-US"/>
+        </w:rPr>
+        <w:t xml:space="preserve"> (</w:t>
+      </w:r>
+      <w:r>
+        <w:rPr>
+          <w:rFonts w:cs="Times New Roman"/>
+          <w:b/>
+          <w:bCs/>
+          <w:szCs w:val="24"/>
+          <w:lang w:val="en-US"/>
+        </w:rPr>
+        <w:t>userI</w:t>
+      </w:r>
+      <w:r>
+        <w:rPr>
+          <w:rFonts w:cs="Times New Roman"/>
+          <w:b/>
+          <w:bCs/>
+          <w:szCs w:val="24"/>
+          <w:lang w:val="en-US"/>
+        </w:rPr>
+        <w:t>d</w:t>
+      </w:r>
+      <w:r>
+        <w:rPr>
+          <w:rFonts w:cs="Times New Roman"/>
+          <w:szCs w:val="24"/>
+          <w:lang w:val="en-US"/>
+        </w:rPr>
+        <w:t>)</w:t>
+      </w:r>
+    </w:p>
+    <w:p>
+      <w:pPr>
+        <w:numPr>
+          <w:ilvl w:val="0"/>
+          <w:numId w:val="43"/>
+        </w:numPr>
+        <w:spacing w:line="240" w:lineRule="auto"/>
+        <w:rPr>
+          <w:rFonts w:cs="Times New Roman"/>
+          <w:szCs w:val="24"/>
+          <w:lang w:val="en-US"/>
+        </w:rPr>
+      </w:pPr>
+      <w:r>
+        <w:rPr>
+          <w:rFonts w:cs="Times New Roman"/>
+          <w:szCs w:val="24"/>
+          <w:lang w:val="en-US"/>
+        </w:rPr>
+        <w:t>тип карта</w:t>
+      </w:r>
+      <w:r>
+        <w:rPr>
+          <w:rFonts w:cs="Times New Roman"/>
+          <w:szCs w:val="24"/>
+          <w:lang w:val="en-US"/>
+        </w:rPr>
+        <w:t xml:space="preserve"> (</w:t>
+      </w:r>
+      <w:r>
+        <w:rPr>
+          <w:rFonts w:cs="Times New Roman"/>
+          <w:b/>
+          <w:bCs/>
+          <w:szCs w:val="24"/>
+        </w:rPr>
+        <w:t>type</w:t>
+      </w:r>
+      <w:r>
+        <w:rPr>
+          <w:rFonts w:cs="Times New Roman"/>
+          <w:szCs w:val="24"/>
+          <w:lang w:val="en-US"/>
+        </w:rPr>
+        <w:t>)</w:t>
+      </w:r>
+    </w:p>
+    <w:p>
+      <w:pPr>
+        <w:numPr>
+          <w:ilvl w:val="0"/>
+          <w:numId w:val="43"/>
+        </w:numPr>
+        <w:spacing w:line="240" w:lineRule="auto"/>
+        <w:rPr>
+          <w:rFonts w:cs="Times New Roman"/>
+          <w:szCs w:val="24"/>
+          <w:lang w:val="en-US"/>
+        </w:rPr>
+      </w:pPr>
+      <w:r>
+        <w:rPr>
+          <w:rFonts w:cs="Times New Roman"/>
+          <w:szCs w:val="24"/>
+          <w:lang w:val="en-US"/>
+        </w:rPr>
+        <w:lastRenderedPageBreak/>
+        <w:t>цена</w:t>
+      </w:r>
+      <w:r>
+        <w:rPr>
+          <w:rFonts w:cs="Times New Roman"/>
+          <w:szCs w:val="24"/>
+          <w:lang w:val="en-US"/>
+        </w:rPr>
+        <w:t xml:space="preserve"> (</w:t>
+      </w:r>
+      <w:r>
+        <w:rPr>
+          <w:rFonts w:cs="Times New Roman"/>
+          <w:b/>
+          <w:bCs/>
+          <w:szCs w:val="24"/>
+        </w:rPr>
+        <w:t>price</w:t>
+      </w:r>
+      <w:r>
+        <w:rPr>
+          <w:rFonts w:cs="Times New Roman"/>
+          <w:szCs w:val="24"/>
+          <w:lang w:val="en-US"/>
+        </w:rPr>
+        <w:t>)</w:t>
+      </w:r>
+    </w:p>
+    <w:p>
+      <w:pPr>
+        <w:numPr>
+          <w:ilvl w:val="0"/>
+          <w:numId w:val="43"/>
+        </w:numPr>
+        <w:spacing w:line="240" w:lineRule="auto"/>
+        <w:rPr>
+          <w:rFonts w:cs="Times New Roman"/>
+          <w:szCs w:val="24"/>
+          <w:lang w:val="en-US"/>
+        </w:rPr>
+      </w:pPr>
+      <w:r>
+        <w:rPr>
+          <w:rFonts w:cs="Times New Roman"/>
+          <w:szCs w:val="24"/>
+          <w:lang w:val="en-US"/>
+        </w:rPr>
+        <w:t>начална дата</w:t>
+      </w:r>
+      <w:r>
+        <w:rPr>
+          <w:rFonts w:cs="Times New Roman"/>
+          <w:szCs w:val="24"/>
+          <w:lang w:val="en-US"/>
+        </w:rPr>
+        <w:t xml:space="preserve"> (</w:t>
+      </w:r>
+      <w:r>
+        <w:rPr>
+          <w:rFonts w:cs="Times New Roman"/>
+          <w:b/>
+          <w:bCs/>
+          <w:szCs w:val="24"/>
+        </w:rPr>
+        <w:t>validFrom</w:t>
+      </w:r>
+      <w:r>
+        <w:rPr>
+          <w:rFonts w:cs="Times New Roman"/>
+          <w:szCs w:val="24"/>
+          <w:lang w:val="en-US"/>
+        </w:rPr>
+        <w:t>)</w:t>
+      </w:r>
+    </w:p>
+    <w:p>
+      <w:pPr>
+        <w:numPr>
+          <w:ilvl w:val="0"/>
+          <w:numId w:val="43"/>
+        </w:numPr>
+        <w:spacing w:line="240" w:lineRule="auto"/>
+        <w:rPr>
+          <w:rFonts w:cs="Times New Roman"/>
+          <w:szCs w:val="24"/>
+          <w:lang w:val="en-US"/>
+        </w:rPr>
+      </w:pPr>
+      <w:r>
+        <w:rPr>
+          <w:rFonts w:cs="Times New Roman"/>
+          <w:szCs w:val="24"/>
+          <w:lang w:val="en-US"/>
+        </w:rPr>
+        <w:t>крайна дата</w:t>
+      </w:r>
+      <w:r>
+        <w:rPr>
+          <w:rFonts w:cs="Times New Roman"/>
+          <w:szCs w:val="24"/>
+          <w:lang w:val="en-US"/>
+        </w:rPr>
+        <w:t xml:space="preserve"> (</w:t>
+      </w:r>
+      <w:r>
+        <w:rPr>
+          <w:rFonts w:cs="Times New Roman"/>
+          <w:b/>
+          <w:bCs/>
+          <w:szCs w:val="24"/>
+        </w:rPr>
+        <w:t>validTo</w:t>
+      </w:r>
+      <w:r>
+        <w:rPr>
+          <w:rFonts w:cs="Times New Roman"/>
+          <w:szCs w:val="24"/>
+          <w:lang w:val="en-US"/>
+        </w:rPr>
+        <w:t>)</w:t>
+      </w:r>
+    </w:p>
+    <w:p>
+      <w:pPr>
+        <w:numPr>
+          <w:ilvl w:val="0"/>
+          <w:numId w:val="43"/>
+        </w:numPr>
+        <w:spacing w:line="240" w:lineRule="auto"/>
+        <w:rPr>
+          <w:rFonts w:cs="Times New Roman"/>
+          <w:b/>
+          <w:bCs/>
+          <w:szCs w:val="24"/>
+          <w:lang w:val="en-US"/>
+        </w:rPr>
+      </w:pPr>
+      <w:r>
+        <w:rPr>
+          <w:rFonts w:cs="Times New Roman"/>
+          <w:szCs w:val="24"/>
+          <w:lang w:val="en-US"/>
+        </w:rPr>
+        <w:t>регистрирани преминавания през лифтове</w:t>
+      </w:r>
+      <w:r>
+        <w:rPr>
+          <w:rFonts w:cs="Times New Roman"/>
+          <w:szCs w:val="24"/>
+          <w:lang w:val="en-US"/>
+        </w:rPr>
+        <w:t xml:space="preserve"> (</w:t>
+      </w:r>
+      <w:r>
+        <w:rPr>
+          <w:rFonts w:cs="Times New Roman"/>
+          <w:b/>
+          <w:bCs/>
+          <w:szCs w:val="24"/>
+        </w:rPr>
+        <w:t>scans</w:t>
+      </w:r>
+      <w:r>
+        <w:rPr>
+          <w:rFonts w:cs="Times New Roman"/>
+          <w:szCs w:val="24"/>
+          <w:lang w:val="en-US"/>
+        </w:rPr>
+        <w:t>)</w:t>
+      </w:r>
+    </w:p>
+    <w:p>
+      <w:pPr>
+        <w:spacing w:line="240" w:lineRule="auto"/>
+        <w:rPr>
+          <w:rFonts w:cs="Times New Roman"/>
+          <w:b/>
+          <w:bCs/>
+          <w:szCs w:val="24"/>
+          <w:lang w:val="en-US"/>
+        </w:rPr>
+      </w:pPr>
+    </w:p>
+    <w:p>
+      <w:pPr>
+        <w:spacing w:line="240" w:lineRule="auto"/>
+        <w:rPr>
+          <w:rFonts w:cs="Times New Roman"/>
+          <w:b/>
+          <w:bCs/>
+          <w:szCs w:val="24"/>
+          <w:lang w:val="en-US"/>
+        </w:rPr>
+      </w:pPr>
+      <w:r>
+        <w:rPr>
+          <w:rFonts w:cs="Times New Roman"/>
+          <w:b/>
+          <w:bCs/>
+          <w:szCs w:val="24"/>
+          <w:lang w:val="en-US"/>
+        </w:rPr>
+        <w:t xml:space="preserve">Примерен </w:t>
+      </w:r>
+      <w:r>
+        <w:rPr>
+          <w:rFonts w:cs="Times New Roman"/>
+          <w:b/>
+          <w:bCs/>
+          <w:szCs w:val="24"/>
+          <w:lang w:val="en-US"/>
+        </w:rPr>
+        <w:t xml:space="preserve">JSON </w:t>
+      </w:r>
+      <w:r>
+        <w:rPr>
+          <w:rFonts w:cs="Times New Roman"/>
+          <w:b/>
+          <w:bCs/>
+          <w:szCs w:val="24"/>
+          <w:lang w:val="en-US"/>
+        </w:rPr>
+        <w:t>документ</w:t>
+      </w:r>
+    </w:p>
+    <w:p>
+      <w:pPr>
+        <w:spacing w:line="240" w:lineRule="auto"/>
+        <w:rPr>
+          <w:rFonts w:cs="Times New Roman"/>
+          <w:b/>
+          <w:bCs/>
+          <w:szCs w:val="24"/>
+        </w:rPr>
+      </w:pPr>
+      <w:r>
+        <w:rPr>
+          <w:noProof/>
+        </w:rPr>
+        <w:drawing>
+          <wp:inline distT="0" distB="0" distL="0" distR="0" wp14:anchorId="3B3FE65C" wp14:editId="1D7531B7">
+            <wp:extent cx="4000000" cy="1476190"/>
+            <wp:effectExtent l="0" t="0" r="635" b="0"/>
+            <wp:docPr id="784247567" name="Picture 1"/>
+            <wp:cNvGraphicFramePr>
+              <a:graphicFrameLocks xmlns:a="http://schemas.openxmlformats.org/drawingml/2006/main" noChangeAspect="1"/>
+            </wp:cNvGraphicFramePr>
+            <a:graphic xmlns:a="http://schemas.openxmlformats.org/drawingml/2006/main">
+              <a:graphicData uri="http://schemas.openxmlformats.org/drawingml/2006/picture">
+                <pic:pic xmlns:pic="http://schemas.openxmlformats.org/drawingml/2006/picture">
+                  <pic:nvPicPr>
+                    <pic:cNvPr id="784247567" name=""/>
+                    <pic:cNvPicPr/>
+                  </pic:nvPicPr>
+                  <pic:blipFill>
+                    <a:blip r:embed="rId19"/>
+                    <a:stretch>
+                      <a:fillRect/>
+                    </a:stretch>
+                  </pic:blipFill>
+                  <pic:spPr>
+                    <a:xfrm>
+                      <a:off x="0" y="0"/>
+                      <a:ext cx="4000000" cy="1476190"/>
+                    </a:xfrm>
+                    <a:prstGeom prst="rect">
+                      <a:avLst/>
+                    </a:prstGeom>
+                  </pic:spPr>
+                </pic:pic>
+              </a:graphicData>
+            </a:graphic>
+          </wp:inline>
+        </w:drawing>
+      </w:r>
+    </w:p>
+    <w:p>
+      <w:pPr>
+        <w:spacing w:line="240" w:lineRule="auto"/>
+        <w:rPr>
+          <w:rFonts w:cs="Times New Roman"/>
+          <w:b/>
+          <w:bCs/>
+          <w:szCs w:val="24"/>
+        </w:rPr>
+      </w:pPr>
+    </w:p>
+    <w:p>
+      <w:pPr>
+        <w:pStyle w:val="Heading3"/>
+        <w:rPr>
+          <w:lang w:val="en-US"/>
+        </w:rPr>
+      </w:pPr>
+      <w:bookmarkStart w:id="24" w:name="_Toc224570157"/>
+      <w:r>
+        <w:rPr>
+          <w:lang w:val="en-US"/>
+        </w:rPr>
+        <w:t>Колекция Reservations</w:t>
+      </w:r>
+      <w:bookmarkEnd w:id="24"/>
+    </w:p>
+    <w:p>
+      <w:pPr>
+        <w:spacing w:line="240" w:lineRule="auto"/>
+        <w:ind w:firstLine="720"/>
+        <w:rPr>
+          <w:rFonts w:cs="Times New Roman"/>
+          <w:szCs w:val="24"/>
+          <w:lang w:val="en-US"/>
+        </w:rPr>
+      </w:pPr>
+      <w:r>
+        <w:rPr>
+          <w:rFonts w:cs="Times New Roman"/>
+          <w:szCs w:val="24"/>
+          <w:lang w:val="en-US"/>
+        </w:rPr>
+        <w:t xml:space="preserve">Колекцията </w:t>
+      </w:r>
+      <w:r>
+        <w:rPr>
+          <w:rFonts w:cs="Times New Roman"/>
+          <w:b/>
+          <w:bCs/>
+          <w:szCs w:val="24"/>
+          <w:lang w:val="en-US"/>
+        </w:rPr>
+        <w:t>reservations</w:t>
+      </w:r>
+      <w:r>
+        <w:rPr>
+          <w:rFonts w:cs="Times New Roman"/>
+          <w:szCs w:val="24"/>
+          <w:lang w:val="en-US"/>
+        </w:rPr>
+        <w:t xml:space="preserve"> съхранява информация за резервирани ски уроци между турист и инструктор.</w:t>
+      </w:r>
+    </w:p>
+    <w:p>
+      <w:pPr>
+        <w:spacing w:line="240" w:lineRule="auto"/>
+        <w:rPr>
+          <w:rFonts w:cs="Times New Roman"/>
+          <w:b/>
+          <w:bCs/>
+          <w:szCs w:val="24"/>
+          <w:lang w:val="en-US"/>
+        </w:rPr>
+      </w:pPr>
+      <w:r>
+        <w:rPr>
+          <w:rFonts w:cs="Times New Roman"/>
+          <w:b/>
+          <w:bCs/>
+          <w:szCs w:val="24"/>
+          <w:lang w:val="en-US"/>
+        </w:rPr>
+        <w:t>Основни атрибути:</w:t>
+      </w:r>
+    </w:p>
+    <w:p>
+      <w:pPr>
+        <w:pStyle w:val="ListParagraph"/>
+        <w:numPr>
+          <w:ilvl w:val="0"/>
+          <w:numId w:val="44"/>
+        </w:numPr>
+        <w:spacing w:line="300" w:lineRule="auto"/>
+        <w:ind w:left="634"/>
+        <w:rPr>
+          <w:rFonts w:cs="Times New Roman"/>
+          <w:szCs w:val="24"/>
+          <w:lang w:val="en-US"/>
+        </w:rPr>
+      </w:pPr>
+      <w:r>
+        <w:rPr>
+          <w:rFonts w:cs="Times New Roman"/>
+          <w:szCs w:val="24"/>
+        </w:rPr>
+        <w:t>идентификатор на туриста (</w:t>
+      </w:r>
+      <w:r>
+        <w:rPr>
+          <w:rFonts w:cs="Times New Roman"/>
+          <w:b/>
+          <w:bCs/>
+          <w:szCs w:val="24"/>
+          <w:lang w:val="en-US"/>
+        </w:rPr>
+        <w:t>to</w:t>
+      </w:r>
+      <w:r>
+        <w:rPr>
+          <w:rFonts w:cs="Times New Roman"/>
+          <w:b/>
+          <w:bCs/>
+          <w:szCs w:val="24"/>
+          <w:lang w:val="en-US"/>
+        </w:rPr>
+        <w:t>u</w:t>
+      </w:r>
+      <w:r>
+        <w:rPr>
+          <w:rFonts w:cs="Times New Roman"/>
+          <w:b/>
+          <w:bCs/>
+          <w:szCs w:val="24"/>
+          <w:lang w:val="en-US"/>
+        </w:rPr>
+        <w:t>ristI</w:t>
+      </w:r>
+      <w:r>
+        <w:rPr>
+          <w:rFonts w:cs="Times New Roman"/>
+          <w:b/>
+          <w:bCs/>
+          <w:szCs w:val="24"/>
+          <w:lang w:val="en-US"/>
+        </w:rPr>
+        <w:t>d</w:t>
+      </w:r>
+      <w:r>
+        <w:rPr>
+          <w:rFonts w:cs="Times New Roman"/>
+          <w:szCs w:val="24"/>
+        </w:rPr>
+        <w:t>)</w:t>
+      </w:r>
+    </w:p>
+    <w:p>
+      <w:pPr>
+        <w:pStyle w:val="ListParagraph"/>
+        <w:numPr>
+          <w:ilvl w:val="0"/>
+          <w:numId w:val="44"/>
+        </w:numPr>
+        <w:spacing w:line="300" w:lineRule="auto"/>
+        <w:ind w:left="634"/>
+        <w:rPr>
+          <w:rFonts w:cs="Times New Roman"/>
+          <w:szCs w:val="24"/>
+          <w:lang w:val="en-US"/>
+        </w:rPr>
+      </w:pPr>
+      <w:r>
+        <w:rPr>
+          <w:rFonts w:cs="Times New Roman"/>
+          <w:szCs w:val="24"/>
+        </w:rPr>
+        <w:t>идентификатор на инструктора (</w:t>
+      </w:r>
+      <w:r>
+        <w:rPr>
+          <w:rFonts w:cs="Times New Roman"/>
+          <w:b/>
+          <w:bCs/>
+          <w:szCs w:val="24"/>
+          <w:lang w:val="en-US"/>
+        </w:rPr>
+        <w:t>instructorI</w:t>
+      </w:r>
+      <w:r>
+        <w:rPr>
+          <w:rFonts w:cs="Times New Roman"/>
+          <w:b/>
+          <w:bCs/>
+          <w:szCs w:val="24"/>
+          <w:lang w:val="en-US"/>
+        </w:rPr>
+        <w:t>d</w:t>
+      </w:r>
+      <w:r>
+        <w:rPr>
+          <w:rFonts w:cs="Times New Roman"/>
+          <w:szCs w:val="24"/>
+        </w:rPr>
+        <w:t>)</w:t>
+      </w:r>
+    </w:p>
+    <w:p>
+      <w:pPr>
+        <w:pStyle w:val="ListParagraph"/>
+        <w:numPr>
+          <w:ilvl w:val="0"/>
+          <w:numId w:val="44"/>
+        </w:numPr>
+        <w:spacing w:line="300" w:lineRule="auto"/>
+        <w:ind w:left="634"/>
+        <w:rPr>
+          <w:rFonts w:cs="Times New Roman"/>
+          <w:szCs w:val="24"/>
+          <w:lang w:val="en-US"/>
+        </w:rPr>
+      </w:pPr>
+      <w:r>
+        <w:rPr>
+          <w:rFonts w:cs="Times New Roman"/>
+          <w:szCs w:val="24"/>
+        </w:rPr>
+        <w:t>идентификатор на пистата (</w:t>
+      </w:r>
+      <w:r>
+        <w:rPr>
+          <w:rFonts w:cs="Times New Roman"/>
+          <w:b/>
+          <w:bCs/>
+          <w:szCs w:val="24"/>
+          <w:lang w:val="en-US"/>
+        </w:rPr>
+        <w:t>slopeI</w:t>
+      </w:r>
+      <w:r>
+        <w:rPr>
+          <w:rFonts w:cs="Times New Roman"/>
+          <w:b/>
+          <w:bCs/>
+          <w:szCs w:val="24"/>
+          <w:lang w:val="en-US"/>
+        </w:rPr>
+        <w:t>d</w:t>
+      </w:r>
+      <w:r>
+        <w:rPr>
+          <w:rFonts w:cs="Times New Roman"/>
+          <w:szCs w:val="24"/>
+        </w:rPr>
+        <w:t>)</w:t>
+      </w:r>
+    </w:p>
+    <w:p>
+      <w:pPr>
+        <w:pStyle w:val="ListParagraph"/>
+        <w:numPr>
+          <w:ilvl w:val="0"/>
+          <w:numId w:val="44"/>
+        </w:numPr>
+        <w:spacing w:line="300" w:lineRule="auto"/>
+        <w:ind w:left="634"/>
+        <w:rPr>
+          <w:rFonts w:cs="Times New Roman"/>
+          <w:szCs w:val="24"/>
+          <w:lang w:val="en-US"/>
+        </w:rPr>
+      </w:pPr>
+      <w:r>
+        <w:rPr>
+          <w:rFonts w:cs="Times New Roman"/>
+          <w:szCs w:val="24"/>
+        </w:rPr>
+        <w:t>дата на урока (</w:t>
+      </w:r>
+      <w:r>
+        <w:rPr>
+          <w:rFonts w:cs="Times New Roman"/>
+          <w:b/>
+          <w:bCs/>
+          <w:szCs w:val="24"/>
+          <w:lang w:val="en-US"/>
+        </w:rPr>
+        <w:t>lessonDate</w:t>
+      </w:r>
+      <w:r>
+        <w:rPr>
+          <w:rFonts w:cs="Times New Roman"/>
+          <w:szCs w:val="24"/>
+        </w:rPr>
+        <w:t>)</w:t>
+      </w:r>
+    </w:p>
+    <w:p>
+      <w:pPr>
+        <w:pStyle w:val="ListParagraph"/>
+        <w:numPr>
+          <w:ilvl w:val="0"/>
+          <w:numId w:val="44"/>
+        </w:numPr>
+        <w:spacing w:line="300" w:lineRule="auto"/>
+        <w:ind w:left="634"/>
+        <w:rPr>
+          <w:rFonts w:cs="Times New Roman"/>
+          <w:szCs w:val="24"/>
+          <w:lang w:val="en-US"/>
+        </w:rPr>
+      </w:pPr>
+      <w:r>
+        <w:rPr>
+          <w:rFonts w:cs="Times New Roman"/>
+          <w:szCs w:val="24"/>
+        </w:rPr>
+        <w:t>продължителност на урока (</w:t>
+      </w:r>
+      <w:r>
+        <w:rPr>
+          <w:rFonts w:cs="Times New Roman"/>
+          <w:b/>
+          <w:bCs/>
+          <w:szCs w:val="24"/>
+          <w:lang w:val="en-US"/>
+        </w:rPr>
+        <w:t>durationHours</w:t>
+      </w:r>
+      <w:r>
+        <w:rPr>
+          <w:rFonts w:cs="Times New Roman"/>
+          <w:szCs w:val="24"/>
+        </w:rPr>
+        <w:t>)</w:t>
+      </w:r>
+    </w:p>
+    <w:p>
+      <w:pPr>
+        <w:pStyle w:val="ListParagraph"/>
+        <w:numPr>
+          <w:ilvl w:val="0"/>
+          <w:numId w:val="44"/>
+        </w:numPr>
+        <w:spacing w:line="300" w:lineRule="auto"/>
+        <w:ind w:left="634"/>
+        <w:rPr>
+          <w:rFonts w:cs="Times New Roman"/>
+          <w:szCs w:val="24"/>
+          <w:lang w:val="en-US"/>
+        </w:rPr>
+      </w:pPr>
+      <w:r>
+        <w:rPr>
+          <w:rFonts w:cs="Times New Roman"/>
+          <w:szCs w:val="24"/>
+        </w:rPr>
+        <w:t>цена (</w:t>
+      </w:r>
+      <w:r>
+        <w:rPr>
+          <w:rFonts w:cs="Times New Roman"/>
+          <w:b/>
+          <w:bCs/>
+          <w:szCs w:val="24"/>
+          <w:lang w:val="en-US"/>
+        </w:rPr>
+        <w:t>price</w:t>
+      </w:r>
+      <w:r>
+        <w:rPr>
+          <w:rFonts w:cs="Times New Roman"/>
+          <w:szCs w:val="24"/>
+        </w:rPr>
+        <w:t>)</w:t>
+      </w:r>
+    </w:p>
+    <w:p>
+      <w:pPr>
+        <w:pStyle w:val="ListParagraph"/>
+        <w:numPr>
+          <w:ilvl w:val="0"/>
+          <w:numId w:val="44"/>
+        </w:numPr>
+        <w:spacing w:line="300" w:lineRule="auto"/>
+        <w:ind w:left="634"/>
+        <w:rPr>
+          <w:rFonts w:cs="Times New Roman"/>
+          <w:szCs w:val="24"/>
+          <w:lang w:val="en-US"/>
+        </w:rPr>
+      </w:pPr>
+      <w:r>
+        <w:rPr>
+          <w:rFonts w:cs="Times New Roman"/>
+          <w:szCs w:val="24"/>
+        </w:rPr>
+        <w:t>статус</w:t>
+      </w:r>
+      <w:r>
+        <w:rPr>
+          <w:rFonts w:cs="Times New Roman"/>
+          <w:szCs w:val="24"/>
+        </w:rPr>
+        <w:t xml:space="preserve"> (потвърден / в изчакване / отказан) (</w:t>
+      </w:r>
+      <w:r>
+        <w:rPr>
+          <w:rFonts w:cs="Times New Roman"/>
+          <w:b/>
+          <w:bCs/>
+          <w:szCs w:val="24"/>
+          <w:lang w:val="en-US"/>
+        </w:rPr>
+        <w:t>status</w:t>
+      </w:r>
+      <w:r>
+        <w:rPr>
+          <w:rFonts w:cs="Times New Roman"/>
+          <w:szCs w:val="24"/>
+        </w:rPr>
+        <w:t>)</w:t>
+      </w:r>
+    </w:p>
+    <w:p>
+      <w:pPr>
+        <w:spacing w:line="240" w:lineRule="auto"/>
+        <w:rPr>
+          <w:rFonts w:cs="Times New Roman"/>
+          <w:b/>
+          <w:bCs/>
+          <w:szCs w:val="24"/>
+          <w:lang w:val="en-US"/>
+        </w:rPr>
+      </w:pPr>
+      <w:r>
+        <w:rPr>
+          <w:rFonts w:cs="Times New Roman"/>
+          <w:b/>
+          <w:bCs/>
+          <w:szCs w:val="24"/>
+          <w:lang w:val="en-US"/>
+        </w:rPr>
+        <w:t xml:space="preserve">Примерен </w:t>
+      </w:r>
+      <w:r>
+        <w:rPr>
+          <w:rFonts w:cs="Times New Roman"/>
+          <w:b/>
+          <w:bCs/>
+          <w:szCs w:val="24"/>
+          <w:lang w:val="en-US"/>
+        </w:rPr>
+        <w:t xml:space="preserve">JSON </w:t>
+      </w:r>
+      <w:r>
+        <w:rPr>
+          <w:rFonts w:cs="Times New Roman"/>
+          <w:b/>
+          <w:bCs/>
+          <w:szCs w:val="24"/>
+          <w:lang w:val="en-US"/>
+        </w:rPr>
+        <w:t>документ</w:t>
+      </w:r>
+    </w:p>
+    <w:p>
+      <w:pPr>
+        <w:spacing w:line="240" w:lineRule="auto"/>
+        <w:rPr>
+          <w:rFonts w:cs="Times New Roman"/>
+          <w:b/>
+          <w:bCs/>
+          <w:szCs w:val="24"/>
+          <w:lang w:val="en-US"/>
+        </w:rPr>
+      </w:pPr>
+      <w:r>
+        <w:rPr>
+          <w:noProof/>
+        </w:rPr>
+        <w:drawing>
+          <wp:inline distT="0" distB="0" distL="0" distR="0" wp14:anchorId="3BC57D57" wp14:editId="6E1346F7">
+            <wp:extent cx="4406900" cy="1674809"/>
+            <wp:effectExtent l="0" t="0" r="0" b="1905"/>
+            <wp:docPr id="1300035532" name="Picture 1"/>
+            <wp:cNvGraphicFramePr>
+              <a:graphicFrameLocks xmlns:a="http://schemas.openxmlformats.org/drawingml/2006/main" noChangeAspect="1"/>
+            </wp:cNvGraphicFramePr>
+            <a:graphic xmlns:a="http://schemas.openxmlformats.org/drawingml/2006/main">
+              <a:graphicData uri="http://schemas.openxmlformats.org/drawingml/2006/picture">
+                <pic:pic xmlns:pic="http://schemas.openxmlformats.org/drawingml/2006/picture">
+                  <pic:nvPicPr>
+                    <pic:cNvPr id="1300035532" name=""/>
+                    <pic:cNvPicPr/>
+                  </pic:nvPicPr>
+                  <pic:blipFill>
+                    <a:blip r:embed="rId20"/>
+                    <a:stretch>
+                      <a:fillRect/>
+                    </a:stretch>
+                  </pic:blipFill>
+                  <pic:spPr>
+                    <a:xfrm>
+                      <a:off x="0" y="0"/>
+                      <a:ext cx="4421617" cy="1680402"/>
+                    </a:xfrm>
+                    <a:prstGeom prst="rect">
+                      <a:avLst/>
+                    </a:prstGeom>
+                  </pic:spPr>
+                </pic:pic>
+              </a:graphicData>
+            </a:graphic>
+          </wp:inline>
+        </w:drawing>
+      </w:r>
+    </w:p>
+    <w:p>
+      <w:pPr>
+        <w:pStyle w:val="Heading3"/>
+        <w:rPr>
+          <w:lang w:val="en-US"/>
+        </w:rPr>
+      </w:pPr>
+      <w:bookmarkStart w:id="25" w:name="_Toc224570158"/>
+      <w:r>
+        <w:rPr>
+          <w:lang w:val="en-US"/>
+        </w:rPr>
+        <w:lastRenderedPageBreak/>
+        <w:t xml:space="preserve">Колекция </w:t>
+      </w:r>
+      <w:r>
+        <w:rPr>
+          <w:lang w:val="en-US"/>
+        </w:rPr>
+        <w:t>m</w:t>
+      </w:r>
+      <w:r>
+        <w:rPr>
+          <w:lang w:val="en-US"/>
+        </w:rPr>
+        <w:t>aintenanceReports</w:t>
+      </w:r>
+      <w:bookmarkEnd w:id="25"/>
+    </w:p>
+    <w:p>
+      <w:pPr>
+        <w:spacing w:line="240" w:lineRule="auto"/>
+        <w:ind w:firstLine="720"/>
+        <w:rPr>
+          <w:rFonts w:cs="Times New Roman"/>
+          <w:szCs w:val="24"/>
+          <w:lang w:val="en-US"/>
+        </w:rPr>
+      </w:pPr>
+      <w:r>
+        <w:rPr>
+          <w:rFonts w:cs="Times New Roman"/>
+          <w:szCs w:val="24"/>
+        </w:rPr>
+        <w:t>К</w:t>
+      </w:r>
+      <w:r>
+        <w:rPr>
+          <w:rFonts w:cs="Times New Roman"/>
+          <w:szCs w:val="24"/>
+          <w:lang w:val="en-US"/>
+        </w:rPr>
+        <w:t>олекция</w:t>
+      </w:r>
+      <w:r>
+        <w:rPr>
+          <w:rFonts w:cs="Times New Roman"/>
+          <w:szCs w:val="24"/>
+        </w:rPr>
+        <w:t xml:space="preserve"> </w:t>
+      </w:r>
+      <w:r>
+        <w:rPr>
+          <w:b/>
+          <w:lang w:val="en-US"/>
+        </w:rPr>
+        <w:t>m</w:t>
+      </w:r>
+      <w:r>
+        <w:rPr>
+          <w:b/>
+          <w:lang w:val="en-US"/>
+        </w:rPr>
+        <w:t>aintenanceReports</w:t>
+      </w:r>
+      <w:r>
+        <w:rPr>
+          <w:rFonts w:cs="Times New Roman"/>
+          <w:szCs w:val="24"/>
+          <w:lang w:val="en-US"/>
+        </w:rPr>
+        <w:t xml:space="preserve"> съдържа информация за технически проблеми и ремонти на лифтовете.</w:t>
+      </w:r>
+    </w:p>
+    <w:p>
+      <w:pPr>
+        <w:spacing w:line="240" w:lineRule="auto"/>
+        <w:rPr>
+          <w:rFonts w:cs="Times New Roman"/>
+          <w:b/>
+          <w:bCs/>
+          <w:szCs w:val="24"/>
+          <w:lang w:val="en-US"/>
+        </w:rPr>
+      </w:pPr>
+      <w:r>
+        <w:rPr>
+          <w:rFonts w:cs="Times New Roman"/>
+          <w:b/>
+          <w:bCs/>
+          <w:szCs w:val="24"/>
+          <w:lang w:val="en-US"/>
+        </w:rPr>
+        <w:t>Основни атрибути:</w:t>
+      </w:r>
+    </w:p>
+    <w:p>
+      <w:pPr>
+        <w:pStyle w:val="ListParagraph"/>
+        <w:numPr>
+          <w:ilvl w:val="0"/>
+          <w:numId w:val="44"/>
+        </w:numPr>
+        <w:spacing w:line="300" w:lineRule="auto"/>
+        <w:ind w:left="634"/>
+        <w:rPr>
+          <w:rFonts w:cs="Times New Roman"/>
+          <w:szCs w:val="24"/>
+          <w:lang w:val="en-US"/>
+        </w:rPr>
+      </w:pPr>
+      <w:r>
+        <w:rPr>
+          <w:rFonts w:cs="Times New Roman"/>
+          <w:szCs w:val="24"/>
+        </w:rPr>
+        <w:t>идентификатор на лифта (</w:t>
+      </w:r>
+      <w:r>
+        <w:rPr>
+          <w:rFonts w:cs="Times New Roman"/>
+          <w:b/>
+          <w:bCs/>
+          <w:szCs w:val="24"/>
+          <w:lang w:val="en-US"/>
+        </w:rPr>
+        <w:t>liftI</w:t>
+      </w:r>
+      <w:r>
+        <w:rPr>
+          <w:rFonts w:cs="Times New Roman"/>
+          <w:b/>
+          <w:bCs/>
+          <w:szCs w:val="24"/>
+          <w:lang w:val="en-US"/>
+        </w:rPr>
+        <w:t>d</w:t>
+      </w:r>
+      <w:r>
+        <w:rPr>
+          <w:rFonts w:cs="Times New Roman"/>
+          <w:szCs w:val="24"/>
+        </w:rPr>
+        <w:t>)</w:t>
+      </w:r>
+    </w:p>
+    <w:p>
+      <w:pPr>
+        <w:pStyle w:val="ListParagraph"/>
+        <w:numPr>
+          <w:ilvl w:val="0"/>
+          <w:numId w:val="44"/>
+        </w:numPr>
+        <w:spacing w:line="300" w:lineRule="auto"/>
+        <w:ind w:left="634"/>
+        <w:rPr>
+          <w:rFonts w:cs="Times New Roman"/>
+          <w:szCs w:val="24"/>
+          <w:lang w:val="en-US"/>
+        </w:rPr>
+      </w:pPr>
+      <w:r>
+        <w:rPr>
+          <w:rFonts w:cs="Times New Roman"/>
+          <w:szCs w:val="24"/>
+        </w:rPr>
+        <w:t>идентификатор на техника (</w:t>
+      </w:r>
+      <w:r>
+        <w:rPr>
+          <w:rFonts w:cs="Times New Roman"/>
+          <w:b/>
+          <w:bCs/>
+          <w:szCs w:val="24"/>
+          <w:lang w:val="en-US"/>
+        </w:rPr>
+        <w:t>technicianI</w:t>
+      </w:r>
+      <w:r>
+        <w:rPr>
+          <w:rFonts w:cs="Times New Roman"/>
+          <w:b/>
+          <w:bCs/>
+          <w:szCs w:val="24"/>
+          <w:lang w:val="en-US"/>
+        </w:rPr>
+        <w:t>d</w:t>
+      </w:r>
+      <w:r>
+        <w:rPr>
+          <w:rFonts w:cs="Times New Roman"/>
+          <w:szCs w:val="24"/>
+        </w:rPr>
+        <w:t>)</w:t>
+      </w:r>
+    </w:p>
+    <w:p>
+      <w:pPr>
+        <w:pStyle w:val="ListParagraph"/>
+        <w:numPr>
+          <w:ilvl w:val="0"/>
+          <w:numId w:val="44"/>
+        </w:numPr>
+        <w:spacing w:line="300" w:lineRule="auto"/>
+        <w:ind w:left="634"/>
+        <w:rPr>
+          <w:rFonts w:cs="Times New Roman"/>
+          <w:szCs w:val="24"/>
+          <w:lang w:val="en-US"/>
+        </w:rPr>
+      </w:pPr>
+      <w:r>
+        <w:rPr>
+          <w:rFonts w:cs="Times New Roman"/>
+          <w:szCs w:val="24"/>
+        </w:rPr>
+        <w:t>дата на ремонта (</w:t>
+      </w:r>
+      <w:r>
+        <w:rPr>
+          <w:rFonts w:cs="Times New Roman"/>
+          <w:b/>
+          <w:bCs/>
+          <w:szCs w:val="24"/>
+          <w:lang w:val="en-US"/>
+        </w:rPr>
+        <w:t>d</w:t>
+      </w:r>
+      <w:r>
+        <w:rPr>
+          <w:rFonts w:cs="Times New Roman"/>
+          <w:b/>
+          <w:bCs/>
+          <w:szCs w:val="24"/>
+          <w:lang w:val="en-US"/>
+        </w:rPr>
+        <w:t>ate</w:t>
+      </w:r>
+      <w:r>
+        <w:rPr>
+          <w:rFonts w:cs="Times New Roman"/>
+          <w:szCs w:val="24"/>
+        </w:rPr>
+        <w:t>)</w:t>
+      </w:r>
+    </w:p>
+    <w:p>
+      <w:pPr>
+        <w:pStyle w:val="ListParagraph"/>
+        <w:numPr>
+          <w:ilvl w:val="0"/>
+          <w:numId w:val="44"/>
+        </w:numPr>
+        <w:spacing w:line="300" w:lineRule="auto"/>
+        <w:ind w:left="634"/>
+        <w:rPr>
+          <w:rFonts w:cs="Times New Roman"/>
+          <w:szCs w:val="24"/>
+          <w:lang w:val="en-US"/>
+        </w:rPr>
+      </w:pPr>
+      <w:r>
+        <w:rPr>
+          <w:rFonts w:cs="Times New Roman"/>
+          <w:szCs w:val="24"/>
+        </w:rPr>
+        <w:t>тип на ремонта (</w:t>
+      </w:r>
+      <w:r>
+        <w:rPr>
+          <w:rFonts w:cs="Times New Roman"/>
+          <w:b/>
+          <w:bCs/>
+          <w:szCs w:val="24"/>
+          <w:lang w:val="en-US"/>
+        </w:rPr>
+        <w:t>issueType</w:t>
+      </w:r>
+      <w:r>
+        <w:rPr>
+          <w:rFonts w:cs="Times New Roman"/>
+          <w:szCs w:val="24"/>
+        </w:rPr>
+        <w:t>)</w:t>
+      </w:r>
+    </w:p>
+    <w:p>
+      <w:pPr>
+        <w:pStyle w:val="ListParagraph"/>
+        <w:numPr>
+          <w:ilvl w:val="0"/>
+          <w:numId w:val="44"/>
+        </w:numPr>
+        <w:spacing w:line="300" w:lineRule="auto"/>
+        <w:ind w:left="634"/>
+        <w:rPr>
+          <w:rFonts w:cs="Times New Roman"/>
+          <w:szCs w:val="24"/>
+          <w:lang w:val="en-US"/>
+        </w:rPr>
+      </w:pPr>
+      <w:r>
+        <w:rPr>
+          <w:rFonts w:cs="Times New Roman"/>
+          <w:szCs w:val="24"/>
+        </w:rPr>
+        <w:t>продължителност на урока (</w:t>
+      </w:r>
+      <w:r>
+        <w:rPr>
+          <w:rFonts w:cs="Times New Roman"/>
+          <w:b/>
+          <w:bCs/>
+          <w:szCs w:val="24"/>
+          <w:lang w:val="en-US"/>
+        </w:rPr>
+        <w:t>durationHours</w:t>
+      </w:r>
+      <w:r>
+        <w:rPr>
+          <w:rFonts w:cs="Times New Roman"/>
+          <w:szCs w:val="24"/>
+        </w:rPr>
+        <w:t>)</w:t>
+      </w:r>
+    </w:p>
+    <w:p>
+      <w:pPr>
+        <w:pStyle w:val="ListParagraph"/>
+        <w:numPr>
+          <w:ilvl w:val="0"/>
+          <w:numId w:val="44"/>
+        </w:numPr>
+        <w:spacing w:line="300" w:lineRule="auto"/>
+        <w:ind w:left="634"/>
+        <w:rPr>
+          <w:rFonts w:cs="Times New Roman"/>
+          <w:szCs w:val="24"/>
+          <w:lang w:val="en-US"/>
+        </w:rPr>
+      </w:pPr>
+      <w:r>
+        <w:rPr>
+          <w:rFonts w:cs="Times New Roman"/>
+          <w:szCs w:val="24"/>
+        </w:rPr>
+        <w:t>приоритет (</w:t>
+      </w:r>
+      <w:r>
+        <w:rPr>
+          <w:rFonts w:cs="Times New Roman"/>
+          <w:b/>
+          <w:bCs/>
+          <w:szCs w:val="24"/>
+          <w:lang w:val="en-US"/>
+        </w:rPr>
+        <w:t>severity</w:t>
+      </w:r>
+      <w:r>
+        <w:rPr>
+          <w:rFonts w:cs="Times New Roman"/>
+          <w:szCs w:val="24"/>
+        </w:rPr>
+        <w:t>)</w:t>
+      </w:r>
+    </w:p>
+    <w:p>
+      <w:pPr>
+        <w:pStyle w:val="ListParagraph"/>
+        <w:numPr>
+          <w:ilvl w:val="0"/>
+          <w:numId w:val="44"/>
+        </w:numPr>
+        <w:spacing w:line="300" w:lineRule="auto"/>
+        <w:ind w:left="634"/>
+        <w:rPr>
+          <w:rFonts w:cs="Times New Roman"/>
+          <w:szCs w:val="24"/>
+          <w:lang w:val="en-US"/>
+        </w:rPr>
+      </w:pPr>
+      <w:r>
+        <w:rPr>
+          <w:rFonts w:cs="Times New Roman"/>
+          <w:szCs w:val="24"/>
+        </w:rPr>
+        <w:t>статус (разрешен или неразрешен) (</w:t>
+      </w:r>
+      <w:r>
+        <w:rPr>
+          <w:rFonts w:cs="Times New Roman"/>
+          <w:b/>
+          <w:bCs/>
+          <w:szCs w:val="24"/>
+          <w:lang w:val="en-US"/>
+        </w:rPr>
+        <w:t>resolved</w:t>
+      </w:r>
+      <w:r>
+        <w:rPr>
+          <w:rFonts w:cs="Times New Roman"/>
+          <w:szCs w:val="24"/>
+        </w:rPr>
+        <w:t>)</w:t>
+      </w:r>
+    </w:p>
+    <w:p>
+      <w:pPr>
+        <w:pStyle w:val="ListParagraph"/>
+        <w:numPr>
+          <w:ilvl w:val="0"/>
+          <w:numId w:val="44"/>
+        </w:numPr>
+        <w:spacing w:line="300" w:lineRule="auto"/>
+        <w:ind w:left="634"/>
+        <w:rPr>
+          <w:rFonts w:cs="Times New Roman"/>
+          <w:szCs w:val="24"/>
+          <w:lang w:val="en-US"/>
+        </w:rPr>
+      </w:pPr>
+      <w:r>
+        <w:rPr>
+          <w:rFonts w:cs="Times New Roman"/>
+          <w:szCs w:val="24"/>
+        </w:rPr>
+        <w:t>цена на ремонта (</w:t>
+      </w:r>
+      <w:r>
+        <w:rPr>
+          <w:rFonts w:cs="Times New Roman"/>
+          <w:b/>
+          <w:bCs/>
+          <w:szCs w:val="24"/>
+          <w:lang w:val="en-US"/>
+        </w:rPr>
+        <w:t>resolutionCost</w:t>
+      </w:r>
+      <w:r>
+        <w:rPr>
+          <w:rFonts w:cs="Times New Roman"/>
+          <w:szCs w:val="24"/>
+        </w:rPr>
+        <w:t>)</w:t>
+      </w:r>
+    </w:p>
+    <w:p>
+      <w:pPr>
+        <w:spacing w:line="240" w:lineRule="auto"/>
+        <w:rPr>
+          <w:rFonts w:cs="Times New Roman"/>
+          <w:szCs w:val="24"/>
+          <w:lang w:val="en-US"/>
+        </w:rPr>
+      </w:pPr>
+    </w:p>
+    <w:p>
+      <w:pPr>
+        <w:spacing w:line="240" w:lineRule="auto"/>
+        <w:rPr>
+          <w:rFonts w:cs="Times New Roman"/>
+          <w:b/>
+          <w:bCs/>
+          <w:szCs w:val="24"/>
+          <w:lang w:val="en-US"/>
+        </w:rPr>
+      </w:pPr>
+      <w:r>
+        <w:rPr>
+          <w:rFonts w:cs="Times New Roman"/>
+          <w:b/>
+          <w:bCs/>
+          <w:szCs w:val="24"/>
+          <w:lang w:val="en-US"/>
+        </w:rPr>
+        <w:t xml:space="preserve">Примерен </w:t>
+      </w:r>
+      <w:r>
+        <w:rPr>
+          <w:rFonts w:cs="Times New Roman"/>
+          <w:b/>
+          <w:bCs/>
+          <w:szCs w:val="24"/>
+          <w:lang w:val="en-US"/>
+        </w:rPr>
+        <w:t xml:space="preserve">JSON </w:t>
+      </w:r>
+      <w:r>
+        <w:rPr>
+          <w:rFonts w:cs="Times New Roman"/>
+          <w:b/>
+          <w:bCs/>
+          <w:szCs w:val="24"/>
+          <w:lang w:val="en-US"/>
+        </w:rPr>
+        <w:t>документ</w:t>
+      </w:r>
+    </w:p>
+    <w:p>
+      <w:pPr>
+        <w:spacing w:line="240" w:lineRule="auto"/>
+        <w:rPr>
+          <w:rFonts w:cs="Times New Roman"/>
+          <w:b/>
+          <w:bCs/>
+          <w:szCs w:val="24"/>
+          <w:lang w:val="en-US"/>
+        </w:rPr>
+      </w:pPr>
+      <w:r>
+        <w:rPr>
+          <w:noProof/>
+        </w:rPr>
+        <w:drawing>
+          <wp:inline distT="0" distB="0" distL="0" distR="0" wp14:anchorId="4DAC8E39" wp14:editId="6FD902DC">
+            <wp:extent cx="4438095" cy="1704762"/>
+            <wp:effectExtent l="0" t="0" r="635" b="0"/>
+            <wp:docPr id="1124685635" name="Picture 1"/>
+            <wp:cNvGraphicFramePr>
+              <a:graphicFrameLocks xmlns:a="http://schemas.openxmlformats.org/drawingml/2006/main" noChangeAspect="1"/>
+            </wp:cNvGraphicFramePr>
+            <a:graphic xmlns:a="http://schemas.openxmlformats.org/drawingml/2006/main">
+              <a:graphicData uri="http://schemas.openxmlformats.org/drawingml/2006/picture">
+                <pic:pic xmlns:pic="http://schemas.openxmlformats.org/drawingml/2006/picture">
+                  <pic:nvPicPr>
+                    <pic:cNvPr id="1124685635" name=""/>
+                    <pic:cNvPicPr/>
+                  </pic:nvPicPr>
+                  <pic:blipFill>
+                    <a:blip r:embed="rId21"/>
+                    <a:stretch>
+                      <a:fillRect/>
+                    </a:stretch>
+                  </pic:blipFill>
+                  <pic:spPr>
+                    <a:xfrm>
+                      <a:off x="0" y="0"/>
+                      <a:ext cx="4438095" cy="1704762"/>
+                    </a:xfrm>
+                    <a:prstGeom prst="rect">
+                      <a:avLst/>
+                    </a:prstGeom>
+                  </pic:spPr>
+                </pic:pic>
+              </a:graphicData>
+            </a:graphic>
+          </wp:inline>
+        </w:drawing>
+      </w:r>
+    </w:p>
+    <w:p>
+      <w:pPr>
+        <w:spacing w:line="240" w:lineRule="auto"/>
+        <w:rPr>
+          <w:rFonts w:cs="Times New Roman"/>
+          <w:b/>
+          <w:bCs/>
+          <w:szCs w:val="24"/>
+          <w:lang w:val="en-US"/>
+        </w:rPr>
+      </w:pPr>
+    </w:p>
+    <w:p>
+      <w:pPr>
+        <w:pStyle w:val="Heading2"/>
+        <w:rPr>
+          <w:lang w:val="en-US"/>
+        </w:rPr>
+      </w:pPr>
+      <w:bookmarkStart w:id="26" w:name="_Toc224570159"/>
+      <w:r>
+        <w:rPr>
+          <w:lang w:val="en-US"/>
+        </w:rPr>
+        <w:t>4.2 Операции върху данните</w:t>
+      </w:r>
+      <w:bookmarkEnd w:id="26"/>
+    </w:p>
+    <w:p>
+      <w:pPr>
+        <w:spacing w:line="240" w:lineRule="auto"/>
+        <w:ind w:firstLine="360"/>
+        <w:rPr>
+          <w:rFonts w:cs="Times New Roman"/>
+          <w:szCs w:val="24"/>
+          <w:lang w:val="en-US"/>
+        </w:rPr>
+      </w:pPr>
+      <w:r>
+        <w:rPr>
+          <w:rFonts w:cs="Times New Roman"/>
+          <w:szCs w:val="24"/>
+          <w:lang w:val="en-US"/>
+        </w:rPr>
+        <w:t>Съгласно изискванията на заданието са реализирани основните CRUD операции върху данните.</w:t>
+      </w:r>
+      <w:r>
+        <w:rPr>
+          <w:rFonts w:cs="Times New Roman"/>
+          <w:szCs w:val="24"/>
+        </w:rPr>
+        <w:t xml:space="preserve"> Операциите са дефинирани във файла </w:t>
+      </w:r>
+      <w:r>
+        <w:rPr>
+          <w:rFonts w:cs="Times New Roman"/>
+          <w:b/>
+          <w:bCs/>
+          <w:szCs w:val="24"/>
+          <w:lang w:val="en-US"/>
+        </w:rPr>
+        <w:t>crud.js</w:t>
+      </w:r>
+    </w:p>
+    <w:p>
+      <w:pPr>
+        <w:pStyle w:val="Heading3"/>
+        <w:rPr>
+          <w:lang w:val="en-US"/>
+        </w:rPr>
+      </w:pPr>
+      <w:bookmarkStart w:id="27" w:name="_Toc224570160"/>
+      <w:r>
+        <w:rPr>
+          <w:lang w:val="en-US"/>
+        </w:rPr>
+        <w:t>Създаване на записи (Create)</w:t>
+      </w:r>
+      <w:bookmarkEnd w:id="27"/>
+    </w:p>
+    <w:p>
+      <w:pPr>
+        <w:ind w:firstLine="720"/>
+      </w:pPr>
+      <w:r>
+        <w:rPr>
+          <w:lang w:val="en-US"/>
+        </w:rPr>
+        <w:t xml:space="preserve">Създаването на нови записи се реализира чрез командите </w:t>
+      </w:r>
+      <w:r>
+        <w:rPr>
+          <w:b/>
+          <w:bCs/>
+          <w:lang w:val="en-US"/>
+        </w:rPr>
+        <w:t>insertOne()</w:t>
+      </w:r>
+      <w:r>
+        <w:rPr>
+          <w:lang w:val="en-US"/>
+        </w:rPr>
+        <w:t xml:space="preserve"> и </w:t>
+      </w:r>
+      <w:r>
+        <w:rPr>
+          <w:b/>
+          <w:bCs/>
+          <w:lang w:val="en-US"/>
+        </w:rPr>
+        <w:t>insertMany()</w:t>
+      </w:r>
+      <w:r>
+        <w:rPr>
+          <w:lang w:val="en-US"/>
+        </w:rPr>
+        <w:t>.</w:t>
+      </w:r>
+      <w:r>
+        <w:rPr>
+          <w:lang w:val="en-US"/>
+        </w:rPr>
+        <w:t xml:space="preserve"> </w:t>
+      </w:r>
+      <w:r>
+        <w:t>В проекта се използват както единични записи, така и групово добавяне на множество документи.</w:t>
+      </w:r>
+      <w:r>
+        <w:t xml:space="preserve"> </w:t>
+      </w:r>
+      <w:r>
+        <w:rPr>
+          <w:b/>
+          <w:bCs/>
+        </w:rPr>
+        <w:t>Пример:</w:t>
+      </w:r>
+    </w:p>
+    <w:p>
+      <w:pPr>
+        <w:spacing w:line="240" w:lineRule="auto"/>
+        <w:ind w:left="720"/>
+        <w:rPr>
+          <w:rFonts w:ascii="Consolas" w:hAnsi="Consolas" w:cs="Times New Roman"/>
+          <w:szCs w:val="24"/>
+          <w:lang w:val="en-US"/>
+        </w:rPr>
+      </w:pPr>
+      <w:r>
+        <w:rPr>
+          <w:rFonts w:ascii="Consolas" w:hAnsi="Consolas" w:cs="Times New Roman"/>
+          <w:szCs w:val="24"/>
+          <w:lang w:val="en-US"/>
+        </w:rPr>
+        <w:t>db.users.insertOne({</w:t>
+      </w:r>
+    </w:p>
+    <w:p>
+      <w:pPr>
+        <w:spacing w:line="240" w:lineRule="auto"/>
+        <w:ind w:left="720"/>
+        <w:rPr>
+          <w:rFonts w:ascii="Consolas" w:hAnsi="Consolas" w:cs="Times New Roman"/>
+          <w:szCs w:val="24"/>
+          <w:lang w:val="en-US"/>
+        </w:rPr>
+      </w:pPr>
+      <w:r>
+        <w:rPr>
+          <w:rFonts w:ascii="Consolas" w:hAnsi="Consolas" w:cs="Times New Roman"/>
+          <w:szCs w:val="24"/>
+          <w:lang w:val="en-US"/>
+        </w:rPr>
+        <w:t>  name: "Test User",</w:t>
+      </w:r>
+    </w:p>
+    <w:p>
+      <w:pPr>
+        <w:spacing w:line="240" w:lineRule="auto"/>
+        <w:ind w:left="720"/>
+        <w:rPr>
+          <w:rFonts w:ascii="Consolas" w:hAnsi="Consolas" w:cs="Times New Roman"/>
+          <w:szCs w:val="24"/>
+          <w:lang w:val="en-US"/>
+        </w:rPr>
+      </w:pPr>
+      <w:r>
+        <w:rPr>
+          <w:rFonts w:ascii="Consolas" w:hAnsi="Consolas" w:cs="Times New Roman"/>
+          <w:szCs w:val="24"/>
+          <w:lang w:val="en-US"/>
+        </w:rPr>
+        <w:t>  email: "test@mail.com",</w:t>
+      </w:r>
+    </w:p>
+    <w:p>
+      <w:pPr>
+        <w:spacing w:line="240" w:lineRule="auto"/>
+        <w:ind w:left="720"/>
+        <w:rPr>
+          <w:rFonts w:ascii="Consolas" w:hAnsi="Consolas" w:cs="Times New Roman"/>
+          <w:szCs w:val="24"/>
+          <w:lang w:val="en-US"/>
+        </w:rPr>
+      </w:pPr>
+      <w:r>
+        <w:rPr>
+          <w:rFonts w:ascii="Consolas" w:hAnsi="Consolas" w:cs="Times New Roman"/>
+          <w:szCs w:val="24"/>
+          <w:lang w:val="en-US"/>
+        </w:rPr>
+        <w:lastRenderedPageBreak/>
+        <w:t>  password: hashPassword("Test@123"),</w:t>
+      </w:r>
+    </w:p>
+    <w:p>
+      <w:pPr>
+        <w:spacing w:line="240" w:lineRule="auto"/>
+        <w:ind w:left="720"/>
+        <w:rPr>
+          <w:rFonts w:ascii="Consolas" w:hAnsi="Consolas" w:cs="Times New Roman"/>
+          <w:szCs w:val="24"/>
+          <w:lang w:val="en-US"/>
+        </w:rPr>
+      </w:pPr>
+      <w:r>
+        <w:rPr>
+          <w:rFonts w:ascii="Consolas" w:hAnsi="Consolas" w:cs="Times New Roman"/>
+          <w:szCs w:val="24"/>
+          <w:lang w:val="en-US"/>
+        </w:rPr>
+        <w:t>  role: "tourist",</w:t>
+      </w:r>
+    </w:p>
+    <w:p>
+      <w:pPr>
+        <w:spacing w:line="240" w:lineRule="auto"/>
+        <w:ind w:left="720"/>
+        <w:rPr>
+          <w:rFonts w:ascii="Consolas" w:hAnsi="Consolas" w:cs="Times New Roman"/>
+          <w:szCs w:val="24"/>
+          <w:lang w:val="en-US"/>
+        </w:rPr>
+      </w:pPr>
+      <w:r>
+        <w:rPr>
+          <w:rFonts w:ascii="Consolas" w:hAnsi="Consolas" w:cs="Times New Roman"/>
+          <w:szCs w:val="24"/>
+          <w:lang w:val="en-US"/>
+        </w:rPr>
+        <w:t>  skillLevel: "advanced",</w:t>
+      </w:r>
+    </w:p>
+    <w:p>
+      <w:pPr>
+        <w:spacing w:line="240" w:lineRule="auto"/>
+        <w:ind w:left="720"/>
+        <w:rPr>
+          <w:rFonts w:ascii="Consolas" w:hAnsi="Consolas" w:cs="Times New Roman"/>
+          <w:szCs w:val="24"/>
+          <w:lang w:val="en-US"/>
+        </w:rPr>
+      </w:pPr>
+      <w:r>
+        <w:rPr>
+          <w:rFonts w:ascii="Consolas" w:hAnsi="Consolas" w:cs="Times New Roman"/>
+          <w:szCs w:val="24"/>
+          <w:lang w:val="en-US"/>
+        </w:rPr>
+        <w:t>  registeredAt: new Date(),</w:t>
+      </w:r>
+    </w:p>
+    <w:p>
+      <w:pPr>
+        <w:spacing w:line="240" w:lineRule="auto"/>
+        <w:ind w:left="720"/>
+        <w:rPr>
+          <w:rFonts w:ascii="Consolas" w:hAnsi="Consolas" w:cs="Times New Roman"/>
+          <w:szCs w:val="24"/>
+          <w:lang w:val="en-US"/>
+        </w:rPr>
+      </w:pPr>
+      <w:r>
+        <w:rPr>
+          <w:rFonts w:ascii="Consolas" w:hAnsi="Consolas" w:cs="Times New Roman"/>
+          <w:szCs w:val="24"/>
+          <w:lang w:val="en-US"/>
+        </w:rPr>
+        <w:t>  active: true</w:t>
+      </w:r>
+    </w:p>
+    <w:p>
+      <w:pPr>
+        <w:spacing w:line="240" w:lineRule="auto"/>
+        <w:ind w:left="720"/>
+        <w:rPr>
+          <w:rFonts w:ascii="Consolas" w:hAnsi="Consolas" w:cs="Times New Roman"/>
+          <w:szCs w:val="24"/>
+        </w:rPr>
+      </w:pPr>
+      <w:r>
+        <w:rPr>
+          <w:rFonts w:ascii="Consolas" w:hAnsi="Consolas" w:cs="Times New Roman"/>
+          <w:szCs w:val="24"/>
+          <w:lang w:val="en-US"/>
+        </w:rPr>
+        <w:t>})</w:t>
+      </w:r>
+    </w:p>
+    <w:p>
+      <w:pPr>
+        <w:spacing w:line="240" w:lineRule="auto"/>
+        <w:rPr>
+          <w:rFonts w:ascii="Consolas" w:hAnsi="Consolas" w:cs="Times New Roman"/>
+          <w:szCs w:val="24"/>
+        </w:rPr>
+      </w:pPr>
+    </w:p>
+    <w:p>
+      <w:pPr>
+        <w:pStyle w:val="Heading3"/>
+        <w:rPr>
+          <w:lang w:val="en-US"/>
+        </w:rPr>
+      </w:pPr>
+      <w:bookmarkStart w:id="28" w:name="_Toc224570161"/>
+      <w:r>
+        <w:rPr>
+          <w:lang w:val="en-US"/>
+        </w:rPr>
+        <w:t>Четене на данни (Read)</w:t>
+      </w:r>
+      <w:bookmarkEnd w:id="28"/>
+    </w:p>
+    <w:p>
+      <w:pPr>
+        <w:ind w:firstLine="360"/>
+        <w:rPr>
+          <w:lang w:val="en-US"/>
+        </w:rPr>
+      </w:pPr>
+      <w:r>
+        <w:rPr>
+          <w:lang w:val="en-US"/>
+        </w:rPr>
+        <w:t xml:space="preserve">За извличане на данни се използва функцията </w:t>
+      </w:r>
+      <w:r>
+        <w:rPr>
+          <w:b/>
+          <w:bCs/>
+          <w:lang w:val="en-US"/>
+        </w:rPr>
+        <w:t>find()</w:t>
+      </w:r>
+      <w:r>
+        <w:rPr>
+          <w:lang w:val="en-US"/>
+        </w:rPr>
+        <w:t xml:space="preserve"> с различни оператори за филтриране.</w:t>
+      </w:r>
+    </w:p>
+    <w:p>
+      <w:pPr>
+        <w:spacing w:line="240" w:lineRule="auto"/>
+        <w:rPr>
+          <w:rFonts w:cs="Times New Roman"/>
+          <w:b/>
+          <w:bCs/>
+          <w:szCs w:val="24"/>
+        </w:rPr>
+      </w:pPr>
+      <w:r>
+        <w:rPr>
+          <w:rFonts w:cs="Times New Roman"/>
+          <w:b/>
+          <w:bCs/>
+          <w:szCs w:val="24"/>
+        </w:rPr>
+        <w:t>Пример – филтриране по ниво на умения</w:t>
+      </w:r>
+    </w:p>
+    <w:p>
+      <w:pPr>
+        <w:spacing w:line="240" w:lineRule="auto"/>
+        <w:ind w:firstLine="720"/>
+        <w:rPr>
+          <w:rFonts w:ascii="Consolas" w:hAnsi="Consolas" w:cs="Times New Roman"/>
+          <w:szCs w:val="24"/>
+        </w:rPr>
+      </w:pPr>
+      <w:r>
+        <w:rPr>
+          <w:rFonts w:ascii="Consolas" w:hAnsi="Consolas" w:cs="Times New Roman"/>
+          <w:szCs w:val="24"/>
+        </w:rPr>
+        <w:t>db.users.find({ skillLevel: "beginner" })</w:t>
+      </w:r>
+    </w:p>
+    <w:p>
+      <w:pPr>
+        <w:spacing w:line="240" w:lineRule="auto"/>
+        <w:rPr>
+          <w:rFonts w:ascii="Consolas" w:hAnsi="Consolas" w:cs="Times New Roman"/>
+          <w:szCs w:val="24"/>
+        </w:rPr>
+      </w:pPr>
+    </w:p>
+    <w:p>
+      <w:pPr>
+        <w:spacing w:line="240" w:lineRule="auto"/>
+        <w:rPr>
+          <w:rFonts w:cs="Times New Roman"/>
+          <w:b/>
+          <w:bCs/>
+          <w:szCs w:val="24"/>
+        </w:rPr>
+      </w:pPr>
+      <w:r>
+        <w:rPr>
+          <w:rFonts w:cs="Times New Roman"/>
+          <w:b/>
+          <w:bCs/>
+          <w:szCs w:val="24"/>
+        </w:rPr>
+        <w:t>Пример – използване на оператори</w:t>
+      </w:r>
+    </w:p>
+    <w:p>
+      <w:pPr>
+        <w:spacing w:line="240" w:lineRule="auto"/>
+        <w:ind w:left="720"/>
+        <w:rPr>
+          <w:rFonts w:ascii="Consolas" w:hAnsi="Consolas" w:cs="Times New Roman"/>
+          <w:szCs w:val="24"/>
+        </w:rPr>
+      </w:pPr>
+      <w:r>
+        <w:rPr>
+          <w:rFonts w:ascii="Consolas" w:hAnsi="Consolas" w:cs="Times New Roman"/>
+          <w:szCs w:val="24"/>
+        </w:rPr>
+        <w:t>db.skiPasses.find({</w:t>
+      </w:r>
+    </w:p>
+    <w:p>
+      <w:pPr>
+        <w:spacing w:line="240" w:lineRule="auto"/>
+        <w:ind w:left="720"/>
+        <w:rPr>
+          <w:rFonts w:ascii="Consolas" w:hAnsi="Consolas" w:cs="Times New Roman"/>
+          <w:szCs w:val="24"/>
+        </w:rPr>
+      </w:pPr>
+      <w:r>
+        <w:rPr>
+          <w:rFonts w:ascii="Consolas" w:hAnsi="Consolas" w:cs="Times New Roman"/>
+          <w:szCs w:val="24"/>
+        </w:rPr>
+        <w:t xml:space="preserve">  price: { $gte: 40, $lte: 100 }</w:t>
+      </w:r>
+    </w:p>
+    <w:p>
+      <w:pPr>
+        <w:spacing w:line="240" w:lineRule="auto"/>
+        <w:ind w:left="720"/>
+        <w:rPr>
+          <w:rFonts w:ascii="Consolas" w:hAnsi="Consolas" w:cs="Times New Roman"/>
+          <w:szCs w:val="24"/>
+        </w:rPr>
+      </w:pPr>
+      <w:r>
+        <w:rPr>
+          <w:rFonts w:ascii="Consolas" w:hAnsi="Consolas" w:cs="Times New Roman"/>
+          <w:szCs w:val="24"/>
+        </w:rPr>
+        <w:t>})</w:t>
+      </w:r>
+    </w:p>
+    <w:p>
+      <w:pPr>
+        <w:spacing w:line="240" w:lineRule="auto"/>
+        <w:rPr>
+          <w:rFonts w:ascii="Consolas" w:hAnsi="Consolas" w:cs="Times New Roman"/>
+          <w:szCs w:val="24"/>
+        </w:rPr>
+      </w:pPr>
+    </w:p>
+    <w:p>
+      <w:pPr>
+        <w:spacing w:line="240" w:lineRule="auto"/>
+        <w:rPr>
+          <w:rFonts w:cs="Times New Roman"/>
+          <w:b/>
+          <w:bCs/>
+          <w:szCs w:val="24"/>
+        </w:rPr>
+      </w:pPr>
+      <w:r>
+        <w:rPr>
+          <w:rFonts w:cs="Times New Roman"/>
+          <w:b/>
+          <w:bCs/>
+          <w:szCs w:val="24"/>
+        </w:rPr>
+        <w:t>Пример – търсене по шаблон</w:t>
+      </w:r>
+    </w:p>
+    <w:p>
+      <w:pPr>
+        <w:spacing w:line="240" w:lineRule="auto"/>
+        <w:ind w:left="720"/>
+        <w:rPr>
+          <w:rFonts w:ascii="Consolas" w:hAnsi="Consolas" w:cs="Times New Roman"/>
+          <w:szCs w:val="24"/>
+        </w:rPr>
+      </w:pPr>
+      <w:r>
+        <w:rPr>
+          <w:rFonts w:ascii="Consolas" w:hAnsi="Consolas" w:cs="Times New Roman"/>
+          <w:szCs w:val="24"/>
+        </w:rPr>
+        <w:t>db.users.find({</w:t>
+      </w:r>
+    </w:p>
+    <w:p>
+      <w:pPr>
+        <w:spacing w:line="240" w:lineRule="auto"/>
+        <w:ind w:left="720"/>
+        <w:rPr>
+          <w:rFonts w:ascii="Consolas" w:hAnsi="Consolas" w:cs="Times New Roman"/>
+          <w:szCs w:val="24"/>
+        </w:rPr>
+      </w:pPr>
+      <w:r>
+        <w:rPr>
+          <w:rFonts w:ascii="Consolas" w:hAnsi="Consolas" w:cs="Times New Roman"/>
+          <w:szCs w:val="24"/>
+        </w:rPr>
+        <w:t xml:space="preserve">  email: { $regex: "@gmail.com" }</w:t>
+      </w:r>
+    </w:p>
+    <w:p>
+      <w:pPr>
+        <w:spacing w:line="240" w:lineRule="auto"/>
+        <w:ind w:left="720"/>
+        <w:rPr>
+          <w:rFonts w:ascii="Consolas" w:hAnsi="Consolas" w:cs="Times New Roman"/>
+          <w:szCs w:val="24"/>
+        </w:rPr>
+      </w:pPr>
+      <w:r>
+        <w:rPr>
+          <w:rFonts w:ascii="Consolas" w:hAnsi="Consolas" w:cs="Times New Roman"/>
+          <w:szCs w:val="24"/>
+        </w:rPr>
+        <w:t>})</w:t>
+      </w:r>
+    </w:p>
+    <w:p>
+      <w:pPr>
+        <w:spacing w:line="240" w:lineRule="auto"/>
+        <w:rPr>
+          <w:rFonts w:ascii="Consolas" w:hAnsi="Consolas" w:cs="Times New Roman"/>
+          <w:szCs w:val="24"/>
+        </w:rPr>
+      </w:pPr>
+    </w:p>
+    <w:p>
+      <w:pPr>
+        <w:pStyle w:val="Heading3"/>
+        <w:rPr>
+          <w:lang w:val="en-US"/>
+        </w:rPr>
+      </w:pPr>
+      <w:bookmarkStart w:id="29" w:name="_Toc224570162"/>
+      <w:r>
+        <w:rPr>
+          <w:lang w:val="en-US"/>
+        </w:rPr>
+        <w:t>Актуализиране на записи (Update)</w:t>
+      </w:r>
+      <w:bookmarkEnd w:id="29"/>
+    </w:p>
+    <w:p>
+      <w:pPr>
+        <w:ind w:firstLine="720"/>
+        <w:rPr>
+          <w:lang w:val="en-US"/>
+        </w:rPr>
+      </w:pPr>
+      <w:r>
+        <w:rPr>
+          <w:lang w:val="en-US"/>
+        </w:rPr>
+        <w:t xml:space="preserve">Актуализирането на данни се реализира чрез </w:t>
+      </w:r>
+      <w:r>
+        <w:rPr>
+          <w:b/>
+          <w:bCs/>
+          <w:lang w:val="en-US"/>
+        </w:rPr>
+        <w:t>updateOne()</w:t>
+      </w:r>
+      <w:r>
+        <w:rPr>
+          <w:lang w:val="en-US"/>
+        </w:rPr>
+        <w:t xml:space="preserve"> и </w:t>
+      </w:r>
+      <w:r>
+        <w:rPr>
+          <w:b/>
+          <w:bCs/>
+          <w:lang w:val="en-US"/>
+        </w:rPr>
+        <w:t>updateMany()</w:t>
+      </w:r>
+      <w:r>
+        <w:rPr>
+          <w:lang w:val="en-US"/>
+        </w:rPr>
+        <w:t>.</w:t>
+      </w:r>
+    </w:p>
+    <w:p>
+      <w:pPr>
+        <w:spacing w:line="240" w:lineRule="auto"/>
+        <w:rPr>
+          <w:rFonts w:cs="Times New Roman"/>
+          <w:b/>
+          <w:bCs/>
+          <w:szCs w:val="24"/>
+          <w:lang w:val="en-US"/>
+        </w:rPr>
+      </w:pPr>
+      <w:r>
+        <w:rPr>
+          <w:rFonts w:cs="Times New Roman"/>
+          <w:b/>
+          <w:bCs/>
+          <w:szCs w:val="24"/>
+          <w:lang w:val="en-US"/>
+        </w:rPr>
+        <w:t>Пример</w:t>
+      </w:r>
+    </w:p>
+    <w:p>
+      <w:pPr>
+        <w:spacing w:line="240" w:lineRule="auto"/>
+        <w:ind w:left="720"/>
+        <w:rPr>
+          <w:rFonts w:ascii="Consolas" w:hAnsi="Consolas" w:cs="Times New Roman"/>
+          <w:szCs w:val="24"/>
+          <w:lang w:val="en-US"/>
+        </w:rPr>
+      </w:pPr>
+      <w:r>
+        <w:rPr>
+          <w:rFonts w:ascii="Consolas" w:hAnsi="Consolas" w:cs="Times New Roman"/>
+          <w:szCs w:val="24"/>
+          <w:lang w:val="en-US"/>
+        </w:rPr>
+        <w:t>db.lifts.updateOne(</w:t>
+      </w:r>
+      <w:r>
+        <w:rPr>
+          <w:rFonts w:ascii="Consolas" w:hAnsi="Consolas" w:cs="Times New Roman"/>
+          <w:szCs w:val="24"/>
+          <w:lang w:val="en-US"/>
+        </w:rPr>
+        <w:br/>
+        <w:t xml:space="preserve">  { name: "Glacier Lift" },</w:t>
+      </w:r>
+      <w:r>
+        <w:rPr>
+          <w:rFonts w:ascii="Consolas" w:hAnsi="Consolas" w:cs="Times New Roman"/>
+          <w:szCs w:val="24"/>
+          <w:lang w:val="en-US"/>
+        </w:rPr>
+        <w:br/>
+        <w:t xml:space="preserve">  { $set: { status: "</w:t>
+      </w:r>
+      <w:r>
+        <w:rPr>
+          <w:rFonts w:ascii="Consolas" w:hAnsi="Consolas" w:cs="Times New Roman"/>
+          <w:szCs w:val="24"/>
+          <w:lang w:val="en-US"/>
+        </w:rPr>
+        <w:t>closed</w:t>
+      </w:r>
+      <w:r>
+        <w:rPr>
+          <w:rFonts w:ascii="Consolas" w:hAnsi="Consolas" w:cs="Times New Roman"/>
+          <w:szCs w:val="24"/>
+          <w:lang w:val="en-US"/>
+        </w:rPr>
+        <w:t>" } }</w:t>
+      </w:r>
+      <w:r>
+        <w:rPr>
+          <w:rFonts w:ascii="Consolas" w:hAnsi="Consolas" w:cs="Times New Roman"/>
+          <w:szCs w:val="24"/>
+          <w:lang w:val="en-US"/>
+        </w:rPr>
+        <w:br/>
+        <w:t>)</w:t>
+      </w:r>
+    </w:p>
+    <w:p>
+      <w:pPr>
+        <w:spacing w:line="240" w:lineRule="auto"/>
+        <w:rPr>
+          <w:rFonts w:cs="Times New Roman"/>
+          <w:b/>
+          <w:bCs/>
+          <w:szCs w:val="24"/>
+          <w:lang w:val="en-US"/>
+        </w:rPr>
+      </w:pPr>
+      <w:r>
+        <w:rPr>
+          <w:rFonts w:cs="Times New Roman"/>
+          <w:b/>
+          <w:bCs/>
+          <w:szCs w:val="24"/>
+          <w:lang w:val="en-US"/>
+        </w:rPr>
+        <w:lastRenderedPageBreak/>
+        <w:t>Пример – увеличаване на стойност</w:t>
+      </w:r>
+    </w:p>
+    <w:p>
+      <w:pPr>
+        <w:spacing w:line="240" w:lineRule="auto"/>
+        <w:ind w:left="360"/>
+        <w:rPr>
+          <w:rFonts w:ascii="Consolas" w:hAnsi="Consolas" w:cs="Times New Roman"/>
+          <w:szCs w:val="24"/>
+          <w:lang w:val="en-US"/>
+        </w:rPr>
+      </w:pPr>
+      <w:r>
+        <w:rPr>
+          <w:rFonts w:ascii="Consolas" w:hAnsi="Consolas" w:cs="Times New Roman"/>
+          <w:szCs w:val="24"/>
+          <w:lang w:val="en-US"/>
+        </w:rPr>
+        <w:t>db.skiPasses.updateMany(</w:t>
+      </w:r>
+      <w:r>
+        <w:rPr>
+          <w:rFonts w:ascii="Consolas" w:hAnsi="Consolas" w:cs="Times New Roman"/>
+          <w:szCs w:val="24"/>
+          <w:lang w:val="en-US"/>
+        </w:rPr>
+        <w:br/>
+        <w:t xml:space="preserve">  { type: "daily" },</w:t>
+      </w:r>
+      <w:r>
+        <w:rPr>
+          <w:rFonts w:ascii="Consolas" w:hAnsi="Consolas" w:cs="Times New Roman"/>
+          <w:szCs w:val="24"/>
+          <w:lang w:val="en-US"/>
+        </w:rPr>
+        <w:br/>
+        <w:t xml:space="preserve">  { $inc: { price: 5 } }</w:t>
+      </w:r>
+      <w:r>
+        <w:rPr>
+          <w:rFonts w:ascii="Consolas" w:hAnsi="Consolas" w:cs="Times New Roman"/>
+          <w:szCs w:val="24"/>
+          <w:lang w:val="en-US"/>
+        </w:rPr>
+        <w:br/>
+        <w:t>)</w:t>
+      </w:r>
+    </w:p>
+    <w:p>
+      <w:pPr>
+        <w:spacing w:line="240" w:lineRule="auto"/>
+        <w:rPr>
+          <w:rFonts w:ascii="Consolas" w:hAnsi="Consolas" w:cs="Times New Roman"/>
+          <w:szCs w:val="24"/>
+          <w:lang w:val="en-US"/>
+        </w:rPr>
+      </w:pPr>
+    </w:p>
+    <w:p>
+      <w:pPr>
+        <w:pStyle w:val="Heading3"/>
+        <w:rPr>
+          <w:lang w:val="en-US"/>
+        </w:rPr>
+      </w:pPr>
+      <w:bookmarkStart w:id="30" w:name="_Toc224570163"/>
+      <w:r>
+        <w:rPr>
+          <w:lang w:val="en-US"/>
+        </w:rPr>
+        <w:t>Изтриване на записи (Delete)</w:t>
+      </w:r>
+      <w:bookmarkEnd w:id="30"/>
+    </w:p>
+    <w:p>
+      <w:pPr>
+        <w:ind w:firstLine="720"/>
+        <w:rPr>
+          <w:lang w:val="en-US"/>
+        </w:rPr>
+      </w:pPr>
+      <w:r>
+        <w:rPr>
+          <w:lang w:val="en-US"/>
+        </w:rPr>
+        <w:t xml:space="preserve">Изтриването на документи се реализира чрез </w:t>
+      </w:r>
+      <w:r>
+        <w:rPr>
+          <w:b/>
+          <w:bCs/>
+          <w:lang w:val="en-US"/>
+        </w:rPr>
+        <w:t xml:space="preserve">deleteOne() </w:t>
+      </w:r>
+      <w:r>
+        <w:rPr>
+          <w:lang w:val="en-US"/>
+        </w:rPr>
+        <w:t xml:space="preserve">и </w:t>
+      </w:r>
+      <w:r>
+        <w:rPr>
+          <w:b/>
+          <w:bCs/>
+          <w:lang w:val="en-US"/>
+        </w:rPr>
+        <w:t>deleteMany()</w:t>
+      </w:r>
+      <w:r>
+        <w:rPr>
+          <w:lang w:val="en-US"/>
+        </w:rPr>
+        <w:t>.</w:t>
+      </w:r>
+    </w:p>
+    <w:p>
+      <w:pPr>
+        <w:rPr>
+          <w:b/>
+          <w:bCs/>
+          <w:lang w:val="en-US"/>
+        </w:rPr>
+      </w:pPr>
+      <w:r>
+        <w:rPr>
+          <w:b/>
+          <w:bCs/>
+          <w:lang w:val="en-US"/>
+        </w:rPr>
+        <w:t>Пример</w:t>
+      </w:r>
+    </w:p>
+    <w:p>
+      <w:pPr>
+        <w:spacing w:line="240" w:lineRule="auto"/>
+        <w:ind w:left="360"/>
+        <w:rPr>
+          <w:rFonts w:ascii="Consolas" w:hAnsi="Consolas" w:cs="Times New Roman"/>
+          <w:szCs w:val="24"/>
+          <w:lang w:val="en-US"/>
+        </w:rPr>
+      </w:pPr>
+      <w:r>
+        <w:rPr>
+          <w:rFonts w:ascii="Consolas" w:hAnsi="Consolas" w:cs="Times New Roman"/>
+          <w:szCs w:val="24"/>
+          <w:lang w:val="en-US"/>
+        </w:rPr>
+        <w:t>db.users.deleteOne({</w:t>
+      </w:r>
+      <w:r>
+        <w:rPr>
+          <w:rFonts w:ascii="Consolas" w:hAnsi="Consolas" w:cs="Times New Roman"/>
+          <w:szCs w:val="24"/>
+          <w:lang w:val="en-US"/>
+        </w:rPr>
+        <w:br/>
+        <w:t xml:space="preserve">  email: "inactiveuser@mail.com"</w:t>
+      </w:r>
+      <w:r>
+        <w:rPr>
+          <w:rFonts w:ascii="Consolas" w:hAnsi="Consolas" w:cs="Times New Roman"/>
+          <w:szCs w:val="24"/>
+          <w:lang w:val="en-US"/>
+        </w:rPr>
+        <w:br/>
+        <w:t>})</w:t>
+      </w:r>
+    </w:p>
+    <w:p>
+      <w:pPr>
+        <w:spacing w:line="240" w:lineRule="auto"/>
+        <w:rPr>
+          <w:rFonts w:ascii="Consolas" w:hAnsi="Consolas" w:cs="Times New Roman"/>
+          <w:szCs w:val="24"/>
+          <w:lang w:val="en-US"/>
+        </w:rPr>
+      </w:pPr>
+    </w:p>
+    <w:p>
+      <w:pPr>
+        <w:pStyle w:val="Heading2"/>
+        <w:rPr>
+          <w:lang w:val="en-US"/>
+        </w:rPr>
+      </w:pPr>
+      <w:bookmarkStart w:id="31" w:name="_Toc224570164"/>
+      <w:r>
+        <w:rPr>
+          <w:lang w:val="en-US"/>
+        </w:rPr>
+        <w:t>Допълнителни</w:t>
+      </w:r>
+      <w:r>
+        <w:rPr>
+          <w:lang w:val="en-US"/>
+        </w:rPr>
+        <w:t xml:space="preserve"> </w:t>
+      </w:r>
+      <w:r>
+        <w:t>агрегиращи</w:t>
+      </w:r>
+      <w:r>
+        <w:rPr>
+          <w:lang w:val="en-US"/>
+        </w:rPr>
+        <w:t xml:space="preserve"> заявки (Aggregation)</w:t>
+      </w:r>
+      <w:bookmarkEnd w:id="31"/>
+    </w:p>
+    <w:p>
+      <w:pPr>
+        <w:ind w:firstLine="720"/>
+        <w:rPr>
+          <w:lang w:val="en-US"/>
+        </w:rPr>
+      </w:pPr>
+      <w:r>
+        <w:rPr>
+          <w:lang w:val="en-US"/>
+        </w:rPr>
+        <w:t xml:space="preserve">В проекта се използват и агрегиращи заявки чрез </w:t>
+      </w:r>
+      <w:r>
+        <w:rPr>
+          <w:b/>
+          <w:bCs/>
+          <w:lang w:val="en-US"/>
+        </w:rPr>
+        <w:t>aggregation pipeline</w:t>
+      </w:r>
+      <w:r>
+        <w:rPr>
+          <w:b/>
+          <w:bCs/>
+          <w:lang w:val="en-US"/>
+        </w:rPr>
+        <w:t xml:space="preserve"> </w:t>
+      </w:r>
+      <w:r>
+        <w:t xml:space="preserve">и се намират във файла </w:t>
+      </w:r>
+      <w:r>
+        <w:rPr>
+          <w:b/>
+          <w:bCs/>
+          <w:lang w:val="en-US"/>
+        </w:rPr>
+        <w:t>aggregation.js</w:t>
+      </w:r>
+      <w:r>
+        <w:rPr>
+          <w:lang w:val="en-US"/>
+        </w:rPr>
+        <w:t>.</w:t>
+      </w:r>
+      <w:r>
+        <w:rPr>
+          <w:lang w:val="en-US"/>
+        </w:rPr>
+        <w:t xml:space="preserve"> </w:t>
+      </w:r>
+      <w:r>
+        <w:t xml:space="preserve">Още такива заявки има във файла </w:t>
+      </w:r>
+      <w:r>
+        <w:rPr>
+          <w:b/>
+          <w:bCs/>
+          <w:lang w:val="en-US"/>
+        </w:rPr>
+        <w:t>analyticQueries.js</w:t>
+      </w:r>
+      <w:r>
+        <w:rPr>
+          <w:lang w:val="en-US"/>
+        </w:rPr>
+        <w:t xml:space="preserve"> – </w:t>
+      </w:r>
+      <w:r>
+        <w:t>по-сложни заявки имитиращи примери от реална ски курорт система.</w:t>
+      </w:r>
+    </w:p>
+    <w:p>
+      <w:pPr>
+        <w:rPr>
+          <w:b/>
+          <w:bCs/>
+          <w:lang w:val="en-US"/>
+        </w:rPr>
+      </w:pPr>
+      <w:r>
+        <w:rPr>
+          <w:b/>
+          <w:bCs/>
+          <w:lang w:val="en-US"/>
+        </w:rPr>
+        <w:t>Пример – брой потребители по роля</w:t>
+      </w:r>
+    </w:p>
+    <w:p>
+      <w:pPr>
+        <w:rPr>
+          <w:rFonts w:ascii="Consolas" w:hAnsi="Consolas"/>
+        </w:rPr>
+      </w:pPr>
+      <w:r>
+        <w:rPr>
+          <w:rFonts w:ascii="Consolas" w:hAnsi="Consolas"/>
+          <w:lang w:val="en-US"/>
+        </w:rPr>
+        <w:t>db.users.aggregate([</w:t>
+      </w:r>
+      <w:r>
+        <w:rPr>
+          <w:rFonts w:ascii="Consolas" w:hAnsi="Consolas"/>
+          <w:lang w:val="en-US"/>
+        </w:rPr>
+        <w:br/>
+        <w:t xml:space="preserve">  {</w:t>
+      </w:r>
+      <w:r>
+        <w:rPr>
+          <w:rFonts w:ascii="Consolas" w:hAnsi="Consolas"/>
+          <w:lang w:val="en-US"/>
+        </w:rPr>
+        <w:br/>
+        <w:t xml:space="preserve">    $group: {</w:t>
+      </w:r>
+      <w:r>
+        <w:rPr>
+          <w:rFonts w:ascii="Consolas" w:hAnsi="Consolas"/>
+          <w:lang w:val="en-US"/>
+        </w:rPr>
+        <w:br/>
+        <w:t xml:space="preserve">      _id: "$role",</w:t>
+      </w:r>
+      <w:r>
+        <w:rPr>
+          <w:rFonts w:ascii="Consolas" w:hAnsi="Consolas"/>
+          <w:lang w:val="en-US"/>
+        </w:rPr>
+        <w:br/>
+        <w:t xml:space="preserve">      total: { $sum: 1 }</w:t>
+      </w:r>
+      <w:r>
+        <w:rPr>
+          <w:rFonts w:ascii="Consolas" w:hAnsi="Consolas"/>
+          <w:lang w:val="en-US"/>
+        </w:rPr>
+        <w:br/>
+        <w:t xml:space="preserve">    }</w:t>
+      </w:r>
+      <w:r>
+        <w:rPr>
+          <w:rFonts w:ascii="Consolas" w:hAnsi="Consolas"/>
+          <w:lang w:val="en-US"/>
+        </w:rPr>
+        <w:br/>
+        <w:t xml:space="preserve">  }</w:t>
+      </w:r>
+      <w:r>
+        <w:rPr>
+          <w:rFonts w:ascii="Consolas" w:hAnsi="Consolas"/>
+          <w:lang w:val="en-US"/>
+        </w:rPr>
+        <w:br/>
+        <w:t>])</w:t>
+      </w:r>
+    </w:p>
+    <w:p>
+      <w:pPr>
+        <w:rPr>
+          <w:rFonts w:ascii="Consolas" w:hAnsi="Consolas"/>
+        </w:rPr>
+      </w:pPr>
+    </w:p>
+    <w:p>
+      <w:pPr>
+        <w:rPr>
+          <w:b/>
+          <w:bCs/>
+          <w:lang w:val="en-US"/>
+        </w:rPr>
+      </w:pPr>
+      <w:r>
+        <w:rPr>
+          <w:b/>
+          <w:bCs/>
+          <w:lang w:val="en-US"/>
+        </w:rPr>
+        <w:t>Комбиниране на данни от различни колекции</w:t>
+      </w:r>
+    </w:p>
+    <w:p>
+      <w:pPr>
+        <w:rPr>
+          <w:lang w:val="en-US"/>
+        </w:rPr>
+      </w:pPr>
+      <w:r>
+        <w:rPr>
+          <w:lang w:val="en-US"/>
+        </w:rPr>
+        <w:t xml:space="preserve">За комбиниране на информация от различни колекции се използва операторът </w:t>
+      </w:r>
+      <w:r>
+        <w:rPr>
+          <w:b/>
+          <w:bCs/>
+          <w:lang w:val="en-US"/>
+        </w:rPr>
+        <w:t>$lookup</w:t>
+      </w:r>
+      <w:r>
+        <w:rPr>
+          <w:lang w:val="en-US"/>
+        </w:rPr>
+        <w:t>.</w:t>
+      </w:r>
+    </w:p>
+    <w:p>
+      <w:pPr>
+        <w:rPr>
+          <w:b/>
+          <w:bCs/>
+          <w:lang w:val="en-US"/>
+        </w:rPr>
+      </w:pPr>
+      <w:r>
+        <w:rPr>
+          <w:b/>
+          <w:bCs/>
+          <w:lang w:val="en-US"/>
+        </w:rPr>
+        <w:t>Пример – извличане на информация за ски карти и потребители</w:t>
+      </w:r>
+    </w:p>
+    <w:p>
+      <w:pPr>
+        <w:rPr>
+          <w:rFonts w:ascii="Consolas" w:hAnsi="Consolas"/>
+        </w:rPr>
+      </w:pPr>
+      <w:r>
+        <w:rPr>
+          <w:rFonts w:ascii="Consolas" w:hAnsi="Consolas"/>
+          <w:lang w:val="en-US"/>
+        </w:rPr>
+        <w:t>db.skiPasses.aggregate([</w:t>
+      </w:r>
+      <w:r>
+        <w:rPr>
+          <w:rFonts w:ascii="Consolas" w:hAnsi="Consolas"/>
+          <w:lang w:val="en-US"/>
+        </w:rPr>
+        <w:br/>
+        <w:t xml:space="preserve">  {</w:t>
+      </w:r>
+      <w:r>
+        <w:rPr>
+          <w:rFonts w:ascii="Consolas" w:hAnsi="Consolas"/>
+          <w:lang w:val="en-US"/>
+        </w:rPr>
+        <w:br/>
+        <w:t xml:space="preserve">    $lookup: {</w:t>
+      </w:r>
+      <w:r>
+        <w:rPr>
+          <w:rFonts w:ascii="Consolas" w:hAnsi="Consolas"/>
+          <w:lang w:val="en-US"/>
+        </w:rPr>
+        <w:br/>
+        <w:t xml:space="preserve">      from: "users",</w:t>
+      </w:r>
+      <w:r>
+        <w:rPr>
+          <w:rFonts w:ascii="Consolas" w:hAnsi="Consolas"/>
+          <w:lang w:val="en-US"/>
+        </w:rPr>
+        <w:br/>
+        <w:t xml:space="preserve">      localField: "userId",</w:t>
+      </w:r>
+      <w:r>
+        <w:rPr>
+          <w:rFonts w:ascii="Consolas" w:hAnsi="Consolas"/>
+          <w:lang w:val="en-US"/>
+        </w:rPr>
+        <w:br/>
+      </w:r>
+      <w:r>
+        <w:rPr>
+          <w:rFonts w:ascii="Consolas" w:hAnsi="Consolas"/>
+          <w:lang w:val="en-US"/>
+        </w:rPr>
+        <w:lastRenderedPageBreak/>
+        <w:t xml:space="preserve">      foreignField: "_id",</w:t>
+      </w:r>
+      <w:r>
+        <w:rPr>
+          <w:rFonts w:ascii="Consolas" w:hAnsi="Consolas"/>
+          <w:lang w:val="en-US"/>
+        </w:rPr>
+        <w:br/>
+        <w:t xml:space="preserve">      as: "userInfo"</w:t>
+      </w:r>
+      <w:r>
+        <w:rPr>
+          <w:rFonts w:ascii="Consolas" w:hAnsi="Consolas"/>
+          <w:lang w:val="en-US"/>
+        </w:rPr>
+        <w:br/>
+        <w:t xml:space="preserve">    }</w:t>
+      </w:r>
+      <w:r>
+        <w:rPr>
+          <w:rFonts w:ascii="Consolas" w:hAnsi="Consolas"/>
+          <w:lang w:val="en-US"/>
+        </w:rPr>
+        <w:br/>
+        <w:t xml:space="preserve">  }</w:t>
+      </w:r>
+      <w:r>
+        <w:rPr>
+          <w:rFonts w:ascii="Consolas" w:hAnsi="Consolas"/>
+          <w:lang w:val="en-US"/>
+        </w:rPr>
+        <w:br/>
+        <w:t>])</w:t>
+      </w:r>
+    </w:p>
+    <w:p>
+      <w:pPr>
+        <w:ind w:firstLine="360"/>
+        <w:rPr>
+          <w:lang w:val="en-US"/>
+        </w:rPr>
+      </w:pPr>
+      <w:r>
+        <w:rPr>
+          <w:lang w:val="en-US"/>
+        </w:rPr>
+        <w:t xml:space="preserve">Тази операция позволява свързване на информация от различни колекции, подобно на </w:t>
+      </w:r>
+      <w:r>
+        <w:rPr>
+          <w:b/>
+          <w:bCs/>
+          <w:lang w:val="en-US"/>
+        </w:rPr>
+        <w:t>JOIN операция в релационните бази данни</w:t>
+      </w:r>
+      <w:r>
+        <w:rPr>
+          <w:lang w:val="en-US"/>
+        </w:rPr>
+        <w:t>.</w:t>
+      </w:r>
+    </w:p>
+    <w:p>
+      <w:pPr>
+        <w:rPr>
+          <w:lang w:val="en-US"/>
+        </w:rPr>
+      </w:pPr>
+    </w:p>
+    <w:p>
+      <w:pPr>
+        <w:rPr>
+          <w:rFonts w:cs="Times New Roman"/>
+          <w:szCs w:val="24"/>
+          <w:lang w:val="en-US"/>
+        </w:rPr>
+      </w:pPr>
+      <w:r>
+        <w:rPr>
+          <w:rFonts w:cs="Times New Roman"/>
+          <w:szCs w:val="24"/>
+        </w:rPr>
+        <w:t>За още операции върху данните и агрегиращи заявки</w:t>
+      </w:r>
+      <w:r>
+        <w:rPr>
+          <w:rFonts w:cs="Times New Roman"/>
+          <w:szCs w:val="24"/>
+        </w:rPr>
+        <w:t xml:space="preserve"> може да</w:t>
+      </w:r>
+      <w:r>
+        <w:rPr>
+          <w:rFonts w:cs="Times New Roman"/>
+          <w:szCs w:val="24"/>
+        </w:rPr>
+        <w:t xml:space="preserve"> разгледате проекта</w:t>
+      </w:r>
+      <w:r>
+        <w:rPr>
+          <w:rFonts w:cs="Times New Roman"/>
+          <w:szCs w:val="24"/>
+        </w:rPr>
+        <w:t>.</w:t>
+      </w:r>
+      <w:r>
+        <w:rPr>
+          <w:rFonts w:cs="Times New Roman"/>
+          <w:szCs w:val="24"/>
+        </w:rPr>
+        <w:t xml:space="preserve"> </w:t>
+      </w:r>
+    </w:p>
+    <w:p>
+      <w:pPr>
+        <w:rPr>
+          <w:rFonts w:cs="Times New Roman"/>
+          <w:szCs w:val="24"/>
+          <w:lang w:val="en-US"/>
+        </w:rPr>
+      </w:pPr>
+    </w:p>
+    <w:p>
+      <w:pPr>
+        <w:pStyle w:val="Heading1"/>
+        <w:rPr>
+          <w:lang w:val="en-US"/>
+        </w:rPr>
+      </w:pPr>
+      <w:bookmarkStart w:id="32" w:name="_Toc224570165"/>
+      <w:r>
+        <w:rPr>
+          <w:lang w:val="en-US"/>
+        </w:rPr>
+        <w:t>Role-Based Access Control (RBAC)</w:t>
+      </w:r>
+      <w:bookmarkEnd w:id="32"/>
+    </w:p>
+    <w:p>
+      <w:pPr>
+        <w:ind w:firstLine="720"/>
+        <w:rPr>
+          <w:rFonts w:cs="Times New Roman"/>
+          <w:szCs w:val="24"/>
+          <w:lang w:val="en-US"/>
+        </w:rPr>
+      </w:pPr>
+      <w:r>
+        <w:rPr>
+          <w:rFonts w:cs="Times New Roman"/>
+          <w:szCs w:val="24"/>
+          <w:lang w:val="en-US"/>
+        </w:rPr>
+        <w:t xml:space="preserve">В рамките на проекта е реализиран механизъм за управление на достъпа до данните чрез </w:t>
+      </w:r>
+      <w:r>
+        <w:rPr>
+          <w:rFonts w:cs="Times New Roman"/>
+          <w:b/>
+          <w:bCs/>
+          <w:szCs w:val="24"/>
+          <w:lang w:val="en-US"/>
+        </w:rPr>
+        <w:t>Role-Based Access Control (RBAC)</w:t>
+      </w:r>
+      <w:r>
+        <w:rPr>
+          <w:rFonts w:cs="Times New Roman"/>
+          <w:szCs w:val="24"/>
+          <w:lang w:val="en-US"/>
+        </w:rPr>
+        <w:t>. Този механизъм позволява ограничаване на достъпа до базата данни в зависимост от ролята на потребителя.</w:t>
+      </w:r>
+      <w:r>
+        <w:rPr>
+          <w:rFonts w:cs="Times New Roman"/>
+          <w:szCs w:val="24"/>
+          <w:lang w:val="en-US"/>
+        </w:rPr>
+        <w:t xml:space="preserve"> </w:t>
+      </w:r>
+    </w:p>
+    <w:p>
+      <w:pPr>
+        <w:ind w:firstLine="720"/>
+        <w:rPr>
+          <w:rFonts w:cs="Times New Roman"/>
+          <w:szCs w:val="24"/>
+          <w:lang w:val="en-US"/>
+        </w:rPr>
+      </w:pPr>
+      <w:r>
+        <w:rPr>
+          <w:rFonts w:cs="Times New Roman"/>
+          <w:szCs w:val="24"/>
+          <w:lang w:val="en-US"/>
+        </w:rPr>
+        <w:t xml:space="preserve">За целта е създаден скрипт </w:t>
+      </w:r>
+      <w:r>
+        <w:rPr>
+          <w:rFonts w:cs="Times New Roman"/>
+          <w:b/>
+          <w:bCs/>
+          <w:szCs w:val="24"/>
+          <w:lang w:val="en-US"/>
+        </w:rPr>
+        <w:t>rbac.js</w:t>
+      </w:r>
+      <w:r>
+        <w:rPr>
+          <w:rFonts w:cs="Times New Roman"/>
+          <w:szCs w:val="24"/>
+          <w:lang w:val="en-US"/>
+        </w:rPr>
+        <w:t>, който автоматизира създаването на потребители и определянето на техните права.</w:t>
+      </w:r>
+      <w:r>
+        <w:rPr>
+          <w:rFonts w:cs="Times New Roman"/>
+          <w:szCs w:val="24"/>
+          <w:lang w:val="en-US"/>
+        </w:rPr>
+        <w:t xml:space="preserve"> </w:t>
+      </w:r>
+      <w:r>
+        <w:rPr>
+          <w:rFonts w:cs="Times New Roman"/>
+          <w:szCs w:val="24"/>
+          <w:lang w:val="en-US"/>
+        </w:rPr>
+        <w:t>Скриптът създава три различни типа потребители:</w:t>
+      </w:r>
+    </w:p>
+    <w:p>
+      <w:pPr>
+        <w:pStyle w:val="Heading2"/>
+        <w:rPr>
+          <w:lang w:val="en-US"/>
+        </w:rPr>
+      </w:pPr>
+      <w:bookmarkStart w:id="33" w:name="_Toc224570166"/>
+      <w:r>
+        <w:rPr>
+          <w:lang w:val="en-US"/>
+        </w:rPr>
+        <w:t>Администратор (resortAdmin)</w:t>
+      </w:r>
+      <w:bookmarkEnd w:id="33"/>
+    </w:p>
+    <w:p>
+      <w:pPr>
+        <w:ind w:firstLine="360"/>
+        <w:rPr>
+          <w:rFonts w:cs="Times New Roman"/>
+          <w:szCs w:val="24"/>
+          <w:lang w:val="en-US"/>
+        </w:rPr>
+      </w:pPr>
+      <w:r>
+        <w:rPr>
+          <w:rFonts w:cs="Times New Roman"/>
+          <w:szCs w:val="24"/>
+          <w:lang w:val="en-US"/>
+        </w:rPr>
+        <w:t xml:space="preserve">Администраторът има пълен контрол върху базата данни SnowPeakResortDB. На този потребител е присвоена ролята </w:t>
+      </w:r>
+      <w:r>
+        <w:rPr>
+          <w:rFonts w:cs="Times New Roman"/>
+          <w:b/>
+          <w:bCs/>
+          <w:szCs w:val="24"/>
+          <w:lang w:val="en-US"/>
+        </w:rPr>
+        <w:t>dbOwner</w:t>
+      </w:r>
+      <w:r>
+        <w:rPr>
+          <w:rFonts w:cs="Times New Roman"/>
+          <w:szCs w:val="24"/>
+          <w:lang w:val="en-US"/>
+        </w:rPr>
+        <w:t>, която позволява:</w:t>
+      </w:r>
+    </w:p>
+    <w:p>
+      <w:pPr>
+        <w:numPr>
+          <w:ilvl w:val="0"/>
+          <w:numId w:val="45"/>
+        </w:numPr>
+        <w:spacing w:line="240" w:lineRule="auto"/>
+        <w:rPr>
+          <w:rFonts w:cs="Times New Roman"/>
+          <w:szCs w:val="24"/>
+          <w:lang w:val="en-US"/>
+        </w:rPr>
+      </w:pPr>
+      <w:r>
+        <w:rPr>
+          <w:rFonts w:cs="Times New Roman"/>
+          <w:szCs w:val="24"/>
+          <w:lang w:val="en-US"/>
+        </w:rPr>
+        <w:t>създаване и изтриване на колекции</w:t>
+      </w:r>
+    </w:p>
+    <w:p>
+      <w:pPr>
+        <w:numPr>
+          <w:ilvl w:val="0"/>
+          <w:numId w:val="45"/>
+        </w:numPr>
+        <w:spacing w:line="240" w:lineRule="auto"/>
+        <w:rPr>
+          <w:rFonts w:cs="Times New Roman"/>
+          <w:szCs w:val="24"/>
+          <w:lang w:val="en-US"/>
+        </w:rPr>
+      </w:pPr>
+      <w:r>
+        <w:rPr>
+          <w:rFonts w:cs="Times New Roman"/>
+          <w:szCs w:val="24"/>
+          <w:lang w:val="en-US"/>
+        </w:rPr>
+        <w:t>добавяне, редактиране и изтриване на документи</w:t>
+      </w:r>
+    </w:p>
+    <w:p>
+      <w:pPr>
+        <w:numPr>
+          <w:ilvl w:val="0"/>
+          <w:numId w:val="45"/>
+        </w:numPr>
+        <w:spacing w:line="240" w:lineRule="auto"/>
+        <w:rPr>
+          <w:rFonts w:cs="Times New Roman"/>
+          <w:szCs w:val="24"/>
+          <w:lang w:val="en-US"/>
+        </w:rPr>
+      </w:pPr>
+      <w:r>
+        <w:rPr>
+          <w:rFonts w:cs="Times New Roman"/>
+          <w:szCs w:val="24"/>
+          <w:lang w:val="en-US"/>
+        </w:rPr>
+        <w:t>управление на индекси</w:t>
+      </w:r>
+    </w:p>
+    <w:p>
+      <w:pPr>
+        <w:numPr>
+          <w:ilvl w:val="0"/>
+          <w:numId w:val="45"/>
+        </w:numPr>
+        <w:spacing w:line="240" w:lineRule="auto"/>
+        <w:rPr>
+          <w:rFonts w:cs="Times New Roman"/>
+          <w:szCs w:val="24"/>
+          <w:lang w:val="en-US"/>
+        </w:rPr>
+      </w:pPr>
+      <w:r>
+        <w:rPr>
+          <w:rFonts w:cs="Times New Roman"/>
+          <w:szCs w:val="24"/>
+          <w:lang w:val="en-US"/>
+        </w:rPr>
+        <w:t>управление на потребители и роли</w:t>
+      </w:r>
+    </w:p>
+    <w:p>
+      <w:pPr>
+        <w:rPr>
+          <w:rFonts w:cs="Times New Roman"/>
+          <w:szCs w:val="24"/>
+          <w:lang w:val="en-US"/>
+        </w:rPr>
+      </w:pPr>
+      <w:r>
+        <w:rPr>
+          <w:rFonts w:cs="Times New Roman"/>
+          <w:szCs w:val="24"/>
+          <w:lang w:val="en-US"/>
+        </w:rPr>
+        <w:t>Тази роля се използва за административни операции и управление на системата.</w:t>
+      </w:r>
+    </w:p>
+    <w:p>
+      <w:pPr>
+        <w:rPr>
+          <w:rFonts w:cs="Times New Roman"/>
+          <w:szCs w:val="24"/>
+          <w:lang w:val="en-US"/>
+        </w:rPr>
+      </w:pPr>
+    </w:p>
+    <w:p>
+      <w:pPr>
+        <w:pStyle w:val="Heading2"/>
+        <w:rPr>
+          <w:lang w:val="en-US"/>
+        </w:rPr>
+      </w:pPr>
+      <w:bookmarkStart w:id="34" w:name="_Toc224570167"/>
+      <w:r>
+        <w:rPr>
+          <w:lang w:val="en-US"/>
+        </w:rPr>
+        <w:t>Оператор (resortOperator)</w:t>
+      </w:r>
+      <w:bookmarkEnd w:id="34"/>
+    </w:p>
+    <w:p>
+      <w:pPr>
+        <w:ind w:firstLine="360"/>
+        <w:rPr>
+          <w:rFonts w:cs="Times New Roman"/>
+          <w:szCs w:val="24"/>
+          <w:lang w:val="en-US"/>
+        </w:rPr>
+      </w:pPr>
+      <w:r>
+        <w:rPr>
+          <w:rFonts w:cs="Times New Roman"/>
+          <w:szCs w:val="24"/>
+          <w:lang w:val="en-US"/>
+        </w:rPr>
+        <w:t xml:space="preserve">Потребителят с роля </w:t>
+      </w:r>
+      <w:r>
+        <w:rPr>
+          <w:rFonts w:cs="Times New Roman"/>
+          <w:b/>
+          <w:bCs/>
+          <w:szCs w:val="24"/>
+          <w:lang w:val="en-US"/>
+        </w:rPr>
+        <w:t>operator</w:t>
+      </w:r>
+      <w:r>
+        <w:rPr>
+          <w:rFonts w:cs="Times New Roman"/>
+          <w:szCs w:val="24"/>
+          <w:lang w:val="en-US"/>
+        </w:rPr>
+        <w:t xml:space="preserve"> има права за четене и запис на данни в базата. На него е присвоена ролята </w:t>
+      </w:r>
+      <w:r>
+        <w:rPr>
+          <w:rFonts w:cs="Times New Roman"/>
+          <w:b/>
+          <w:bCs/>
+          <w:szCs w:val="24"/>
+          <w:lang w:val="en-US"/>
+        </w:rPr>
+        <w:t>readWrite</w:t>
+      </w:r>
+      <w:r>
+        <w:rPr>
+          <w:rFonts w:cs="Times New Roman"/>
+          <w:szCs w:val="24"/>
+          <w:lang w:val="en-US"/>
+        </w:rPr>
+        <w:t>, която позволява:</w:t>
+      </w:r>
+    </w:p>
+    <w:p>
+      <w:pPr>
+        <w:numPr>
+          <w:ilvl w:val="0"/>
+          <w:numId w:val="46"/>
+        </w:numPr>
+        <w:rPr>
+          <w:rFonts w:cs="Times New Roman"/>
+          <w:szCs w:val="24"/>
+          <w:lang w:val="en-US"/>
+        </w:rPr>
+      </w:pPr>
+      <w:r>
+        <w:rPr>
+          <w:rFonts w:cs="Times New Roman"/>
+          <w:szCs w:val="24"/>
+          <w:lang w:val="en-US"/>
+        </w:rPr>
+        <w:t>добавяне на нови документи</w:t>
+      </w:r>
+    </w:p>
+    <w:p>
+      <w:pPr>
+        <w:numPr>
+          <w:ilvl w:val="0"/>
+          <w:numId w:val="46"/>
+        </w:numPr>
+        <w:rPr>
+          <w:rFonts w:cs="Times New Roman"/>
+          <w:szCs w:val="24"/>
+          <w:lang w:val="en-US"/>
+        </w:rPr>
+      </w:pPr>
+      <w:r>
+        <w:rPr>
+          <w:rFonts w:cs="Times New Roman"/>
+          <w:szCs w:val="24"/>
+          <w:lang w:val="en-US"/>
+        </w:rPr>
+        <w:t>актуализиране на съществуващи записи</w:t>
+      </w:r>
+    </w:p>
+    <w:p>
+      <w:pPr>
+        <w:numPr>
+          <w:ilvl w:val="0"/>
+          <w:numId w:val="46"/>
+        </w:numPr>
+        <w:rPr>
+          <w:rFonts w:cs="Times New Roman"/>
+          <w:szCs w:val="24"/>
+          <w:lang w:val="en-US"/>
+        </w:rPr>
+      </w:pPr>
+      <w:r>
+        <w:rPr>
+          <w:rFonts w:cs="Times New Roman"/>
+          <w:szCs w:val="24"/>
+          <w:lang w:val="en-US"/>
+        </w:rPr>
+        <w:t>извличане на информация от базата</w:t>
+      </w:r>
+    </w:p>
+    <w:p>
+      <w:pPr>
+        <w:rPr>
+          <w:rFonts w:cs="Times New Roman"/>
+          <w:szCs w:val="24"/>
+          <w:lang w:val="en-US"/>
+        </w:rPr>
+      </w:pPr>
+      <w:r>
+        <w:rPr>
+          <w:rFonts w:cs="Times New Roman"/>
+          <w:szCs w:val="24"/>
+          <w:lang w:val="en-US"/>
+        </w:rPr>
+        <w:t>Този тип потребител е подходящ за служители, които работят със системата ежедневно.</w:t>
+      </w:r>
+    </w:p>
+    <w:p>
+      <w:pPr>
+        <w:pStyle w:val="Heading2"/>
+        <w:rPr>
+          <w:lang w:val="en-US"/>
+        </w:rPr>
+      </w:pPr>
+      <w:bookmarkStart w:id="35" w:name="_Toc224570168"/>
+      <w:r>
+        <w:rPr>
+          <w:lang w:val="en-US"/>
+        </w:rPr>
+        <w:lastRenderedPageBreak/>
+        <w:t>Наблюдател (resortViewer)</w:t>
+      </w:r>
+      <w:bookmarkEnd w:id="35"/>
+    </w:p>
+    <w:p>
+      <w:pPr>
+        <w:ind w:firstLine="360"/>
+        <w:rPr>
+          <w:rFonts w:cs="Times New Roman"/>
+          <w:szCs w:val="24"/>
+          <w:lang w:val="en-US"/>
+        </w:rPr>
+      </w:pPr>
+      <w:r>
+        <w:rPr>
+          <w:rFonts w:cs="Times New Roman"/>
+          <w:szCs w:val="24"/>
+          <w:lang w:val="en-US"/>
+        </w:rPr>
+        <w:t xml:space="preserve">Потребителят </w:t>
+      </w:r>
+      <w:r>
+        <w:rPr>
+          <w:rFonts w:cs="Times New Roman"/>
+          <w:b/>
+          <w:bCs/>
+          <w:szCs w:val="24"/>
+          <w:lang w:val="en-US"/>
+        </w:rPr>
+        <w:t>viewer</w:t>
+      </w:r>
+      <w:r>
+        <w:rPr>
+          <w:rFonts w:cs="Times New Roman"/>
+          <w:szCs w:val="24"/>
+          <w:lang w:val="en-US"/>
+        </w:rPr>
+        <w:t xml:space="preserve"> има само права за четене на данни. На него е присвоена ролята </w:t>
+      </w:r>
+      <w:r>
+        <w:rPr>
+          <w:rFonts w:cs="Times New Roman"/>
+          <w:b/>
+          <w:bCs/>
+          <w:szCs w:val="24"/>
+          <w:lang w:val="en-US"/>
+        </w:rPr>
+        <w:t>read</w:t>
+      </w:r>
+      <w:r>
+        <w:rPr>
+          <w:rFonts w:cs="Times New Roman"/>
+          <w:szCs w:val="24"/>
+          <w:lang w:val="en-US"/>
+        </w:rPr>
+        <w:t>, която позволява:</w:t>
+      </w:r>
+    </w:p>
+    <w:p>
+      <w:pPr>
+        <w:numPr>
+          <w:ilvl w:val="0"/>
+          <w:numId w:val="47"/>
+        </w:numPr>
+        <w:rPr>
+          <w:rFonts w:cs="Times New Roman"/>
+          <w:szCs w:val="24"/>
+          <w:lang w:val="en-US"/>
+        </w:rPr>
+      </w:pPr>
+      <w:r>
+        <w:rPr>
+          <w:rFonts w:cs="Times New Roman"/>
+          <w:szCs w:val="24"/>
+          <w:lang w:val="en-US"/>
+        </w:rPr>
+        <w:t>извличане на информация от базата</w:t>
+      </w:r>
+    </w:p>
+    <w:p>
+      <w:pPr>
+        <w:numPr>
+          <w:ilvl w:val="0"/>
+          <w:numId w:val="47"/>
+        </w:numPr>
+        <w:rPr>
+          <w:rFonts w:cs="Times New Roman"/>
+          <w:szCs w:val="24"/>
+          <w:lang w:val="en-US"/>
+        </w:rPr>
+      </w:pPr>
+      <w:r>
+        <w:rPr>
+          <w:rFonts w:cs="Times New Roman"/>
+          <w:szCs w:val="24"/>
+          <w:lang w:val="en-US"/>
+        </w:rPr>
+        <w:t>изпълнение на заявки</w:t>
+      </w:r>
+    </w:p>
+    <w:p>
+      <w:pPr>
+        <w:rPr>
+          <w:rFonts w:cs="Times New Roman"/>
+          <w:szCs w:val="24"/>
+          <w:lang w:val="en-US"/>
+        </w:rPr>
+      </w:pPr>
+      <w:r>
+        <w:rPr>
+          <w:rFonts w:cs="Times New Roman"/>
+          <w:szCs w:val="24"/>
+          <w:lang w:val="en-US"/>
+        </w:rPr>
+        <w:t>Този достъп е подходящ за анализатори или външни системи, които само използват информацията без да я променят.</w:t>
+      </w:r>
+    </w:p>
+    <w:p>
+      <w:pPr>
+        <w:rPr>
+          <w:rFonts w:cs="Times New Roman"/>
+          <w:szCs w:val="24"/>
+          <w:lang w:val="en-US"/>
+        </w:rPr>
+      </w:pPr>
+    </w:p>
+    <w:p>
+      <w:pPr>
+        <w:ind w:firstLine="360"/>
+        <w:rPr>
+          <w:rFonts w:cs="Times New Roman"/>
+          <w:szCs w:val="24"/>
+          <w:lang w:val="en-US"/>
+        </w:rPr>
+      </w:pPr>
+      <w:r>
+        <w:rPr>
+          <w:rFonts w:cs="Times New Roman"/>
+          <w:szCs w:val="24"/>
+          <w:lang w:val="en-US"/>
+        </w:rPr>
+        <w:t xml:space="preserve">Чрез тази конфигурация се осигурява </w:t>
+      </w:r>
+      <w:r>
+        <w:rPr>
+          <w:rFonts w:cs="Times New Roman"/>
+          <w:b/>
+          <w:bCs/>
+          <w:szCs w:val="24"/>
+          <w:lang w:val="en-US"/>
+        </w:rPr>
+        <w:t>контрол върху достъпа до данните</w:t>
+      </w:r>
+      <w:r>
+        <w:rPr>
+          <w:rFonts w:cs="Times New Roman"/>
+          <w:szCs w:val="24"/>
+          <w:lang w:val="en-US"/>
+        </w:rPr>
+        <w:t xml:space="preserve"> и се предотвратява неоторизирана промяна на информацията.</w:t>
+      </w:r>
+    </w:p>
+    <w:p>
+      <w:pPr>
+        <w:rPr>
+          <w:rFonts w:cs="Times New Roman"/>
+          <w:szCs w:val="24"/>
+          <w:lang w:val="en-US"/>
+        </w:rPr>
+      </w:pPr>
     </w:p>
     <w:p>
       <w:pPr>
@@ -4283,23 +10609,22 @@
           <w:szCs w:val="36"/>
         </w:rPr>
       </w:pPr>
-      <w:bookmarkStart w:id="16" w:name="_Toc223447941"/>
+      <w:bookmarkStart w:id="36" w:name="_Toc224570169"/>
       <w:r>
         <w:rPr>
           <w:rFonts w:eastAsia="Times New Roman" w:cs="Times New Roman"/>
           <w:sz w:val="36"/>
           <w:szCs w:val="36"/>
         </w:rPr>
-        <w:lastRenderedPageBreak/>
         <w:t>Използвана литература (библиография)</w:t>
       </w:r>
-      <w:bookmarkEnd w:id="16"/>
+      <w:bookmarkEnd w:id="36"/>
     </w:p>
     <w:p>
       <w:r>
         <w:t>[1] MongoDB Documentation – </w:t>
       </w:r>
-      <w:hyperlink r:id="rId15" w:tgtFrame="_blank" w:history="1">
+      <w:hyperlink r:id="rId22" w:tgtFrame="_blank" w:history="1">
         <w:r>
           <w:rPr>
             <w:rStyle w:val="Hyperlink"/>
@@ -4327,7 +10652,7 @@
         <w:br/>
         <w:t>[6] "CAP Theorem" и "Aggregation Framework" – MongoDB Reference Guide – </w:t>
       </w:r>
-      <w:hyperlink r:id="rId16" w:tgtFrame="_blank" w:history="1">
+      <w:hyperlink r:id="rId23" w:tgtFrame="_blank" w:history="1">
         <w:r>
           <w:rPr>
             <w:rStyle w:val="Hyperlink"/>
@@ -4342,7 +10667,7 @@
         <w:br/>
         <w:t>[7] "Data Modeling for MongoDB" – MongoDB University (2025) – </w:t>
       </w:r>
-      <w:hyperlink r:id="rId17" w:tgtFrame="_blank" w:history="1">
+      <w:hyperlink r:id="rId24" w:tgtFrame="_blank" w:history="1">
         <w:r>
           <w:rPr>
             <w:rStyle w:val="Hyperlink"/>
@@ -4369,7 +10694,7 @@
           <w:szCs w:val="30"/>
         </w:rPr>
       </w:pPr>
-      <w:bookmarkStart w:id="17" w:name="_Toc223447942"/>
+      <w:bookmarkStart w:id="37" w:name="_Toc224570170"/>
       <w:r>
         <w:rPr>
           <w:rFonts w:cs="Times New Roman"/>
@@ -4378,7 +10703,7 @@
         </w:rPr>
         <w:t>Използвани съкращения</w:t>
       </w:r>
-      <w:bookmarkEnd w:id="17"/>
+      <w:bookmarkEnd w:id="37"/>
     </w:p>
     <w:p>
       <w:pPr>
@@ -4502,6 +10827,7 @@
           <w:rFonts w:cs="Times New Roman"/>
           <w:szCs w:val="24"/>
         </w:rPr>
+        <w:lastRenderedPageBreak/>
         <w:t xml:space="preserve">CAP – Consistency, Availability, Partition tolerance </w:t>
       </w:r>
     </w:p>
@@ -4556,9 +10882,99 @@
         <w:t xml:space="preserve">NoSQL – Not Only SQL </w:t>
       </w:r>
     </w:p>
+    <w:p>
+      <w:pPr>
+        <w:jc w:val="both"/>
+        <w:rPr>
+          <w:rFonts w:cs="Times New Roman"/>
+          <w:szCs w:val="24"/>
+        </w:rPr>
+      </w:pPr>
+    </w:p>
+    <w:p>
+      <w:pPr>
+        <w:pStyle w:val="Heading1"/>
+        <w:numPr>
+          <w:ilvl w:val="0"/>
+          <w:numId w:val="38"/>
+        </w:numPr>
+      </w:pPr>
+      <w:bookmarkStart w:id="38" w:name="_Toc224570171"/>
+      <w:r>
+        <w:t>За рефериране</w:t>
+      </w:r>
+      <w:bookmarkEnd w:id="38"/>
+    </w:p>
+    <w:p>
+      <w:pPr>
+        <w:jc w:val="both"/>
+        <w:rPr>
+          <w:rFonts w:cs="Times New Roman"/>
+          <w:b/>
+          <w:bCs/>
+          <w:szCs w:val="24"/>
+        </w:rPr>
+      </w:pPr>
+      <w:r>
+        <w:rPr>
+          <w:rFonts w:cs="Times New Roman"/>
+          <w:b/>
+          <w:bCs/>
+          <w:szCs w:val="24"/>
+        </w:rPr>
+        <w:t xml:space="preserve">Може да разгледате проекта в моя </w:t>
+      </w:r>
+      <w:r>
+        <w:rPr>
+          <w:rFonts w:cs="Times New Roman"/>
+          <w:b/>
+          <w:bCs/>
+          <w:szCs w:val="24"/>
+          <w:lang w:val="en-US"/>
+        </w:rPr>
+        <w:t xml:space="preserve">Github </w:t>
+      </w:r>
+      <w:r>
+        <w:rPr>
+          <w:rFonts w:cs="Times New Roman"/>
+          <w:b/>
+          <w:bCs/>
+          <w:szCs w:val="24"/>
+        </w:rPr>
+        <w:t xml:space="preserve">профил: </w:t>
+      </w:r>
+    </w:p>
+    <w:p>
+      <w:pPr>
+        <w:jc w:val="both"/>
+        <w:rPr>
+          <w:rFonts w:cs="Times New Roman"/>
+          <w:szCs w:val="24"/>
+        </w:rPr>
+      </w:pPr>
+      <w:hyperlink r:id="rId25" w:history="1">
+        <w:r>
+          <w:rPr>
+            <w:rStyle w:val="Hyperlink"/>
+            <w:rFonts w:cs="Times New Roman"/>
+            <w:szCs w:val="24"/>
+          </w:rPr>
+          <w:t>https://github.com/ValeryRaikov/SnowPeakResortDB</w:t>
+        </w:r>
+      </w:hyperlink>
+    </w:p>
+    <w:p>
+      <w:pPr>
+        <w:jc w:val="both"/>
+        <w:rPr>
+          <w:rFonts w:cs="Times New Roman"/>
+          <w:szCs w:val="24"/>
+        </w:rPr>
+      </w:pPr>
+    </w:p>
     <w:sectPr>
-      <w:headerReference w:type="default" r:id="rId18"/>
-      <w:footerReference w:type="default" r:id="rId19"/>
+      <w:headerReference w:type="default" r:id="rId26"/>
+      <w:footerReference w:type="default" r:id="rId27"/>
       <w:pgSz w:w="12240" w:h="15840"/>
       <w:pgMar w:top="1417" w:right="1417" w:bottom="1417" w:left="1417" w:header="720" w:footer="720" w:gutter="0"/>
       <w:pgNumType w:start="1"/>
@@ -5247,6 +11663,155 @@
     </w:lvl>
   </w:abstractNum>
   <w:abstractNum w:abstractNumId="3" w15:restartNumberingAfterBreak="0">
+    <w:nsid w:val="097B611F"/>
+    <w:multiLevelType w:val="multilevel"/>
+    <w:tmpl w:val="64D003F0"/>
+    <w:lvl w:ilvl="0">
+      <w:start w:val="1"/>
+      <w:numFmt w:val="bullet"/>
+      <w:lvlText w:val=""/>
+      <w:lvlJc w:val="left"/>
+      <w:pPr>
+        <w:tabs>
+          <w:tab w:val="num" w:pos="720"/>
+        </w:tabs>
+        <w:ind w:left="720" w:hanging="360"/>
+      </w:pPr>
+      <w:rPr>
+        <w:rFonts w:ascii="Symbol" w:hAnsi="Symbol" w:hint="default"/>
+        <w:sz w:val="20"/>
+      </w:rPr>
+    </w:lvl>
+    <w:lvl w:ilvl="1" w:tentative="1">
+      <w:start w:val="1"/>
+      <w:numFmt w:val="bullet"/>
+      <w:lvlText w:val="o"/>
+      <w:lvlJc w:val="left"/>
+      <w:pPr>
+        <w:tabs>
+          <w:tab w:val="num" w:pos="1440"/>
+        </w:tabs>
+        <w:ind w:left="1440" w:hanging="360"/>
+      </w:pPr>
+      <w:rPr>
+        <w:rFonts w:ascii="Courier New" w:hAnsi="Courier New" w:hint="default"/>
+        <w:sz w:val="20"/>
+      </w:rPr>
+    </w:lvl>
+    <w:lvl w:ilvl="2" w:tentative="1">
+      <w:start w:val="1"/>
+      <w:numFmt w:val="bullet"/>
+      <w:lvlText w:val=""/>
+      <w:lvlJc w:val="left"/>
+      <w:pPr>
+        <w:tabs>
+          <w:tab w:val="num" w:pos="2160"/>
+        </w:tabs>
+        <w:ind w:left="2160" w:hanging="360"/>
+      </w:pPr>
+      <w:rPr>
+        <w:rFonts w:ascii="Wingdings" w:hAnsi="Wingdings" w:hint="default"/>
+        <w:sz w:val="20"/>
+      </w:rPr>
+    </w:lvl>
+    <w:lvl w:ilvl="3" w:tentative="1">
+      <w:start w:val="1"/>
+      <w:numFmt w:val="bullet"/>
+      <w:lvlText w:val=""/>
+      <w:lvlJc w:val="left"/>
+      <w:pPr>
+        <w:tabs>
+          <w:tab w:val="num" w:pos="2880"/>
+        </w:tabs>
+        <w:ind w:left="2880" w:hanging="360"/>
+      </w:pPr>
+      <w:rPr>
+        <w:rFonts w:ascii="Wingdings" w:hAnsi="Wingdings" w:hint="default"/>
+        <w:sz w:val="20"/>
+      </w:rPr>
+    </w:lvl>
+    <w:lvl w:ilvl="4" w:tentative="1">
+      <w:start w:val="1"/>
+      <w:numFmt w:val="bullet"/>
+      <w:lvlText w:val=""/>
+      <w:lvlJc w:val="left"/>
+      <w:pPr>
+        <w:tabs>
+          <w:tab w:val="num" w:pos="3600"/>
+        </w:tabs>
+        <w:ind w:left="3600" w:hanging="360"/>
+      </w:pPr>
+      <w:rPr>
+        <w:rFonts w:ascii="Wingdings" w:hAnsi="Wingdings" w:hint="default"/>
+        <w:sz w:val="20"/>
+      </w:rPr>
+    </w:lvl>
+    <w:lvl w:ilvl="5" w:tentative="1">
+      <w:start w:val="1"/>
+      <w:numFmt w:val="bullet"/>
+      <w:lvlText w:val=""/>
+      <w:lvlJc w:val="left"/>
+      <w:pPr>
+        <w:tabs>
+          <w:tab w:val="num" w:pos="4320"/>
+        </w:tabs>
+        <w:ind w:left="4320" w:hanging="360"/>
+      </w:pPr>
+      <w:rPr>
+        <w:rFonts w:ascii="Wingdings" w:hAnsi="Wingdings" w:hint="default"/>
+        <w:sz w:val="20"/>
+      </w:rPr>
+    </w:lvl>
+    <w:lvl w:ilvl="6" w:tentative="1">
+      <w:start w:val="1"/>
+      <w:numFmt w:val="bullet"/>
+      <w:lvlText w:val=""/>
+      <w:lvlJc w:val="left"/>
+      <w:pPr>
+        <w:tabs>
+          <w:tab w:val="num" w:pos="5040"/>
+        </w:tabs>
+        <w:ind w:left="5040" w:hanging="360"/>
+      </w:pPr>
+      <w:rPr>
+        <w:rFonts w:ascii="Wingdings" w:hAnsi="Wingdings" w:hint="default"/>
+        <w:sz w:val="20"/>
+      </w:rPr>
+    </w:lvl>
+    <w:lvl w:ilvl="7" w:tentative="1">
+      <w:start w:val="1"/>
+      <w:numFmt w:val="bullet"/>
+      <w:lvlText w:val=""/>
+      <w:lvlJc w:val="left"/>
+      <w:pPr>
+        <w:tabs>
+          <w:tab w:val="num" w:pos="5760"/>
+        </w:tabs>
+        <w:ind w:left="5760" w:hanging="360"/>
+      </w:pPr>
+      <w:rPr>
+        <w:rFonts w:ascii="Wingdings" w:hAnsi="Wingdings" w:hint="default"/>
+        <w:sz w:val="20"/>
+      </w:rPr>
+    </w:lvl>
+    <w:lvl w:ilvl="8" w:tentative="1">
+      <w:start w:val="1"/>
+      <w:numFmt w:val="bullet"/>
+      <w:lvlText w:val=""/>
+      <w:lvlJc w:val="left"/>
+      <w:pPr>
+        <w:tabs>
+          <w:tab w:val="num" w:pos="6480"/>
+        </w:tabs>
+        <w:ind w:left="6480" w:hanging="360"/>
+      </w:pPr>
+      <w:rPr>
+        <w:rFonts w:ascii="Wingdings" w:hAnsi="Wingdings" w:hint="default"/>
+        <w:sz w:val="20"/>
+      </w:rPr>
+    </w:lvl>
+  </w:abstractNum>
+  <w:abstractNum w:abstractNumId="4" w15:restartNumberingAfterBreak="0">
     <w:nsid w:val="0A977B46"/>
     <w:multiLevelType w:val="hybridMultilevel"/>
     <w:tmpl w:val="9DF2CBC8"/>
@@ -5359,7 +11924,7 @@
       </w:rPr>
     </w:lvl>
   </w:abstractNum>
-  <w:abstractNum w:abstractNumId="4" w15:restartNumberingAfterBreak="0">
+  <w:abstractNum w:abstractNumId="5" w15:restartNumberingAfterBreak="0">
     <w:nsid w:val="0B987A00"/>
     <w:multiLevelType w:val="multilevel"/>
     <w:tmpl w:val="4B08C84E"/>
@@ -5445,7 +12010,7 @@
       </w:pPr>
     </w:lvl>
   </w:abstractNum>
-  <w:abstractNum w:abstractNumId="5" w15:restartNumberingAfterBreak="0">
+  <w:abstractNum w:abstractNumId="6" w15:restartNumberingAfterBreak="0">
     <w:nsid w:val="0B9E53D2"/>
     <w:multiLevelType w:val="multilevel"/>
     <w:tmpl w:val="703C4618"/>
@@ -5558,7 +12123,7 @@
       </w:rPr>
     </w:lvl>
   </w:abstractNum>
-  <w:abstractNum w:abstractNumId="6" w15:restartNumberingAfterBreak="0">
+  <w:abstractNum w:abstractNumId="7" w15:restartNumberingAfterBreak="0">
     <w:nsid w:val="0BA144C0"/>
     <w:multiLevelType w:val="hybridMultilevel"/>
     <w:tmpl w:val="C25486C6"/>
@@ -5647,7 +12212,7 @@
       </w:pPr>
     </w:lvl>
   </w:abstractNum>
-  <w:abstractNum w:abstractNumId="7" w15:restartNumberingAfterBreak="0">
+  <w:abstractNum w:abstractNumId="8" w15:restartNumberingAfterBreak="0">
     <w:nsid w:val="163A5843"/>
     <w:multiLevelType w:val="hybridMultilevel"/>
     <w:tmpl w:val="8FF65A5C"/>
@@ -5760,7 +12325,7 @@
       </w:rPr>
     </w:lvl>
   </w:abstractNum>
-  <w:abstractNum w:abstractNumId="8" w15:restartNumberingAfterBreak="0">
+  <w:abstractNum w:abstractNumId="9" w15:restartNumberingAfterBreak="0">
     <w:nsid w:val="19410C71"/>
     <w:multiLevelType w:val="hybridMultilevel"/>
     <w:tmpl w:val="E7880938"/>
@@ -5873,7 +12438,156 @@
       </w:rPr>
     </w:lvl>
   </w:abstractNum>
-  <w:abstractNum w:abstractNumId="9" w15:restartNumberingAfterBreak="0">
+  <w:abstractNum w:abstractNumId="10" w15:restartNumberingAfterBreak="0">
+    <w:nsid w:val="1C0C4143"/>
+    <w:multiLevelType w:val="multilevel"/>
+    <w:tmpl w:val="BC70AAE4"/>
+    <w:lvl w:ilvl="0">
+      <w:start w:val="1"/>
+      <w:numFmt w:val="bullet"/>
+      <w:lvlText w:val=""/>
+      <w:lvlJc w:val="left"/>
+      <w:pPr>
+        <w:tabs>
+          <w:tab w:val="num" w:pos="720"/>
+        </w:tabs>
+        <w:ind w:left="720" w:hanging="360"/>
+      </w:pPr>
+      <w:rPr>
+        <w:rFonts w:ascii="Symbol" w:hAnsi="Symbol" w:hint="default"/>
+        <w:sz w:val="20"/>
+      </w:rPr>
+    </w:lvl>
+    <w:lvl w:ilvl="1" w:tentative="1">
+      <w:start w:val="1"/>
+      <w:numFmt w:val="bullet"/>
+      <w:lvlText w:val="o"/>
+      <w:lvlJc w:val="left"/>
+      <w:pPr>
+        <w:tabs>
+          <w:tab w:val="num" w:pos="1440"/>
+        </w:tabs>
+        <w:ind w:left="1440" w:hanging="360"/>
+      </w:pPr>
+      <w:rPr>
+        <w:rFonts w:ascii="Courier New" w:hAnsi="Courier New" w:hint="default"/>
+        <w:sz w:val="20"/>
+      </w:rPr>
+    </w:lvl>
+    <w:lvl w:ilvl="2" w:tentative="1">
+      <w:start w:val="1"/>
+      <w:numFmt w:val="bullet"/>
+      <w:lvlText w:val=""/>
+      <w:lvlJc w:val="left"/>
+      <w:pPr>
+        <w:tabs>
+          <w:tab w:val="num" w:pos="2160"/>
+        </w:tabs>
+        <w:ind w:left="2160" w:hanging="360"/>
+      </w:pPr>
+      <w:rPr>
+        <w:rFonts w:ascii="Wingdings" w:hAnsi="Wingdings" w:hint="default"/>
+        <w:sz w:val="20"/>
+      </w:rPr>
+    </w:lvl>
+    <w:lvl w:ilvl="3" w:tentative="1">
+      <w:start w:val="1"/>
+      <w:numFmt w:val="bullet"/>
+      <w:lvlText w:val=""/>
+      <w:lvlJc w:val="left"/>
+      <w:pPr>
+        <w:tabs>
+          <w:tab w:val="num" w:pos="2880"/>
+        </w:tabs>
+        <w:ind w:left="2880" w:hanging="360"/>
+      </w:pPr>
+      <w:rPr>
+        <w:rFonts w:ascii="Wingdings" w:hAnsi="Wingdings" w:hint="default"/>
+        <w:sz w:val="20"/>
+      </w:rPr>
+    </w:lvl>
+    <w:lvl w:ilvl="4" w:tentative="1">
+      <w:start w:val="1"/>
+      <w:numFmt w:val="bullet"/>
+      <w:lvlText w:val=""/>
+      <w:lvlJc w:val="left"/>
+      <w:pPr>
+        <w:tabs>
+          <w:tab w:val="num" w:pos="3600"/>
+        </w:tabs>
+        <w:ind w:left="3600" w:hanging="360"/>
+      </w:pPr>
+      <w:rPr>
+        <w:rFonts w:ascii="Wingdings" w:hAnsi="Wingdings" w:hint="default"/>
+        <w:sz w:val="20"/>
+      </w:rPr>
+    </w:lvl>
+    <w:lvl w:ilvl="5" w:tentative="1">
+      <w:start w:val="1"/>
+      <w:numFmt w:val="bullet"/>
+      <w:lvlText w:val=""/>
+      <w:lvlJc w:val="left"/>
+      <w:pPr>
+        <w:tabs>
+          <w:tab w:val="num" w:pos="4320"/>
+        </w:tabs>
+        <w:ind w:left="4320" w:hanging="360"/>
+      </w:pPr>
+      <w:rPr>
+        <w:rFonts w:ascii="Wingdings" w:hAnsi="Wingdings" w:hint="default"/>
+        <w:sz w:val="20"/>
+      </w:rPr>
+    </w:lvl>
+    <w:lvl w:ilvl="6" w:tentative="1">
+      <w:start w:val="1"/>
+      <w:numFmt w:val="bullet"/>
+      <w:lvlText w:val=""/>
+      <w:lvlJc w:val="left"/>
+      <w:pPr>
+        <w:tabs>
+          <w:tab w:val="num" w:pos="5040"/>
+        </w:tabs>
+        <w:ind w:left="5040" w:hanging="360"/>
+      </w:pPr>
+      <w:rPr>
+        <w:rFonts w:ascii="Wingdings" w:hAnsi="Wingdings" w:hint="default"/>
+        <w:sz w:val="20"/>
+      </w:rPr>
+    </w:lvl>
+    <w:lvl w:ilvl="7" w:tentative="1">
+      <w:start w:val="1"/>
+      <w:numFmt w:val="bullet"/>
+      <w:lvlText w:val=""/>
+      <w:lvlJc w:val="left"/>
+      <w:pPr>
+        <w:tabs>
+          <w:tab w:val="num" w:pos="5760"/>
+        </w:tabs>
+        <w:ind w:left="5760" w:hanging="360"/>
+      </w:pPr>
+      <w:rPr>
+        <w:rFonts w:ascii="Wingdings" w:hAnsi="Wingdings" w:hint="default"/>
+        <w:sz w:val="20"/>
+      </w:rPr>
+    </w:lvl>
+    <w:lvl w:ilvl="8" w:tentative="1">
+      <w:start w:val="1"/>
+      <w:numFmt w:val="bullet"/>
+      <w:lvlText w:val=""/>
+      <w:lvlJc w:val="left"/>
+      <w:pPr>
+        <w:tabs>
+          <w:tab w:val="num" w:pos="6480"/>
+        </w:tabs>
+        <w:ind w:left="6480" w:hanging="360"/>
+      </w:pPr>
+      <w:rPr>
+        <w:rFonts w:ascii="Wingdings" w:hAnsi="Wingdings" w:hint="default"/>
+        <w:sz w:val="20"/>
+      </w:rPr>
+    </w:lvl>
+  </w:abstractNum>
+  <w:abstractNum w:abstractNumId="11" w15:restartNumberingAfterBreak="0">
     <w:nsid w:val="1DE9321E"/>
     <w:multiLevelType w:val="hybridMultilevel"/>
     <w:tmpl w:val="E6725FC8"/>
@@ -5986,7 +12700,7 @@
       </w:rPr>
     </w:lvl>
   </w:abstractNum>
-  <w:abstractNum w:abstractNumId="10" w15:restartNumberingAfterBreak="0">
+  <w:abstractNum w:abstractNumId="12" w15:restartNumberingAfterBreak="0">
     <w:nsid w:val="21DB0752"/>
     <w:multiLevelType w:val="hybridMultilevel"/>
     <w:tmpl w:val="F11EBAB2"/>
@@ -6099,7 +12813,7 @@
       </w:rPr>
     </w:lvl>
   </w:abstractNum>
-  <w:abstractNum w:abstractNumId="11" w15:restartNumberingAfterBreak="0">
+  <w:abstractNum w:abstractNumId="13" w15:restartNumberingAfterBreak="0">
     <w:nsid w:val="238B3D36"/>
     <w:multiLevelType w:val="hybridMultilevel"/>
     <w:tmpl w:val="1AF22764"/>
@@ -6212,7 +12926,7 @@
       </w:rPr>
     </w:lvl>
   </w:abstractNum>
-  <w:abstractNum w:abstractNumId="12" w15:restartNumberingAfterBreak="0">
+  <w:abstractNum w:abstractNumId="14" w15:restartNumberingAfterBreak="0">
     <w:nsid w:val="252411B0"/>
     <w:multiLevelType w:val="hybridMultilevel"/>
     <w:tmpl w:val="3A729EE0"/>
@@ -6325,7 +13039,7 @@
       </w:rPr>
     </w:lvl>
   </w:abstractNum>
-  <w:abstractNum w:abstractNumId="13" w15:restartNumberingAfterBreak="0">
+  <w:abstractNum w:abstractNumId="15" w15:restartNumberingAfterBreak="0">
     <w:nsid w:val="25921324"/>
     <w:multiLevelType w:val="hybridMultilevel"/>
     <w:tmpl w:val="0778D234"/>
@@ -6438,7 +13152,7 @@
       </w:rPr>
     </w:lvl>
   </w:abstractNum>
-  <w:abstractNum w:abstractNumId="14" w15:restartNumberingAfterBreak="0">
+  <w:abstractNum w:abstractNumId="16" w15:restartNumberingAfterBreak="0">
     <w:nsid w:val="29735F73"/>
     <w:multiLevelType w:val="multilevel"/>
     <w:tmpl w:val="F8E2ABD0"/>
@@ -6559,7 +13273,7 @@
       </w:rPr>
     </w:lvl>
   </w:abstractNum>
-  <w:abstractNum w:abstractNumId="15" w15:restartNumberingAfterBreak="0">
+  <w:abstractNum w:abstractNumId="17" w15:restartNumberingAfterBreak="0">
     <w:nsid w:val="2C987DBB"/>
     <w:multiLevelType w:val="hybridMultilevel"/>
     <w:tmpl w:val="6464CA80"/>
@@ -6672,7 +13386,7 @@
       </w:rPr>
     </w:lvl>
   </w:abstractNum>
-  <w:abstractNum w:abstractNumId="16" w15:restartNumberingAfterBreak="0">
+  <w:abstractNum w:abstractNumId="18" w15:restartNumberingAfterBreak="0">
     <w:nsid w:val="2DE72108"/>
     <w:multiLevelType w:val="hybridMultilevel"/>
     <w:tmpl w:val="FB405DEE"/>
@@ -6785,7 +13499,7 @@
       </w:rPr>
     </w:lvl>
   </w:abstractNum>
-  <w:abstractNum w:abstractNumId="17" w15:restartNumberingAfterBreak="0">
+  <w:abstractNum w:abstractNumId="19" w15:restartNumberingAfterBreak="0">
     <w:nsid w:val="35525833"/>
     <w:multiLevelType w:val="hybridMultilevel"/>
     <w:tmpl w:val="CF4C51D8"/>
@@ -6898,7 +13612,7 @@
       </w:rPr>
     </w:lvl>
   </w:abstractNum>
-  <w:abstractNum w:abstractNumId="18" w15:restartNumberingAfterBreak="0">
+  <w:abstractNum w:abstractNumId="20" w15:restartNumberingAfterBreak="0">
     <w:nsid w:val="3C831D89"/>
     <w:multiLevelType w:val="hybridMultilevel"/>
     <w:tmpl w:val="9DA41ABA"/>
@@ -7011,7 +13725,7 @@
       </w:rPr>
     </w:lvl>
   </w:abstractNum>
-  <w:abstractNum w:abstractNumId="19" w15:restartNumberingAfterBreak="0">
+  <w:abstractNum w:abstractNumId="21" w15:restartNumberingAfterBreak="0">
     <w:nsid w:val="3E0E50D6"/>
     <w:multiLevelType w:val="hybridMultilevel"/>
     <w:tmpl w:val="AE94DFD2"/>
@@ -7124,7 +13838,156 @@
       </w:rPr>
     </w:lvl>
   </w:abstractNum>
-  <w:abstractNum w:abstractNumId="20" w15:restartNumberingAfterBreak="0">
+  <w:abstractNum w:abstractNumId="22" w15:restartNumberingAfterBreak="0">
+    <w:nsid w:val="41A92A08"/>
+    <w:multiLevelType w:val="multilevel"/>
+    <w:tmpl w:val="5D20FFD8"/>
+    <w:lvl w:ilvl="0">
+      <w:start w:val="1"/>
+      <w:numFmt w:val="bullet"/>
+      <w:lvlText w:val=""/>
+      <w:lvlJc w:val="left"/>
+      <w:pPr>
+        <w:tabs>
+          <w:tab w:val="num" w:pos="720"/>
+        </w:tabs>
+        <w:ind w:left="720" w:hanging="360"/>
+      </w:pPr>
+      <w:rPr>
+        <w:rFonts w:ascii="Symbol" w:hAnsi="Symbol" w:hint="default"/>
+        <w:sz w:val="20"/>
+      </w:rPr>
+    </w:lvl>
+    <w:lvl w:ilvl="1" w:tentative="1">
+      <w:start w:val="1"/>
+      <w:numFmt w:val="bullet"/>
+      <w:lvlText w:val="o"/>
+      <w:lvlJc w:val="left"/>
+      <w:pPr>
+        <w:tabs>
+          <w:tab w:val="num" w:pos="1440"/>
+        </w:tabs>
+        <w:ind w:left="1440" w:hanging="360"/>
+      </w:pPr>
+      <w:rPr>
+        <w:rFonts w:ascii="Courier New" w:hAnsi="Courier New" w:hint="default"/>
+        <w:sz w:val="20"/>
+      </w:rPr>
+    </w:lvl>
+    <w:lvl w:ilvl="2" w:tentative="1">
+      <w:start w:val="1"/>
+      <w:numFmt w:val="bullet"/>
+      <w:lvlText w:val=""/>
+      <w:lvlJc w:val="left"/>
+      <w:pPr>
+        <w:tabs>
+          <w:tab w:val="num" w:pos="2160"/>
+        </w:tabs>
+        <w:ind w:left="2160" w:hanging="360"/>
+      </w:pPr>
+      <w:rPr>
+        <w:rFonts w:ascii="Wingdings" w:hAnsi="Wingdings" w:hint="default"/>
+        <w:sz w:val="20"/>
+      </w:rPr>
+    </w:lvl>
+    <w:lvl w:ilvl="3" w:tentative="1">
+      <w:start w:val="1"/>
+      <w:numFmt w:val="bullet"/>
+      <w:lvlText w:val=""/>
+      <w:lvlJc w:val="left"/>
+      <w:pPr>
+        <w:tabs>
+          <w:tab w:val="num" w:pos="2880"/>
+        </w:tabs>
+        <w:ind w:left="2880" w:hanging="360"/>
+      </w:pPr>
+      <w:rPr>
+        <w:rFonts w:ascii="Wingdings" w:hAnsi="Wingdings" w:hint="default"/>
+        <w:sz w:val="20"/>
+      </w:rPr>
+    </w:lvl>
+    <w:lvl w:ilvl="4" w:tentative="1">
+      <w:start w:val="1"/>
+      <w:numFmt w:val="bullet"/>
+      <w:lvlText w:val=""/>
+      <w:lvlJc w:val="left"/>
+      <w:pPr>
+        <w:tabs>
+          <w:tab w:val="num" w:pos="3600"/>
+        </w:tabs>
+        <w:ind w:left="3600" w:hanging="360"/>
+      </w:pPr>
+      <w:rPr>
+        <w:rFonts w:ascii="Wingdings" w:hAnsi="Wingdings" w:hint="default"/>
+        <w:sz w:val="20"/>
+      </w:rPr>
+    </w:lvl>
+    <w:lvl w:ilvl="5" w:tentative="1">
+      <w:start w:val="1"/>
+      <w:numFmt w:val="bullet"/>
+      <w:lvlText w:val=""/>
+      <w:lvlJc w:val="left"/>
+      <w:pPr>
+        <w:tabs>
+          <w:tab w:val="num" w:pos="4320"/>
+        </w:tabs>
+        <w:ind w:left="4320" w:hanging="360"/>
+      </w:pPr>
+      <w:rPr>
+        <w:rFonts w:ascii="Wingdings" w:hAnsi="Wingdings" w:hint="default"/>
+        <w:sz w:val="20"/>
+      </w:rPr>
+    </w:lvl>
+    <w:lvl w:ilvl="6" w:tentative="1">
+      <w:start w:val="1"/>
+      <w:numFmt w:val="bullet"/>
+      <w:lvlText w:val=""/>
+      <w:lvlJc w:val="left"/>
+      <w:pPr>
+        <w:tabs>
+          <w:tab w:val="num" w:pos="5040"/>
+        </w:tabs>
+        <w:ind w:left="5040" w:hanging="360"/>
+      </w:pPr>
+      <w:rPr>
+        <w:rFonts w:ascii="Wingdings" w:hAnsi="Wingdings" w:hint="default"/>
+        <w:sz w:val="20"/>
+      </w:rPr>
+    </w:lvl>
+    <w:lvl w:ilvl="7" w:tentative="1">
+      <w:start w:val="1"/>
+      <w:numFmt w:val="bullet"/>
+      <w:lvlText w:val=""/>
+      <w:lvlJc w:val="left"/>
+      <w:pPr>
+        <w:tabs>
+          <w:tab w:val="num" w:pos="5760"/>
+        </w:tabs>
+        <w:ind w:left="5760" w:hanging="360"/>
+      </w:pPr>
+      <w:rPr>
+        <w:rFonts w:ascii="Wingdings" w:hAnsi="Wingdings" w:hint="default"/>
+        <w:sz w:val="20"/>
+      </w:rPr>
+    </w:lvl>
+    <w:lvl w:ilvl="8" w:tentative="1">
+      <w:start w:val="1"/>
+      <w:numFmt w:val="bullet"/>
+      <w:lvlText w:val=""/>
+      <w:lvlJc w:val="left"/>
+      <w:pPr>
+        <w:tabs>
+          <w:tab w:val="num" w:pos="6480"/>
+        </w:tabs>
+        <w:ind w:left="6480" w:hanging="360"/>
+      </w:pPr>
+      <w:rPr>
+        <w:rFonts w:ascii="Wingdings" w:hAnsi="Wingdings" w:hint="default"/>
+        <w:sz w:val="20"/>
+      </w:rPr>
+    </w:lvl>
+  </w:abstractNum>
+  <w:abstractNum w:abstractNumId="23" w15:restartNumberingAfterBreak="0">
     <w:nsid w:val="44163AAF"/>
     <w:multiLevelType w:val="hybridMultilevel"/>
     <w:tmpl w:val="14963394"/>
@@ -7237,7 +14100,7 @@
       </w:rPr>
     </w:lvl>
   </w:abstractNum>
-  <w:abstractNum w:abstractNumId="21" w15:restartNumberingAfterBreak="0">
+  <w:abstractNum w:abstractNumId="24" w15:restartNumberingAfterBreak="0">
     <w:nsid w:val="4A2B1345"/>
     <w:multiLevelType w:val="hybridMultilevel"/>
     <w:tmpl w:val="029A43B4"/>
@@ -7350,7 +14213,7 @@
       </w:rPr>
     </w:lvl>
   </w:abstractNum>
-  <w:abstractNum w:abstractNumId="22" w15:restartNumberingAfterBreak="0">
+  <w:abstractNum w:abstractNumId="25" w15:restartNumberingAfterBreak="0">
     <w:nsid w:val="4D8C2E07"/>
     <w:multiLevelType w:val="hybridMultilevel"/>
     <w:tmpl w:val="1E004B00"/>
@@ -7463,7 +14326,7 @@
       </w:rPr>
     </w:lvl>
   </w:abstractNum>
-  <w:abstractNum w:abstractNumId="23" w15:restartNumberingAfterBreak="0">
+  <w:abstractNum w:abstractNumId="26" w15:restartNumberingAfterBreak="0">
     <w:nsid w:val="53DD1077"/>
     <w:multiLevelType w:val="hybridMultilevel"/>
     <w:tmpl w:val="BF407A54"/>
@@ -7576,7 +14439,7 @@
       </w:rPr>
     </w:lvl>
   </w:abstractNum>
-  <w:abstractNum w:abstractNumId="24" w15:restartNumberingAfterBreak="0">
+  <w:abstractNum w:abstractNumId="27" w15:restartNumberingAfterBreak="0">
     <w:nsid w:val="583521CB"/>
     <w:multiLevelType w:val="hybridMultilevel"/>
     <w:tmpl w:val="E4B23274"/>
@@ -7689,7 +14552,603 @@
       </w:rPr>
     </w:lvl>
   </w:abstractNum>
-  <w:abstractNum w:abstractNumId="25" w15:restartNumberingAfterBreak="0">
+  <w:abstractNum w:abstractNumId="28" w15:restartNumberingAfterBreak="0">
+    <w:nsid w:val="5A0F35CD"/>
+    <w:multiLevelType w:val="multilevel"/>
+    <w:tmpl w:val="5920969C"/>
+    <w:lvl w:ilvl="0">
+      <w:start w:val="1"/>
+      <w:numFmt w:val="bullet"/>
+      <w:lvlText w:val=""/>
+      <w:lvlJc w:val="left"/>
+      <w:pPr>
+        <w:tabs>
+          <w:tab w:val="num" w:pos="720"/>
+        </w:tabs>
+        <w:ind w:left="720" w:hanging="360"/>
+      </w:pPr>
+      <w:rPr>
+        <w:rFonts w:ascii="Symbol" w:hAnsi="Symbol" w:hint="default"/>
+        <w:sz w:val="20"/>
+      </w:rPr>
+    </w:lvl>
+    <w:lvl w:ilvl="1" w:tentative="1">
+      <w:start w:val="1"/>
+      <w:numFmt w:val="bullet"/>
+      <w:lvlText w:val="o"/>
+      <w:lvlJc w:val="left"/>
+      <w:pPr>
+        <w:tabs>
+          <w:tab w:val="num" w:pos="1440"/>
+        </w:tabs>
+        <w:ind w:left="1440" w:hanging="360"/>
+      </w:pPr>
+      <w:rPr>
+        <w:rFonts w:ascii="Courier New" w:hAnsi="Courier New" w:hint="default"/>
+        <w:sz w:val="20"/>
+      </w:rPr>
+    </w:lvl>
+    <w:lvl w:ilvl="2" w:tentative="1">
+      <w:start w:val="1"/>
+      <w:numFmt w:val="bullet"/>
+      <w:lvlText w:val=""/>
+      <w:lvlJc w:val="left"/>
+      <w:pPr>
+        <w:tabs>
+          <w:tab w:val="num" w:pos="2160"/>
+        </w:tabs>
+        <w:ind w:left="2160" w:hanging="360"/>
+      </w:pPr>
+      <w:rPr>
+        <w:rFonts w:ascii="Wingdings" w:hAnsi="Wingdings" w:hint="default"/>
+        <w:sz w:val="20"/>
+      </w:rPr>
+    </w:lvl>
+    <w:lvl w:ilvl="3" w:tentative="1">
+      <w:start w:val="1"/>
+      <w:numFmt w:val="bullet"/>
+      <w:lvlText w:val=""/>
+      <w:lvlJc w:val="left"/>
+      <w:pPr>
+        <w:tabs>
+          <w:tab w:val="num" w:pos="2880"/>
+        </w:tabs>
+        <w:ind w:left="2880" w:hanging="360"/>
+      </w:pPr>
+      <w:rPr>
+        <w:rFonts w:ascii="Wingdings" w:hAnsi="Wingdings" w:hint="default"/>
+        <w:sz w:val="20"/>
+      </w:rPr>
+    </w:lvl>
+    <w:lvl w:ilvl="4" w:tentative="1">
+      <w:start w:val="1"/>
+      <w:numFmt w:val="bullet"/>
+      <w:lvlText w:val=""/>
+      <w:lvlJc w:val="left"/>
+      <w:pPr>
+        <w:tabs>
+          <w:tab w:val="num" w:pos="3600"/>
+        </w:tabs>
+        <w:ind w:left="3600" w:hanging="360"/>
+      </w:pPr>
+      <w:rPr>
+        <w:rFonts w:ascii="Wingdings" w:hAnsi="Wingdings" w:hint="default"/>
+        <w:sz w:val="20"/>
+      </w:rPr>
+    </w:lvl>
+    <w:lvl w:ilvl="5" w:tentative="1">
+      <w:start w:val="1"/>
+      <w:numFmt w:val="bullet"/>
+      <w:lvlText w:val=""/>
+      <w:lvlJc w:val="left"/>
+      <w:pPr>
+        <w:tabs>
+          <w:tab w:val="num" w:pos="4320"/>
+        </w:tabs>
+        <w:ind w:left="4320" w:hanging="360"/>
+      </w:pPr>
+      <w:rPr>
+        <w:rFonts w:ascii="Wingdings" w:hAnsi="Wingdings" w:hint="default"/>
+        <w:sz w:val="20"/>
+      </w:rPr>
+    </w:lvl>
+    <w:lvl w:ilvl="6" w:tentative="1">
+      <w:start w:val="1"/>
+      <w:numFmt w:val="bullet"/>
+      <w:lvlText w:val=""/>
+      <w:lvlJc w:val="left"/>
+      <w:pPr>
+        <w:tabs>
+          <w:tab w:val="num" w:pos="5040"/>
+        </w:tabs>
+        <w:ind w:left="5040" w:hanging="360"/>
+      </w:pPr>
+      <w:rPr>
+        <w:rFonts w:ascii="Wingdings" w:hAnsi="Wingdings" w:hint="default"/>
+        <w:sz w:val="20"/>
+      </w:rPr>
+    </w:lvl>
+    <w:lvl w:ilvl="7" w:tentative="1">
+      <w:start w:val="1"/>
+      <w:numFmt w:val="bullet"/>
+      <w:lvlText w:val=""/>
+      <w:lvlJc w:val="left"/>
+      <w:pPr>
+        <w:tabs>
+          <w:tab w:val="num" w:pos="5760"/>
+        </w:tabs>
+        <w:ind w:left="5760" w:hanging="360"/>
+      </w:pPr>
+      <w:rPr>
+        <w:rFonts w:ascii="Wingdings" w:hAnsi="Wingdings" w:hint="default"/>
+        <w:sz w:val="20"/>
+      </w:rPr>
+    </w:lvl>
+    <w:lvl w:ilvl="8" w:tentative="1">
+      <w:start w:val="1"/>
+      <w:numFmt w:val="bullet"/>
+      <w:lvlText w:val=""/>
+      <w:lvlJc w:val="left"/>
+      <w:pPr>
+        <w:tabs>
+          <w:tab w:val="num" w:pos="6480"/>
+        </w:tabs>
+        <w:ind w:left="6480" w:hanging="360"/>
+      </w:pPr>
+      <w:rPr>
+        <w:rFonts w:ascii="Wingdings" w:hAnsi="Wingdings" w:hint="default"/>
+        <w:sz w:val="20"/>
+      </w:rPr>
+    </w:lvl>
+  </w:abstractNum>
+  <w:abstractNum w:abstractNumId="29" w15:restartNumberingAfterBreak="0">
+    <w:nsid w:val="5AF93E58"/>
+    <w:multiLevelType w:val="multilevel"/>
+    <w:tmpl w:val="FEB6306A"/>
+    <w:lvl w:ilvl="0">
+      <w:start w:val="1"/>
+      <w:numFmt w:val="bullet"/>
+      <w:lvlText w:val=""/>
+      <w:lvlJc w:val="left"/>
+      <w:pPr>
+        <w:tabs>
+          <w:tab w:val="num" w:pos="720"/>
+        </w:tabs>
+        <w:ind w:left="720" w:hanging="360"/>
+      </w:pPr>
+      <w:rPr>
+        <w:rFonts w:ascii="Symbol" w:hAnsi="Symbol" w:hint="default"/>
+        <w:sz w:val="20"/>
+      </w:rPr>
+    </w:lvl>
+    <w:lvl w:ilvl="1" w:tentative="1">
+      <w:start w:val="1"/>
+      <w:numFmt w:val="bullet"/>
+      <w:lvlText w:val="o"/>
+      <w:lvlJc w:val="left"/>
+      <w:pPr>
+        <w:tabs>
+          <w:tab w:val="num" w:pos="1440"/>
+        </w:tabs>
+        <w:ind w:left="1440" w:hanging="360"/>
+      </w:pPr>
+      <w:rPr>
+        <w:rFonts w:ascii="Courier New" w:hAnsi="Courier New" w:hint="default"/>
+        <w:sz w:val="20"/>
+      </w:rPr>
+    </w:lvl>
+    <w:lvl w:ilvl="2" w:tentative="1">
+      <w:start w:val="1"/>
+      <w:numFmt w:val="bullet"/>
+      <w:lvlText w:val=""/>
+      <w:lvlJc w:val="left"/>
+      <w:pPr>
+        <w:tabs>
+          <w:tab w:val="num" w:pos="2160"/>
+        </w:tabs>
+        <w:ind w:left="2160" w:hanging="360"/>
+      </w:pPr>
+      <w:rPr>
+        <w:rFonts w:ascii="Wingdings" w:hAnsi="Wingdings" w:hint="default"/>
+        <w:sz w:val="20"/>
+      </w:rPr>
+    </w:lvl>
+    <w:lvl w:ilvl="3" w:tentative="1">
+      <w:start w:val="1"/>
+      <w:numFmt w:val="bullet"/>
+      <w:lvlText w:val=""/>
+      <w:lvlJc w:val="left"/>
+      <w:pPr>
+        <w:tabs>
+          <w:tab w:val="num" w:pos="2880"/>
+        </w:tabs>
+        <w:ind w:left="2880" w:hanging="360"/>
+      </w:pPr>
+      <w:rPr>
+        <w:rFonts w:ascii="Wingdings" w:hAnsi="Wingdings" w:hint="default"/>
+        <w:sz w:val="20"/>
+      </w:rPr>
+    </w:lvl>
+    <w:lvl w:ilvl="4" w:tentative="1">
+      <w:start w:val="1"/>
+      <w:numFmt w:val="bullet"/>
+      <w:lvlText w:val=""/>
+      <w:lvlJc w:val="left"/>
+      <w:pPr>
+        <w:tabs>
+          <w:tab w:val="num" w:pos="3600"/>
+        </w:tabs>
+        <w:ind w:left="3600" w:hanging="360"/>
+      </w:pPr>
+      <w:rPr>
+        <w:rFonts w:ascii="Wingdings" w:hAnsi="Wingdings" w:hint="default"/>
+        <w:sz w:val="20"/>
+      </w:rPr>
+    </w:lvl>
+    <w:lvl w:ilvl="5" w:tentative="1">
+      <w:start w:val="1"/>
+      <w:numFmt w:val="bullet"/>
+      <w:lvlText w:val=""/>
+      <w:lvlJc w:val="left"/>
+      <w:pPr>
+        <w:tabs>
+          <w:tab w:val="num" w:pos="4320"/>
+        </w:tabs>
+        <w:ind w:left="4320" w:hanging="360"/>
+      </w:pPr>
+      <w:rPr>
+        <w:rFonts w:ascii="Wingdings" w:hAnsi="Wingdings" w:hint="default"/>
+        <w:sz w:val="20"/>
+      </w:rPr>
+    </w:lvl>
+    <w:lvl w:ilvl="6" w:tentative="1">
+      <w:start w:val="1"/>
+      <w:numFmt w:val="bullet"/>
+      <w:lvlText w:val=""/>
+      <w:lvlJc w:val="left"/>
+      <w:pPr>
+        <w:tabs>
+          <w:tab w:val="num" w:pos="5040"/>
+        </w:tabs>
+        <w:ind w:left="5040" w:hanging="360"/>
+      </w:pPr>
+      <w:rPr>
+        <w:rFonts w:ascii="Wingdings" w:hAnsi="Wingdings" w:hint="default"/>
+        <w:sz w:val="20"/>
+      </w:rPr>
+    </w:lvl>
+    <w:lvl w:ilvl="7" w:tentative="1">
+      <w:start w:val="1"/>
+      <w:numFmt w:val="bullet"/>
+      <w:lvlText w:val=""/>
+      <w:lvlJc w:val="left"/>
+      <w:pPr>
+        <w:tabs>
+          <w:tab w:val="num" w:pos="5760"/>
+        </w:tabs>
+        <w:ind w:left="5760" w:hanging="360"/>
+      </w:pPr>
+      <w:rPr>
+        <w:rFonts w:ascii="Wingdings" w:hAnsi="Wingdings" w:hint="default"/>
+        <w:sz w:val="20"/>
+      </w:rPr>
+    </w:lvl>
+    <w:lvl w:ilvl="8" w:tentative="1">
+      <w:start w:val="1"/>
+      <w:numFmt w:val="bullet"/>
+      <w:lvlText w:val=""/>
+      <w:lvlJc w:val="left"/>
+      <w:pPr>
+        <w:tabs>
+          <w:tab w:val="num" w:pos="6480"/>
+        </w:tabs>
+        <w:ind w:left="6480" w:hanging="360"/>
+      </w:pPr>
+      <w:rPr>
+        <w:rFonts w:ascii="Wingdings" w:hAnsi="Wingdings" w:hint="default"/>
+        <w:sz w:val="20"/>
+      </w:rPr>
+    </w:lvl>
+  </w:abstractNum>
+  <w:abstractNum w:abstractNumId="30" w15:restartNumberingAfterBreak="0">
+    <w:nsid w:val="5C712E4D"/>
+    <w:multiLevelType w:val="multilevel"/>
+    <w:tmpl w:val="E460DA5E"/>
+    <w:lvl w:ilvl="0">
+      <w:start w:val="1"/>
+      <w:numFmt w:val="bullet"/>
+      <w:lvlText w:val=""/>
+      <w:lvlJc w:val="left"/>
+      <w:pPr>
+        <w:tabs>
+          <w:tab w:val="num" w:pos="720"/>
+        </w:tabs>
+        <w:ind w:left="720" w:hanging="360"/>
+      </w:pPr>
+      <w:rPr>
+        <w:rFonts w:ascii="Symbol" w:hAnsi="Symbol" w:hint="default"/>
+        <w:sz w:val="20"/>
+      </w:rPr>
+    </w:lvl>
+    <w:lvl w:ilvl="1" w:tentative="1">
+      <w:start w:val="1"/>
+      <w:numFmt w:val="bullet"/>
+      <w:lvlText w:val="o"/>
+      <w:lvlJc w:val="left"/>
+      <w:pPr>
+        <w:tabs>
+          <w:tab w:val="num" w:pos="1440"/>
+        </w:tabs>
+        <w:ind w:left="1440" w:hanging="360"/>
+      </w:pPr>
+      <w:rPr>
+        <w:rFonts w:ascii="Courier New" w:hAnsi="Courier New" w:hint="default"/>
+        <w:sz w:val="20"/>
+      </w:rPr>
+    </w:lvl>
+    <w:lvl w:ilvl="2" w:tentative="1">
+      <w:start w:val="1"/>
+      <w:numFmt w:val="bullet"/>
+      <w:lvlText w:val=""/>
+      <w:lvlJc w:val="left"/>
+      <w:pPr>
+        <w:tabs>
+          <w:tab w:val="num" w:pos="2160"/>
+        </w:tabs>
+        <w:ind w:left="2160" w:hanging="360"/>
+      </w:pPr>
+      <w:rPr>
+        <w:rFonts w:ascii="Wingdings" w:hAnsi="Wingdings" w:hint="default"/>
+        <w:sz w:val="20"/>
+      </w:rPr>
+    </w:lvl>
+    <w:lvl w:ilvl="3" w:tentative="1">
+      <w:start w:val="1"/>
+      <w:numFmt w:val="bullet"/>
+      <w:lvlText w:val=""/>
+      <w:lvlJc w:val="left"/>
+      <w:pPr>
+        <w:tabs>
+          <w:tab w:val="num" w:pos="2880"/>
+        </w:tabs>
+        <w:ind w:left="2880" w:hanging="360"/>
+      </w:pPr>
+      <w:rPr>
+        <w:rFonts w:ascii="Wingdings" w:hAnsi="Wingdings" w:hint="default"/>
+        <w:sz w:val="20"/>
+      </w:rPr>
+    </w:lvl>
+    <w:lvl w:ilvl="4" w:tentative="1">
+      <w:start w:val="1"/>
+      <w:numFmt w:val="bullet"/>
+      <w:lvlText w:val=""/>
+      <w:lvlJc w:val="left"/>
+      <w:pPr>
+        <w:tabs>
+          <w:tab w:val="num" w:pos="3600"/>
+        </w:tabs>
+        <w:ind w:left="3600" w:hanging="360"/>
+      </w:pPr>
+      <w:rPr>
+        <w:rFonts w:ascii="Wingdings" w:hAnsi="Wingdings" w:hint="default"/>
+        <w:sz w:val="20"/>
+      </w:rPr>
+    </w:lvl>
+    <w:lvl w:ilvl="5" w:tentative="1">
+      <w:start w:val="1"/>
+      <w:numFmt w:val="bullet"/>
+      <w:lvlText w:val=""/>
+      <w:lvlJc w:val="left"/>
+      <w:pPr>
+        <w:tabs>
+          <w:tab w:val="num" w:pos="4320"/>
+        </w:tabs>
+        <w:ind w:left="4320" w:hanging="360"/>
+      </w:pPr>
+      <w:rPr>
+        <w:rFonts w:ascii="Wingdings" w:hAnsi="Wingdings" w:hint="default"/>
+        <w:sz w:val="20"/>
+      </w:rPr>
+    </w:lvl>
+    <w:lvl w:ilvl="6" w:tentative="1">
+      <w:start w:val="1"/>
+      <w:numFmt w:val="bullet"/>
+      <w:lvlText w:val=""/>
+      <w:lvlJc w:val="left"/>
+      <w:pPr>
+        <w:tabs>
+          <w:tab w:val="num" w:pos="5040"/>
+        </w:tabs>
+        <w:ind w:left="5040" w:hanging="360"/>
+      </w:pPr>
+      <w:rPr>
+        <w:rFonts w:ascii="Wingdings" w:hAnsi="Wingdings" w:hint="default"/>
+        <w:sz w:val="20"/>
+      </w:rPr>
+    </w:lvl>
+    <w:lvl w:ilvl="7" w:tentative="1">
+      <w:start w:val="1"/>
+      <w:numFmt w:val="bullet"/>
+      <w:lvlText w:val=""/>
+      <w:lvlJc w:val="left"/>
+      <w:pPr>
+        <w:tabs>
+          <w:tab w:val="num" w:pos="5760"/>
+        </w:tabs>
+        <w:ind w:left="5760" w:hanging="360"/>
+      </w:pPr>
+      <w:rPr>
+        <w:rFonts w:ascii="Wingdings" w:hAnsi="Wingdings" w:hint="default"/>
+        <w:sz w:val="20"/>
+      </w:rPr>
+    </w:lvl>
+    <w:lvl w:ilvl="8" w:tentative="1">
+      <w:start w:val="1"/>
+      <w:numFmt w:val="bullet"/>
+      <w:lvlText w:val=""/>
+      <w:lvlJc w:val="left"/>
+      <w:pPr>
+        <w:tabs>
+          <w:tab w:val="num" w:pos="6480"/>
+        </w:tabs>
+        <w:ind w:left="6480" w:hanging="360"/>
+      </w:pPr>
+      <w:rPr>
+        <w:rFonts w:ascii="Wingdings" w:hAnsi="Wingdings" w:hint="default"/>
+        <w:sz w:val="20"/>
+      </w:rPr>
+    </w:lvl>
+  </w:abstractNum>
+  <w:abstractNum w:abstractNumId="31" w15:restartNumberingAfterBreak="0">
+    <w:nsid w:val="5CBF659F"/>
+    <w:multiLevelType w:val="multilevel"/>
+    <w:tmpl w:val="7F38F3C0"/>
+    <w:lvl w:ilvl="0">
+      <w:start w:val="1"/>
+      <w:numFmt w:val="bullet"/>
+      <w:lvlText w:val=""/>
+      <w:lvlJc w:val="left"/>
+      <w:pPr>
+        <w:tabs>
+          <w:tab w:val="num" w:pos="720"/>
+        </w:tabs>
+        <w:ind w:left="720" w:hanging="360"/>
+      </w:pPr>
+      <w:rPr>
+        <w:rFonts w:ascii="Symbol" w:hAnsi="Symbol" w:hint="default"/>
+        <w:sz w:val="20"/>
+      </w:rPr>
+    </w:lvl>
+    <w:lvl w:ilvl="1" w:tentative="1">
+      <w:start w:val="1"/>
+      <w:numFmt w:val="bullet"/>
+      <w:lvlText w:val="o"/>
+      <w:lvlJc w:val="left"/>
+      <w:pPr>
+        <w:tabs>
+          <w:tab w:val="num" w:pos="1440"/>
+        </w:tabs>
+        <w:ind w:left="1440" w:hanging="360"/>
+      </w:pPr>
+      <w:rPr>
+        <w:rFonts w:ascii="Courier New" w:hAnsi="Courier New" w:hint="default"/>
+        <w:sz w:val="20"/>
+      </w:rPr>
+    </w:lvl>
+    <w:lvl w:ilvl="2" w:tentative="1">
+      <w:start w:val="1"/>
+      <w:numFmt w:val="bullet"/>
+      <w:lvlText w:val=""/>
+      <w:lvlJc w:val="left"/>
+      <w:pPr>
+        <w:tabs>
+          <w:tab w:val="num" w:pos="2160"/>
+        </w:tabs>
+        <w:ind w:left="2160" w:hanging="360"/>
+      </w:pPr>
+      <w:rPr>
+        <w:rFonts w:ascii="Wingdings" w:hAnsi="Wingdings" w:hint="default"/>
+        <w:sz w:val="20"/>
+      </w:rPr>
+    </w:lvl>
+    <w:lvl w:ilvl="3" w:tentative="1">
+      <w:start w:val="1"/>
+      <w:numFmt w:val="bullet"/>
+      <w:lvlText w:val=""/>
+      <w:lvlJc w:val="left"/>
+      <w:pPr>
+        <w:tabs>
+          <w:tab w:val="num" w:pos="2880"/>
+        </w:tabs>
+        <w:ind w:left="2880" w:hanging="360"/>
+      </w:pPr>
+      <w:rPr>
+        <w:rFonts w:ascii="Wingdings" w:hAnsi="Wingdings" w:hint="default"/>
+        <w:sz w:val="20"/>
+      </w:rPr>
+    </w:lvl>
+    <w:lvl w:ilvl="4" w:tentative="1">
+      <w:start w:val="1"/>
+      <w:numFmt w:val="bullet"/>
+      <w:lvlText w:val=""/>
+      <w:lvlJc w:val="left"/>
+      <w:pPr>
+        <w:tabs>
+          <w:tab w:val="num" w:pos="3600"/>
+        </w:tabs>
+        <w:ind w:left="3600" w:hanging="360"/>
+      </w:pPr>
+      <w:rPr>
+        <w:rFonts w:ascii="Wingdings" w:hAnsi="Wingdings" w:hint="default"/>
+        <w:sz w:val="20"/>
+      </w:rPr>
+    </w:lvl>
+    <w:lvl w:ilvl="5" w:tentative="1">
+      <w:start w:val="1"/>
+      <w:numFmt w:val="bullet"/>
+      <w:lvlText w:val=""/>
+      <w:lvlJc w:val="left"/>
+      <w:pPr>
+        <w:tabs>
+          <w:tab w:val="num" w:pos="4320"/>
+        </w:tabs>
+        <w:ind w:left="4320" w:hanging="360"/>
+      </w:pPr>
+      <w:rPr>
+        <w:rFonts w:ascii="Wingdings" w:hAnsi="Wingdings" w:hint="default"/>
+        <w:sz w:val="20"/>
+      </w:rPr>
+    </w:lvl>
+    <w:lvl w:ilvl="6" w:tentative="1">
+      <w:start w:val="1"/>
+      <w:numFmt w:val="bullet"/>
+      <w:lvlText w:val=""/>
+      <w:lvlJc w:val="left"/>
+      <w:pPr>
+        <w:tabs>
+          <w:tab w:val="num" w:pos="5040"/>
+        </w:tabs>
+        <w:ind w:left="5040" w:hanging="360"/>
+      </w:pPr>
+      <w:rPr>
+        <w:rFonts w:ascii="Wingdings" w:hAnsi="Wingdings" w:hint="default"/>
+        <w:sz w:val="20"/>
+      </w:rPr>
+    </w:lvl>
+    <w:lvl w:ilvl="7" w:tentative="1">
+      <w:start w:val="1"/>
+      <w:numFmt w:val="bullet"/>
+      <w:lvlText w:val=""/>
+      <w:lvlJc w:val="left"/>
+      <w:pPr>
+        <w:tabs>
+          <w:tab w:val="num" w:pos="5760"/>
+        </w:tabs>
+        <w:ind w:left="5760" w:hanging="360"/>
+      </w:pPr>
+      <w:rPr>
+        <w:rFonts w:ascii="Wingdings" w:hAnsi="Wingdings" w:hint="default"/>
+        <w:sz w:val="20"/>
+      </w:rPr>
+    </w:lvl>
+    <w:lvl w:ilvl="8" w:tentative="1">
+      <w:start w:val="1"/>
+      <w:numFmt w:val="bullet"/>
+      <w:lvlText w:val=""/>
+      <w:lvlJc w:val="left"/>
+      <w:pPr>
+        <w:tabs>
+          <w:tab w:val="num" w:pos="6480"/>
+        </w:tabs>
+        <w:ind w:left="6480" w:hanging="360"/>
+      </w:pPr>
+      <w:rPr>
+        <w:rFonts w:ascii="Wingdings" w:hAnsi="Wingdings" w:hint="default"/>
+        <w:sz w:val="20"/>
+      </w:rPr>
+    </w:lvl>
+  </w:abstractNum>
+  <w:abstractNum w:abstractNumId="32" w15:restartNumberingAfterBreak="0">
     <w:nsid w:val="60BD7BEC"/>
     <w:multiLevelType w:val="hybridMultilevel"/>
     <w:tmpl w:val="AF6086BC"/>
@@ -7802,7 +15261,7 @@
       </w:rPr>
     </w:lvl>
   </w:abstractNum>
-  <w:abstractNum w:abstractNumId="26" w15:restartNumberingAfterBreak="0">
+  <w:abstractNum w:abstractNumId="33" w15:restartNumberingAfterBreak="0">
     <w:nsid w:val="62E35ABF"/>
     <w:multiLevelType w:val="hybridMultilevel"/>
     <w:tmpl w:val="4564907E"/>
@@ -7915,7 +15374,156 @@
       </w:rPr>
     </w:lvl>
   </w:abstractNum>
-  <w:abstractNum w:abstractNumId="27" w15:restartNumberingAfterBreak="0">
+  <w:abstractNum w:abstractNumId="34" w15:restartNumberingAfterBreak="0">
+    <w:nsid w:val="66E8321F"/>
+    <w:multiLevelType w:val="multilevel"/>
+    <w:tmpl w:val="2260464E"/>
+    <w:lvl w:ilvl="0">
+      <w:start w:val="1"/>
+      <w:numFmt w:val="bullet"/>
+      <w:lvlText w:val=""/>
+      <w:lvlJc w:val="left"/>
+      <w:pPr>
+        <w:tabs>
+          <w:tab w:val="num" w:pos="720"/>
+        </w:tabs>
+        <w:ind w:left="720" w:hanging="360"/>
+      </w:pPr>
+      <w:rPr>
+        <w:rFonts w:ascii="Symbol" w:hAnsi="Symbol" w:hint="default"/>
+        <w:sz w:val="20"/>
+      </w:rPr>
+    </w:lvl>
+    <w:lvl w:ilvl="1" w:tentative="1">
+      <w:start w:val="1"/>
+      <w:numFmt w:val="bullet"/>
+      <w:lvlText w:val="o"/>
+      <w:lvlJc w:val="left"/>
+      <w:pPr>
+        <w:tabs>
+          <w:tab w:val="num" w:pos="1440"/>
+        </w:tabs>
+        <w:ind w:left="1440" w:hanging="360"/>
+      </w:pPr>
+      <w:rPr>
+        <w:rFonts w:ascii="Courier New" w:hAnsi="Courier New" w:hint="default"/>
+        <w:sz w:val="20"/>
+      </w:rPr>
+    </w:lvl>
+    <w:lvl w:ilvl="2" w:tentative="1">
+      <w:start w:val="1"/>
+      <w:numFmt w:val="bullet"/>
+      <w:lvlText w:val=""/>
+      <w:lvlJc w:val="left"/>
+      <w:pPr>
+        <w:tabs>
+          <w:tab w:val="num" w:pos="2160"/>
+        </w:tabs>
+        <w:ind w:left="2160" w:hanging="360"/>
+      </w:pPr>
+      <w:rPr>
+        <w:rFonts w:ascii="Wingdings" w:hAnsi="Wingdings" w:hint="default"/>
+        <w:sz w:val="20"/>
+      </w:rPr>
+    </w:lvl>
+    <w:lvl w:ilvl="3" w:tentative="1">
+      <w:start w:val="1"/>
+      <w:numFmt w:val="bullet"/>
+      <w:lvlText w:val=""/>
+      <w:lvlJc w:val="left"/>
+      <w:pPr>
+        <w:tabs>
+          <w:tab w:val="num" w:pos="2880"/>
+        </w:tabs>
+        <w:ind w:left="2880" w:hanging="360"/>
+      </w:pPr>
+      <w:rPr>
+        <w:rFonts w:ascii="Wingdings" w:hAnsi="Wingdings" w:hint="default"/>
+        <w:sz w:val="20"/>
+      </w:rPr>
+    </w:lvl>
+    <w:lvl w:ilvl="4" w:tentative="1">
+      <w:start w:val="1"/>
+      <w:numFmt w:val="bullet"/>
+      <w:lvlText w:val=""/>
+      <w:lvlJc w:val="left"/>
+      <w:pPr>
+        <w:tabs>
+          <w:tab w:val="num" w:pos="3600"/>
+        </w:tabs>
+        <w:ind w:left="3600" w:hanging="360"/>
+      </w:pPr>
+      <w:rPr>
+        <w:rFonts w:ascii="Wingdings" w:hAnsi="Wingdings" w:hint="default"/>
+        <w:sz w:val="20"/>
+      </w:rPr>
+    </w:lvl>
+    <w:lvl w:ilvl="5" w:tentative="1">
+      <w:start w:val="1"/>
+      <w:numFmt w:val="bullet"/>
+      <w:lvlText w:val=""/>
+      <w:lvlJc w:val="left"/>
+      <w:pPr>
+        <w:tabs>
+          <w:tab w:val="num" w:pos="4320"/>
+        </w:tabs>
+        <w:ind w:left="4320" w:hanging="360"/>
+      </w:pPr>
+      <w:rPr>
+        <w:rFonts w:ascii="Wingdings" w:hAnsi="Wingdings" w:hint="default"/>
+        <w:sz w:val="20"/>
+      </w:rPr>
+    </w:lvl>
+    <w:lvl w:ilvl="6" w:tentative="1">
+      <w:start w:val="1"/>
+      <w:numFmt w:val="bullet"/>
+      <w:lvlText w:val=""/>
+      <w:lvlJc w:val="left"/>
+      <w:pPr>
+        <w:tabs>
+          <w:tab w:val="num" w:pos="5040"/>
+        </w:tabs>
+        <w:ind w:left="5040" w:hanging="360"/>
+      </w:pPr>
+      <w:rPr>
+        <w:rFonts w:ascii="Wingdings" w:hAnsi="Wingdings" w:hint="default"/>
+        <w:sz w:val="20"/>
+      </w:rPr>
+    </w:lvl>
+    <w:lvl w:ilvl="7" w:tentative="1">
+      <w:start w:val="1"/>
+      <w:numFmt w:val="bullet"/>
+      <w:lvlText w:val=""/>
+      <w:lvlJc w:val="left"/>
+      <w:pPr>
+        <w:tabs>
+          <w:tab w:val="num" w:pos="5760"/>
+        </w:tabs>
+        <w:ind w:left="5760" w:hanging="360"/>
+      </w:pPr>
+      <w:rPr>
+        <w:rFonts w:ascii="Wingdings" w:hAnsi="Wingdings" w:hint="default"/>
+        <w:sz w:val="20"/>
+      </w:rPr>
+    </w:lvl>
+    <w:lvl w:ilvl="8" w:tentative="1">
+      <w:start w:val="1"/>
+      <w:numFmt w:val="bullet"/>
+      <w:lvlText w:val=""/>
+      <w:lvlJc w:val="left"/>
+      <w:pPr>
+        <w:tabs>
+          <w:tab w:val="num" w:pos="6480"/>
+        </w:tabs>
+        <w:ind w:left="6480" w:hanging="360"/>
+      </w:pPr>
+      <w:rPr>
+        <w:rFonts w:ascii="Wingdings" w:hAnsi="Wingdings" w:hint="default"/>
+        <w:sz w:val="20"/>
+      </w:rPr>
+    </w:lvl>
+  </w:abstractNum>
+  <w:abstractNum w:abstractNumId="35" w15:restartNumberingAfterBreak="0">
     <w:nsid w:val="67161043"/>
     <w:multiLevelType w:val="multilevel"/>
     <w:tmpl w:val="4B08C84E"/>
@@ -8001,7 +15609,120 @@
       </w:pPr>
     </w:lvl>
   </w:abstractNum>
-  <w:abstractNum w:abstractNumId="28" w15:restartNumberingAfterBreak="0">
+  <w:abstractNum w:abstractNumId="36" w15:restartNumberingAfterBreak="0">
+    <w:nsid w:val="6B4621D7"/>
+    <w:multiLevelType w:val="hybridMultilevel"/>
+    <w:tmpl w:val="472CE7BE"/>
+    <w:lvl w:ilvl="0" w:tplc="04090001">
+      <w:start w:val="1"/>
+      <w:numFmt w:val="bullet"/>
+      <w:lvlText w:val=""/>
+      <w:lvlJc w:val="left"/>
+      <w:pPr>
+        <w:ind w:left="630" w:hanging="360"/>
+      </w:pPr>
+      <w:rPr>
+        <w:rFonts w:ascii="Symbol" w:hAnsi="Symbol" w:hint="default"/>
+      </w:rPr>
+    </w:lvl>
+    <w:lvl w:ilvl="1" w:tplc="04090003" w:tentative="1">
+      <w:start w:val="1"/>
+      <w:numFmt w:val="bullet"/>
+      <w:lvlText w:val="o"/>
+      <w:lvlJc w:val="left"/>
+      <w:pPr>
+        <w:ind w:left="1350" w:hanging="360"/>
+      </w:pPr>
+      <w:rPr>
+        <w:rFonts w:ascii="Courier New" w:hAnsi="Courier New" w:cs="Courier New" w:hint="default"/>
+      </w:rPr>
+    </w:lvl>
+    <w:lvl w:ilvl="2" w:tplc="04090005" w:tentative="1">
+      <w:start w:val="1"/>
+      <w:numFmt w:val="bullet"/>
+      <w:lvlText w:val=""/>
+      <w:lvlJc w:val="left"/>
+      <w:pPr>
+        <w:ind w:left="2070" w:hanging="360"/>
+      </w:pPr>
+      <w:rPr>
+        <w:rFonts w:ascii="Wingdings" w:hAnsi="Wingdings" w:hint="default"/>
+      </w:rPr>
+    </w:lvl>
+    <w:lvl w:ilvl="3" w:tplc="04090001" w:tentative="1">
+      <w:start w:val="1"/>
+      <w:numFmt w:val="bullet"/>
+      <w:lvlText w:val=""/>
+      <w:lvlJc w:val="left"/>
+      <w:pPr>
+        <w:ind w:left="2790" w:hanging="360"/>
+      </w:pPr>
+      <w:rPr>
+        <w:rFonts w:ascii="Symbol" w:hAnsi="Symbol" w:hint="default"/>
+      </w:rPr>
+    </w:lvl>
+    <w:lvl w:ilvl="4" w:tplc="04090003" w:tentative="1">
+      <w:start w:val="1"/>
+      <w:numFmt w:val="bullet"/>
+      <w:lvlText w:val="o"/>
+      <w:lvlJc w:val="left"/>
+      <w:pPr>
+        <w:ind w:left="3510" w:hanging="360"/>
+      </w:pPr>
+      <w:rPr>
+        <w:rFonts w:ascii="Courier New" w:hAnsi="Courier New" w:cs="Courier New" w:hint="default"/>
+      </w:rPr>
+    </w:lvl>
+    <w:lvl w:ilvl="5" w:tplc="04090005" w:tentative="1">
+      <w:start w:val="1"/>
+      <w:numFmt w:val="bullet"/>
+      <w:lvlText w:val=""/>
+      <w:lvlJc w:val="left"/>
+      <w:pPr>
+        <w:ind w:left="4230" w:hanging="360"/>
+      </w:pPr>
+      <w:rPr>
+        <w:rFonts w:ascii="Wingdings" w:hAnsi="Wingdings" w:hint="default"/>
+      </w:rPr>
+    </w:lvl>
+    <w:lvl w:ilvl="6" w:tplc="04090001" w:tentative="1">
+      <w:start w:val="1"/>
+      <w:numFmt w:val="bullet"/>
+      <w:lvlText w:val=""/>
+      <w:lvlJc w:val="left"/>
+      <w:pPr>
+        <w:ind w:left="4950" w:hanging="360"/>
+      </w:pPr>
+      <w:rPr>
+        <w:rFonts w:ascii="Symbol" w:hAnsi="Symbol" w:hint="default"/>
+      </w:rPr>
+    </w:lvl>
+    <w:lvl w:ilvl="7" w:tplc="04090003" w:tentative="1">
+      <w:start w:val="1"/>
+      <w:numFmt w:val="bullet"/>
+      <w:lvlText w:val="o"/>
+      <w:lvlJc w:val="left"/>
+      <w:pPr>
+        <w:ind w:left="5670" w:hanging="360"/>
+      </w:pPr>
+      <w:rPr>
+        <w:rFonts w:ascii="Courier New" w:hAnsi="Courier New" w:cs="Courier New" w:hint="default"/>
+      </w:rPr>
+    </w:lvl>
+    <w:lvl w:ilvl="8" w:tplc="04090005" w:tentative="1">
+      <w:start w:val="1"/>
+      <w:numFmt w:val="bullet"/>
+      <w:lvlText w:val=""/>
+      <w:lvlJc w:val="left"/>
+      <w:pPr>
+        <w:ind w:left="6390" w:hanging="360"/>
+      </w:pPr>
+      <w:rPr>
+        <w:rFonts w:ascii="Wingdings" w:hAnsi="Wingdings" w:hint="default"/>
+      </w:rPr>
+    </w:lvl>
+  </w:abstractNum>
+  <w:abstractNum w:abstractNumId="37" w15:restartNumberingAfterBreak="0">
     <w:nsid w:val="6FCF3A17"/>
     <w:multiLevelType w:val="hybridMultilevel"/>
     <w:tmpl w:val="9210E474"/>
@@ -8114,7 +15835,7 @@
       </w:rPr>
     </w:lvl>
   </w:abstractNum>
-  <w:abstractNum w:abstractNumId="29" w15:restartNumberingAfterBreak="0">
+  <w:abstractNum w:abstractNumId="38" w15:restartNumberingAfterBreak="0">
     <w:nsid w:val="75E534F4"/>
     <w:multiLevelType w:val="hybridMultilevel"/>
     <w:tmpl w:val="577CAB7A"/>
@@ -8227,7 +15948,7 @@
       </w:rPr>
     </w:lvl>
   </w:abstractNum>
-  <w:abstractNum w:abstractNumId="30" w15:restartNumberingAfterBreak="0">
+  <w:abstractNum w:abstractNumId="39" w15:restartNumberingAfterBreak="0">
     <w:nsid w:val="76D76F90"/>
     <w:multiLevelType w:val="hybridMultilevel"/>
     <w:tmpl w:val="5446803C"/>
@@ -8340,7 +16061,7 @@
       </w:rPr>
     </w:lvl>
   </w:abstractNum>
-  <w:abstractNum w:abstractNumId="31" w15:restartNumberingAfterBreak="0">
+  <w:abstractNum w:abstractNumId="40" w15:restartNumberingAfterBreak="0">
     <w:nsid w:val="7B414208"/>
     <w:multiLevelType w:val="hybridMultilevel"/>
     <w:tmpl w:val="D9EAA99A"/>
@@ -8453,7 +16174,7 @@
       </w:rPr>
     </w:lvl>
   </w:abstractNum>
-  <w:abstractNum w:abstractNumId="32" w15:restartNumberingAfterBreak="0">
+  <w:abstractNum w:abstractNumId="41" w15:restartNumberingAfterBreak="0">
     <w:nsid w:val="7C1E6235"/>
     <w:multiLevelType w:val="hybridMultilevel"/>
     <w:tmpl w:val="A9FE0628"/>
@@ -8566,7 +16287,7 @@
       </w:rPr>
     </w:lvl>
   </w:abstractNum>
-  <w:abstractNum w:abstractNumId="33" w15:restartNumberingAfterBreak="0">
+  <w:abstractNum w:abstractNumId="42" w15:restartNumberingAfterBreak="0">
     <w:nsid w:val="7D125D5C"/>
     <w:multiLevelType w:val="hybridMultilevel"/>
     <w:tmpl w:val="9EBAAFFE"/>
@@ -8679,7 +16400,7 @@
       </w:rPr>
     </w:lvl>
   </w:abstractNum>
-  <w:abstractNum w:abstractNumId="34" w15:restartNumberingAfterBreak="0">
+  <w:abstractNum w:abstractNumId="43" w15:restartNumberingAfterBreak="0">
     <w:nsid w:val="7D48046B"/>
     <w:multiLevelType w:val="hybridMultilevel"/>
     <w:tmpl w:val="466E6298"/>
@@ -8792,7 +16513,7 @@
       </w:rPr>
     </w:lvl>
   </w:abstractNum>
-  <w:abstractNum w:abstractNumId="35" w15:restartNumberingAfterBreak="0">
+  <w:abstractNum w:abstractNumId="44" w15:restartNumberingAfterBreak="0">
     <w:nsid w:val="7D8E174C"/>
     <w:multiLevelType w:val="hybridMultilevel"/>
     <w:tmpl w:val="31003CA6"/>
@@ -8905,7 +16626,7 @@
       </w:rPr>
     </w:lvl>
   </w:abstractNum>
-  <w:abstractNum w:abstractNumId="36" w15:restartNumberingAfterBreak="0">
+  <w:abstractNum w:abstractNumId="45" w15:restartNumberingAfterBreak="0">
     <w:nsid w:val="7DC3764A"/>
     <w:multiLevelType w:val="multilevel"/>
     <w:tmpl w:val="703C4618"/>
@@ -9018,7 +16739,7 @@
       </w:rPr>
     </w:lvl>
   </w:abstractNum>
-  <w:abstractNum w:abstractNumId="37" w15:restartNumberingAfterBreak="0">
+  <w:abstractNum w:abstractNumId="46" w15:restartNumberingAfterBreak="0">
     <w:nsid w:val="7F24665E"/>
     <w:multiLevelType w:val="hybridMultilevel"/>
     <w:tmpl w:val="3834B0AA"/>
@@ -9132,118 +16853,145 @@
     </w:lvl>
   </w:abstractNum>
   <w:num w:numId="1" w16cid:durableId="78409197">
-    <w:abstractNumId w:val="4"/>
+    <w:abstractNumId w:val="5"/>
   </w:num>
   <w:num w:numId="2" w16cid:durableId="168177428">
+    <w:abstractNumId w:val="7"/>
+  </w:num>
+  <w:num w:numId="3" w16cid:durableId="1451440054">
+    <w:abstractNumId w:val="38"/>
+  </w:num>
+  <w:num w:numId="4" w16cid:durableId="1217816747">
+    <w:abstractNumId w:val="20"/>
+  </w:num>
+  <w:num w:numId="5" w16cid:durableId="682820258">
+    <w:abstractNumId w:val="11"/>
+  </w:num>
+  <w:num w:numId="6" w16cid:durableId="35617711">
+    <w:abstractNumId w:val="17"/>
+  </w:num>
+  <w:num w:numId="7" w16cid:durableId="2134907652">
+    <w:abstractNumId w:val="15"/>
+  </w:num>
+  <w:num w:numId="8" w16cid:durableId="914895000">
+    <w:abstractNumId w:val="39"/>
+  </w:num>
+  <w:num w:numId="9" w16cid:durableId="1276256205">
+    <w:abstractNumId w:val="23"/>
+  </w:num>
+  <w:num w:numId="10" w16cid:durableId="931551650">
+    <w:abstractNumId w:val="32"/>
+  </w:num>
+  <w:num w:numId="11" w16cid:durableId="1424032102">
+    <w:abstractNumId w:val="35"/>
+  </w:num>
+  <w:num w:numId="12" w16cid:durableId="1050962296">
+    <w:abstractNumId w:val="45"/>
+  </w:num>
+  <w:num w:numId="13" w16cid:durableId="509367349">
+    <w:abstractNumId w:val="24"/>
+  </w:num>
+  <w:num w:numId="14" w16cid:durableId="1516722966">
+    <w:abstractNumId w:val="9"/>
+  </w:num>
+  <w:num w:numId="15" w16cid:durableId="1677616778">
     <w:abstractNumId w:val="6"/>
   </w:num>
-  <w:num w:numId="3" w16cid:durableId="1451440054">
-    <w:abstractNumId w:val="29"/>
-  </w:num>
-  <w:num w:numId="4" w16cid:durableId="1217816747">
-    <w:abstractNumId w:val="18"/>
-  </w:num>
-  <w:num w:numId="5" w16cid:durableId="682820258">
-    <w:abstractNumId w:val="9"/>
-  </w:num>
-  <w:num w:numId="6" w16cid:durableId="35617711">
-    <w:abstractNumId w:val="15"/>
-  </w:num>
-  <w:num w:numId="7" w16cid:durableId="2134907652">
-    <w:abstractNumId w:val="13"/>
-  </w:num>
-  <w:num w:numId="8" w16cid:durableId="914895000">
-    <w:abstractNumId w:val="30"/>
-  </w:num>
-  <w:num w:numId="9" w16cid:durableId="1276256205">
-    <w:abstractNumId w:val="20"/>
-  </w:num>
-  <w:num w:numId="10" w16cid:durableId="931551650">
-    <w:abstractNumId w:val="25"/>
-  </w:num>
-  <w:num w:numId="11" w16cid:durableId="1424032102">
-    <w:abstractNumId w:val="27"/>
-  </w:num>
-  <w:num w:numId="12" w16cid:durableId="1050962296">
-    <w:abstractNumId w:val="36"/>
-  </w:num>
-  <w:num w:numId="13" w16cid:durableId="509367349">
-    <w:abstractNumId w:val="21"/>
-  </w:num>
-  <w:num w:numId="14" w16cid:durableId="1516722966">
-    <w:abstractNumId w:val="8"/>
-  </w:num>
-  <w:num w:numId="15" w16cid:durableId="1677616778">
-    <w:abstractNumId w:val="5"/>
-  </w:num>
   <w:num w:numId="16" w16cid:durableId="1802307766">
-    <w:abstractNumId w:val="26"/>
+    <w:abstractNumId w:val="33"/>
   </w:num>
   <w:num w:numId="17" w16cid:durableId="1569222586">
     <w:abstractNumId w:val="2"/>
   </w:num>
   <w:num w:numId="18" w16cid:durableId="996419556">
-    <w:abstractNumId w:val="7"/>
+    <w:abstractNumId w:val="8"/>
   </w:num>
   <w:num w:numId="19" w16cid:durableId="1202086492">
-    <w:abstractNumId w:val="19"/>
+    <w:abstractNumId w:val="21"/>
   </w:num>
   <w:num w:numId="20" w16cid:durableId="1421951053">
     <w:abstractNumId w:val="0"/>
   </w:num>
   <w:num w:numId="21" w16cid:durableId="1772699828">
-    <w:abstractNumId w:val="32"/>
+    <w:abstractNumId w:val="41"/>
   </w:num>
   <w:num w:numId="22" w16cid:durableId="410544017">
-    <w:abstractNumId w:val="34"/>
+    <w:abstractNumId w:val="43"/>
   </w:num>
   <w:num w:numId="23" w16cid:durableId="1918202413">
-    <w:abstractNumId w:val="28"/>
+    <w:abstractNumId w:val="37"/>
   </w:num>
   <w:num w:numId="24" w16cid:durableId="454519449">
-    <w:abstractNumId w:val="22"/>
+    <w:abstractNumId w:val="25"/>
   </w:num>
   <w:num w:numId="25" w16cid:durableId="1300844327">
-    <w:abstractNumId w:val="23"/>
+    <w:abstractNumId w:val="26"/>
   </w:num>
   <w:num w:numId="26" w16cid:durableId="370543484">
-    <w:abstractNumId w:val="17"/>
+    <w:abstractNumId w:val="19"/>
   </w:num>
   <w:num w:numId="27" w16cid:durableId="560020548">
-    <w:abstractNumId w:val="16"/>
+    <w:abstractNumId w:val="18"/>
   </w:num>
   <w:num w:numId="28" w16cid:durableId="557323481">
-    <w:abstractNumId w:val="3"/>
+    <w:abstractNumId w:val="4"/>
   </w:num>
   <w:num w:numId="29" w16cid:durableId="838040201">
-    <w:abstractNumId w:val="11"/>
+    <w:abstractNumId w:val="13"/>
   </w:num>
   <w:num w:numId="30" w16cid:durableId="1336608801">
     <w:abstractNumId w:val="1"/>
   </w:num>
   <w:num w:numId="31" w16cid:durableId="1314722563">
-    <w:abstractNumId w:val="37"/>
+    <w:abstractNumId w:val="46"/>
   </w:num>
   <w:num w:numId="32" w16cid:durableId="935942123">
+    <w:abstractNumId w:val="12"/>
+  </w:num>
+  <w:num w:numId="33" w16cid:durableId="1699231396">
+    <w:abstractNumId w:val="44"/>
+  </w:num>
+  <w:num w:numId="34" w16cid:durableId="1836148008">
+    <w:abstractNumId w:val="42"/>
+  </w:num>
+  <w:num w:numId="35" w16cid:durableId="1099370618">
+    <w:abstractNumId w:val="27"/>
+  </w:num>
+  <w:num w:numId="36" w16cid:durableId="1641573843">
+    <w:abstractNumId w:val="40"/>
+  </w:num>
+  <w:num w:numId="37" w16cid:durableId="1953435902">
+    <w:abstractNumId w:val="14"/>
+  </w:num>
+  <w:num w:numId="38" w16cid:durableId="1534423462">
+    <w:abstractNumId w:val="16"/>
+  </w:num>
+  <w:num w:numId="39" w16cid:durableId="1943758734">
+    <w:abstractNumId w:val="30"/>
+  </w:num>
+  <w:num w:numId="40" w16cid:durableId="1871524085">
+    <w:abstractNumId w:val="29"/>
+  </w:num>
+  <w:num w:numId="41" w16cid:durableId="1669284905">
+    <w:abstractNumId w:val="22"/>
+  </w:num>
+  <w:num w:numId="42" w16cid:durableId="823349756">
+    <w:abstractNumId w:val="3"/>
+  </w:num>
+  <w:num w:numId="43" w16cid:durableId="1071855974">
     <w:abstractNumId w:val="10"/>
   </w:num>
-  <w:num w:numId="33" w16cid:durableId="1699231396">
-    <w:abstractNumId w:val="35"/>
+  <w:num w:numId="44" w16cid:durableId="136655924">
+    <w:abstractNumId w:val="36"/>
   </w:num>
-  <w:num w:numId="34" w16cid:durableId="1836148008">
-    <w:abstractNumId w:val="33"/>
-  </w:num>
-  <w:num w:numId="35" w16cid:durableId="1099370618">
-    <w:abstractNumId w:val="24"/>
-  </w:num>
-  <w:num w:numId="36" w16cid:durableId="1641573843">
+  <w:num w:numId="45" w16cid:durableId="1792701687">
     <w:abstractNumId w:val="31"/>
   </w:num>
-  <w:num w:numId="37" w16cid:durableId="1953435902">
-    <w:abstractNumId w:val="12"/>
+  <w:num w:numId="46" w16cid:durableId="1517839485">
+    <w:abstractNumId w:val="34"/>
   </w:num>
-  <w:num w:numId="38" w16cid:durableId="1534423462">
-    <w:abstractNumId w:val="14"/>
+  <w:num w:numId="47" w16cid:durableId="995109753">
+    <w:abstractNumId w:val="28"/>
   </w:num>
   <w:numIdMacAtCleanup w:val="8"/>
 </w:numbering>
@@ -9647,7 +17395,7 @@
   <w:style w:type="paragraph" w:default="1" w:styleId="Normal">
     <w:name w:val="Normal"/>
     <w:qFormat/>
-    <w:rsid w:val="006429CE"/>
+    <w:rsid w:val="005A3CA3"/>
     <w:rPr>
       <w:rFonts w:ascii="Times New Roman" w:hAnsi="Times New Roman"/>
       <w:sz w:val="24"/>
@@ -9773,6 +17521,7 @@
   <w:style w:type="character" w:default="1" w:styleId="DefaultParagraphFont">
     <w:name w:val="Default Paragraph Font"/>
     <w:uiPriority w:val="1"/>
+    <w:semiHidden/>
     <w:unhideWhenUsed/>
   </w:style>
   <w:style w:type="table" w:default="1" w:styleId="TableNormal">

--- a/NBD_project_Valeri.docx
+++ b/NBD_project_Valeri.docx
@@ -370,6 +370,7 @@
           <w:b/>
           <w:sz w:val="28"/>
           <w:szCs w:val="28"/>
+          <w:lang w:val="en-US"/>
         </w:rPr>
       </w:pPr>
       <w:r>
@@ -493,14 +494,6 @@
         </w:rPr>
         <w:lastRenderedPageBreak/>
         <w:t>Съдържание</w:t>
-      </w:r>
-      <w:r>
-        <w:rPr>
-          <w:rFonts w:ascii="Arial" w:eastAsia="Times New Roman" w:hAnsi="Arial" w:cs="Arial"/>
-          <w:sz w:val="48"/>
-          <w:szCs w:val="48"/>
-        </w:rPr>
-        <w:br/>
       </w:r>
     </w:p>
     <w:sdt>
@@ -526,6 +519,7 @@
         <w:p>
           <w:pPr>
             <w:pStyle w:val="TOC1"/>
+            <w:jc w:val="both"/>
             <w:rPr>
               <w:rFonts w:asciiTheme="minorHAnsi" w:eastAsiaTheme="minorEastAsia" w:hAnsiTheme="minorHAnsi" w:cstheme="minorBidi"/>
               <w:kern w:val="2"/>
@@ -554,7 +548,7 @@
             </w:rPr>
             <w:fldChar w:fldCharType="separate"/>
           </w:r>
-          <w:hyperlink w:anchor="_Toc224570138" w:history="1">
+          <w:hyperlink w:anchor="_Toc224567595" w:history="1">
             <w:r>
               <w:rPr>
                 <w:rStyle w:val="Hyperlink"/>
@@ -592,7 +586,7 @@
               <w:rPr>
                 <w:webHidden/>
               </w:rPr>
-              <w:instrText xml:space="preserve"> PAGEREF _Toc224570138 \h </w:instrText>
+              <w:instrText xml:space="preserve"> PAGEREF _Toc224567595 \h </w:instrText>
             </w:r>
             <w:r>
               <w:rPr>
@@ -609,7 +603,7 @@
               <w:rPr>
                 <w:webHidden/>
               </w:rPr>
-              <w:t>4</w:t>
+              <w:t>3</w:t>
             </w:r>
             <w:r>
               <w:rPr>
@@ -622,6 +616,7 @@
         <w:p>
           <w:pPr>
             <w:pStyle w:val="TOC2"/>
+            <w:jc w:val="both"/>
             <w:rPr>
               <w:rFonts w:asciiTheme="minorHAnsi" w:eastAsiaTheme="minorEastAsia" w:hAnsiTheme="minorHAnsi" w:cstheme="minorBidi"/>
               <w:kern w:val="2"/>
@@ -629,7 +624,7 @@
               <w14:ligatures w14:val="standardContextual"/>
             </w:rPr>
           </w:pPr>
-          <w:hyperlink w:anchor="_Toc224570139" w:history="1">
+          <w:hyperlink w:anchor="_Toc224567596" w:history="1">
             <w:r>
               <w:rPr>
                 <w:rStyle w:val="Hyperlink"/>
@@ -652,7 +647,7 @@
               <w:rPr>
                 <w:webHidden/>
               </w:rPr>
-              <w:instrText xml:space="preserve"> PAGEREF _Toc224570139 \h </w:instrText>
+              <w:instrText xml:space="preserve"> PAGEREF _Toc224567596 \h </w:instrText>
             </w:r>
             <w:r>
               <w:rPr>
@@ -669,7 +664,7 @@
               <w:rPr>
                 <w:webHidden/>
               </w:rPr>
-              <w:t>4</w:t>
+              <w:t>3</w:t>
             </w:r>
             <w:r>
               <w:rPr>
@@ -682,6 +677,7 @@
         <w:p>
           <w:pPr>
             <w:pStyle w:val="TOC2"/>
+            <w:jc w:val="both"/>
             <w:rPr>
               <w:rFonts w:asciiTheme="minorHAnsi" w:eastAsiaTheme="minorEastAsia" w:hAnsiTheme="minorHAnsi" w:cstheme="minorBidi"/>
               <w:kern w:val="2"/>
@@ -689,7 +685,7 @@
               <w14:ligatures w14:val="standardContextual"/>
             </w:rPr>
           </w:pPr>
-          <w:hyperlink w:anchor="_Toc224570140" w:history="1">
+          <w:hyperlink w:anchor="_Toc224567597" w:history="1">
             <w:r>
               <w:rPr>
                 <w:rStyle w:val="Hyperlink"/>
@@ -712,7 +708,7 @@
               <w:rPr>
                 <w:webHidden/>
               </w:rPr>
-              <w:instrText xml:space="preserve"> PAGEREF _Toc224570140 \h </w:instrText>
+              <w:instrText xml:space="preserve"> PAGEREF _Toc224567597 \h </w:instrText>
             </w:r>
             <w:r>
               <w:rPr>
@@ -729,7 +725,7 @@
               <w:rPr>
                 <w:webHidden/>
               </w:rPr>
-              <w:t>5</w:t>
+              <w:t>4</w:t>
             </w:r>
             <w:r>
               <w:rPr>
@@ -745,6 +741,7 @@
             <w:tabs>
               <w:tab w:val="right" w:pos="9396"/>
             </w:tabs>
+            <w:jc w:val="both"/>
             <w:rPr>
               <w:rFonts w:asciiTheme="minorHAnsi" w:eastAsiaTheme="minorEastAsia" w:hAnsiTheme="minorHAnsi" w:cstheme="minorBidi"/>
               <w:noProof/>
@@ -754,7 +751,7 @@
               <w14:ligatures w14:val="standardContextual"/>
             </w:rPr>
           </w:pPr>
-          <w:hyperlink w:anchor="_Toc224570141" w:history="1">
+          <w:hyperlink w:anchor="_Toc224567598" w:history="1">
             <w:r>
               <w:rPr>
                 <w:rStyle w:val="Hyperlink"/>
@@ -781,7 +778,7 @@
                 <w:noProof/>
                 <w:webHidden/>
               </w:rPr>
-              <w:instrText xml:space="preserve"> PAGEREF _Toc224570141 \h </w:instrText>
+              <w:instrText xml:space="preserve"> PAGEREF _Toc224567598 \h </w:instrText>
             </w:r>
             <w:r>
               <w:rPr>
@@ -801,7 +798,7 @@
                 <w:noProof/>
                 <w:webHidden/>
               </w:rPr>
-              <w:t>6</w:t>
+              <w:t>5</w:t>
             </w:r>
             <w:r>
               <w:rPr>
@@ -815,6 +812,7 @@
         <w:p>
           <w:pPr>
             <w:pStyle w:val="TOC2"/>
+            <w:jc w:val="both"/>
             <w:rPr>
               <w:rFonts w:asciiTheme="minorHAnsi" w:eastAsiaTheme="minorEastAsia" w:hAnsiTheme="minorHAnsi" w:cstheme="minorBidi"/>
               <w:kern w:val="2"/>
@@ -822,7 +820,7 @@
               <w14:ligatures w14:val="standardContextual"/>
             </w:rPr>
           </w:pPr>
-          <w:hyperlink w:anchor="_Toc224570142" w:history="1">
+          <w:hyperlink w:anchor="_Toc224567599" w:history="1">
             <w:r>
               <w:rPr>
                 <w:rStyle w:val="Hyperlink"/>
@@ -845,7 +843,7 @@
               <w:rPr>
                 <w:webHidden/>
               </w:rPr>
-              <w:instrText xml:space="preserve"> PAGEREF _Toc224570142 \h </w:instrText>
+              <w:instrText xml:space="preserve"> PAGEREF _Toc224567599 \h </w:instrText>
             </w:r>
             <w:r>
               <w:rPr>
@@ -862,7 +860,7 @@
               <w:rPr>
                 <w:webHidden/>
               </w:rPr>
-              <w:t>6</w:t>
+              <w:t>5</w:t>
             </w:r>
             <w:r>
               <w:rPr>
@@ -875,6 +873,7 @@
         <w:p>
           <w:pPr>
             <w:pStyle w:val="TOC2"/>
+            <w:jc w:val="both"/>
             <w:rPr>
               <w:rFonts w:asciiTheme="minorHAnsi" w:eastAsiaTheme="minorEastAsia" w:hAnsiTheme="minorHAnsi" w:cstheme="minorBidi"/>
               <w:kern w:val="2"/>
@@ -882,7 +881,7 @@
               <w14:ligatures w14:val="standardContextual"/>
             </w:rPr>
           </w:pPr>
-          <w:hyperlink w:anchor="_Toc224570143" w:history="1">
+          <w:hyperlink w:anchor="_Toc224567600" w:history="1">
             <w:r>
               <w:rPr>
                 <w:rStyle w:val="Hyperlink"/>
@@ -905,7 +904,7 @@
               <w:rPr>
                 <w:webHidden/>
               </w:rPr>
-              <w:instrText xml:space="preserve"> PAGEREF _Toc224570143 \h </w:instrText>
+              <w:instrText xml:space="preserve"> PAGEREF _Toc224567600 \h </w:instrText>
             </w:r>
             <w:r>
               <w:rPr>
@@ -922,7 +921,7 @@
               <w:rPr>
                 <w:webHidden/>
               </w:rPr>
-              <w:t>7</w:t>
+              <w:t>6</w:t>
             </w:r>
             <w:r>
               <w:rPr>
@@ -935,6 +934,7 @@
         <w:p>
           <w:pPr>
             <w:pStyle w:val="TOC1"/>
+            <w:jc w:val="both"/>
             <w:rPr>
               <w:rFonts w:asciiTheme="minorHAnsi" w:eastAsiaTheme="minorEastAsia" w:hAnsiTheme="minorHAnsi" w:cstheme="minorBidi"/>
               <w:kern w:val="2"/>
@@ -942,7 +942,7 @@
               <w14:ligatures w14:val="standardContextual"/>
             </w:rPr>
           </w:pPr>
-          <w:hyperlink w:anchor="_Toc224570144" w:history="1">
+          <w:hyperlink w:anchor="_Toc224567601" w:history="1">
             <w:r>
               <w:rPr>
                 <w:rStyle w:val="Hyperlink"/>
@@ -980,7 +980,7 @@
               <w:rPr>
                 <w:webHidden/>
               </w:rPr>
-              <w:instrText xml:space="preserve"> PAGEREF _Toc224570144 \h </w:instrText>
+              <w:instrText xml:space="preserve"> PAGEREF _Toc224567601 \h </w:instrText>
             </w:r>
             <w:r>
               <w:rPr>
@@ -997,7 +997,7 @@
               <w:rPr>
                 <w:webHidden/>
               </w:rPr>
-              <w:t>8</w:t>
+              <w:t>7</w:t>
             </w:r>
             <w:r>
               <w:rPr>
@@ -1010,6 +1010,7 @@
         <w:p>
           <w:pPr>
             <w:pStyle w:val="TOC2"/>
+            <w:jc w:val="both"/>
             <w:rPr>
               <w:rFonts w:asciiTheme="minorHAnsi" w:eastAsiaTheme="minorEastAsia" w:hAnsiTheme="minorHAnsi" w:cstheme="minorBidi"/>
               <w:kern w:val="2"/>
@@ -1017,7 +1018,7 @@
               <w14:ligatures w14:val="standardContextual"/>
             </w:rPr>
           </w:pPr>
-          <w:hyperlink w:anchor="_Toc224570145" w:history="1">
+          <w:hyperlink w:anchor="_Toc224567602" w:history="1">
             <w:r>
               <w:rPr>
                 <w:rStyle w:val="Hyperlink"/>
@@ -1040,7 +1041,7 @@
               <w:rPr>
                 <w:webHidden/>
               </w:rPr>
-              <w:instrText xml:space="preserve"> PAGEREF _Toc224570145 \h </w:instrText>
+              <w:instrText xml:space="preserve"> PAGEREF _Toc224567602 \h </w:instrText>
             </w:r>
             <w:r>
               <w:rPr>
@@ -1057,7 +1058,7 @@
               <w:rPr>
                 <w:webHidden/>
               </w:rPr>
-              <w:t>9</w:t>
+              <w:t>8</w:t>
             </w:r>
             <w:r>
               <w:rPr>
@@ -1073,6 +1074,7 @@
             <w:tabs>
               <w:tab w:val="right" w:pos="9396"/>
             </w:tabs>
+            <w:jc w:val="both"/>
             <w:rPr>
               <w:rFonts w:asciiTheme="minorHAnsi" w:eastAsiaTheme="minorEastAsia" w:hAnsiTheme="minorHAnsi" w:cstheme="minorBidi"/>
               <w:noProof/>
@@ -1082,7 +1084,7 @@
               <w14:ligatures w14:val="standardContextual"/>
             </w:rPr>
           </w:pPr>
-          <w:hyperlink w:anchor="_Toc224570146" w:history="1">
+          <w:hyperlink w:anchor="_Toc224567603" w:history="1">
             <w:r>
               <w:rPr>
                 <w:rStyle w:val="Hyperlink"/>
@@ -1109,7 +1111,7 @@
                 <w:noProof/>
                 <w:webHidden/>
               </w:rPr>
-              <w:instrText xml:space="preserve"> PAGEREF _Toc224570146 \h </w:instrText>
+              <w:instrText xml:space="preserve"> PAGEREF _Toc224567603 \h </w:instrText>
             </w:r>
             <w:r>
               <w:rPr>
@@ -1129,7 +1131,7 @@
                 <w:noProof/>
                 <w:webHidden/>
               </w:rPr>
-              <w:t>9</w:t>
+              <w:t>8</w:t>
             </w:r>
             <w:r>
               <w:rPr>
@@ -1146,6 +1148,7 @@
             <w:tabs>
               <w:tab w:val="right" w:pos="9396"/>
             </w:tabs>
+            <w:jc w:val="both"/>
             <w:rPr>
               <w:rFonts w:asciiTheme="minorHAnsi" w:eastAsiaTheme="minorEastAsia" w:hAnsiTheme="minorHAnsi" w:cstheme="minorBidi"/>
               <w:noProof/>
@@ -1155,7 +1158,7 @@
               <w14:ligatures w14:val="standardContextual"/>
             </w:rPr>
           </w:pPr>
-          <w:hyperlink w:anchor="_Toc224570147" w:history="1">
+          <w:hyperlink w:anchor="_Toc224567604" w:history="1">
             <w:r>
               <w:rPr>
                 <w:rStyle w:val="Hyperlink"/>
@@ -1182,7 +1185,7 @@
                 <w:noProof/>
                 <w:webHidden/>
               </w:rPr>
-              <w:instrText xml:space="preserve"> PAGEREF _Toc224570147 \h </w:instrText>
+              <w:instrText xml:space="preserve"> PAGEREF _Toc224567604 \h </w:instrText>
             </w:r>
             <w:r>
               <w:rPr>
@@ -1202,7 +1205,7 @@
                 <w:noProof/>
                 <w:webHidden/>
               </w:rPr>
-              <w:t>9</w:t>
+              <w:t>8</w:t>
             </w:r>
             <w:r>
               <w:rPr>
@@ -1216,6 +1219,7 @@
         <w:p>
           <w:pPr>
             <w:pStyle w:val="TOC2"/>
+            <w:jc w:val="both"/>
             <w:rPr>
               <w:rFonts w:asciiTheme="minorHAnsi" w:eastAsiaTheme="minorEastAsia" w:hAnsiTheme="minorHAnsi" w:cstheme="minorBidi"/>
               <w:kern w:val="2"/>
@@ -1223,7 +1227,7 @@
               <w14:ligatures w14:val="standardContextual"/>
             </w:rPr>
           </w:pPr>
-          <w:hyperlink w:anchor="_Toc224570148" w:history="1">
+          <w:hyperlink w:anchor="_Toc224567605" w:history="1">
             <w:r>
               <w:rPr>
                 <w:rStyle w:val="Hyperlink"/>
@@ -1246,7 +1250,7 @@
               <w:rPr>
                 <w:webHidden/>
               </w:rPr>
-              <w:instrText xml:space="preserve"> PAGEREF _Toc224570148 \h </w:instrText>
+              <w:instrText xml:space="preserve"> PAGEREF _Toc224567605 \h </w:instrText>
             </w:r>
             <w:r>
               <w:rPr>
@@ -1263,7 +1267,7 @@
               <w:rPr>
                 <w:webHidden/>
               </w:rPr>
-              <w:t>10</w:t>
+              <w:t>9</w:t>
             </w:r>
             <w:r>
               <w:rPr>
@@ -1276,6 +1280,7 @@
         <w:p>
           <w:pPr>
             <w:pStyle w:val="TOC2"/>
+            <w:jc w:val="both"/>
             <w:rPr>
               <w:rFonts w:asciiTheme="minorHAnsi" w:eastAsiaTheme="minorEastAsia" w:hAnsiTheme="minorHAnsi" w:cstheme="minorBidi"/>
               <w:kern w:val="2"/>
@@ -1283,7 +1288,7 @@
               <w14:ligatures w14:val="standardContextual"/>
             </w:rPr>
           </w:pPr>
-          <w:hyperlink w:anchor="_Toc224570150" w:history="1">
+          <w:hyperlink w:anchor="_Toc224567607" w:history="1">
             <w:r>
               <w:rPr>
                 <w:rStyle w:val="Hyperlink"/>
@@ -1306,7 +1311,7 @@
               <w:rPr>
                 <w:webHidden/>
               </w:rPr>
-              <w:instrText xml:space="preserve"> PAGEREF _Toc224570150 \h </w:instrText>
+              <w:instrText xml:space="preserve"> PAGEREF _Toc224567607 \h </w:instrText>
             </w:r>
             <w:r>
               <w:rPr>
@@ -1323,7 +1328,7 @@
               <w:rPr>
                 <w:webHidden/>
               </w:rPr>
-              <w:t>10</w:t>
+              <w:t>9</w:t>
             </w:r>
             <w:r>
               <w:rPr>
@@ -1336,6 +1341,7 @@
         <w:p>
           <w:pPr>
             <w:pStyle w:val="TOC1"/>
+            <w:jc w:val="both"/>
             <w:rPr>
               <w:rFonts w:asciiTheme="minorHAnsi" w:eastAsiaTheme="minorEastAsia" w:hAnsiTheme="minorHAnsi" w:cstheme="minorBidi"/>
               <w:kern w:val="2"/>
@@ -1343,7 +1349,7 @@
               <w14:ligatures w14:val="standardContextual"/>
             </w:rPr>
           </w:pPr>
-          <w:hyperlink w:anchor="_Toc224570151" w:history="1">
+          <w:hyperlink w:anchor="_Toc224567608" w:history="1">
             <w:r>
               <w:rPr>
                 <w:rStyle w:val="Hyperlink"/>
@@ -1381,7 +1387,7 @@
               <w:rPr>
                 <w:webHidden/>
               </w:rPr>
-              <w:instrText xml:space="preserve"> PAGEREF _Toc224570151 \h </w:instrText>
+              <w:instrText xml:space="preserve"> PAGEREF _Toc224567608 \h </w:instrText>
             </w:r>
             <w:r>
               <w:rPr>
@@ -1398,7 +1404,7 @@
               <w:rPr>
                 <w:webHidden/>
               </w:rPr>
-              <w:t>13</w:t>
+              <w:t>12</w:t>
             </w:r>
             <w:r>
               <w:rPr>
@@ -1411,6 +1417,7 @@
         <w:p>
           <w:pPr>
             <w:pStyle w:val="TOC2"/>
+            <w:jc w:val="both"/>
             <w:rPr>
               <w:rFonts w:asciiTheme="minorHAnsi" w:eastAsiaTheme="minorEastAsia" w:hAnsiTheme="minorHAnsi" w:cstheme="minorBidi"/>
               <w:kern w:val="2"/>
@@ -1418,7 +1425,7 @@
               <w14:ligatures w14:val="standardContextual"/>
             </w:rPr>
           </w:pPr>
-          <w:hyperlink w:anchor="_Toc224570152" w:history="1">
+          <w:hyperlink w:anchor="_Toc224567609" w:history="1">
             <w:r>
               <w:rPr>
                 <w:rStyle w:val="Hyperlink"/>
@@ -1448,7 +1455,7 @@
               <w:rPr>
                 <w:webHidden/>
               </w:rPr>
-              <w:instrText xml:space="preserve"> PAGEREF _Toc224570152 \h </w:instrText>
+              <w:instrText xml:space="preserve"> PAGEREF _Toc224567609 \h </w:instrText>
             </w:r>
             <w:r>
               <w:rPr>
@@ -1465,7 +1472,7 @@
               <w:rPr>
                 <w:webHidden/>
               </w:rPr>
-              <w:t>13</w:t>
+              <w:t>12</w:t>
             </w:r>
             <w:r>
               <w:rPr>
@@ -1481,6 +1488,7 @@
             <w:tabs>
               <w:tab w:val="right" w:pos="9396"/>
             </w:tabs>
+            <w:jc w:val="both"/>
             <w:rPr>
               <w:rFonts w:asciiTheme="minorHAnsi" w:eastAsiaTheme="minorEastAsia" w:hAnsiTheme="minorHAnsi" w:cstheme="minorBidi"/>
               <w:noProof/>
@@ -1490,7 +1498,7 @@
               <w14:ligatures w14:val="standardContextual"/>
             </w:rPr>
           </w:pPr>
-          <w:hyperlink w:anchor="_Toc224570153" w:history="1">
+          <w:hyperlink w:anchor="_Toc224567610" w:history="1">
             <w:r>
               <w:rPr>
                 <w:rStyle w:val="Hyperlink"/>
@@ -1518,7 +1526,7 @@
                 <w:noProof/>
                 <w:webHidden/>
               </w:rPr>
-              <w:instrText xml:space="preserve"> PAGEREF _Toc224570153 \h </w:instrText>
+              <w:instrText xml:space="preserve"> PAGEREF _Toc224567610 \h </w:instrText>
             </w:r>
             <w:r>
               <w:rPr>
@@ -1538,7 +1546,7 @@
                 <w:noProof/>
                 <w:webHidden/>
               </w:rPr>
-              <w:t>13</w:t>
+              <w:t>12</w:t>
             </w:r>
             <w:r>
               <w:rPr>
@@ -1555,6 +1563,7 @@
             <w:tabs>
               <w:tab w:val="right" w:pos="9396"/>
             </w:tabs>
+            <w:jc w:val="both"/>
             <w:rPr>
               <w:rFonts w:asciiTheme="minorHAnsi" w:eastAsiaTheme="minorEastAsia" w:hAnsiTheme="minorHAnsi" w:cstheme="minorBidi"/>
               <w:noProof/>
@@ -1564,7 +1573,7 @@
               <w14:ligatures w14:val="standardContextual"/>
             </w:rPr>
           </w:pPr>
-          <w:hyperlink w:anchor="_Toc224570154" w:history="1">
+          <w:hyperlink w:anchor="_Toc224567611" w:history="1">
             <w:r>
               <w:rPr>
                 <w:rStyle w:val="Hyperlink"/>
@@ -1592,7 +1601,7 @@
                 <w:noProof/>
                 <w:webHidden/>
               </w:rPr>
-              <w:instrText xml:space="preserve"> PAGEREF _Toc224570154 \h </w:instrText>
+              <w:instrText xml:space="preserve"> PAGEREF _Toc224567611 \h </w:instrText>
             </w:r>
             <w:r>
               <w:rPr>
@@ -1612,7 +1621,7 @@
                 <w:noProof/>
                 <w:webHidden/>
               </w:rPr>
-              <w:t>14</w:t>
+              <w:t>13</w:t>
             </w:r>
             <w:r>
               <w:rPr>
@@ -1629,6 +1638,7 @@
             <w:tabs>
               <w:tab w:val="right" w:pos="9396"/>
             </w:tabs>
+            <w:jc w:val="both"/>
             <w:rPr>
               <w:rFonts w:asciiTheme="minorHAnsi" w:eastAsiaTheme="minorEastAsia" w:hAnsiTheme="minorHAnsi" w:cstheme="minorBidi"/>
               <w:noProof/>
@@ -1638,7 +1648,7 @@
               <w14:ligatures w14:val="standardContextual"/>
             </w:rPr>
           </w:pPr>
-          <w:hyperlink w:anchor="_Toc224570155" w:history="1">
+          <w:hyperlink w:anchor="_Toc224567612" w:history="1">
             <w:r>
               <w:rPr>
                 <w:rStyle w:val="Hyperlink"/>
@@ -1666,7 +1676,7 @@
                 <w:noProof/>
                 <w:webHidden/>
               </w:rPr>
-              <w:instrText xml:space="preserve"> PAGEREF _Toc224570155 \h </w:instrText>
+              <w:instrText xml:space="preserve"> PAGEREF _Toc224567612 \h </w:instrText>
             </w:r>
             <w:r>
               <w:rPr>
@@ -1686,7 +1696,7 @@
                 <w:noProof/>
                 <w:webHidden/>
               </w:rPr>
-              <w:t>15</w:t>
+              <w:t>14</w:t>
             </w:r>
             <w:r>
               <w:rPr>
@@ -1703,6 +1713,7 @@
             <w:tabs>
               <w:tab w:val="right" w:pos="9396"/>
             </w:tabs>
+            <w:jc w:val="both"/>
             <w:rPr>
               <w:rFonts w:asciiTheme="minorHAnsi" w:eastAsiaTheme="minorEastAsia" w:hAnsiTheme="minorHAnsi" w:cstheme="minorBidi"/>
               <w:noProof/>
@@ -1712,14 +1723,14 @@
               <w14:ligatures w14:val="standardContextual"/>
             </w:rPr>
           </w:pPr>
-          <w:hyperlink w:anchor="_Toc224570156" w:history="1">
+          <w:hyperlink w:anchor="_Toc224567613" w:history="1">
             <w:r>
               <w:rPr>
                 <w:rStyle w:val="Hyperlink"/>
                 <w:noProof/>
                 <w:lang w:val="en-US"/>
               </w:rPr>
-              <w:t>Колекция skiPasses</w:t>
+              <w:t>Колекция SkiPasses</w:t>
             </w:r>
             <w:r>
               <w:rPr>
@@ -1740,7 +1751,7 @@
                 <w:noProof/>
                 <w:webHidden/>
               </w:rPr>
-              <w:instrText xml:space="preserve"> PAGEREF _Toc224570156 \h </w:instrText>
+              <w:instrText xml:space="preserve"> PAGEREF _Toc224567613 \h </w:instrText>
             </w:r>
             <w:r>
               <w:rPr>
@@ -1760,7 +1771,7 @@
                 <w:noProof/>
                 <w:webHidden/>
               </w:rPr>
-              <w:t>15</w:t>
+              <w:t>14</w:t>
             </w:r>
             <w:r>
               <w:rPr>
@@ -1777,6 +1788,7 @@
             <w:tabs>
               <w:tab w:val="right" w:pos="9396"/>
             </w:tabs>
+            <w:jc w:val="both"/>
             <w:rPr>
               <w:rFonts w:asciiTheme="minorHAnsi" w:eastAsiaTheme="minorEastAsia" w:hAnsiTheme="minorHAnsi" w:cstheme="minorBidi"/>
               <w:noProof/>
@@ -1786,7 +1798,7 @@
               <w14:ligatures w14:val="standardContextual"/>
             </w:rPr>
           </w:pPr>
-          <w:hyperlink w:anchor="_Toc224570157" w:history="1">
+          <w:hyperlink w:anchor="_Toc224567614" w:history="1">
             <w:r>
               <w:rPr>
                 <w:rStyle w:val="Hyperlink"/>
@@ -1814,7 +1826,7 @@
                 <w:noProof/>
                 <w:webHidden/>
               </w:rPr>
-              <w:instrText xml:space="preserve"> PAGEREF _Toc224570157 \h </w:instrText>
+              <w:instrText xml:space="preserve"> PAGEREF _Toc224567614 \h </w:instrText>
             </w:r>
             <w:r>
               <w:rPr>
@@ -1834,7 +1846,7 @@
                 <w:noProof/>
                 <w:webHidden/>
               </w:rPr>
-              <w:t>16</w:t>
+              <w:t>15</w:t>
             </w:r>
             <w:r>
               <w:rPr>
@@ -1851,6 +1863,7 @@
             <w:tabs>
               <w:tab w:val="right" w:pos="9396"/>
             </w:tabs>
+            <w:jc w:val="both"/>
             <w:rPr>
               <w:rFonts w:asciiTheme="minorHAnsi" w:eastAsiaTheme="minorEastAsia" w:hAnsiTheme="minorHAnsi" w:cstheme="minorBidi"/>
               <w:noProof/>
@@ -1860,7 +1873,7 @@
               <w14:ligatures w14:val="standardContextual"/>
             </w:rPr>
           </w:pPr>
-          <w:hyperlink w:anchor="_Toc224570158" w:history="1">
+          <w:hyperlink w:anchor="_Toc224567615" w:history="1">
             <w:r>
               <w:rPr>
                 <w:rStyle w:val="Hyperlink"/>
@@ -1888,7 +1901,7 @@
                 <w:noProof/>
                 <w:webHidden/>
               </w:rPr>
-              <w:instrText xml:space="preserve"> PAGEREF _Toc224570158 \h </w:instrText>
+              <w:instrText xml:space="preserve"> PAGEREF _Toc224567615 \h </w:instrText>
             </w:r>
             <w:r>
               <w:rPr>
@@ -1908,7 +1921,7 @@
                 <w:noProof/>
                 <w:webHidden/>
               </w:rPr>
-              <w:t>17</w:t>
+              <w:t>16</w:t>
             </w:r>
             <w:r>
               <w:rPr>
@@ -1922,6 +1935,7 @@
         <w:p>
           <w:pPr>
             <w:pStyle w:val="TOC2"/>
+            <w:jc w:val="both"/>
             <w:rPr>
               <w:rFonts w:asciiTheme="minorHAnsi" w:eastAsiaTheme="minorEastAsia" w:hAnsiTheme="minorHAnsi" w:cstheme="minorBidi"/>
               <w:kern w:val="2"/>
@@ -1929,7 +1943,7 @@
               <w14:ligatures w14:val="standardContextual"/>
             </w:rPr>
           </w:pPr>
-          <w:hyperlink w:anchor="_Toc224570159" w:history="1">
+          <w:hyperlink w:anchor="_Toc224567616" w:history="1">
             <w:r>
               <w:rPr>
                 <w:rStyle w:val="Hyperlink"/>
@@ -1953,7 +1967,7 @@
               <w:rPr>
                 <w:webHidden/>
               </w:rPr>
-              <w:instrText xml:space="preserve"> PAGEREF _Toc224570159 \h </w:instrText>
+              <w:instrText xml:space="preserve"> PAGEREF _Toc224567616 \h </w:instrText>
             </w:r>
             <w:r>
               <w:rPr>
@@ -1970,7 +1984,7 @@
               <w:rPr>
                 <w:webHidden/>
               </w:rPr>
-              <w:t>17</w:t>
+              <w:t>16</w:t>
             </w:r>
             <w:r>
               <w:rPr>
@@ -1986,6 +2000,7 @@
             <w:tabs>
               <w:tab w:val="right" w:pos="9396"/>
             </w:tabs>
+            <w:jc w:val="both"/>
             <w:rPr>
               <w:rFonts w:asciiTheme="minorHAnsi" w:eastAsiaTheme="minorEastAsia" w:hAnsiTheme="minorHAnsi" w:cstheme="minorBidi"/>
               <w:noProof/>
@@ -1995,7 +2010,7 @@
               <w14:ligatures w14:val="standardContextual"/>
             </w:rPr>
           </w:pPr>
-          <w:hyperlink w:anchor="_Toc224570160" w:history="1">
+          <w:hyperlink w:anchor="_Toc224567617" w:history="1">
             <w:r>
               <w:rPr>
                 <w:rStyle w:val="Hyperlink"/>
@@ -2023,7 +2038,7 @@
                 <w:noProof/>
                 <w:webHidden/>
               </w:rPr>
-              <w:instrText xml:space="preserve"> PAGEREF _Toc224570160 \h </w:instrText>
+              <w:instrText xml:space="preserve"> PAGEREF _Toc224567617 \h </w:instrText>
             </w:r>
             <w:r>
               <w:rPr>
@@ -2043,7 +2058,7 @@
                 <w:noProof/>
                 <w:webHidden/>
               </w:rPr>
-              <w:t>17</w:t>
+              <w:t>16</w:t>
             </w:r>
             <w:r>
               <w:rPr>
@@ -2060,6 +2075,7 @@
             <w:tabs>
               <w:tab w:val="right" w:pos="9396"/>
             </w:tabs>
+            <w:jc w:val="both"/>
             <w:rPr>
               <w:rFonts w:asciiTheme="minorHAnsi" w:eastAsiaTheme="minorEastAsia" w:hAnsiTheme="minorHAnsi" w:cstheme="minorBidi"/>
               <w:noProof/>
@@ -2069,7 +2085,7 @@
               <w14:ligatures w14:val="standardContextual"/>
             </w:rPr>
           </w:pPr>
-          <w:hyperlink w:anchor="_Toc224570161" w:history="1">
+          <w:hyperlink w:anchor="_Toc224567618" w:history="1">
             <w:r>
               <w:rPr>
                 <w:rStyle w:val="Hyperlink"/>
@@ -2097,7 +2113,7 @@
                 <w:noProof/>
                 <w:webHidden/>
               </w:rPr>
-              <w:instrText xml:space="preserve"> PAGEREF _Toc224570161 \h </w:instrText>
+              <w:instrText xml:space="preserve"> PAGEREF _Toc224567618 \h </w:instrText>
             </w:r>
             <w:r>
               <w:rPr>
@@ -2117,7 +2133,7 @@
                 <w:noProof/>
                 <w:webHidden/>
               </w:rPr>
-              <w:t>18</w:t>
+              <w:t>17</w:t>
             </w:r>
             <w:r>
               <w:rPr>
@@ -2134,6 +2150,7 @@
             <w:tabs>
               <w:tab w:val="right" w:pos="9396"/>
             </w:tabs>
+            <w:jc w:val="both"/>
             <w:rPr>
               <w:rFonts w:asciiTheme="minorHAnsi" w:eastAsiaTheme="minorEastAsia" w:hAnsiTheme="minorHAnsi" w:cstheme="minorBidi"/>
               <w:noProof/>
@@ -2143,7 +2160,7 @@
               <w14:ligatures w14:val="standardContextual"/>
             </w:rPr>
           </w:pPr>
-          <w:hyperlink w:anchor="_Toc224570162" w:history="1">
+          <w:hyperlink w:anchor="_Toc224567619" w:history="1">
             <w:r>
               <w:rPr>
                 <w:rStyle w:val="Hyperlink"/>
@@ -2171,7 +2188,7 @@
                 <w:noProof/>
                 <w:webHidden/>
               </w:rPr>
-              <w:instrText xml:space="preserve"> PAGEREF _Toc224570162 \h </w:instrText>
+              <w:instrText xml:space="preserve"> PAGEREF _Toc224567619 \h </w:instrText>
             </w:r>
             <w:r>
               <w:rPr>
@@ -2191,81 +2208,7 @@
                 <w:noProof/>
                 <w:webHidden/>
               </w:rPr>
-              <w:t>18</w:t>
-            </w:r>
-            <w:r>
-              <w:rPr>
-                <w:noProof/>
-                <w:webHidden/>
-              </w:rPr>
-              <w:fldChar w:fldCharType="end"/>
-            </w:r>
-          </w:hyperlink>
-        </w:p>
-        <w:p>
-          <w:pPr>
-            <w:pStyle w:val="TOC3"/>
-            <w:tabs>
-              <w:tab w:val="right" w:pos="9396"/>
-            </w:tabs>
-            <w:rPr>
-              <w:rFonts w:asciiTheme="minorHAnsi" w:eastAsiaTheme="minorEastAsia" w:hAnsiTheme="minorHAnsi" w:cstheme="minorBidi"/>
-              <w:noProof/>
-              <w:kern w:val="2"/>
-              <w:szCs w:val="24"/>
-              <w:lang w:val="en-US" w:eastAsia="en-US"/>
-              <w14:ligatures w14:val="standardContextual"/>
-            </w:rPr>
-          </w:pPr>
-          <w:hyperlink w:anchor="_Toc224570163" w:history="1">
-            <w:r>
-              <w:rPr>
-                <w:rStyle w:val="Hyperlink"/>
-                <w:noProof/>
-                <w:lang w:val="en-US"/>
-              </w:rPr>
-              <w:t>Изтриване на записи (Delete)</w:t>
-            </w:r>
-            <w:r>
-              <w:rPr>
-                <w:noProof/>
-                <w:webHidden/>
-              </w:rPr>
-              <w:tab/>
-            </w:r>
-            <w:r>
-              <w:rPr>
-                <w:noProof/>
-                <w:webHidden/>
-              </w:rPr>
-              <w:fldChar w:fldCharType="begin"/>
-            </w:r>
-            <w:r>
-              <w:rPr>
-                <w:noProof/>
-                <w:webHidden/>
-              </w:rPr>
-              <w:instrText xml:space="preserve"> PAGEREF _Toc224570163 \h </w:instrText>
-            </w:r>
-            <w:r>
-              <w:rPr>
-                <w:noProof/>
-                <w:webHidden/>
-              </w:rPr>
-            </w:r>
-            <w:r>
-              <w:rPr>
-                <w:noProof/>
-                <w:webHidden/>
-              </w:rPr>
-              <w:fldChar w:fldCharType="separate"/>
-            </w:r>
-            <w:r>
-              <w:rPr>
-                <w:noProof/>
-                <w:webHidden/>
-              </w:rPr>
-              <w:t>19</w:t>
+              <w:t>17</w:t>
             </w:r>
             <w:r>
               <w:rPr>
@@ -2279,6 +2222,7 @@
         <w:p>
           <w:pPr>
             <w:pStyle w:val="TOC2"/>
+            <w:jc w:val="both"/>
             <w:rPr>
               <w:rFonts w:asciiTheme="minorHAnsi" w:eastAsiaTheme="minorEastAsia" w:hAnsiTheme="minorHAnsi" w:cstheme="minorBidi"/>
               <w:kern w:val="2"/>
@@ -2286,26 +2230,13 @@
               <w14:ligatures w14:val="standardContextual"/>
             </w:rPr>
           </w:pPr>
-          <w:hyperlink w:anchor="_Toc224570164" w:history="1">
+          <w:hyperlink w:anchor="_Toc224567620" w:history="1">
             <w:r>
               <w:rPr>
                 <w:rStyle w:val="Hyperlink"/>
                 <w:lang w:val="en-US"/>
               </w:rPr>
-              <w:t xml:space="preserve">Допълнителни </w:t>
-            </w:r>
-            <w:r>
-              <w:rPr>
-                <w:rStyle w:val="Hyperlink"/>
-              </w:rPr>
-              <w:t>агрегиращи</w:t>
-            </w:r>
-            <w:r>
-              <w:rPr>
-                <w:rStyle w:val="Hyperlink"/>
-                <w:lang w:val="en-US"/>
-              </w:rPr>
-              <w:t xml:space="preserve"> заявки (Aggregation)</w:t>
+              <w:t>Изтриване на записи (Delete)</w:t>
             </w:r>
             <w:r>
               <w:rPr>
@@ -2323,7 +2254,7 @@
               <w:rPr>
                 <w:webHidden/>
               </w:rPr>
-              <w:instrText xml:space="preserve"> PAGEREF _Toc224570164 \h </w:instrText>
+              <w:instrText xml:space="preserve"> PAGEREF _Toc224567620 \h </w:instrText>
             </w:r>
             <w:r>
               <w:rPr>
@@ -2340,7 +2271,7 @@
               <w:rPr>
                 <w:webHidden/>
               </w:rPr>
-              <w:t>19</w:t>
+              <w:t>18</w:t>
             </w:r>
             <w:r>
               <w:rPr>
@@ -2352,7 +2283,8 @@
         </w:p>
         <w:p>
           <w:pPr>
-            <w:pStyle w:val="TOC1"/>
+            <w:pStyle w:val="TOC2"/>
+            <w:jc w:val="both"/>
             <w:rPr>
               <w:rFonts w:asciiTheme="minorHAnsi" w:eastAsiaTheme="minorEastAsia" w:hAnsiTheme="minorHAnsi" w:cstheme="minorBidi"/>
               <w:kern w:val="2"/>
@@ -2360,13 +2292,26 @@
               <w14:ligatures w14:val="standardContextual"/>
             </w:rPr>
           </w:pPr>
-          <w:hyperlink w:anchor="_Toc224570165" w:history="1">
+          <w:hyperlink w:anchor="_Toc224567621" w:history="1">
             <w:r>
               <w:rPr>
                 <w:rStyle w:val="Hyperlink"/>
                 <w:lang w:val="en-US"/>
               </w:rPr>
-              <w:t>Role-Based Access Control (RBAC)</w:t>
+              <w:t xml:space="preserve">Допълнителни </w:t>
+            </w:r>
+            <w:r>
+              <w:rPr>
+                <w:rStyle w:val="Hyperlink"/>
+              </w:rPr>
+              <w:t>агрегиращи</w:t>
+            </w:r>
+            <w:r>
+              <w:rPr>
+                <w:rStyle w:val="Hyperlink"/>
+                <w:lang w:val="en-US"/>
+              </w:rPr>
+              <w:t xml:space="preserve"> заявки (Aggregation)</w:t>
             </w:r>
             <w:r>
               <w:rPr>
@@ -2384,7 +2329,7 @@
               <w:rPr>
                 <w:webHidden/>
               </w:rPr>
-              <w:instrText xml:space="preserve"> PAGEREF _Toc224570165 \h </w:instrText>
+              <w:instrText xml:space="preserve"> PAGEREF _Toc224567621 \h </w:instrText>
             </w:r>
             <w:r>
               <w:rPr>
@@ -2401,7 +2346,7 @@
               <w:rPr>
                 <w:webHidden/>
               </w:rPr>
-              <w:t>20</w:t>
+              <w:t>18</w:t>
             </w:r>
             <w:r>
               <w:rPr>
@@ -2413,7 +2358,8 @@
         </w:p>
         <w:p>
           <w:pPr>
-            <w:pStyle w:val="TOC2"/>
+            <w:pStyle w:val="TOC1"/>
+            <w:jc w:val="both"/>
             <w:rPr>
               <w:rFonts w:asciiTheme="minorHAnsi" w:eastAsiaTheme="minorEastAsia" w:hAnsiTheme="minorHAnsi" w:cstheme="minorBidi"/>
               <w:kern w:val="2"/>
@@ -2421,190 +2367,7 @@
               <w14:ligatures w14:val="standardContextual"/>
             </w:rPr>
           </w:pPr>
-          <w:hyperlink w:anchor="_Toc224570166" w:history="1">
-            <w:r>
-              <w:rPr>
-                <w:rStyle w:val="Hyperlink"/>
-                <w:lang w:val="en-US"/>
-              </w:rPr>
-              <w:t>Администратор (resortAdmin)</w:t>
-            </w:r>
-            <w:r>
-              <w:rPr>
-                <w:webHidden/>
-              </w:rPr>
-              <w:tab/>
-            </w:r>
-            <w:r>
-              <w:rPr>
-                <w:webHidden/>
-              </w:rPr>
-              <w:fldChar w:fldCharType="begin"/>
-            </w:r>
-            <w:r>
-              <w:rPr>
-                <w:webHidden/>
-              </w:rPr>
-              <w:instrText xml:space="preserve"> PAGEREF _Toc224570166 \h </w:instrText>
-            </w:r>
-            <w:r>
-              <w:rPr>
-                <w:webHidden/>
-              </w:rPr>
-            </w:r>
-            <w:r>
-              <w:rPr>
-                <w:webHidden/>
-              </w:rPr>
-              <w:fldChar w:fldCharType="separate"/>
-            </w:r>
-            <w:r>
-              <w:rPr>
-                <w:webHidden/>
-              </w:rPr>
-              <w:t>20</w:t>
-            </w:r>
-            <w:r>
-              <w:rPr>
-                <w:webHidden/>
-              </w:rPr>
-              <w:fldChar w:fldCharType="end"/>
-            </w:r>
-          </w:hyperlink>
-        </w:p>
-        <w:p>
-          <w:pPr>
-            <w:pStyle w:val="TOC2"/>
-            <w:rPr>
-              <w:rFonts w:asciiTheme="minorHAnsi" w:eastAsiaTheme="minorEastAsia" w:hAnsiTheme="minorHAnsi" w:cstheme="minorBidi"/>
-              <w:kern w:val="2"/>
-              <w:lang w:val="en-US" w:eastAsia="en-US"/>
-              <w14:ligatures w14:val="standardContextual"/>
-            </w:rPr>
-          </w:pPr>
-          <w:hyperlink w:anchor="_Toc224570167" w:history="1">
-            <w:r>
-              <w:rPr>
-                <w:rStyle w:val="Hyperlink"/>
-                <w:lang w:val="en-US"/>
-              </w:rPr>
-              <w:t>Оператор (resortOperator)</w:t>
-            </w:r>
-            <w:r>
-              <w:rPr>
-                <w:webHidden/>
-              </w:rPr>
-              <w:tab/>
-            </w:r>
-            <w:r>
-              <w:rPr>
-                <w:webHidden/>
-              </w:rPr>
-              <w:fldChar w:fldCharType="begin"/>
-            </w:r>
-            <w:r>
-              <w:rPr>
-                <w:webHidden/>
-              </w:rPr>
-              <w:instrText xml:space="preserve"> PAGEREF _Toc224570167 \h </w:instrText>
-            </w:r>
-            <w:r>
-              <w:rPr>
-                <w:webHidden/>
-              </w:rPr>
-            </w:r>
-            <w:r>
-              <w:rPr>
-                <w:webHidden/>
-              </w:rPr>
-              <w:fldChar w:fldCharType="separate"/>
-            </w:r>
-            <w:r>
-              <w:rPr>
-                <w:webHidden/>
-              </w:rPr>
-              <w:t>20</w:t>
-            </w:r>
-            <w:r>
-              <w:rPr>
-                <w:webHidden/>
-              </w:rPr>
-              <w:fldChar w:fldCharType="end"/>
-            </w:r>
-          </w:hyperlink>
-        </w:p>
-        <w:p>
-          <w:pPr>
-            <w:pStyle w:val="TOC2"/>
-            <w:rPr>
-              <w:rFonts w:asciiTheme="minorHAnsi" w:eastAsiaTheme="minorEastAsia" w:hAnsiTheme="minorHAnsi" w:cstheme="minorBidi"/>
-              <w:kern w:val="2"/>
-              <w:lang w:val="en-US" w:eastAsia="en-US"/>
-              <w14:ligatures w14:val="standardContextual"/>
-            </w:rPr>
-          </w:pPr>
-          <w:hyperlink w:anchor="_Toc224570168" w:history="1">
-            <w:r>
-              <w:rPr>
-                <w:rStyle w:val="Hyperlink"/>
-                <w:lang w:val="en-US"/>
-              </w:rPr>
-              <w:t>Наблюдател (resortViewer)</w:t>
-            </w:r>
-            <w:r>
-              <w:rPr>
-                <w:webHidden/>
-              </w:rPr>
-              <w:tab/>
-            </w:r>
-            <w:r>
-              <w:rPr>
-                <w:webHidden/>
-              </w:rPr>
-              <w:fldChar w:fldCharType="begin"/>
-            </w:r>
-            <w:r>
-              <w:rPr>
-                <w:webHidden/>
-              </w:rPr>
-              <w:instrText xml:space="preserve"> PAGEREF _Toc224570168 \h </w:instrText>
-            </w:r>
-            <w:r>
-              <w:rPr>
-                <w:webHidden/>
-              </w:rPr>
-            </w:r>
-            <w:r>
-              <w:rPr>
-                <w:webHidden/>
-              </w:rPr>
-              <w:fldChar w:fldCharType="separate"/>
-            </w:r>
-            <w:r>
-              <w:rPr>
-                <w:webHidden/>
-              </w:rPr>
-              <w:t>21</w:t>
-            </w:r>
-            <w:r>
-              <w:rPr>
-                <w:webHidden/>
-              </w:rPr>
-              <w:fldChar w:fldCharType="end"/>
-            </w:r>
-          </w:hyperlink>
-        </w:p>
-        <w:p>
-          <w:pPr>
-            <w:pStyle w:val="TOC1"/>
-            <w:rPr>
-              <w:rFonts w:asciiTheme="minorHAnsi" w:eastAsiaTheme="minorEastAsia" w:hAnsiTheme="minorHAnsi" w:cstheme="minorBidi"/>
-              <w:kern w:val="2"/>
-              <w:lang w:val="en-US" w:eastAsia="en-US"/>
-              <w14:ligatures w14:val="standardContextual"/>
-            </w:rPr>
-          </w:pPr>
-          <w:hyperlink w:anchor="_Toc224570169" w:history="1">
+          <w:hyperlink w:anchor="_Toc224567622" w:history="1">
             <w:r>
               <w:rPr>
                 <w:rStyle w:val="Hyperlink"/>
@@ -2642,7 +2405,7 @@
               <w:rPr>
                 <w:webHidden/>
               </w:rPr>
-              <w:instrText xml:space="preserve"> PAGEREF _Toc224570169 \h </w:instrText>
+              <w:instrText xml:space="preserve"> PAGEREF _Toc224567622 \h </w:instrText>
             </w:r>
             <w:r>
               <w:rPr>
@@ -2659,7 +2422,7 @@
               <w:rPr>
                 <w:webHidden/>
               </w:rPr>
-              <w:t>21</w:t>
+              <w:t>20</w:t>
             </w:r>
             <w:r>
               <w:rPr>
@@ -2675,6 +2438,7 @@
             <w:tabs>
               <w:tab w:val="left" w:pos="880"/>
             </w:tabs>
+            <w:jc w:val="both"/>
             <w:rPr>
               <w:rFonts w:asciiTheme="minorHAnsi" w:eastAsiaTheme="minorEastAsia" w:hAnsiTheme="minorHAnsi" w:cstheme="minorBidi"/>
               <w:kern w:val="2"/>
@@ -2682,7 +2446,7 @@
               <w14:ligatures w14:val="standardContextual"/>
             </w:rPr>
           </w:pPr>
-          <w:hyperlink w:anchor="_Toc224570170" w:history="1">
+          <w:hyperlink w:anchor="_Toc224567623" w:history="1">
             <w:r>
               <w:rPr>
                 <w:rStyle w:val="Hyperlink"/>
@@ -2720,7 +2484,7 @@
               <w:rPr>
                 <w:webHidden/>
               </w:rPr>
-              <w:instrText xml:space="preserve"> PAGEREF _Toc224570170 \h </w:instrText>
+              <w:instrText xml:space="preserve"> PAGEREF _Toc224567623 \h </w:instrText>
             </w:r>
             <w:r>
               <w:rPr>
@@ -2737,7 +2501,7 @@
               <w:rPr>
                 <w:webHidden/>
               </w:rPr>
-              <w:t>21</w:t>
+              <w:t>20</w:t>
             </w:r>
             <w:r>
               <w:rPr>
@@ -2750,6 +2514,7 @@
         <w:p>
           <w:pPr>
             <w:pStyle w:val="TOC1"/>
+            <w:jc w:val="both"/>
             <w:rPr>
               <w:rFonts w:asciiTheme="minorHAnsi" w:eastAsiaTheme="minorEastAsia" w:hAnsiTheme="minorHAnsi" w:cstheme="minorBidi"/>
               <w:kern w:val="2"/>
@@ -2757,7 +2522,7 @@
               <w14:ligatures w14:val="standardContextual"/>
             </w:rPr>
           </w:pPr>
-          <w:hyperlink w:anchor="_Toc224570171" w:history="1">
+          <w:hyperlink w:anchor="_Toc224567624" w:history="1">
             <w:r>
               <w:rPr>
                 <w:rStyle w:val="Hyperlink"/>
@@ -2795,7 +2560,7 @@
               <w:rPr>
                 <w:webHidden/>
               </w:rPr>
-              <w:instrText xml:space="preserve"> PAGEREF _Toc224570171 \h </w:instrText>
+              <w:instrText xml:space="preserve"> PAGEREF _Toc224567624 \h </w:instrText>
             </w:r>
             <w:r>
               <w:rPr>
@@ -2812,7 +2577,7 @@
               <w:rPr>
                 <w:webHidden/>
               </w:rPr>
-              <w:t>22</w:t>
+              <w:t>21</w:t>
             </w:r>
             <w:r>
               <w:rPr>
@@ -2855,44 +2620,20 @@
     </w:sdt>
     <w:p>
       <w:pPr>
-        <w:pBdr>
-          <w:top w:val="nil"/>
-          <w:left w:val="nil"/>
-          <w:bottom w:val="nil"/>
-          <w:right w:val="nil"/>
-          <w:between w:val="nil"/>
-        </w:pBdr>
-        <w:tabs>
-          <w:tab w:val="left" w:pos="440"/>
-          <w:tab w:val="right" w:pos="9396"/>
-        </w:tabs>
-        <w:spacing w:after="100"/>
-        <w:rPr>
-          <w:rFonts w:ascii="Arial" w:hAnsi="Arial" w:cs="Arial"/>
-        </w:rPr>
-      </w:pPr>
-      <w:r>
-        <w:rPr>
-          <w:rFonts w:ascii="Arial" w:hAnsi="Arial" w:cs="Arial"/>
-        </w:rPr>
-        <w:br w:type="page"/>
-      </w:r>
-    </w:p>
-    <w:p>
-      <w:pPr>
         <w:pStyle w:val="Heading1"/>
         <w:numPr>
           <w:ilvl w:val="0"/>
           <w:numId w:val="2"/>
         </w:numPr>
         <w:spacing w:before="0" w:after="0" w:line="360" w:lineRule="auto"/>
+        <w:jc w:val="both"/>
         <w:rPr>
           <w:rFonts w:eastAsia="Times New Roman" w:cs="Times New Roman"/>
           <w:sz w:val="36"/>
           <w:szCs w:val="36"/>
         </w:rPr>
       </w:pPr>
-      <w:bookmarkStart w:id="2" w:name="_Toc224570138"/>
+      <w:bookmarkStart w:id="2" w:name="_Toc224567595"/>
       <w:r>
         <w:rPr>
           <w:rFonts w:eastAsia="Times New Roman" w:cs="Times New Roman"/>
@@ -3180,8 +2921,9 @@
     <w:p>
       <w:pPr>
         <w:pStyle w:val="Heading2"/>
-      </w:pPr>
-      <w:bookmarkStart w:id="3" w:name="_Toc224570139"/>
+        <w:jc w:val="both"/>
+      </w:pPr>
+      <w:bookmarkStart w:id="3" w:name="_Toc224567596"/>
       <w:r>
         <w:t xml:space="preserve">1.1. </w:t>
       </w:r>
@@ -3369,8 +3111,9 @@
     <w:p>
       <w:pPr>
         <w:pStyle w:val="Heading2"/>
-      </w:pPr>
-      <w:bookmarkStart w:id="4" w:name="_Toc224570140"/>
+        <w:jc w:val="both"/>
+      </w:pPr>
+      <w:bookmarkStart w:id="4" w:name="_Toc224567597"/>
       <w:r>
         <w:t>1.2. Бизнес проблем</w:t>
       </w:r>
@@ -3701,8 +3444,9 @@
     <w:p>
       <w:pPr>
         <w:pStyle w:val="Heading3"/>
-      </w:pPr>
-      <w:bookmarkStart w:id="5" w:name="_Toc224570141"/>
+        <w:jc w:val="both"/>
+      </w:pPr>
+      <w:bookmarkStart w:id="5" w:name="_Toc224567598"/>
       <w:r>
         <w:t>Защо традиционният подход не е оптимален?</w:t>
       </w:r>
@@ -3754,8 +3498,9 @@
     <w:p>
       <w:pPr>
         <w:pStyle w:val="Heading2"/>
-      </w:pPr>
-      <w:bookmarkStart w:id="6" w:name="_Toc224570142"/>
+        <w:jc w:val="both"/>
+      </w:pPr>
+      <w:bookmarkStart w:id="6" w:name="_Toc224567599"/>
       <w:r>
         <w:t>1.3. Цели на проекта</w:t>
       </w:r>
@@ -3964,8 +3709,9 @@
     <w:p>
       <w:pPr>
         <w:pStyle w:val="Heading2"/>
-      </w:pPr>
-      <w:bookmarkStart w:id="7" w:name="_Toc224570143"/>
+        <w:jc w:val="both"/>
+      </w:pPr>
+      <w:bookmarkStart w:id="7" w:name="_Toc224567600"/>
       <w:r>
         <w:t>1.4. Причини за избор на нерелационна база данни</w:t>
       </w:r>
@@ -4194,13 +3940,14 @@
           <w:numId w:val="2"/>
         </w:numPr>
         <w:spacing w:before="0" w:after="0" w:line="360" w:lineRule="auto"/>
+        <w:jc w:val="both"/>
         <w:rPr>
           <w:rFonts w:eastAsia="Times New Roman" w:cs="Times New Roman"/>
           <w:sz w:val="36"/>
           <w:szCs w:val="36"/>
         </w:rPr>
       </w:pPr>
-      <w:bookmarkStart w:id="8" w:name="_Toc224570144"/>
+      <w:bookmarkStart w:id="8" w:name="_Toc224567601"/>
       <w:r>
         <w:rPr>
           <w:rFonts w:eastAsia="Times New Roman" w:cs="Times New Roman"/>
@@ -4214,6 +3961,7 @@
     <w:p>
       <w:pPr>
         <w:ind w:firstLine="360"/>
+        <w:jc w:val="both"/>
       </w:pPr>
       <w:r>
         <w:t>Нерелационните бази данни, известни още като NoSQL (Not Only SQL), се утвърдиха през последното десетилетие като мощен алтернативен подход за съхранение на данни, особено в сценарии, изискващи мащабируемост, гъвкавост и висока производителност при работа с големи обеми от информация. За разлика от класическите релационни системи, те се характеризират със:</w:t>
@@ -4226,6 +3974,7 @@
           <w:ilvl w:val="0"/>
           <w:numId w:val="32"/>
         </w:numPr>
+        <w:jc w:val="both"/>
       </w:pPr>
       <w:r>
         <w:rPr>
@@ -4245,6 +3994,7 @@
           <w:ilvl w:val="0"/>
           <w:numId w:val="32"/>
         </w:numPr>
+        <w:jc w:val="both"/>
       </w:pPr>
       <w:r>
         <w:rPr>
@@ -4264,6 +4014,7 @@
           <w:ilvl w:val="0"/>
           <w:numId w:val="32"/>
         </w:numPr>
+        <w:jc w:val="both"/>
       </w:pPr>
       <w:r>
         <w:rPr>
@@ -4283,6 +4034,7 @@
           <w:ilvl w:val="0"/>
           <w:numId w:val="32"/>
         </w:numPr>
+        <w:jc w:val="both"/>
       </w:pPr>
       <w:r>
         <w:rPr>
@@ -4302,6 +4054,7 @@
           <w:ilvl w:val="0"/>
           <w:numId w:val="32"/>
         </w:numPr>
+        <w:jc w:val="both"/>
       </w:pPr>
       <w:r>
         <w:rPr>
@@ -4329,8 +4082,9 @@
     <w:p>
       <w:pPr>
         <w:pStyle w:val="Heading2"/>
-      </w:pPr>
-      <w:bookmarkStart w:id="9" w:name="_Toc224570145"/>
+        <w:jc w:val="both"/>
+      </w:pPr>
+      <w:bookmarkStart w:id="9" w:name="_Toc224567602"/>
       <w:r>
         <w:lastRenderedPageBreak/>
         <w:t>2.2. Използван модел на данни</w:t>
@@ -4368,7 +4122,7 @@
       <w:pPr>
         <w:pStyle w:val="Heading3"/>
       </w:pPr>
-      <w:bookmarkStart w:id="10" w:name="_Toc224570146"/>
+      <w:bookmarkStart w:id="10" w:name="_Toc224567603"/>
       <w:r>
         <w:t>Основни причини за избора:</w:t>
       </w:r>
@@ -4507,8 +4261,9 @@
     <w:p>
       <w:pPr>
         <w:pStyle w:val="Heading3"/>
-      </w:pPr>
-      <w:bookmarkStart w:id="11" w:name="_Toc224570147"/>
+        <w:jc w:val="both"/>
+      </w:pPr>
+      <w:bookmarkStart w:id="11" w:name="_Toc224567604"/>
       <w:r>
         <w:t>Допълнителни предимства в контекста на проекта:</w:t>
       </w:r>
@@ -4601,8 +4356,9 @@
     <w:p>
       <w:pPr>
         <w:pStyle w:val="Heading2"/>
-      </w:pPr>
-      <w:bookmarkStart w:id="12" w:name="_Toc224570148"/>
+        <w:jc w:val="both"/>
+      </w:pPr>
+      <w:bookmarkStart w:id="12" w:name="_Toc224567605"/>
       <w:r>
         <w:rPr>
           <w:rFonts w:cs="Times New Roman"/>
@@ -4857,7 +4613,6 @@
       <w:bookmarkStart w:id="13" w:name="_Toc223447938"/>
       <w:bookmarkStart w:id="14" w:name="_Toc224567576"/>
       <w:bookmarkStart w:id="15" w:name="_Toc224567606"/>
-      <w:bookmarkStart w:id="16" w:name="_Toc224570149"/>
       <w:r>
         <w:rPr>
           <w:rFonts w:cs="Times New Roman"/>
@@ -4943,7 +4698,6 @@
       <w:bookmarkEnd w:id="13"/>
       <w:bookmarkEnd w:id="14"/>
       <w:bookmarkEnd w:id="15"/>
-      <w:bookmarkEnd w:id="16"/>
     </w:p>
     <w:p/>
     <w:p/>
@@ -4952,16 +4706,18 @@
     <w:p>
       <w:pPr>
         <w:pStyle w:val="Heading2"/>
-      </w:pPr>
-      <w:bookmarkStart w:id="17" w:name="_Toc224570150"/>
+        <w:jc w:val="both"/>
+      </w:pPr>
+      <w:bookmarkStart w:id="16" w:name="_Toc224567607"/>
       <w:r>
         <w:t>2.4. Сравнение с релационна база данни (напр. PostgreSQL)</w:t>
       </w:r>
-      <w:bookmarkEnd w:id="17"/>
+      <w:bookmarkEnd w:id="16"/>
     </w:p>
     <w:p>
       <w:pPr>
         <w:ind w:firstLine="360"/>
+        <w:jc w:val="both"/>
       </w:pPr>
       <w:r>
         <w:t xml:space="preserve">Макар PostgreSQL да е мощен релационен инструмент с доказана надеждност, за специфичните нужди на SnowPeak Resort документният модел на MongoDB предлага съществени </w:t>
@@ -4981,6 +4737,7 @@
           <w:ilvl w:val="0"/>
           <w:numId w:val="36"/>
         </w:numPr>
+        <w:jc w:val="both"/>
       </w:pPr>
       <w:r>
         <w:rPr>
@@ -5000,6 +4757,7 @@
           <w:ilvl w:val="0"/>
           <w:numId w:val="36"/>
         </w:numPr>
+        <w:jc w:val="both"/>
       </w:pPr>
       <w:r>
         <w:rPr>
@@ -5019,6 +4777,7 @@
           <w:ilvl w:val="0"/>
           <w:numId w:val="36"/>
         </w:numPr>
+        <w:jc w:val="both"/>
       </w:pPr>
       <w:r>
         <w:rPr>
@@ -5038,6 +4797,7 @@
           <w:ilvl w:val="0"/>
           <w:numId w:val="36"/>
         </w:numPr>
+        <w:jc w:val="both"/>
       </w:pPr>
       <w:r>
         <w:rPr>
@@ -5050,8 +4810,15 @@
         <w:t xml:space="preserve"> – разпределяне на данните върху клъстер при разрастване на курорта.</w:t>
       </w:r>
     </w:p>
-    <w:p/>
-    <w:p>
+    <w:p>
+      <w:pPr>
+        <w:jc w:val="both"/>
+      </w:pPr>
+    </w:p>
+    <w:p>
+      <w:pPr>
+        <w:jc w:val="both"/>
+      </w:pPr>
       <w:r>
         <w:t xml:space="preserve">Разбира се, тази система има и своите </w:t>
       </w:r>
@@ -5070,6 +4837,7 @@
           <w:ilvl w:val="0"/>
           <w:numId w:val="37"/>
         </w:numPr>
+        <w:jc w:val="both"/>
       </w:pPr>
       <w:r>
         <w:rPr>
@@ -5089,6 +4857,7 @@
           <w:ilvl w:val="0"/>
           <w:numId w:val="37"/>
         </w:numPr>
+        <w:jc w:val="both"/>
       </w:pPr>
       <w:r>
         <w:rPr>
@@ -5108,6 +4877,7 @@
           <w:ilvl w:val="0"/>
           <w:numId w:val="37"/>
         </w:numPr>
+        <w:jc w:val="both"/>
       </w:pPr>
       <w:r>
         <w:rPr>
@@ -5122,6 +4892,9 @@
     </w:p>
     <w:p/>
     <w:p>
+      <w:pPr>
+        <w:jc w:val="both"/>
+      </w:pPr>
       <w:r>
         <w:rPr>
           <w:b/>
@@ -5134,33 +4907,40 @@
         <w:t xml:space="preserve"> За разглеждания бизнес казус – управление на ски курорт с фокус върху бързина, гъвкавост и обработка на събитийни данни – документният модел на MongoDB е по-подходящ от релационния подход на PostgreSQL.</w:t>
       </w:r>
     </w:p>
+    <w:p>
+      <w:pPr>
+        <w:jc w:val="both"/>
+      </w:pPr>
+    </w:p>
+    <w:p>
+      <w:pPr>
+        <w:jc w:val="both"/>
+      </w:pPr>
+      <w:r>
+        <w:t xml:space="preserve">На </w:t>
+      </w:r>
+      <w:r>
+        <w:rPr>
+          <w:b/>
+          <w:bCs/>
+        </w:rPr>
+        <w:t>фигура 1, 2 и 3</w:t>
+      </w:r>
+      <w:r>
+        <w:t xml:space="preserve"> е показано</w:t>
+      </w:r>
+      <w:r>
+        <w:t xml:space="preserve"> детайлно</w:t>
+      </w:r>
+      <w:r>
+        <w:t xml:space="preserve"> сравнение между нерелационна и релационна база данни</w:t>
+      </w:r>
+      <w:r>
+        <w:t>:</w:t>
+      </w:r>
+    </w:p>
     <w:p/>
     <w:p>
-      <w:r>
-        <w:t xml:space="preserve">На </w:t>
-      </w:r>
-      <w:r>
-        <w:rPr>
-          <w:b/>
-          <w:bCs/>
-        </w:rPr>
-        <w:t>фигура 1, 2 и 3</w:t>
-      </w:r>
-      <w:r>
-        <w:t xml:space="preserve"> е показано</w:t>
-      </w:r>
-      <w:r>
-        <w:t xml:space="preserve"> детайлно</w:t>
-      </w:r>
-      <w:r>
-        <w:t xml:space="preserve"> сравнение между нерелационна и релационна база данни</w:t>
-      </w:r>
-      <w:r>
-        <w:t>:</w:t>
-      </w:r>
-    </w:p>
-    <w:p/>
-    <w:p>
       <w:pPr>
         <w:jc w:val="center"/>
         <w:rPr>
@@ -5172,7 +4952,7 @@
           <w:noProof/>
         </w:rPr>
         <w:drawing>
-          <wp:inline distT="0" distB="0" distL="0" distR="0" wp14:anchorId="6C4DAC0F" wp14:editId="0A86BC90">
+          <wp:inline distT="0" distB="0" distL="0" distR="0" wp14:anchorId="6C4DAC0F" wp14:editId="5A840406">
             <wp:extent cx="5118100" cy="2783232"/>
             <wp:effectExtent l="0" t="0" r="6350" b="0"/>
             <wp:docPr id="1255437773" name="Picture 4"/>
@@ -5442,16 +5222,18 @@
           <w:ilvl w:val="0"/>
           <w:numId w:val="2"/>
         </w:numPr>
-      </w:pPr>
-      <w:bookmarkStart w:id="18" w:name="_Toc224570151"/>
+        <w:jc w:val="both"/>
+      </w:pPr>
+      <w:bookmarkStart w:id="17" w:name="_Toc224567608"/>
       <w:r>
         <w:lastRenderedPageBreak/>
         <w:t>Архитектура и реализация</w:t>
       </w:r>
-      <w:bookmarkEnd w:id="18"/>
-    </w:p>
-    <w:p>
-      <w:pPr>
+      <w:bookmarkEnd w:id="17"/>
+    </w:p>
+    <w:p>
+      <w:pPr>
+        <w:jc w:val="both"/>
         <w:rPr>
           <w:b/>
           <w:bCs/>
@@ -5531,8 +5313,9 @@
     <w:p>
       <w:pPr>
         <w:pStyle w:val="Heading2"/>
-      </w:pPr>
-      <w:bookmarkStart w:id="19" w:name="_Toc224570152"/>
+        <w:jc w:val="both"/>
+      </w:pPr>
+      <w:bookmarkStart w:id="18" w:name="_Toc224567609"/>
       <w:r>
         <w:rPr>
           <w:lang w:val="en-US"/>
@@ -5542,10 +5325,11 @@
       <w:r>
         <w:t>Структура на данните</w:t>
       </w:r>
-      <w:bookmarkEnd w:id="19"/>
-    </w:p>
-    <w:p>
-      <w:pPr>
+      <w:bookmarkEnd w:id="18"/>
+    </w:p>
+    <w:p>
+      <w:pPr>
+        <w:jc w:val="both"/>
         <w:rPr>
           <w:lang w:val="en-US"/>
         </w:rPr>
@@ -5564,6 +5348,7 @@
           <w:numId w:val="39"/>
         </w:numPr>
         <w:spacing w:line="240" w:lineRule="auto"/>
+        <w:jc w:val="both"/>
         <w:rPr>
           <w:lang w:val="en-US"/>
         </w:rPr>
@@ -5584,6 +5369,7 @@
           <w:numId w:val="39"/>
         </w:numPr>
         <w:spacing w:line="240" w:lineRule="auto"/>
+        <w:jc w:val="both"/>
         <w:rPr>
           <w:lang w:val="en-US"/>
         </w:rPr>
@@ -5604,6 +5390,7 @@
           <w:numId w:val="39"/>
         </w:numPr>
         <w:spacing w:line="240" w:lineRule="auto"/>
+        <w:jc w:val="both"/>
         <w:rPr>
           <w:lang w:val="en-US"/>
         </w:rPr>
@@ -5624,6 +5411,7 @@
           <w:numId w:val="39"/>
         </w:numPr>
         <w:spacing w:line="240" w:lineRule="auto"/>
+        <w:jc w:val="both"/>
         <w:rPr>
           <w:lang w:val="en-US"/>
         </w:rPr>
@@ -5644,6 +5432,7 @@
           <w:numId w:val="39"/>
         </w:numPr>
         <w:spacing w:line="240" w:lineRule="auto"/>
+        <w:jc w:val="both"/>
         <w:rPr>
           <w:lang w:val="en-US"/>
         </w:rPr>
@@ -5664,6 +5453,7 @@
           <w:numId w:val="39"/>
         </w:numPr>
         <w:spacing w:line="240" w:lineRule="auto"/>
+        <w:jc w:val="both"/>
         <w:rPr>
           <w:lang w:val="en-US"/>
         </w:rPr>
@@ -5679,6 +5469,7 @@
     </w:p>
     <w:p>
       <w:pPr>
+        <w:jc w:val="both"/>
         <w:rPr>
           <w:lang w:val="en-US"/>
         </w:rPr>
@@ -5693,22 +5484,24 @@
     <w:p>
       <w:pPr>
         <w:pStyle w:val="Heading3"/>
-        <w:rPr>
-          <w:lang w:val="en-US"/>
-        </w:rPr>
-      </w:pPr>
-      <w:bookmarkStart w:id="20" w:name="_Toc224570153"/>
+        <w:jc w:val="both"/>
+        <w:rPr>
+          <w:lang w:val="en-US"/>
+        </w:rPr>
+      </w:pPr>
+      <w:bookmarkStart w:id="19" w:name="_Toc224567610"/>
       <w:r>
         <w:rPr>
           <w:lang w:val="en-US"/>
         </w:rPr>
         <w:t>Колекция Users</w:t>
       </w:r>
-      <w:bookmarkEnd w:id="20"/>
+      <w:bookmarkEnd w:id="19"/>
     </w:p>
     <w:p>
       <w:pPr>
         <w:ind w:firstLine="720"/>
+        <w:jc w:val="both"/>
         <w:rPr>
           <w:rFonts w:cs="Times New Roman"/>
           <w:szCs w:val="24"/>
@@ -5744,6 +5537,7 @@
     </w:p>
     <w:p>
       <w:pPr>
+        <w:jc w:val="both"/>
         <w:rPr>
           <w:rFonts w:cs="Times New Roman"/>
           <w:b/>
@@ -5771,6 +5565,7 @@
           <w:numId w:val="40"/>
         </w:numPr>
         <w:spacing w:line="240" w:lineRule="auto"/>
+        <w:jc w:val="both"/>
         <w:rPr>
           <w:rFonts w:cs="Times New Roman"/>
           <w:szCs w:val="24"/>
@@ -5825,6 +5620,7 @@
           <w:numId w:val="40"/>
         </w:numPr>
         <w:spacing w:line="240" w:lineRule="auto"/>
+        <w:jc w:val="both"/>
         <w:rPr>
           <w:rFonts w:cs="Times New Roman"/>
           <w:szCs w:val="24"/>
@@ -5873,6 +5669,7 @@
           <w:numId w:val="40"/>
         </w:numPr>
         <w:spacing w:line="240" w:lineRule="auto"/>
+        <w:jc w:val="both"/>
         <w:rPr>
           <w:rFonts w:cs="Times New Roman"/>
           <w:szCs w:val="24"/>
@@ -5921,6 +5718,7 @@
           <w:numId w:val="40"/>
         </w:numPr>
         <w:spacing w:line="240" w:lineRule="auto"/>
+        <w:jc w:val="both"/>
         <w:rPr>
           <w:rFonts w:cs="Times New Roman"/>
           <w:szCs w:val="24"/>
@@ -5969,6 +5767,7 @@
           <w:numId w:val="40"/>
         </w:numPr>
         <w:spacing w:line="240" w:lineRule="auto"/>
+        <w:jc w:val="both"/>
         <w:rPr>
           <w:rFonts w:cs="Times New Roman"/>
           <w:szCs w:val="24"/>
@@ -6024,6 +5823,7 @@
           <w:numId w:val="40"/>
         </w:numPr>
         <w:spacing w:line="240" w:lineRule="auto"/>
+        <w:jc w:val="both"/>
         <w:rPr>
           <w:rFonts w:cs="Times New Roman"/>
           <w:szCs w:val="24"/>
@@ -6071,6 +5871,7 @@
           <w:numId w:val="40"/>
         </w:numPr>
         <w:spacing w:line="240" w:lineRule="auto"/>
+        <w:jc w:val="both"/>
         <w:rPr>
           <w:rFonts w:cs="Times New Roman"/>
           <w:szCs w:val="24"/>
@@ -6127,6 +5928,7 @@
     <w:p>
       <w:pPr>
         <w:spacing w:line="240" w:lineRule="auto"/>
+        <w:jc w:val="both"/>
         <w:rPr>
           <w:rFonts w:cs="Times New Roman"/>
           <w:b/>
@@ -6200,6 +6002,7 @@
     <w:p>
       <w:pPr>
         <w:spacing w:line="240" w:lineRule="auto"/>
+        <w:jc w:val="both"/>
         <w:rPr>
           <w:rFonts w:cs="Times New Roman"/>
           <w:b/>
@@ -6221,6 +6024,7 @@
       <w:pPr>
         <w:spacing w:line="240" w:lineRule="auto"/>
         <w:ind w:firstLine="360"/>
+        <w:jc w:val="both"/>
         <w:rPr>
           <w:rFonts w:cs="Times New Roman"/>
           <w:szCs w:val="24"/>
@@ -6246,23 +6050,25 @@
     <w:p>
       <w:pPr>
         <w:pStyle w:val="Heading3"/>
-        <w:rPr>
-          <w:lang w:val="en-US"/>
-        </w:rPr>
-      </w:pPr>
-      <w:bookmarkStart w:id="21" w:name="_Toc224570154"/>
+        <w:jc w:val="both"/>
+        <w:rPr>
+          <w:lang w:val="en-US"/>
+        </w:rPr>
+      </w:pPr>
+      <w:bookmarkStart w:id="20" w:name="_Toc224567611"/>
       <w:r>
         <w:rPr>
           <w:lang w:val="en-US"/>
         </w:rPr>
         <w:t>Колекция Lifts</w:t>
       </w:r>
-      <w:bookmarkEnd w:id="21"/>
+      <w:bookmarkEnd w:id="20"/>
     </w:p>
     <w:p>
       <w:pPr>
         <w:spacing w:line="240" w:lineRule="auto"/>
         <w:ind w:firstLine="720"/>
+        <w:jc w:val="both"/>
         <w:rPr>
           <w:rFonts w:cs="Times New Roman"/>
           <w:szCs w:val="24"/>
@@ -6299,6 +6105,7 @@
     <w:p>
       <w:pPr>
         <w:spacing w:line="240" w:lineRule="auto"/>
+        <w:jc w:val="both"/>
         <w:rPr>
           <w:rFonts w:cs="Times New Roman"/>
           <w:b/>
@@ -6325,6 +6132,7 @@
           <w:numId w:val="41"/>
         </w:numPr>
         <w:spacing w:line="240" w:lineRule="auto"/>
+        <w:jc w:val="both"/>
         <w:rPr>
           <w:rFonts w:cs="Times New Roman"/>
           <w:szCs w:val="24"/>
@@ -6371,6 +6179,7 @@
           <w:numId w:val="41"/>
         </w:numPr>
         <w:spacing w:line="240" w:lineRule="auto"/>
+        <w:jc w:val="both"/>
         <w:rPr>
           <w:rFonts w:cs="Times New Roman"/>
           <w:szCs w:val="24"/>
@@ -6417,6 +6226,7 @@
           <w:numId w:val="41"/>
         </w:numPr>
         <w:spacing w:line="240" w:lineRule="auto"/>
+        <w:jc w:val="both"/>
         <w:rPr>
           <w:rFonts w:cs="Times New Roman"/>
           <w:szCs w:val="24"/>
@@ -6463,6 +6273,7 @@
           <w:numId w:val="41"/>
         </w:numPr>
         <w:spacing w:line="240" w:lineRule="auto"/>
+        <w:jc w:val="both"/>
         <w:rPr>
           <w:rFonts w:cs="Times New Roman"/>
           <w:szCs w:val="24"/>
@@ -6509,6 +6320,7 @@
           <w:numId w:val="41"/>
         </w:numPr>
         <w:spacing w:line="240" w:lineRule="auto"/>
+        <w:jc w:val="both"/>
         <w:rPr>
           <w:rFonts w:cs="Times New Roman"/>
           <w:szCs w:val="24"/>
@@ -6551,6 +6363,7 @@
     <w:p>
       <w:pPr>
         <w:spacing w:line="240" w:lineRule="auto"/>
+        <w:jc w:val="both"/>
         <w:rPr>
           <w:rFonts w:cs="Times New Roman"/>
           <w:szCs w:val="24"/>
@@ -6560,6 +6373,7 @@
     <w:p>
       <w:pPr>
         <w:spacing w:line="240" w:lineRule="auto"/>
+        <w:jc w:val="both"/>
         <w:rPr>
           <w:rFonts w:cs="Times New Roman"/>
           <w:b/>
@@ -6643,23 +6457,25 @@
     <w:p>
       <w:pPr>
         <w:pStyle w:val="Heading3"/>
-        <w:rPr>
-          <w:lang w:val="en-US"/>
-        </w:rPr>
-      </w:pPr>
-      <w:bookmarkStart w:id="22" w:name="_Toc224570155"/>
+        <w:jc w:val="both"/>
+        <w:rPr>
+          <w:lang w:val="en-US"/>
+        </w:rPr>
+      </w:pPr>
+      <w:bookmarkStart w:id="21" w:name="_Toc224567612"/>
       <w:r>
         <w:rPr>
           <w:lang w:val="en-US"/>
         </w:rPr>
         <w:t>Колекция Slopes</w:t>
       </w:r>
-      <w:bookmarkEnd w:id="22"/>
+      <w:bookmarkEnd w:id="21"/>
     </w:p>
     <w:p>
       <w:pPr>
         <w:spacing w:line="240" w:lineRule="auto"/>
         <w:ind w:firstLine="720"/>
+        <w:jc w:val="both"/>
         <w:rPr>
           <w:rFonts w:cs="Times New Roman"/>
           <w:szCs w:val="24"/>
@@ -6696,6 +6512,7 @@
     <w:p>
       <w:pPr>
         <w:spacing w:line="240" w:lineRule="auto"/>
+        <w:jc w:val="both"/>
         <w:rPr>
           <w:rFonts w:cs="Times New Roman"/>
           <w:b/>
@@ -6722,6 +6539,7 @@
           <w:numId w:val="42"/>
         </w:numPr>
         <w:spacing w:line="240" w:lineRule="auto"/>
+        <w:jc w:val="both"/>
         <w:rPr>
           <w:rFonts w:cs="Times New Roman"/>
           <w:szCs w:val="24"/>
@@ -6769,6 +6587,7 @@
           <w:numId w:val="42"/>
         </w:numPr>
         <w:spacing w:line="240" w:lineRule="auto"/>
+        <w:jc w:val="both"/>
         <w:rPr>
           <w:rFonts w:cs="Times New Roman"/>
           <w:szCs w:val="24"/>
@@ -6816,6 +6635,7 @@
           <w:numId w:val="42"/>
         </w:numPr>
         <w:spacing w:line="240" w:lineRule="auto"/>
+        <w:jc w:val="both"/>
         <w:rPr>
           <w:rFonts w:cs="Times New Roman"/>
           <w:szCs w:val="24"/>
@@ -6863,6 +6683,7 @@
           <w:numId w:val="42"/>
         </w:numPr>
         <w:spacing w:line="240" w:lineRule="auto"/>
+        <w:jc w:val="both"/>
         <w:rPr>
           <w:rFonts w:cs="Times New Roman"/>
           <w:szCs w:val="24"/>
@@ -6910,6 +6731,7 @@
           <w:numId w:val="42"/>
         </w:numPr>
         <w:spacing w:line="240" w:lineRule="auto"/>
+        <w:jc w:val="both"/>
         <w:rPr>
           <w:rFonts w:cs="Times New Roman"/>
           <w:szCs w:val="24"/>
@@ -6954,6 +6776,7 @@
       <w:pPr>
         <w:spacing w:line="240" w:lineRule="auto"/>
         <w:ind w:left="720"/>
+        <w:jc w:val="both"/>
         <w:rPr>
           <w:rFonts w:cs="Times New Roman"/>
           <w:szCs w:val="24"/>
@@ -6964,6 +6787,7 @@
     <w:p>
       <w:pPr>
         <w:spacing w:line="240" w:lineRule="auto"/>
+        <w:jc w:val="both"/>
         <w:rPr>
           <w:rFonts w:cs="Times New Roman"/>
           <w:b/>
@@ -7070,11 +6894,12 @@
     <w:p>
       <w:pPr>
         <w:pStyle w:val="Heading3"/>
-        <w:rPr>
-          <w:lang w:val="en-US"/>
-        </w:rPr>
-      </w:pPr>
-      <w:bookmarkStart w:id="23" w:name="_Toc224570156"/>
+        <w:jc w:val="both"/>
+        <w:rPr>
+          <w:lang w:val="en-US"/>
+        </w:rPr>
+      </w:pPr>
+      <w:bookmarkStart w:id="22" w:name="_Toc224567613"/>
       <w:r>
         <w:rPr>
           <w:lang w:val="en-US"/>
@@ -7093,12 +6918,13 @@
         </w:rPr>
         <w:t>kiPasses</w:t>
       </w:r>
-      <w:bookmarkEnd w:id="23"/>
+      <w:bookmarkEnd w:id="22"/>
     </w:p>
     <w:p>
       <w:pPr>
         <w:spacing w:line="240" w:lineRule="auto"/>
         <w:ind w:firstLine="720"/>
+        <w:jc w:val="both"/>
         <w:rPr>
           <w:rFonts w:cs="Times New Roman"/>
           <w:szCs w:val="24"/>
@@ -7135,6 +6961,7 @@
     <w:p>
       <w:pPr>
         <w:spacing w:line="240" w:lineRule="auto"/>
+        <w:jc w:val="both"/>
         <w:rPr>
           <w:rFonts w:cs="Times New Roman"/>
           <w:b/>
@@ -7161,6 +6988,7 @@
           <w:numId w:val="43"/>
         </w:numPr>
         <w:spacing w:line="240" w:lineRule="auto"/>
+        <w:jc w:val="both"/>
         <w:rPr>
           <w:rFonts w:cs="Times New Roman"/>
           <w:szCs w:val="24"/>
@@ -7219,6 +7047,7 @@
           <w:numId w:val="43"/>
         </w:numPr>
         <w:spacing w:line="240" w:lineRule="auto"/>
+        <w:jc w:val="both"/>
         <w:rPr>
           <w:rFonts w:cs="Times New Roman"/>
           <w:szCs w:val="24"/>
@@ -7266,6 +7095,7 @@
           <w:numId w:val="43"/>
         </w:numPr>
         <w:spacing w:line="240" w:lineRule="auto"/>
+        <w:jc w:val="both"/>
         <w:rPr>
           <w:rFonts w:cs="Times New Roman"/>
           <w:szCs w:val="24"/>
@@ -7314,6 +7144,7 @@
           <w:numId w:val="43"/>
         </w:numPr>
         <w:spacing w:line="240" w:lineRule="auto"/>
+        <w:jc w:val="both"/>
         <w:rPr>
           <w:rFonts w:cs="Times New Roman"/>
           <w:szCs w:val="24"/>
@@ -7361,6 +7192,7 @@
           <w:numId w:val="43"/>
         </w:numPr>
         <w:spacing w:line="240" w:lineRule="auto"/>
+        <w:jc w:val="both"/>
         <w:rPr>
           <w:rFonts w:cs="Times New Roman"/>
           <w:szCs w:val="24"/>
@@ -7408,6 +7240,7 @@
           <w:numId w:val="43"/>
         </w:numPr>
         <w:spacing w:line="240" w:lineRule="auto"/>
+        <w:jc w:val="both"/>
         <w:rPr>
           <w:rFonts w:cs="Times New Roman"/>
           <w:b/>
@@ -7569,23 +7402,25 @@
     <w:p>
       <w:pPr>
         <w:pStyle w:val="Heading3"/>
-        <w:rPr>
-          <w:lang w:val="en-US"/>
-        </w:rPr>
-      </w:pPr>
-      <w:bookmarkStart w:id="24" w:name="_Toc224570157"/>
+        <w:jc w:val="both"/>
+        <w:rPr>
+          <w:lang w:val="en-US"/>
+        </w:rPr>
+      </w:pPr>
+      <w:bookmarkStart w:id="23" w:name="_Toc224567614"/>
       <w:r>
         <w:rPr>
           <w:lang w:val="en-US"/>
         </w:rPr>
         <w:t>Колекция Reservations</w:t>
       </w:r>
-      <w:bookmarkEnd w:id="24"/>
+      <w:bookmarkEnd w:id="23"/>
     </w:p>
     <w:p>
       <w:pPr>
         <w:spacing w:line="240" w:lineRule="auto"/>
         <w:ind w:firstLine="720"/>
+        <w:jc w:val="both"/>
         <w:rPr>
           <w:rFonts w:cs="Times New Roman"/>
           <w:szCs w:val="24"/>
@@ -7622,6 +7457,7 @@
     <w:p>
       <w:pPr>
         <w:spacing w:line="240" w:lineRule="auto"/>
+        <w:jc w:val="both"/>
         <w:rPr>
           <w:rFonts w:cs="Times New Roman"/>
           <w:b/>
@@ -7650,6 +7486,7 @@
         </w:numPr>
         <w:spacing w:line="300" w:lineRule="auto"/>
         <w:ind w:left="634"/>
+        <w:jc w:val="both"/>
         <w:rPr>
           <w:rFonts w:cs="Times New Roman"/>
           <w:szCs w:val="24"/>
@@ -7720,6 +7557,7 @@
         </w:numPr>
         <w:spacing w:line="300" w:lineRule="auto"/>
         <w:ind w:left="634"/>
+        <w:jc w:val="both"/>
         <w:rPr>
           <w:rFonts w:cs="Times New Roman"/>
           <w:szCs w:val="24"/>
@@ -7770,6 +7608,7 @@
         </w:numPr>
         <w:spacing w:line="300" w:lineRule="auto"/>
         <w:ind w:left="634"/>
+        <w:jc w:val="both"/>
         <w:rPr>
           <w:rFonts w:cs="Times New Roman"/>
           <w:szCs w:val="24"/>
@@ -7820,6 +7659,7 @@
         </w:numPr>
         <w:spacing w:line="300" w:lineRule="auto"/>
         <w:ind w:left="634"/>
+        <w:jc w:val="both"/>
         <w:rPr>
           <w:rFonts w:cs="Times New Roman"/>
           <w:szCs w:val="24"/>
@@ -7860,6 +7700,7 @@
         </w:numPr>
         <w:spacing w:line="300" w:lineRule="auto"/>
         <w:ind w:left="634"/>
+        <w:jc w:val="both"/>
         <w:rPr>
           <w:rFonts w:cs="Times New Roman"/>
           <w:szCs w:val="24"/>
@@ -7900,6 +7741,7 @@
         </w:numPr>
         <w:spacing w:line="300" w:lineRule="auto"/>
         <w:ind w:left="634"/>
+        <w:jc w:val="both"/>
         <w:rPr>
           <w:rFonts w:cs="Times New Roman"/>
           <w:szCs w:val="24"/>
@@ -7940,6 +7782,7 @@
         </w:numPr>
         <w:spacing w:line="300" w:lineRule="auto"/>
         <w:ind w:left="634"/>
+        <w:jc w:val="both"/>
         <w:rPr>
           <w:rFonts w:cs="Times New Roman"/>
           <w:szCs w:val="24"/>
@@ -7981,6 +7824,7 @@
     <w:p>
       <w:pPr>
         <w:spacing w:line="240" w:lineRule="auto"/>
+        <w:jc w:val="both"/>
         <w:rPr>
           <w:rFonts w:cs="Times New Roman"/>
           <w:b/>
@@ -8075,11 +7919,12 @@
     <w:p>
       <w:pPr>
         <w:pStyle w:val="Heading3"/>
-        <w:rPr>
-          <w:lang w:val="en-US"/>
-        </w:rPr>
-      </w:pPr>
-      <w:bookmarkStart w:id="25" w:name="_Toc224570158"/>
+        <w:jc w:val="both"/>
+        <w:rPr>
+          <w:lang w:val="en-US"/>
+        </w:rPr>
+      </w:pPr>
+      <w:bookmarkStart w:id="24" w:name="_Toc224567615"/>
       <w:r>
         <w:rPr>
           <w:lang w:val="en-US"/>
@@ -8099,12 +7944,13 @@
         </w:rPr>
         <w:t>aintenanceReports</w:t>
       </w:r>
-      <w:bookmarkEnd w:id="25"/>
+      <w:bookmarkEnd w:id="24"/>
     </w:p>
     <w:p>
       <w:pPr>
         <w:spacing w:line="240" w:lineRule="auto"/>
         <w:ind w:firstLine="720"/>
+        <w:jc w:val="both"/>
         <w:rPr>
           <w:rFonts w:cs="Times New Roman"/>
           <w:szCs w:val="24"/>
@@ -8159,6 +8005,7 @@
     <w:p>
       <w:pPr>
         <w:spacing w:line="240" w:lineRule="auto"/>
+        <w:jc w:val="both"/>
         <w:rPr>
           <w:rFonts w:cs="Times New Roman"/>
           <w:b/>
@@ -8187,6 +8034,7 @@
         </w:numPr>
         <w:spacing w:line="300" w:lineRule="auto"/>
         <w:ind w:left="634"/>
+        <w:jc w:val="both"/>
         <w:rPr>
           <w:rFonts w:cs="Times New Roman"/>
           <w:szCs w:val="24"/>
@@ -8237,6 +8085,7 @@
         </w:numPr>
         <w:spacing w:line="300" w:lineRule="auto"/>
         <w:ind w:left="634"/>
+        <w:jc w:val="both"/>
         <w:rPr>
           <w:rFonts w:cs="Times New Roman"/>
           <w:szCs w:val="24"/>
@@ -8287,6 +8136,7 @@
         </w:numPr>
         <w:spacing w:line="300" w:lineRule="auto"/>
         <w:ind w:left="634"/>
+        <w:jc w:val="both"/>
         <w:rPr>
           <w:rFonts w:cs="Times New Roman"/>
           <w:szCs w:val="24"/>
@@ -8337,6 +8187,7 @@
         </w:numPr>
         <w:spacing w:line="300" w:lineRule="auto"/>
         <w:ind w:left="634"/>
+        <w:jc w:val="both"/>
         <w:rPr>
           <w:rFonts w:cs="Times New Roman"/>
           <w:szCs w:val="24"/>
@@ -8377,6 +8228,7 @@
         </w:numPr>
         <w:spacing w:line="300" w:lineRule="auto"/>
         <w:ind w:left="634"/>
+        <w:jc w:val="both"/>
         <w:rPr>
           <w:rFonts w:cs="Times New Roman"/>
           <w:szCs w:val="24"/>
@@ -8417,6 +8269,7 @@
         </w:numPr>
         <w:spacing w:line="300" w:lineRule="auto"/>
         <w:ind w:left="634"/>
+        <w:jc w:val="both"/>
         <w:rPr>
           <w:rFonts w:cs="Times New Roman"/>
           <w:szCs w:val="24"/>
@@ -8457,6 +8310,7 @@
         </w:numPr>
         <w:spacing w:line="300" w:lineRule="auto"/>
         <w:ind w:left="634"/>
+        <w:jc w:val="both"/>
         <w:rPr>
           <w:rFonts w:cs="Times New Roman"/>
           <w:szCs w:val="24"/>
@@ -8497,6 +8351,7 @@
         </w:numPr>
         <w:spacing w:line="300" w:lineRule="auto"/>
         <w:ind w:left="634"/>
+        <w:jc w:val="both"/>
         <w:rPr>
           <w:rFonts w:cs="Times New Roman"/>
           <w:szCs w:val="24"/>
@@ -8531,6 +8386,7 @@
     <w:p>
       <w:pPr>
         <w:spacing w:line="240" w:lineRule="auto"/>
+        <w:jc w:val="both"/>
         <w:rPr>
           <w:rFonts w:cs="Times New Roman"/>
           <w:szCs w:val="24"/>
@@ -8541,6 +8397,7 @@
     <w:p>
       <w:pPr>
         <w:spacing w:line="240" w:lineRule="auto"/>
+        <w:jc w:val="both"/>
         <w:rPr>
           <w:rFonts w:cs="Times New Roman"/>
           <w:b/>
@@ -8647,23 +8504,25 @@
     <w:p>
       <w:pPr>
         <w:pStyle w:val="Heading2"/>
-        <w:rPr>
-          <w:lang w:val="en-US"/>
-        </w:rPr>
-      </w:pPr>
-      <w:bookmarkStart w:id="26" w:name="_Toc224570159"/>
+        <w:jc w:val="both"/>
+        <w:rPr>
+          <w:lang w:val="en-US"/>
+        </w:rPr>
+      </w:pPr>
+      <w:bookmarkStart w:id="25" w:name="_Toc224567616"/>
       <w:r>
         <w:rPr>
           <w:lang w:val="en-US"/>
         </w:rPr>
         <w:t>4.2 Операции върху данните</w:t>
       </w:r>
-      <w:bookmarkEnd w:id="26"/>
+      <w:bookmarkEnd w:id="25"/>
     </w:p>
     <w:p>
       <w:pPr>
         <w:spacing w:line="240" w:lineRule="auto"/>
         <w:ind w:firstLine="360"/>
+        <w:jc w:val="both"/>
         <w:rPr>
           <w:rFonts w:cs="Times New Roman"/>
           <w:szCs w:val="24"/>
@@ -8699,22 +8558,24 @@
     <w:p>
       <w:pPr>
         <w:pStyle w:val="Heading3"/>
-        <w:rPr>
-          <w:lang w:val="en-US"/>
-        </w:rPr>
-      </w:pPr>
-      <w:bookmarkStart w:id="27" w:name="_Toc224570160"/>
+        <w:jc w:val="both"/>
+        <w:rPr>
+          <w:lang w:val="en-US"/>
+        </w:rPr>
+      </w:pPr>
+      <w:bookmarkStart w:id="26" w:name="_Toc224567617"/>
       <w:r>
         <w:rPr>
           <w:lang w:val="en-US"/>
         </w:rPr>
         <w:t>Създаване на записи (Create)</w:t>
       </w:r>
-      <w:bookmarkEnd w:id="27"/>
+      <w:bookmarkEnd w:id="26"/>
     </w:p>
     <w:p>
       <w:pPr>
         <w:ind w:firstLine="720"/>
+        <w:jc w:val="both"/>
       </w:pPr>
       <w:r>
         <w:rPr>
@@ -8774,6 +8635,7 @@
       <w:pPr>
         <w:spacing w:line="240" w:lineRule="auto"/>
         <w:ind w:left="720"/>
+        <w:jc w:val="both"/>
         <w:rPr>
           <w:rFonts w:ascii="Consolas" w:hAnsi="Consolas" w:cs="Times New Roman"/>
           <w:szCs w:val="24"/>
@@ -8793,6 +8655,7 @@
       <w:pPr>
         <w:spacing w:line="240" w:lineRule="auto"/>
         <w:ind w:left="720"/>
+        <w:jc w:val="both"/>
         <w:rPr>
           <w:rFonts w:ascii="Consolas" w:hAnsi="Consolas" w:cs="Times New Roman"/>
           <w:szCs w:val="24"/>
@@ -8812,6 +8675,7 @@
       <w:pPr>
         <w:spacing w:line="240" w:lineRule="auto"/>
         <w:ind w:left="720"/>
+        <w:jc w:val="both"/>
         <w:rPr>
           <w:rFonts w:ascii="Consolas" w:hAnsi="Consolas" w:cs="Times New Roman"/>
           <w:szCs w:val="24"/>
@@ -8831,6 +8695,7 @@
       <w:pPr>
         <w:spacing w:line="240" w:lineRule="auto"/>
         <w:ind w:left="720"/>
+        <w:jc w:val="both"/>
         <w:rPr>
           <w:rFonts w:ascii="Consolas" w:hAnsi="Consolas" w:cs="Times New Roman"/>
           <w:szCs w:val="24"/>
@@ -8851,6 +8716,7 @@
       <w:pPr>
         <w:spacing w:line="240" w:lineRule="auto"/>
         <w:ind w:left="720"/>
+        <w:jc w:val="both"/>
         <w:rPr>
           <w:rFonts w:ascii="Consolas" w:hAnsi="Consolas" w:cs="Times New Roman"/>
           <w:szCs w:val="24"/>
@@ -8870,6 +8736,7 @@
       <w:pPr>
         <w:spacing w:line="240" w:lineRule="auto"/>
         <w:ind w:left="720"/>
+        <w:jc w:val="both"/>
         <w:rPr>
           <w:rFonts w:ascii="Consolas" w:hAnsi="Consolas" w:cs="Times New Roman"/>
           <w:szCs w:val="24"/>
@@ -8889,6 +8756,7 @@
       <w:pPr>
         <w:spacing w:line="240" w:lineRule="auto"/>
         <w:ind w:left="720"/>
+        <w:jc w:val="both"/>
         <w:rPr>
           <w:rFonts w:ascii="Consolas" w:hAnsi="Consolas" w:cs="Times New Roman"/>
           <w:szCs w:val="24"/>
@@ -8908,6 +8776,7 @@
       <w:pPr>
         <w:spacing w:line="240" w:lineRule="auto"/>
         <w:ind w:left="720"/>
+        <w:jc w:val="both"/>
         <w:rPr>
           <w:rFonts w:ascii="Consolas" w:hAnsi="Consolas" w:cs="Times New Roman"/>
           <w:szCs w:val="24"/>
@@ -8927,6 +8796,7 @@
       <w:pPr>
         <w:spacing w:line="240" w:lineRule="auto"/>
         <w:ind w:left="720"/>
+        <w:jc w:val="both"/>
         <w:rPr>
           <w:rFonts w:ascii="Consolas" w:hAnsi="Consolas" w:cs="Times New Roman"/>
           <w:szCs w:val="24"/>
@@ -8953,22 +8823,24 @@
     <w:p>
       <w:pPr>
         <w:pStyle w:val="Heading3"/>
-        <w:rPr>
-          <w:lang w:val="en-US"/>
-        </w:rPr>
-      </w:pPr>
-      <w:bookmarkStart w:id="28" w:name="_Toc224570161"/>
+        <w:jc w:val="both"/>
+        <w:rPr>
+          <w:lang w:val="en-US"/>
+        </w:rPr>
+      </w:pPr>
+      <w:bookmarkStart w:id="27" w:name="_Toc224567618"/>
       <w:r>
         <w:rPr>
           <w:lang w:val="en-US"/>
         </w:rPr>
         <w:t>Четене на данни (Read)</w:t>
       </w:r>
-      <w:bookmarkEnd w:id="28"/>
+      <w:bookmarkEnd w:id="27"/>
     </w:p>
     <w:p>
       <w:pPr>
         <w:ind w:firstLine="360"/>
+        <w:jc w:val="both"/>
         <w:rPr>
           <w:lang w:val="en-US"/>
         </w:rPr>
@@ -8997,6 +8869,7 @@
     <w:p>
       <w:pPr>
         <w:spacing w:line="240" w:lineRule="auto"/>
+        <w:jc w:val="both"/>
         <w:rPr>
           <w:rFonts w:cs="Times New Roman"/>
           <w:b/>
@@ -9018,6 +8891,7 @@
       <w:pPr>
         <w:spacing w:line="240" w:lineRule="auto"/>
         <w:ind w:firstLine="720"/>
+        <w:jc w:val="both"/>
         <w:rPr>
           <w:rFonts w:ascii="Consolas" w:hAnsi="Consolas" w:cs="Times New Roman"/>
           <w:szCs w:val="24"/>
@@ -9034,6 +8908,7 @@
     <w:p>
       <w:pPr>
         <w:spacing w:line="240" w:lineRule="auto"/>
+        <w:jc w:val="both"/>
         <w:rPr>
           <w:rFonts w:ascii="Consolas" w:hAnsi="Consolas" w:cs="Times New Roman"/>
           <w:szCs w:val="24"/>
@@ -9043,6 +8918,7 @@
     <w:p>
       <w:pPr>
         <w:spacing w:line="240" w:lineRule="auto"/>
+        <w:jc w:val="both"/>
         <w:rPr>
           <w:rFonts w:cs="Times New Roman"/>
           <w:b/>
@@ -9064,6 +8940,7 @@
       <w:pPr>
         <w:spacing w:line="240" w:lineRule="auto"/>
         <w:ind w:left="720"/>
+        <w:jc w:val="both"/>
         <w:rPr>
           <w:rFonts w:ascii="Consolas" w:hAnsi="Consolas" w:cs="Times New Roman"/>
           <w:szCs w:val="24"/>
@@ -9081,6 +8958,7 @@
       <w:pPr>
         <w:spacing w:line="240" w:lineRule="auto"/>
         <w:ind w:left="720"/>
+        <w:jc w:val="both"/>
         <w:rPr>
           <w:rFonts w:ascii="Consolas" w:hAnsi="Consolas" w:cs="Times New Roman"/>
           <w:szCs w:val="24"/>
@@ -9098,6 +8976,7 @@
       <w:pPr>
         <w:spacing w:line="240" w:lineRule="auto"/>
         <w:ind w:left="720"/>
+        <w:jc w:val="both"/>
         <w:rPr>
           <w:rFonts w:ascii="Consolas" w:hAnsi="Consolas" w:cs="Times New Roman"/>
           <w:szCs w:val="24"/>
@@ -9114,6 +8993,7 @@
     <w:p>
       <w:pPr>
         <w:spacing w:line="240" w:lineRule="auto"/>
+        <w:jc w:val="both"/>
         <w:rPr>
           <w:rFonts w:ascii="Consolas" w:hAnsi="Consolas" w:cs="Times New Roman"/>
           <w:szCs w:val="24"/>
@@ -9123,6 +9003,7 @@
     <w:p>
       <w:pPr>
         <w:spacing w:line="240" w:lineRule="auto"/>
+        <w:jc w:val="both"/>
         <w:rPr>
           <w:rFonts w:cs="Times New Roman"/>
           <w:b/>
@@ -9144,6 +9025,7 @@
       <w:pPr>
         <w:spacing w:line="240" w:lineRule="auto"/>
         <w:ind w:left="720"/>
+        <w:jc w:val="both"/>
         <w:rPr>
           <w:rFonts w:ascii="Consolas" w:hAnsi="Consolas" w:cs="Times New Roman"/>
           <w:szCs w:val="24"/>
@@ -9161,6 +9043,7 @@
       <w:pPr>
         <w:spacing w:line="240" w:lineRule="auto"/>
         <w:ind w:left="720"/>
+        <w:jc w:val="both"/>
         <w:rPr>
           <w:rFonts w:ascii="Consolas" w:hAnsi="Consolas" w:cs="Times New Roman"/>
           <w:szCs w:val="24"/>
@@ -9178,6 +9061,7 @@
       <w:pPr>
         <w:spacing w:line="240" w:lineRule="auto"/>
         <w:ind w:left="720"/>
+        <w:jc w:val="both"/>
         <w:rPr>
           <w:rFonts w:ascii="Consolas" w:hAnsi="Consolas" w:cs="Times New Roman"/>
           <w:szCs w:val="24"/>
@@ -9203,22 +9087,24 @@
     <w:p>
       <w:pPr>
         <w:pStyle w:val="Heading3"/>
-        <w:rPr>
-          <w:lang w:val="en-US"/>
-        </w:rPr>
-      </w:pPr>
-      <w:bookmarkStart w:id="29" w:name="_Toc224570162"/>
+        <w:jc w:val="both"/>
+        <w:rPr>
+          <w:lang w:val="en-US"/>
+        </w:rPr>
+      </w:pPr>
+      <w:bookmarkStart w:id="28" w:name="_Toc224567619"/>
       <w:r>
         <w:rPr>
           <w:lang w:val="en-US"/>
         </w:rPr>
         <w:t>Актуализиране на записи (Update)</w:t>
       </w:r>
-      <w:bookmarkEnd w:id="29"/>
+      <w:bookmarkEnd w:id="28"/>
     </w:p>
     <w:p>
       <w:pPr>
         <w:ind w:firstLine="720"/>
+        <w:jc w:val="both"/>
         <w:rPr>
           <w:lang w:val="en-US"/>
         </w:rPr>
@@ -9261,6 +9147,7 @@
     <w:p>
       <w:pPr>
         <w:spacing w:line="240" w:lineRule="auto"/>
+        <w:jc w:val="both"/>
         <w:rPr>
           <w:rFonts w:cs="Times New Roman"/>
           <w:b/>
@@ -9345,23 +9232,23 @@
     <w:p>
       <w:pPr>
         <w:spacing w:line="240" w:lineRule="auto"/>
-        <w:rPr>
-          <w:rFonts w:cs="Times New Roman"/>
-          <w:b/>
-          <w:bCs/>
-          <w:szCs w:val="24"/>
-          <w:lang w:val="en-US"/>
-        </w:rPr>
-      </w:pPr>
-      <w:r>
-        <w:rPr>
-          <w:rFonts w:cs="Times New Roman"/>
-          <w:b/>
-          <w:bCs/>
-          <w:szCs w:val="24"/>
-          <w:lang w:val="en-US"/>
-        </w:rPr>
-        <w:lastRenderedPageBreak/>
+        <w:jc w:val="both"/>
+        <w:rPr>
+          <w:rFonts w:cs="Times New Roman"/>
+          <w:b/>
+          <w:bCs/>
+          <w:szCs w:val="24"/>
+          <w:lang w:val="en-US"/>
+        </w:rPr>
+      </w:pPr>
+      <w:r>
+        <w:rPr>
+          <w:rFonts w:cs="Times New Roman"/>
+          <w:b/>
+          <w:bCs/>
+          <w:szCs w:val="24"/>
+          <w:lang w:val="en-US"/>
+        </w:rPr>
         <w:t>Пример – увеличаване на стойност</w:t>
       </w:r>
     </w:p>
@@ -9381,6 +9268,7 @@
           <w:szCs w:val="24"/>
           <w:lang w:val="en-US"/>
         </w:rPr>
+        <w:lastRenderedPageBreak/>
         <w:t>db.skiPasses.updateMany(</w:t>
       </w:r>
       <w:r>
@@ -9424,22 +9312,24 @@
     <w:p>
       <w:pPr>
         <w:pStyle w:val="Heading3"/>
-        <w:rPr>
-          <w:lang w:val="en-US"/>
-        </w:rPr>
-      </w:pPr>
-      <w:bookmarkStart w:id="30" w:name="_Toc224570163"/>
+        <w:jc w:val="both"/>
+        <w:rPr>
+          <w:lang w:val="en-US"/>
+        </w:rPr>
+      </w:pPr>
+      <w:bookmarkStart w:id="29" w:name="_Toc224567620"/>
       <w:r>
         <w:rPr>
           <w:lang w:val="en-US"/>
         </w:rPr>
         <w:t>Изтриване на записи (Delete)</w:t>
       </w:r>
-      <w:bookmarkEnd w:id="30"/>
+      <w:bookmarkEnd w:id="29"/>
     </w:p>
     <w:p>
       <w:pPr>
         <w:ind w:firstLine="720"/>
+        <w:jc w:val="both"/>
         <w:rPr>
           <w:lang w:val="en-US"/>
         </w:rPr>
@@ -9481,6 +9371,7 @@
     </w:p>
     <w:p>
       <w:pPr>
+        <w:jc w:val="both"/>
         <w:rPr>
           <w:b/>
           <w:bCs/>
@@ -9546,11 +9437,12 @@
     <w:p>
       <w:pPr>
         <w:pStyle w:val="Heading2"/>
-        <w:rPr>
-          <w:lang w:val="en-US"/>
-        </w:rPr>
-      </w:pPr>
-      <w:bookmarkStart w:id="31" w:name="_Toc224570164"/>
+        <w:jc w:val="both"/>
+        <w:rPr>
+          <w:lang w:val="en-US"/>
+        </w:rPr>
+      </w:pPr>
+      <w:bookmarkStart w:id="30" w:name="_Toc224567621"/>
       <w:r>
         <w:rPr>
           <w:lang w:val="en-US"/>
@@ -9572,14 +9464,12 @@
         </w:rPr>
         <w:t xml:space="preserve"> заявки (Aggregation)</w:t>
       </w:r>
-      <w:bookmarkEnd w:id="31"/>
+      <w:bookmarkEnd w:id="30"/>
     </w:p>
     <w:p>
       <w:pPr>
         <w:ind w:firstLine="720"/>
-        <w:rPr>
-          <w:lang w:val="en-US"/>
-        </w:rPr>
+        <w:jc w:val="both"/>
       </w:pPr>
       <w:r>
         <w:rPr>
@@ -9649,6 +9539,7 @@
     </w:p>
     <w:p>
       <w:pPr>
+        <w:jc w:val="both"/>
         <w:rPr>
           <w:b/>
           <w:bCs/>
@@ -9743,6 +9634,7 @@
     </w:p>
     <w:p>
       <w:pPr>
+        <w:jc w:val="both"/>
         <w:rPr>
           <w:b/>
           <w:bCs/>
@@ -9760,6 +9652,7 @@
     </w:p>
     <w:p>
       <w:pPr>
+        <w:jc w:val="both"/>
         <w:rPr>
           <w:lang w:val="en-US"/>
         </w:rPr>
@@ -9787,6 +9680,7 @@
     </w:p>
     <w:p>
       <w:pPr>
+        <w:jc w:val="both"/>
         <w:rPr>
           <w:b/>
           <w:bCs/>
@@ -9853,21 +9747,21 @@
           <w:lang w:val="en-US"/>
         </w:rPr>
         <w:br/>
+        <w:t xml:space="preserve">      foreignField: "_id",</w:t>
       </w:r>
       <w:r>
         <w:rPr>
           <w:rFonts w:ascii="Consolas" w:hAnsi="Consolas"/>
           <w:lang w:val="en-US"/>
         </w:rPr>
+        <w:br/>
+      </w:r>
+      <w:r>
+        <w:rPr>
+          <w:rFonts w:ascii="Consolas" w:hAnsi="Consolas"/>
+          <w:lang w:val="en-US"/>
+        </w:rPr>
         <w:lastRenderedPageBreak/>
-        <w:t xml:space="preserve">      foreignField: "_id",</w:t>
-      </w:r>
-      <w:r>
-        <w:rPr>
-          <w:rFonts w:ascii="Consolas" w:hAnsi="Consolas"/>
-          <w:lang w:val="en-US"/>
-        </w:rPr>
-        <w:br/>
         <w:t xml:space="preserve">      as: "userInfo"</w:t>
       </w:r>
       <w:r>
@@ -9898,6 +9792,7 @@
     <w:p>
       <w:pPr>
         <w:ind w:firstLine="360"/>
+        <w:jc w:val="both"/>
         <w:rPr>
           <w:lang w:val="en-US"/>
         </w:rPr>
@@ -9932,6 +9827,7 @@
     </w:p>
     <w:p>
       <w:pPr>
+        <w:jc w:val="both"/>
         <w:rPr>
           <w:rFonts w:cs="Times New Roman"/>
           <w:szCs w:val="24"/>
@@ -9986,22 +9882,22 @@
     <w:p>
       <w:pPr>
         <w:pStyle w:val="Heading1"/>
-        <w:rPr>
-          <w:lang w:val="en-US"/>
-        </w:rPr>
-      </w:pPr>
-      <w:bookmarkStart w:id="32" w:name="_Toc224570165"/>
+        <w:jc w:val="both"/>
+        <w:rPr>
+          <w:lang w:val="en-US"/>
+        </w:rPr>
+      </w:pPr>
       <w:r>
         <w:rPr>
           <w:lang w:val="en-US"/>
         </w:rPr>
         <w:t>Role-Based Access Control (RBAC)</w:t>
       </w:r>
-      <w:bookmarkEnd w:id="32"/>
     </w:p>
     <w:p>
       <w:pPr>
         <w:ind w:firstLine="720"/>
+        <w:jc w:val="both"/>
         <w:rPr>
           <w:rFonts w:cs="Times New Roman"/>
           <w:szCs w:val="24"/>
@@ -10046,6 +9942,7 @@
     <w:p>
       <w:pPr>
         <w:ind w:firstLine="720"/>
+        <w:jc w:val="both"/>
         <w:rPr>
           <w:rFonts w:cs="Times New Roman"/>
           <w:szCs w:val="24"/>
@@ -10098,22 +9995,22 @@
     <w:p>
       <w:pPr>
         <w:pStyle w:val="Heading2"/>
-        <w:rPr>
-          <w:lang w:val="en-US"/>
-        </w:rPr>
-      </w:pPr>
-      <w:bookmarkStart w:id="33" w:name="_Toc224570166"/>
+        <w:jc w:val="both"/>
+        <w:rPr>
+          <w:lang w:val="en-US"/>
+        </w:rPr>
+      </w:pPr>
       <w:r>
         <w:rPr>
           <w:lang w:val="en-US"/>
         </w:rPr>
         <w:t>Администратор (resortAdmin)</w:t>
       </w:r>
-      <w:bookmarkEnd w:id="33"/>
     </w:p>
     <w:p>
       <w:pPr>
         <w:ind w:firstLine="360"/>
+        <w:jc w:val="both"/>
         <w:rPr>
           <w:rFonts w:cs="Times New Roman"/>
           <w:szCs w:val="24"/>
@@ -10154,6 +10051,7 @@
           <w:numId w:val="45"/>
         </w:numPr>
         <w:spacing w:line="240" w:lineRule="auto"/>
+        <w:jc w:val="both"/>
         <w:rPr>
           <w:rFonts w:cs="Times New Roman"/>
           <w:szCs w:val="24"/>
@@ -10176,6 +10074,7 @@
           <w:numId w:val="45"/>
         </w:numPr>
         <w:spacing w:line="240" w:lineRule="auto"/>
+        <w:jc w:val="both"/>
         <w:rPr>
           <w:rFonts w:cs="Times New Roman"/>
           <w:szCs w:val="24"/>
@@ -10198,6 +10097,7 @@
           <w:numId w:val="45"/>
         </w:numPr>
         <w:spacing w:line="240" w:lineRule="auto"/>
+        <w:jc w:val="both"/>
         <w:rPr>
           <w:rFonts w:cs="Times New Roman"/>
           <w:szCs w:val="24"/>
@@ -10220,6 +10120,7 @@
           <w:numId w:val="45"/>
         </w:numPr>
         <w:spacing w:line="240" w:lineRule="auto"/>
+        <w:jc w:val="both"/>
         <w:rPr>
           <w:rFonts w:cs="Times New Roman"/>
           <w:szCs w:val="24"/>
@@ -10237,6 +10138,7 @@
     </w:p>
     <w:p>
       <w:pPr>
+        <w:jc w:val="both"/>
         <w:rPr>
           <w:rFonts w:cs="Times New Roman"/>
           <w:szCs w:val="24"/>
@@ -10254,6 +10156,7 @@
     </w:p>
     <w:p>
       <w:pPr>
+        <w:jc w:val="both"/>
         <w:rPr>
           <w:rFonts w:cs="Times New Roman"/>
           <w:szCs w:val="24"/>
@@ -10264,22 +10167,22 @@
     <w:p>
       <w:pPr>
         <w:pStyle w:val="Heading2"/>
-        <w:rPr>
-          <w:lang w:val="en-US"/>
-        </w:rPr>
-      </w:pPr>
-      <w:bookmarkStart w:id="34" w:name="_Toc224570167"/>
+        <w:jc w:val="both"/>
+        <w:rPr>
+          <w:lang w:val="en-US"/>
+        </w:rPr>
+      </w:pPr>
       <w:r>
         <w:rPr>
           <w:lang w:val="en-US"/>
         </w:rPr>
         <w:t>Оператор (resortOperator)</w:t>
       </w:r>
-      <w:bookmarkEnd w:id="34"/>
     </w:p>
     <w:p>
       <w:pPr>
         <w:ind w:firstLine="360"/>
+        <w:jc w:val="both"/>
         <w:rPr>
           <w:rFonts w:cs="Times New Roman"/>
           <w:szCs w:val="24"/>
@@ -10337,6 +10240,7 @@
           <w:ilvl w:val="0"/>
           <w:numId w:val="46"/>
         </w:numPr>
+        <w:jc w:val="both"/>
         <w:rPr>
           <w:rFonts w:cs="Times New Roman"/>
           <w:szCs w:val="24"/>
@@ -10358,6 +10262,7 @@
           <w:ilvl w:val="0"/>
           <w:numId w:val="46"/>
         </w:numPr>
+        <w:jc w:val="both"/>
         <w:rPr>
           <w:rFonts w:cs="Times New Roman"/>
           <w:szCs w:val="24"/>
@@ -10379,6 +10284,7 @@
           <w:ilvl w:val="0"/>
           <w:numId w:val="46"/>
         </w:numPr>
+        <w:jc w:val="both"/>
         <w:rPr>
           <w:rFonts w:cs="Times New Roman"/>
           <w:szCs w:val="24"/>
@@ -10396,6 +10302,7 @@
     </w:p>
     <w:p>
       <w:pPr>
+        <w:jc w:val="both"/>
         <w:rPr>
           <w:rFonts w:cs="Times New Roman"/>
           <w:szCs w:val="24"/>
@@ -10413,12 +10320,21 @@
     </w:p>
     <w:p>
       <w:pPr>
+        <w:rPr>
+          <w:rFonts w:cs="Times New Roman"/>
+          <w:szCs w:val="24"/>
+          <w:lang w:val="en-US"/>
+        </w:rPr>
+      </w:pPr>
+    </w:p>
+    <w:p>
+      <w:pPr>
         <w:pStyle w:val="Heading2"/>
-        <w:rPr>
-          <w:lang w:val="en-US"/>
-        </w:rPr>
-      </w:pPr>
-      <w:bookmarkStart w:id="35" w:name="_Toc224570168"/>
+        <w:jc w:val="both"/>
+        <w:rPr>
+          <w:lang w:val="en-US"/>
+        </w:rPr>
+      </w:pPr>
       <w:r>
         <w:rPr>
           <w:lang w:val="en-US"/>
@@ -10426,11 +10342,11 @@
         <w:lastRenderedPageBreak/>
         <w:t>Наблюдател (resortViewer)</w:t>
       </w:r>
-      <w:bookmarkEnd w:id="35"/>
     </w:p>
     <w:p>
       <w:pPr>
         <w:ind w:firstLine="360"/>
+        <w:jc w:val="both"/>
         <w:rPr>
           <w:rFonts w:cs="Times New Roman"/>
           <w:szCs w:val="24"/>
@@ -10488,6 +10404,7 @@
           <w:ilvl w:val="0"/>
           <w:numId w:val="47"/>
         </w:numPr>
+        <w:jc w:val="both"/>
         <w:rPr>
           <w:rFonts w:cs="Times New Roman"/>
           <w:szCs w:val="24"/>
@@ -10509,6 +10426,7 @@
           <w:ilvl w:val="0"/>
           <w:numId w:val="47"/>
         </w:numPr>
+        <w:jc w:val="both"/>
         <w:rPr>
           <w:rFonts w:cs="Times New Roman"/>
           <w:szCs w:val="24"/>
@@ -10526,6 +10444,7 @@
     </w:p>
     <w:p>
       <w:pPr>
+        <w:jc w:val="both"/>
         <w:rPr>
           <w:rFonts w:cs="Times New Roman"/>
           <w:szCs w:val="24"/>
@@ -10543,6 +10462,7 @@
     </w:p>
     <w:p>
       <w:pPr>
+        <w:jc w:val="both"/>
         <w:rPr>
           <w:rFonts w:cs="Times New Roman"/>
           <w:szCs w:val="24"/>
@@ -10553,6 +10473,7 @@
     <w:p>
       <w:pPr>
         <w:ind w:firstLine="360"/>
+        <w:jc w:val="both"/>
         <w:rPr>
           <w:rFonts w:cs="Times New Roman"/>
           <w:szCs w:val="24"/>
@@ -10603,13 +10524,14 @@
           <w:numId w:val="38"/>
         </w:numPr>
         <w:spacing w:before="0" w:after="0" w:line="360" w:lineRule="auto"/>
+        <w:jc w:val="both"/>
         <w:rPr>
           <w:rFonts w:eastAsia="Times New Roman" w:cs="Times New Roman"/>
           <w:sz w:val="36"/>
           <w:szCs w:val="36"/>
         </w:rPr>
       </w:pPr>
-      <w:bookmarkStart w:id="36" w:name="_Toc224570169"/>
+      <w:bookmarkStart w:id="31" w:name="_Toc224567622"/>
       <w:r>
         <w:rPr>
           <w:rFonts w:eastAsia="Times New Roman" w:cs="Times New Roman"/>
@@ -10618,7 +10540,7 @@
         </w:rPr>
         <w:t>Използвана литература (библиография)</w:t>
       </w:r>
-      <w:bookmarkEnd w:id="36"/>
+      <w:bookmarkEnd w:id="31"/>
     </w:p>
     <w:p>
       <w:r>
@@ -10688,13 +10610,14 @@
           <w:ilvl w:val="1"/>
           <w:numId w:val="38"/>
         </w:numPr>
+        <w:jc w:val="both"/>
         <w:rPr>
           <w:rFonts w:cs="Times New Roman"/>
           <w:sz w:val="30"/>
           <w:szCs w:val="30"/>
         </w:rPr>
       </w:pPr>
-      <w:bookmarkStart w:id="37" w:name="_Toc224570170"/>
+      <w:bookmarkStart w:id="32" w:name="_Toc224567623"/>
       <w:r>
         <w:rPr>
           <w:rFonts w:cs="Times New Roman"/>
@@ -10703,7 +10626,7 @@
         </w:rPr>
         <w:t>Използвани съкращения</w:t>
       </w:r>
-      <w:bookmarkEnd w:id="37"/>
+      <w:bookmarkEnd w:id="32"/>
     </w:p>
     <w:p>
       <w:pPr>
@@ -10898,12 +10821,13 @@
           <w:ilvl w:val="0"/>
           <w:numId w:val="38"/>
         </w:numPr>
-      </w:pPr>
-      <w:bookmarkStart w:id="38" w:name="_Toc224570171"/>
+        <w:jc w:val="both"/>
+      </w:pPr>
+      <w:bookmarkStart w:id="33" w:name="_Toc224567624"/>
       <w:r>
         <w:t>За рефериране</w:t>
       </w:r>
-      <w:bookmarkEnd w:id="38"/>
+      <w:bookmarkEnd w:id="33"/>
     </w:p>
     <w:p>
       <w:pPr>
